--- a/EDNEL-Rulebook.docx
+++ b/EDNEL-Rulebook.docx
@@ -4,7 +4,7 @@
   <w:body>
     <w:p>
       <w:pPr>
-        <w:pStyle w:val="Title"/>
+        <w:pStyle w:val="Ttulo"/>
       </w:pPr>
       <w:r>
         <w:t xml:space="preserve">EDNEL Rulebook</w:t>
@@ -15,7 +15,7 @@
         <w:pStyle w:val="Date"/>
       </w:pPr>
       <w:r>
-        <w:t xml:space="preserve">2025-12-04</w:t>
+        <w:t xml:space="preserve">2025-12-05</w:t>
       </w:r>
     </w:p>
     <w:sdt>
@@ -28,7 +28,7 @@
       <w:sdtContent>
         <w:p>
           <w:pPr>
-            <w:pStyle w:val="TOCHeading"/>
+            <w:pStyle w:val="TtuloTDC"/>
           </w:pPr>
           <w:r>
             <w:t xml:space="preserve">Table of Contents</w:t>
@@ -44,10 +44,10 @@
         </w:p>
       </w:sdtContent>
     </w:sdt>
-    <w:bookmarkStart w:id="21" w:name="ednel-rulebook-marco-de-gobernanza"/>
-    <w:p>
-      <w:pPr>
-        <w:pStyle w:val="Heading1"/>
+    <w:bookmarkStart w:id="47" w:name="ednel-rulebook-marco-de-gobernanza"/>
+    <w:p>
+      <w:pPr>
+        <w:pStyle w:val="Ttulo1"/>
       </w:pPr>
       <w:r>
         <w:t xml:space="preserve">EDNEL Rulebook (Marco de Gobernanza)</w:t>
@@ -133,10 +133,10 @@
         <w:t xml:space="preserve">(Borrador para Aprobación).</w:t>
       </w:r>
     </w:p>
-    <w:bookmarkStart w:id="17" w:name="estructura-del-repositorio"/>
-    <w:p>
-      <w:pPr>
-        <w:pStyle w:val="Heading2"/>
+    <w:bookmarkStart w:id="43" w:name="estructura-del-repositorio"/>
+    <w:p>
+      <w:pPr>
+        <w:pStyle w:val="Ttulo2"/>
       </w:pPr>
       <w:r>
         <w:t xml:space="preserve">📂 Estructura del Repositorio</w:t>
@@ -150,7 +150,7 @@
           <w:numId w:val="1001"/>
         </w:numPr>
       </w:pPr>
-      <w:hyperlink r:id="rId9">
+      <w:hyperlink r:id="rId35">
         <w:r>
           <w:rPr>
             <w:rStyle w:val="VerbatimChar"/>
@@ -182,10 +182,10 @@
           <w:numId w:val="1002"/>
         </w:numPr>
       </w:pPr>
-      <w:hyperlink r:id="rId10">
+      <w:hyperlink r:id="rId36">
         <w:r>
           <w:rPr>
-            <w:rStyle w:val="Hyperlink"/>
+            <w:rStyle w:val="Hipervnculo"/>
           </w:rPr>
           <w:t xml:space="preserve">Capítulo 1: Disposiciones Generales</w:t>
         </w:r>
@@ -199,10 +199,10 @@
           <w:numId w:val="1002"/>
         </w:numPr>
       </w:pPr>
-      <w:hyperlink r:id="rId11">
+      <w:hyperlink r:id="rId37">
         <w:r>
           <w:rPr>
-            <w:rStyle w:val="Hyperlink"/>
+            <w:rStyle w:val="Hipervnculo"/>
           </w:rPr>
           <w:t xml:space="preserve">Capítulo 2: Marco Legal</w:t>
         </w:r>
@@ -216,10 +216,10 @@
           <w:numId w:val="1002"/>
         </w:numPr>
       </w:pPr>
-      <w:hyperlink r:id="rId12">
+      <w:hyperlink r:id="rId38">
         <w:r>
           <w:rPr>
-            <w:rStyle w:val="Hyperlink"/>
+            <w:rStyle w:val="Hipervnculo"/>
           </w:rPr>
           <w:t xml:space="preserve">Capítulo 3: Marco Operativo</w:t>
         </w:r>
@@ -233,10 +233,10 @@
           <w:numId w:val="1002"/>
         </w:numPr>
       </w:pPr>
-      <w:hyperlink r:id="rId13">
+      <w:hyperlink r:id="rId39">
         <w:r>
           <w:rPr>
-            <w:rStyle w:val="Hyperlink"/>
+            <w:rStyle w:val="Hipervnculo"/>
           </w:rPr>
           <w:t xml:space="preserve">Capítulo 4: Marco Técnico</w:t>
         </w:r>
@@ -250,10 +250,10 @@
           <w:numId w:val="1002"/>
         </w:numPr>
       </w:pPr>
-      <w:hyperlink r:id="rId14">
+      <w:hyperlink r:id="rId40">
         <w:r>
           <w:rPr>
-            <w:rStyle w:val="Hyperlink"/>
+            <w:rStyle w:val="Hipervnculo"/>
           </w:rPr>
           <w:t xml:space="preserve">Capítulo 5: Confianza y Anexos</w:t>
         </w:r>
@@ -267,7 +267,7 @@
           <w:numId w:val="1001"/>
         </w:numPr>
       </w:pPr>
-      <w:hyperlink r:id="rId15">
+      <w:hyperlink r:id="rId41">
         <w:r>
           <w:rPr>
             <w:rStyle w:val="VerbatimChar"/>
@@ -311,7 +311,7 @@
           <w:numId w:val="1001"/>
         </w:numPr>
       </w:pPr>
-      <w:hyperlink r:id="rId16">
+      <w:hyperlink r:id="rId42">
         <w:r>
           <w:rPr>
             <w:rStyle w:val="VerbatimChar"/>
@@ -335,11 +335,11 @@
         <w:t xml:space="preserve">Versiones congeladas y firmadas en PDF.</w:t>
       </w:r>
     </w:p>
-    <w:bookmarkEnd w:id="17"/>
-    <w:bookmarkStart w:id="19" w:name="cómo-contribuir"/>
-    <w:p>
-      <w:pPr>
-        <w:pStyle w:val="Heading2"/>
+    <w:bookmarkEnd w:id="43"/>
+    <w:bookmarkStart w:id="45" w:name="cómo-contribuir"/>
+    <w:p>
+      <w:pPr>
+        <w:pStyle w:val="Ttulo2"/>
       </w:pPr>
       <w:r>
         <w:t xml:space="preserve">🚀 Cómo contribuir</w:t>
@@ -355,10 +355,10 @@
       <w:r>
         <w:t xml:space="preserve"> </w:t>
       </w:r>
-      <w:hyperlink r:id="rId18">
+      <w:hyperlink r:id="rId44">
         <w:r>
           <w:rPr>
-            <w:rStyle w:val="Hyperlink"/>
+            <w:rStyle w:val="Hipervnculo"/>
           </w:rPr>
           <w:t xml:space="preserve">CONTRIBUTING.md</w:t>
         </w:r>
@@ -432,11 +432,11 @@
         <w:t xml:space="preserve">3. El Comité de Dirección del EDNEL revisará y aprobará (Merge) o rechazará la propuesta.</w:t>
       </w:r>
     </w:p>
-    <w:bookmarkEnd w:id="19"/>
-    <w:bookmarkStart w:id="20" w:name="licencia"/>
-    <w:p>
-      <w:pPr>
-        <w:pStyle w:val="Heading2"/>
+    <w:bookmarkEnd w:id="45"/>
+    <w:bookmarkStart w:id="46" w:name="licencia"/>
+    <w:p>
+      <w:pPr>
+        <w:pStyle w:val="Ttulo2"/>
       </w:pPr>
       <w:r>
         <w:t xml:space="preserve">⚖️ Licencia</w:t>
@@ -463,12 +463,12 @@
         <w:t xml:space="preserve">. Uso restringido a los participantes del EDNEL.</w:t>
       </w:r>
     </w:p>
-    <w:bookmarkEnd w:id="20"/>
-    <w:bookmarkEnd w:id="21"/>
-    <w:bookmarkStart w:id="30" w:name="capítulo-1-disposiciones-generales"/>
-    <w:p>
-      <w:pPr>
-        <w:pStyle w:val="Heading1"/>
+    <w:bookmarkEnd w:id="46"/>
+    <w:bookmarkEnd w:id="47"/>
+    <w:bookmarkStart w:id="56" w:name="capítulo-1-disposiciones-generales"/>
+    <w:p>
+      <w:pPr>
+        <w:pStyle w:val="Ttulo1"/>
       </w:pPr>
       <w:r>
         <w:t xml:space="preserve">CAPÍTULO 1: DISPOSICIONES GENERALES</w:t>
@@ -531,10 +531,10 @@
         </w:pict>
       </w:r>
     </w:p>
-    <w:bookmarkStart w:id="22" w:name="definición-y-naturaleza-del-espacio"/>
-    <w:p>
-      <w:pPr>
-        <w:pStyle w:val="Heading2"/>
+    <w:bookmarkStart w:id="48" w:name="definición-y-naturaleza-del-espacio"/>
+    <w:p>
+      <w:pPr>
+        <w:pStyle w:val="Ttulo2"/>
       </w:pPr>
       <w:r>
         <w:t xml:space="preserve">1.1. Definición y Naturaleza del Espacio</w:t>
@@ -664,11 +664,11 @@
         <w:t xml:space="preserve">.</w:t>
       </w:r>
     </w:p>
-    <w:bookmarkEnd w:id="22"/>
-    <w:bookmarkStart w:id="23" w:name="misión-y-objetivos-estratégicos"/>
-    <w:p>
-      <w:pPr>
-        <w:pStyle w:val="Heading2"/>
+    <w:bookmarkEnd w:id="48"/>
+    <w:bookmarkStart w:id="49" w:name="misión-y-objetivos-estratégicos"/>
+    <w:p>
+      <w:pPr>
+        <w:pStyle w:val="Ttulo2"/>
       </w:pPr>
       <w:r>
         <w:t xml:space="preserve">1.2. Misión y Objetivos Estratégicos</w:t>
@@ -810,11 +810,11 @@
         <w:t xml:space="preserve">.</w:t>
       </w:r>
     </w:p>
-    <w:bookmarkEnd w:id="23"/>
-    <w:bookmarkStart w:id="24" w:name="Xc6253e9bc727c07538701a39043826c5ce4108c"/>
-    <w:p>
-      <w:pPr>
-        <w:pStyle w:val="Heading2"/>
+    <w:bookmarkEnd w:id="49"/>
+    <w:bookmarkStart w:id="50" w:name="Xc6253e9bc727c07538701a39043826c5ce4108c"/>
+    <w:p>
+      <w:pPr>
+        <w:pStyle w:val="Ttulo2"/>
       </w:pPr>
       <w:r>
         <w:t xml:space="preserve">1.3. Autoridad de Gobernanza (Data Space Authority)</w:t>
@@ -1025,20 +1025,20 @@
         <w:t xml:space="preserve">.</w:t>
       </w:r>
     </w:p>
-    <w:bookmarkEnd w:id="24"/>
-    <w:bookmarkStart w:id="28" w:name="casos-de-uso-principales"/>
-    <w:p>
-      <w:pPr>
-        <w:pStyle w:val="Heading2"/>
+    <w:bookmarkEnd w:id="50"/>
+    <w:bookmarkStart w:id="54" w:name="casos-de-uso-principales"/>
+    <w:p>
+      <w:pPr>
+        <w:pStyle w:val="Ttulo2"/>
       </w:pPr>
       <w:r>
         <w:t xml:space="preserve">1.4. Casos de Uso Principales</w:t>
       </w:r>
     </w:p>
-    <w:bookmarkStart w:id="25" w:name="modelo-de-lenguaje-en-español"/>
-    <w:p>
-      <w:pPr>
-        <w:pStyle w:val="Heading3"/>
+    <w:bookmarkStart w:id="51" w:name="modelo-de-lenguaje-en-español"/>
+    <w:p>
+      <w:pPr>
+        <w:pStyle w:val="Ttulo3"/>
       </w:pPr>
       <w:r>
         <w:t xml:space="preserve">1.4.1. Modelo de Lenguaje en Español</w:t>
@@ -1744,11 +1744,11 @@
         <w:t xml:space="preserve">La creación de activos estratégicos reutilizables para múltiples servicios públicos y privados.</w:t>
       </w:r>
     </w:p>
-    <w:bookmarkEnd w:id="25"/>
-    <w:bookmarkStart w:id="26" w:name="Xf3fbf6705c9ba73d8ca40d2f07fa14c56871623"/>
-    <w:p>
-      <w:pPr>
-        <w:pStyle w:val="Heading3"/>
+    <w:bookmarkEnd w:id="51"/>
+    <w:bookmarkStart w:id="52" w:name="Xf3fbf6705c9ba73d8ca40d2f07fa14c56871623"/>
+    <w:p>
+      <w:pPr>
+        <w:pStyle w:val="Ttulo3"/>
       </w:pPr>
       <w:r>
         <w:t xml:space="preserve">1.4.2. Localización y expansión de empresas hispanohablantes en Europa</w:t>
@@ -2301,11 +2301,11 @@
         <w:t xml:space="preserve">Incremento de competitividad: permite a empresas hispanohablantes reducir costes, riesgos y tiempos de entrada a mercados europeos.</w:t>
       </w:r>
     </w:p>
-    <w:bookmarkEnd w:id="26"/>
-    <w:bookmarkStart w:id="27" w:name="Xf3022441d4809071c16a6bdeda985a08c3222dc"/>
-    <w:p>
-      <w:pPr>
-        <w:pStyle w:val="Heading3"/>
+    <w:bookmarkEnd w:id="52"/>
+    <w:bookmarkStart w:id="53" w:name="Xf3022441d4809071c16a6bdeda985a08c3222dc"/>
+    <w:p>
+      <w:pPr>
+        <w:pStyle w:val="Ttulo3"/>
       </w:pPr>
       <w:r>
         <w:t xml:space="preserve">1.4.3. Repositorio abierto de terminología especializada en español</w:t>
@@ -2739,12 +2739,12 @@
         <w:t xml:space="preserve">Fomento de innovación y competitividad: habilita aplicaciones en educación, investigación, industria, IA y documentación técnica.</w:t>
       </w:r>
     </w:p>
-    <w:bookmarkEnd w:id="27"/>
-    <w:bookmarkEnd w:id="28"/>
-    <w:bookmarkStart w:id="29" w:name="glosario-de-términos-taxonomía-de-roles"/>
-    <w:p>
-      <w:pPr>
-        <w:pStyle w:val="Heading2"/>
+    <w:bookmarkEnd w:id="53"/>
+    <w:bookmarkEnd w:id="54"/>
+    <w:bookmarkStart w:id="55" w:name="glosario-de-términos-taxonomía-de-roles"/>
+    <w:p>
+      <w:pPr>
+        <w:pStyle w:val="Ttulo2"/>
       </w:pPr>
       <w:r>
         <w:t xml:space="preserve">1.5. Glosario de Términos (Taxonomía de Roles)</w:t>
@@ -2989,12 +2989,12 @@
         </w:pict>
       </w:r>
     </w:p>
-    <w:bookmarkEnd w:id="29"/>
-    <w:bookmarkEnd w:id="30"/>
-    <w:bookmarkStart w:id="51" w:name="X82a978b2a674202fe6793561dfcc8955222c7f0"/>
-    <w:p>
-      <w:pPr>
-        <w:pStyle w:val="Heading1"/>
+    <w:bookmarkEnd w:id="55"/>
+    <w:bookmarkEnd w:id="56"/>
+    <w:bookmarkStart w:id="77" w:name="X82a978b2a674202fe6793561dfcc8955222c7f0"/>
+    <w:p>
+      <w:pPr>
+        <w:pStyle w:val="Ttulo1"/>
       </w:pPr>
       <w:r>
         <w:t xml:space="preserve">CONTRATO DE ADHESIÓN AL ESPACIO DE DATOS DE LA NUEVA ECONOMÍA DE LA LENGUA</w:t>
@@ -3091,19 +3091,19 @@
         <w:t xml:space="preserve">Ambas partes, reconociéndose capacidad legal suficiente, acuerdan suscribir el presente:</w:t>
       </w:r>
     </w:p>
-    <w:bookmarkStart w:id="50" w:name="contrato-de-adhesión-al-espacio-de-datos"/>
-    <w:p>
-      <w:pPr>
-        <w:pStyle w:val="Heading2"/>
+    <w:bookmarkStart w:id="76" w:name="contrato-de-adhesión-al-espacio-de-datos"/>
+    <w:p>
+      <w:pPr>
+        <w:pStyle w:val="Ttulo2"/>
       </w:pPr>
       <w:r>
         <w:t xml:space="preserve">CONTRATO DE ADHESIÓN AL ESPACIO DE DATOS</w:t>
       </w:r>
     </w:p>
-    <w:bookmarkStart w:id="31" w:name="objeto-del-contrato"/>
-    <w:p>
-      <w:pPr>
-        <w:pStyle w:val="Heading3"/>
+    <w:bookmarkStart w:id="57" w:name="objeto-del-contrato"/>
+    <w:p>
+      <w:pPr>
+        <w:pStyle w:val="Ttulo3"/>
       </w:pPr>
       <w:r>
         <w:t xml:space="preserve">1. Objeto del contrato</w:t>
@@ -3161,11 +3161,11 @@
         <w:t xml:space="preserve">La supervisión y competencias de la Autoridad de Gobernanza.</w:t>
       </w:r>
     </w:p>
-    <w:bookmarkEnd w:id="31"/>
-    <w:bookmarkStart w:id="32" w:name="rol-del-participante-en-el-ecosistema"/>
-    <w:p>
-      <w:pPr>
-        <w:pStyle w:val="Heading3"/>
+    <w:bookmarkEnd w:id="57"/>
+    <w:bookmarkStart w:id="58" w:name="rol-del-participante-en-el-ecosistema"/>
+    <w:p>
+      <w:pPr>
+        <w:pStyle w:val="Ttulo3"/>
       </w:pPr>
       <w:r>
         <w:t xml:space="preserve">2. Rol del participante en el Ecosistema</w:t>
@@ -3255,11 +3255,11 @@
         <w:t xml:space="preserve">El rol declarado determina las responsabilidades específicas en materia de acceso, provisión, trazabilidad, seguridad y calidad del dato.</w:t>
       </w:r>
     </w:p>
-    <w:bookmarkEnd w:id="32"/>
-    <w:bookmarkStart w:id="33" w:name="aceptación-del-marco-de-gobernanza"/>
-    <w:p>
-      <w:pPr>
-        <w:pStyle w:val="Heading3"/>
+    <w:bookmarkEnd w:id="58"/>
+    <w:bookmarkStart w:id="59" w:name="aceptación-del-marco-de-gobernanza"/>
+    <w:p>
+      <w:pPr>
+        <w:pStyle w:val="Ttulo3"/>
       </w:pPr>
       <w:r>
         <w:t xml:space="preserve">3. Aceptación del marco de gobernanza</w:t>
@@ -3309,11 +3309,11 @@
         <w:t xml:space="preserve">Las decisiones, instrucciones y resoluciones que esta emita durante la vigencia del contrato.</w:t>
       </w:r>
     </w:p>
-    <w:bookmarkEnd w:id="33"/>
-    <w:bookmarkStart w:id="38" w:name="Xfe19adb28ed718e1c53f6a05aa2971ec0092295"/>
-    <w:p>
-      <w:pPr>
-        <w:pStyle w:val="Heading3"/>
+    <w:bookmarkEnd w:id="59"/>
+    <w:bookmarkStart w:id="64" w:name="Xfe19adb28ed718e1c53f6a05aa2971ec0092295"/>
+    <w:p>
+      <w:pPr>
+        <w:pStyle w:val="Ttulo3"/>
       </w:pPr>
       <w:r>
         <w:t xml:space="preserve">4. Derechos y responsabilidades del Participante</w:t>
@@ -3327,10 +3327,10 @@
         <w:t xml:space="preserve">El Participante se obliga a:</w:t>
       </w:r>
     </w:p>
-    <w:bookmarkStart w:id="34" w:name="cumplimiento-técnico-y-operativo"/>
-    <w:p>
-      <w:pPr>
-        <w:pStyle w:val="Heading4"/>
+    <w:bookmarkStart w:id="60" w:name="cumplimiento-técnico-y-operativo"/>
+    <w:p>
+      <w:pPr>
+        <w:pStyle w:val="Ttulo4"/>
       </w:pPr>
       <w:r>
         <w:t xml:space="preserve">4.1. Cumplimiento técnico y operativo</w:t>
@@ -3372,11 +3372,11 @@
         <w:t xml:space="preserve">Mantener procesos internos de seguridad y protección adecuados.</w:t>
       </w:r>
     </w:p>
-    <w:bookmarkEnd w:id="34"/>
-    <w:bookmarkStart w:id="35" w:name="calidad-y-veracidad-del-dato"/>
-    <w:p>
-      <w:pPr>
-        <w:pStyle w:val="Heading4"/>
+    <w:bookmarkEnd w:id="60"/>
+    <w:bookmarkStart w:id="61" w:name="calidad-y-veracidad-del-dato"/>
+    <w:p>
+      <w:pPr>
+        <w:pStyle w:val="Ttulo4"/>
       </w:pPr>
       <w:r>
         <w:t xml:space="preserve">4.2. Calidad y veracidad del dato</w:t>
@@ -3418,11 +3418,11 @@
         <w:t xml:space="preserve">Proporcionar metadatos, políticas de acceso y licencias asociadas.</w:t>
       </w:r>
     </w:p>
-    <w:bookmarkEnd w:id="35"/>
-    <w:bookmarkStart w:id="36" w:name="uso-legítimo-del-dato"/>
-    <w:p>
-      <w:pPr>
-        <w:pStyle w:val="Heading4"/>
+    <w:bookmarkEnd w:id="61"/>
+    <w:bookmarkStart w:id="62" w:name="uso-legítimo-del-dato"/>
+    <w:p>
+      <w:pPr>
+        <w:pStyle w:val="Ttulo4"/>
       </w:pPr>
       <w:r>
         <w:t xml:space="preserve">4.3. Uso legítimo del dato</w:t>
@@ -3476,11 +3476,11 @@
         <w:t xml:space="preserve">Evitar cualquier práctica de reidentificación o uso abusivo.</w:t>
       </w:r>
     </w:p>
-    <w:bookmarkEnd w:id="36"/>
-    <w:bookmarkStart w:id="37" w:name="evidencias-y-trazabilidad"/>
-    <w:p>
-      <w:pPr>
-        <w:pStyle w:val="Heading4"/>
+    <w:bookmarkEnd w:id="62"/>
+    <w:bookmarkStart w:id="63" w:name="evidencias-y-trazabilidad"/>
+    <w:p>
+      <w:pPr>
+        <w:pStyle w:val="Ttulo4"/>
       </w:pPr>
       <w:r>
         <w:t xml:space="preserve">4.4. Evidencias y trazabilidad</w:t>
@@ -3510,12 +3510,12 @@
         <w:t xml:space="preserve">Integrarse con los sistemas de auditoría del ecosistema.</w:t>
       </w:r>
     </w:p>
-    <w:bookmarkEnd w:id="37"/>
-    <w:bookmarkEnd w:id="38"/>
-    <w:bookmarkStart w:id="39" w:name="X1e8dc812a2a8d8947a6b16673cde3caea3b5216"/>
-    <w:p>
-      <w:pPr>
-        <w:pStyle w:val="Heading3"/>
+    <w:bookmarkEnd w:id="63"/>
+    <w:bookmarkEnd w:id="64"/>
+    <w:bookmarkStart w:id="65" w:name="X1e8dc812a2a8d8947a6b16673cde3caea3b5216"/>
+    <w:p>
+      <w:pPr>
+        <w:pStyle w:val="Ttulo3"/>
       </w:pPr>
       <w:r>
         <w:t xml:space="preserve">5. Protección de datos, privacidad y consentimiento</w:t>
@@ -3701,11 +3701,11 @@
         <w:t xml:space="preserve">En caso de incumplimiento grave o reiterado, podrá aplicarse la suspensión o revocación del acceso.</w:t>
       </w:r>
     </w:p>
-    <w:bookmarkEnd w:id="39"/>
-    <w:bookmarkStart w:id="45" w:name="propiedad-intelectual-y-licencias"/>
-    <w:p>
-      <w:pPr>
-        <w:pStyle w:val="Heading3"/>
+    <w:bookmarkEnd w:id="65"/>
+    <w:bookmarkStart w:id="71" w:name="propiedad-intelectual-y-licencias"/>
+    <w:p>
+      <w:pPr>
+        <w:pStyle w:val="Ttulo3"/>
       </w:pPr>
       <w:r>
         <w:t xml:space="preserve">8. Propiedad intelectual y licencias</w:t>
@@ -3785,10 +3785,10 @@
       <w:r>
         <w:t xml:space="preserve"> </w:t>
       </w:r>
-      <w:hyperlink r:id="rId40">
+      <w:hyperlink r:id="rId66">
         <w:r>
           <w:rPr>
-            <w:rStyle w:val="Hyperlink"/>
+            <w:rStyle w:val="Hipervnculo"/>
           </w:rPr>
           <w:t xml:space="preserve">Rulebook v1.0.0</w:t>
         </w:r>
@@ -3797,10 +3797,10 @@
         <w:t xml:space="preserve">, el cual forma parte integrante de este contrato.</w:t>
       </w:r>
     </w:p>
-    <w:bookmarkStart w:id="41" w:name="adhesión"/>
-    <w:p>
-      <w:pPr>
-        <w:pStyle w:val="Heading4"/>
+    <w:bookmarkStart w:id="67" w:name="adhesión"/>
+    <w:p>
+      <w:pPr>
+        <w:pStyle w:val="Ttulo4"/>
       </w:pPr>
       <w:r>
         <w:t xml:space="preserve">9.1. Adhesión</w:t>
@@ -3814,11 +3814,11 @@
         <w:t xml:space="preserve">La adhesión surtirá efecto una vez firmado el contrato y superados los requisitos de certificación técnica y organizativa.</w:t>
       </w:r>
     </w:p>
-    <w:bookmarkEnd w:id="41"/>
-    <w:bookmarkStart w:id="42" w:name="permanencia"/>
-    <w:p>
-      <w:pPr>
-        <w:pStyle w:val="Heading4"/>
+    <w:bookmarkEnd w:id="67"/>
+    <w:bookmarkStart w:id="68" w:name="permanencia"/>
+    <w:p>
+      <w:pPr>
+        <w:pStyle w:val="Ttulo4"/>
       </w:pPr>
       <w:r>
         <w:t xml:space="preserve">9.2. Permanencia</w:t>
@@ -3832,11 +3832,11 @@
         <w:t xml:space="preserve">El Participante deberá cumplir las obligaciones derivadas de su rol durante toda su permanencia en el espacio.</w:t>
       </w:r>
     </w:p>
-    <w:bookmarkEnd w:id="42"/>
-    <w:bookmarkStart w:id="43" w:name="suspensión"/>
-    <w:p>
-      <w:pPr>
-        <w:pStyle w:val="Heading4"/>
+    <w:bookmarkEnd w:id="68"/>
+    <w:bookmarkStart w:id="69" w:name="suspensión"/>
+    <w:p>
+      <w:pPr>
+        <w:pStyle w:val="Ttulo4"/>
       </w:pPr>
       <w:r>
         <w:t xml:space="preserve">9.3. Suspensión</w:t>
@@ -3898,11 +3898,11 @@
         <w:t xml:space="preserve">Falta de cooperación en auditorías</w:t>
       </w:r>
     </w:p>
-    <w:bookmarkEnd w:id="43"/>
-    <w:bookmarkStart w:id="44" w:name="baja"/>
-    <w:p>
-      <w:pPr>
-        <w:pStyle w:val="Heading4"/>
+    <w:bookmarkEnd w:id="69"/>
+    <w:bookmarkStart w:id="70" w:name="baja"/>
+    <w:p>
+      <w:pPr>
+        <w:pStyle w:val="Ttulo4"/>
       </w:pPr>
       <w:r>
         <w:t xml:space="preserve">9.4. Baja</w:t>
@@ -3958,12 +3958,12 @@
         <w:t xml:space="preserve">Conservar evidencias cuando así lo exija la normativa.</w:t>
       </w:r>
     </w:p>
-    <w:bookmarkEnd w:id="44"/>
-    <w:bookmarkEnd w:id="45"/>
-    <w:bookmarkStart w:id="46" w:name="declaración-ética"/>
-    <w:p>
-      <w:pPr>
-        <w:pStyle w:val="Heading3"/>
+    <w:bookmarkEnd w:id="70"/>
+    <w:bookmarkEnd w:id="71"/>
+    <w:bookmarkStart w:id="72" w:name="declaración-ética"/>
+    <w:p>
+      <w:pPr>
+        <w:pStyle w:val="Ttulo3"/>
       </w:pPr>
       <w:r>
         <w:t xml:space="preserve">10. Declaración ética</w:t>
@@ -4019,11 +4019,11 @@
         <w:t xml:space="preserve">aplicar principios de conducta ética en desarrollos de IA y automatización.</w:t>
       </w:r>
     </w:p>
-    <w:bookmarkEnd w:id="46"/>
-    <w:bookmarkStart w:id="47" w:name="entrada-en-vigor-y-duración"/>
-    <w:p>
-      <w:pPr>
-        <w:pStyle w:val="Heading3"/>
+    <w:bookmarkEnd w:id="72"/>
+    <w:bookmarkStart w:id="73" w:name="entrada-en-vigor-y-duración"/>
+    <w:p>
+      <w:pPr>
+        <w:pStyle w:val="Ttulo3"/>
       </w:pPr>
       <w:r>
         <w:t xml:space="preserve">11. Entrada en vigor y duración</w:t>
@@ -4037,11 +4037,11 @@
         <w:t xml:space="preserve">El contrato tendrá vigencia desde su firma y duración indefinida, pudiendo ser actualizado por la Autoridad de Gobernanza mediante notificación formal y proceso aprobado por el marco de gobernanza.</w:t>
       </w:r>
     </w:p>
-    <w:bookmarkEnd w:id="47"/>
-    <w:bookmarkStart w:id="49" w:name="resolución-de-conflictos"/>
-    <w:p>
-      <w:pPr>
-        <w:pStyle w:val="Heading3"/>
+    <w:bookmarkEnd w:id="73"/>
+    <w:bookmarkStart w:id="75" w:name="resolución-de-conflictos"/>
+    <w:p>
+      <w:pPr>
+        <w:pStyle w:val="Ttulo3"/>
       </w:pPr>
       <w:r>
         <w:t xml:space="preserve">12. Resolución de conflictos</w:t>
@@ -4123,22 +4123,22 @@
       <w:pPr>
         <w:pStyle w:val="BodyText"/>
       </w:pPr>
-      <w:hyperlink r:id="rId48">
+      <w:hyperlink r:id="rId74">
         <w:r>
           <w:rPr>
-            <w:rStyle w:val="Hyperlink"/>
+            <w:rStyle w:val="Hipervnculo"/>
           </w:rPr>
           <w:t xml:space="preserve">Volver al Capítulo 2 Legal</w:t>
         </w:r>
       </w:hyperlink>
     </w:p>
-    <w:bookmarkEnd w:id="49"/>
-    <w:bookmarkEnd w:id="50"/>
-    <w:bookmarkEnd w:id="51"/>
-    <w:bookmarkStart w:id="78" w:name="capítulo-2-marco-legal-y-de-confianza"/>
-    <w:p>
-      <w:pPr>
-        <w:pStyle w:val="Heading1"/>
+    <w:bookmarkEnd w:id="75"/>
+    <w:bookmarkEnd w:id="76"/>
+    <w:bookmarkEnd w:id="77"/>
+    <w:bookmarkStart w:id="104" w:name="capítulo-2-marco-legal-y-de-confianza"/>
+    <w:p>
+      <w:pPr>
+        <w:pStyle w:val="Ttulo1"/>
       </w:pPr>
       <w:r>
         <w:t xml:space="preserve">CAPÍTULO 2: MARCO LEGAL Y DE CONFIANZA</w:t>
@@ -4201,10 +4201,10 @@
         </w:pict>
       </w:r>
     </w:p>
-    <w:bookmarkStart w:id="53" w:name="Xefa736174e995138a40b7f7f1fb6d04de14fda5"/>
-    <w:p>
-      <w:pPr>
-        <w:pStyle w:val="Heading2"/>
+    <w:bookmarkStart w:id="79" w:name="Xefa736174e995138a40b7f7f1fb6d04de14fda5"/>
+    <w:p>
+      <w:pPr>
+        <w:pStyle w:val="Ttulo2"/>
       </w:pPr>
       <w:r>
         <w:t xml:space="preserve">2.1. El Acuerdo de Adhesión (Accession Agreement)</w:t>
@@ -4777,20 +4777,20 @@
       <w:pPr>
         <w:pStyle w:val="BodyText"/>
       </w:pPr>
-      <w:hyperlink r:id="rId52">
+      <w:hyperlink r:id="rId78">
         <w:r>
           <w:rPr>
-            <w:rStyle w:val="Hyperlink"/>
+            <w:rStyle w:val="Hipervnculo"/>
           </w:rPr>
           <w:t xml:space="preserve">Contrato de adhesión</w:t>
         </w:r>
       </w:hyperlink>
     </w:p>
-    <w:bookmarkEnd w:id="53"/>
-    <w:bookmarkStart w:id="54" w:name="X272e12ea312c48b8cda5bc60d377ad604fbeb4d"/>
-    <w:p>
-      <w:pPr>
-        <w:pStyle w:val="Heading2"/>
+    <w:bookmarkEnd w:id="79"/>
+    <w:bookmarkStart w:id="80" w:name="X272e12ea312c48b8cda5bc60d377ad604fbeb4d"/>
+    <w:p>
+      <w:pPr>
+        <w:pStyle w:val="Ttulo2"/>
       </w:pPr>
       <w:r>
         <w:t xml:space="preserve">2.2. Soberanía del Dato y Propiedad Intelectual</w:t>
@@ -4951,11 +4951,11 @@
         <w:t xml:space="preserve">La publicación de un activo en el EDNEL no impide al Proveedor explotarlo por otros canales.</w:t>
       </w:r>
     </w:p>
-    <w:bookmarkEnd w:id="54"/>
-    <w:bookmarkStart w:id="55" w:name="publicación-de-activos"/>
-    <w:p>
-      <w:pPr>
-        <w:pStyle w:val="Heading2"/>
+    <w:bookmarkEnd w:id="80"/>
+    <w:bookmarkStart w:id="81" w:name="publicación-de-activos"/>
+    <w:p>
+      <w:pPr>
+        <w:pStyle w:val="Ttulo2"/>
       </w:pPr>
       <w:r>
         <w:t xml:space="preserve">2.3. Publicación de Activos</w:t>
@@ -4995,11 +4995,11 @@
         <w:t xml:space="preserve">), la licencia aplicable, esquema semántico, y contrato o template asociado. La ausencia de metadatos impide la publicación.</w:t>
       </w:r>
     </w:p>
-    <w:bookmarkEnd w:id="55"/>
-    <w:bookmarkStart w:id="57" w:name="políticas-de-uso-y-licencias."/>
-    <w:p>
-      <w:pPr>
-        <w:pStyle w:val="Heading2"/>
+    <w:bookmarkEnd w:id="81"/>
+    <w:bookmarkStart w:id="83" w:name="políticas-de-uso-y-licencias."/>
+    <w:p>
+      <w:pPr>
+        <w:pStyle w:val="Ttulo2"/>
       </w:pPr>
       <w:r>
         <w:t xml:space="preserve">2.4. Políticas de Uso y Licencias.</w:t>
@@ -5188,10 +5188,10 @@
         <w:t xml:space="preserve">).</w:t>
       </w:r>
     </w:p>
-    <w:bookmarkStart w:id="56" w:name="políticas-de-uso-estandarizadas-odrl"/>
-    <w:p>
-      <w:pPr>
-        <w:pStyle w:val="Heading3"/>
+    <w:bookmarkStart w:id="82" w:name="políticas-de-uso-estandarizadas-odrl"/>
+    <w:p>
+      <w:pPr>
+        <w:pStyle w:val="Ttulo3"/>
       </w:pPr>
       <w:r>
         <w:t xml:space="preserve">2.4.1. Políticas de Uso Estandarizadas (ODRL)</w:t>
@@ -5529,12 +5529,12 @@
         </w:tc>
       </w:tr>
     </w:tbl>
-    <w:bookmarkEnd w:id="56"/>
-    <w:bookmarkEnd w:id="57"/>
-    <w:bookmarkStart w:id="58" w:name="derechos-sobre-derivados-y-modelos"/>
-    <w:p>
-      <w:pPr>
-        <w:pStyle w:val="Heading2"/>
+    <w:bookmarkEnd w:id="82"/>
+    <w:bookmarkEnd w:id="83"/>
+    <w:bookmarkStart w:id="84" w:name="derechos-sobre-derivados-y-modelos"/>
+    <w:p>
+      <w:pPr>
+        <w:pStyle w:val="Ttulo2"/>
       </w:pPr>
       <w:r>
         <w:t xml:space="preserve">2.5. Derechos sobre Derivados y Modelos</w:t>
@@ -5548,11 +5548,11 @@
         <w:t xml:space="preserve">Salvo pacto en contrario, los resultados derivados (modelos, índices, anotaciones) serán propiedad del desarrollador del derivado, pudiendo su explotación estar sujeta a obligaciones contractuales frente al proveedor original (por ejemplo, remuneración, atribución, limitaciones comerciales). Siempre que el derivado contenga datos personales, sus responsables deberán respetar las obligaciones de protección de datos que correspondan.</w:t>
       </w:r>
     </w:p>
-    <w:bookmarkEnd w:id="58"/>
-    <w:bookmarkStart w:id="59" w:name="protección-de-datos-y-ética-rgpdai-act"/>
-    <w:p>
-      <w:pPr>
-        <w:pStyle w:val="Heading2"/>
+    <w:bookmarkEnd w:id="84"/>
+    <w:bookmarkStart w:id="85" w:name="protección-de-datos-y-ética-rgpdai-act"/>
+    <w:p>
+      <w:pPr>
+        <w:pStyle w:val="Ttulo2"/>
       </w:pPr>
       <w:r>
         <w:t xml:space="preserve">2.6. Protección de Datos y Ética (RGPD/AI Act)</w:t>
@@ -5683,11 +5683,11 @@
         <w:t xml:space="preserve">europea.</w:t>
       </w:r>
     </w:p>
-    <w:bookmarkEnd w:id="59"/>
-    <w:bookmarkStart w:id="60" w:name="responsabilidad-e-indemnización"/>
-    <w:p>
-      <w:pPr>
-        <w:pStyle w:val="Heading2"/>
+    <w:bookmarkEnd w:id="85"/>
+    <w:bookmarkStart w:id="86" w:name="responsabilidad-e-indemnización"/>
+    <w:p>
+      <w:pPr>
+        <w:pStyle w:val="Ttulo2"/>
       </w:pPr>
       <w:r>
         <w:t xml:space="preserve">2.7. Responsabilidad e Indemnización</w:t>
@@ -5747,29 +5747,29 @@
         <w:t xml:space="preserve">.</w:t>
       </w:r>
     </w:p>
-    <w:bookmarkEnd w:id="60"/>
-    <w:bookmarkStart w:id="77" w:name="X5eb10e9328b9ded6a1ea25a08ee8e2c1fb035a6"/>
-    <w:p>
-      <w:pPr>
-        <w:pStyle w:val="Heading2"/>
+    <w:bookmarkEnd w:id="86"/>
+    <w:bookmarkStart w:id="103" w:name="X5eb10e9328b9ded6a1ea25a08ee8e2c1fb035a6"/>
+    <w:p>
+      <w:pPr>
+        <w:pStyle w:val="Ttulo2"/>
       </w:pPr>
       <w:r>
         <w:t xml:space="preserve">2.8. Legistación Aplicable al Espacio de Datos (Propuesta a espera de hablar con Legal)</w:t>
       </w:r>
     </w:p>
-    <w:bookmarkStart w:id="70" w:name="Xb431eb33762685dd9c12a1ed924caa7e34492f1"/>
-    <w:p>
-      <w:pPr>
-        <w:pStyle w:val="Heading3"/>
+    <w:bookmarkStart w:id="96" w:name="Xb431eb33762685dd9c12a1ed924caa7e34492f1"/>
+    <w:p>
+      <w:pPr>
+        <w:pStyle w:val="Ttulo3"/>
       </w:pPr>
       <w:r>
         <w:t xml:space="preserve">2.8.1. Normativa europea de obligado cumplimiento</w:t>
       </w:r>
     </w:p>
-    <w:bookmarkStart w:id="61" w:name="Xf55fd6e74b93164aead39eeefe5f0018cb3ba45"/>
-    <w:p>
-      <w:pPr>
-        <w:pStyle w:val="Heading4"/>
+    <w:bookmarkStart w:id="87" w:name="Xf55fd6e74b93164aead39eeefe5f0018cb3ba45"/>
+    <w:p>
+      <w:pPr>
+        <w:pStyle w:val="Ttulo4"/>
       </w:pPr>
       <w:r>
         <w:t xml:space="preserve">Reglamento General de Protección de Datos (GDPR – Reglamento (UE) 2016/679)</w:t>
@@ -5799,11 +5799,11 @@
         <w:t xml:space="preserve">dentro del espacio. Regula la base jurídica de tratamiento, derechos de los interesados, responsabilidades del responsable y encargado, medidas de seguridad, transferencias internacionales y los principios de privacidad desde el diseño y por defecto.</w:t>
       </w:r>
     </w:p>
-    <w:bookmarkEnd w:id="61"/>
-    <w:bookmarkStart w:id="62" w:name="X9c5c111ee6a7cf9dffcc8f115a36515374efbb9"/>
-    <w:p>
-      <w:pPr>
-        <w:pStyle w:val="Heading4"/>
+    <w:bookmarkEnd w:id="87"/>
+    <w:bookmarkStart w:id="88" w:name="X9c5c111ee6a7cf9dffcc8f115a36515374efbb9"/>
+    <w:p>
+      <w:pPr>
+        <w:pStyle w:val="Ttulo4"/>
       </w:pPr>
       <w:r>
         <w:t xml:space="preserve">Data Governance Act (Reglamento (UE) 2022/868)</w:t>
@@ -5881,11 +5881,11 @@
         <w:t xml:space="preserve">Reutilización de datos públicos protegidos</w:t>
       </w:r>
     </w:p>
-    <w:bookmarkEnd w:id="62"/>
-    <w:bookmarkStart w:id="63" w:name="data-act-reglamento-ue-20232854"/>
-    <w:p>
-      <w:pPr>
-        <w:pStyle w:val="Heading4"/>
+    <w:bookmarkEnd w:id="88"/>
+    <w:bookmarkStart w:id="89" w:name="data-act-reglamento-ue-20232854"/>
+    <w:p>
+      <w:pPr>
+        <w:pStyle w:val="Ttulo4"/>
       </w:pPr>
       <w:r>
         <w:t xml:space="preserve">Data Act (Reglamento (UE) 2023/2854)</w:t>
@@ -5947,11 +5947,11 @@
         <w:t xml:space="preserve">Interoperabilidad entre servicios cloud y espacios de datos</w:t>
       </w:r>
     </w:p>
-    <w:bookmarkEnd w:id="63"/>
-    <w:bookmarkStart w:id="64" w:name="Xd089e5ef75d24321ede53def542691be0a04475"/>
-    <w:p>
-      <w:pPr>
-        <w:pStyle w:val="Heading4"/>
+    <w:bookmarkEnd w:id="89"/>
+    <w:bookmarkStart w:id="90" w:name="Xd089e5ef75d24321ede53def542691be0a04475"/>
+    <w:p>
+      <w:pPr>
+        <w:pStyle w:val="Ttulo4"/>
       </w:pPr>
       <w:r>
         <w:t xml:space="preserve">Directiva sobre Derechos de Autor en el Mercado Único Digital (DSM – Directiva 2019/790)</w:t>
@@ -6013,11 +6013,11 @@
         <w:t xml:space="preserve">Derechos sobre obras derivadas y reutilización de contenido protegido</w:t>
       </w:r>
     </w:p>
-    <w:bookmarkEnd w:id="64"/>
-    <w:bookmarkStart w:id="65" w:name="X0f5b902bc4bdc031c8439e150535d3b7855eb2d"/>
-    <w:p>
-      <w:pPr>
-        <w:pStyle w:val="Heading4"/>
+    <w:bookmarkEnd w:id="90"/>
+    <w:bookmarkStart w:id="91" w:name="X0f5b902bc4bdc031c8439e150535d3b7855eb2d"/>
+    <w:p>
+      <w:pPr>
+        <w:pStyle w:val="Ttulo4"/>
       </w:pPr>
       <w:r>
         <w:t xml:space="preserve">Reglamento de Inteligencia Artificial (AI Act – 2024)</w:t>
@@ -6061,11 +6061,11 @@
         <w:t xml:space="preserve">- Obligaciones del proveedor, usuario y distribuidor de IA generativa o de propósito general</w:t>
       </w:r>
     </w:p>
-    <w:bookmarkEnd w:id="65"/>
-    <w:bookmarkStart w:id="66" w:name="Xd08b698c8d9b108ce9470b90f6b7d06e1410228"/>
-    <w:p>
-      <w:pPr>
-        <w:pStyle w:val="Heading4"/>
+    <w:bookmarkEnd w:id="91"/>
+    <w:bookmarkStart w:id="92" w:name="Xd08b698c8d9b108ce9470b90f6b7d06e1410228"/>
+    <w:p>
+      <w:pPr>
+        <w:pStyle w:val="Ttulo4"/>
       </w:pPr>
       <w:r>
         <w:t xml:space="preserve">Directiva ePrivacy / futura ePrivacy Regulation</w:t>
@@ -6079,11 +6079,11 @@
         <w:t xml:space="preserve">Aplicación en comunicaciones electrónicas, metadatos de comunicaciones y herramientas de captura o transmisión de contenido lingüístico, de voz o vídeo.</w:t>
       </w:r>
     </w:p>
-    <w:bookmarkEnd w:id="66"/>
-    <w:bookmarkStart w:id="67" w:name="X748725132edad1ea69247de0e94ce687a850725"/>
-    <w:p>
-      <w:pPr>
-        <w:pStyle w:val="Heading4"/>
+    <w:bookmarkEnd w:id="92"/>
+    <w:bookmarkStart w:id="93" w:name="X748725132edad1ea69247de0e94ce687a850725"/>
+    <w:p>
+      <w:pPr>
+        <w:pStyle w:val="Ttulo4"/>
       </w:pPr>
       <w:r>
         <w:t xml:space="preserve">Reglamento de Ciberseguridad (Cybersecurity Act – Reglamento 2019/881)</w:t>
@@ -6097,11 +6097,11 @@
         <w:t xml:space="preserve">Base para la certificación de componentes técnicos, servicios cloud y conectores utilizados por el espacio de datos.</w:t>
       </w:r>
     </w:p>
-    <w:bookmarkEnd w:id="67"/>
-    <w:bookmarkStart w:id="68" w:name="directiva-nis2-directiva-ue-20222555"/>
-    <w:p>
-      <w:pPr>
-        <w:pStyle w:val="Heading4"/>
+    <w:bookmarkEnd w:id="93"/>
+    <w:bookmarkStart w:id="94" w:name="directiva-nis2-directiva-ue-20222555"/>
+    <w:p>
+      <w:pPr>
+        <w:pStyle w:val="Ttulo4"/>
       </w:pPr>
       <w:r>
         <w:t xml:space="preserve">Directiva NIS2 (Directiva (UE) 2022/2555)</w:t>
@@ -6115,11 +6115,11 @@
         <w:t xml:space="preserve">Aplicable a entidades esenciales o importantes involucradas en la infraestructura del espacio.Incluye obligaciones de gestión de riesgos y notificación de incidentes.</w:t>
       </w:r>
     </w:p>
-    <w:bookmarkEnd w:id="68"/>
-    <w:bookmarkStart w:id="69" w:name="Xef90d6c10244681e90d45d1b44b8e0f621a4f93"/>
-    <w:p>
-      <w:pPr>
-        <w:pStyle w:val="Heading4"/>
+    <w:bookmarkEnd w:id="94"/>
+    <w:bookmarkStart w:id="95" w:name="Xef90d6c10244681e90d45d1b44b8e0f621a4f93"/>
+    <w:p>
+      <w:pPr>
+        <w:pStyle w:val="Ttulo4"/>
       </w:pPr>
       <w:r>
         <w:t xml:space="preserve">Directiva de Datos Abiertos (Directiva (UE) 2019/1024)</w:t>
@@ -6133,21 +6133,21 @@
         <w:t xml:space="preserve">Obligatoria cuando participen administraciones públicas que aporten recursos lingüísticos, terminológicos o documentales.</w:t>
       </w:r>
     </w:p>
-    <w:bookmarkEnd w:id="69"/>
-    <w:bookmarkEnd w:id="70"/>
-    <w:bookmarkStart w:id="75" w:name="legislación-española-aplicable"/>
-    <w:p>
-      <w:pPr>
-        <w:pStyle w:val="Heading3"/>
+    <w:bookmarkEnd w:id="95"/>
+    <w:bookmarkEnd w:id="96"/>
+    <w:bookmarkStart w:id="101" w:name="legislación-española-aplicable"/>
+    <w:p>
+      <w:pPr>
+        <w:pStyle w:val="Ttulo3"/>
       </w:pPr>
       <w:r>
         <w:t xml:space="preserve">2.8.2. Legislación española aplicable</w:t>
       </w:r>
     </w:p>
-    <w:bookmarkStart w:id="71" w:name="X46a6a7387f1ec51c9c8ae98df0aeed6e54666b0"/>
-    <w:p>
-      <w:pPr>
-        <w:pStyle w:val="Heading4"/>
+    <w:bookmarkStart w:id="97" w:name="X46a6a7387f1ec51c9c8ae98df0aeed6e54666b0"/>
+    <w:p>
+      <w:pPr>
+        <w:pStyle w:val="Ttulo4"/>
       </w:pPr>
       <w:r>
         <w:t xml:space="preserve">Ley Orgánica de Protección de Datos y Garantía de Derechos Digitales (LO 3/2018)</w:t>
@@ -6209,11 +6209,11 @@
         <w:t xml:space="preserve">Tratamiento por entidades públicas</w:t>
       </w:r>
     </w:p>
-    <w:bookmarkEnd w:id="71"/>
-    <w:bookmarkStart w:id="72" w:name="X7acaf7245a2c498b777f6251409473a1e9d3405"/>
-    <w:p>
-      <w:pPr>
-        <w:pStyle w:val="Heading4"/>
+    <w:bookmarkEnd w:id="97"/>
+    <w:bookmarkStart w:id="98" w:name="X7acaf7245a2c498b777f6251409473a1e9d3405"/>
+    <w:p>
+      <w:pPr>
+        <w:pStyle w:val="Ttulo4"/>
       </w:pPr>
       <w:r>
         <w:t xml:space="preserve">Texto Refundido de la Ley de Propiedad Intelectual (TRLPI – Real Decreto Legislativo 1/1996)</w:t>
@@ -6299,11 +6299,11 @@
         <w:t xml:space="preserve">Modelos derivados entrenados</w:t>
       </w:r>
     </w:p>
-    <w:bookmarkEnd w:id="72"/>
-    <w:bookmarkStart w:id="73" w:name="X7ddccecbcc1c641e565c71d09bdb832c9efe0ad"/>
-    <w:p>
-      <w:pPr>
-        <w:pStyle w:val="Heading4"/>
+    <w:bookmarkEnd w:id="98"/>
+    <w:bookmarkStart w:id="99" w:name="X7ddccecbcc1c641e565c71d09bdb832c9efe0ad"/>
+    <w:p>
+      <w:pPr>
+        <w:pStyle w:val="Ttulo4"/>
       </w:pPr>
       <w:r>
         <w:t xml:space="preserve">Ley de Reutilización de la Información del Sector Público (RISP)</w:t>
@@ -6317,11 +6317,11 @@
         <w:t xml:space="preserve">Aplica a datasets aportados por administraciones públicas o entidades del sector público.</w:t>
       </w:r>
     </w:p>
-    <w:bookmarkEnd w:id="73"/>
-    <w:bookmarkStart w:id="74" w:name="Xb986beca7bfd7ab58d187933bed7d118f4b2730"/>
-    <w:p>
-      <w:pPr>
-        <w:pStyle w:val="Heading4"/>
+    <w:bookmarkEnd w:id="99"/>
+    <w:bookmarkStart w:id="100" w:name="Xb986beca7bfd7ab58d187933bed7d118f4b2730"/>
+    <w:p>
+      <w:pPr>
+        <w:pStyle w:val="Ttulo4"/>
       </w:pPr>
       <w:r>
         <w:t xml:space="preserve">Normativa española de servicios digitales y ciberseguridad</w:t>
@@ -6335,12 +6335,12 @@
         <w:t xml:space="preserve">Aplica según el tipo de participante e infraestructura utilizada.</w:t>
       </w:r>
     </w:p>
-    <w:bookmarkEnd w:id="74"/>
-    <w:bookmarkEnd w:id="75"/>
-    <w:bookmarkStart w:id="76" w:name="X7490abbb31f9b942d5ffc1dabd34d5fa7f7172d"/>
-    <w:p>
-      <w:pPr>
-        <w:pStyle w:val="Heading3"/>
+    <w:bookmarkEnd w:id="100"/>
+    <w:bookmarkEnd w:id="101"/>
+    <w:bookmarkStart w:id="102" w:name="X7490abbb31f9b942d5ffc1dabd34d5fa7f7172d"/>
+    <w:p>
+      <w:pPr>
+        <w:pStyle w:val="Ttulo3"/>
       </w:pPr>
       <w:r>
         <w:t xml:space="preserve">2.8.3 Marcos técnicos y de gobernanza internacionales aplicables</w:t>
@@ -6482,13 +6482,13 @@
         </w:pict>
       </w:r>
     </w:p>
-    <w:bookmarkEnd w:id="76"/>
-    <w:bookmarkEnd w:id="77"/>
-    <w:bookmarkEnd w:id="78"/>
-    <w:bookmarkStart w:id="98" w:name="capítulo-3-marco-operativo-y-procesos"/>
-    <w:p>
-      <w:pPr>
-        <w:pStyle w:val="Heading1"/>
+    <w:bookmarkEnd w:id="102"/>
+    <w:bookmarkEnd w:id="103"/>
+    <w:bookmarkEnd w:id="104"/>
+    <w:bookmarkStart w:id="124" w:name="capítulo-3-marco-operativo-y-procesos"/>
+    <w:p>
+      <w:pPr>
+        <w:pStyle w:val="Ttulo1"/>
       </w:pPr>
       <w:r>
         <w:t xml:space="preserve">CAPÍTULO 3: MARCO OPERATIVO Y PROCESOS</w:t>
@@ -6551,10 +6551,10 @@
         </w:pict>
       </w:r>
     </w:p>
-    <w:bookmarkStart w:id="81" w:name="taxonomía-de-roles-operativos"/>
-    <w:p>
-      <w:pPr>
-        <w:pStyle w:val="Heading2"/>
+    <w:bookmarkStart w:id="107" w:name="taxonomía-de-roles-operativos"/>
+    <w:p>
+      <w:pPr>
+        <w:pStyle w:val="Ttulo2"/>
       </w:pPr>
       <w:r>
         <w:t xml:space="preserve">3.1. Taxonomía de Roles Operativos</w:t>
@@ -6580,10 +6580,10 @@
         <w:t xml:space="preserve">:</w:t>
       </w:r>
     </w:p>
-    <w:bookmarkStart w:id="79" w:name="a.-roles-de-gestión-infraestructura"/>
-    <w:p>
-      <w:pPr>
-        <w:pStyle w:val="Heading3"/>
+    <w:bookmarkStart w:id="105" w:name="a.-roles-de-gestión-infraestructura"/>
+    <w:p>
+      <w:pPr>
+        <w:pStyle w:val="Ttulo3"/>
       </w:pPr>
       <w:r>
         <w:t xml:space="preserve">A. Roles de Gestión (Infraestructura)</w:t>
@@ -6766,11 +6766,11 @@
         <w:t xml:space="preserve">.</w:t>
       </w:r>
     </w:p>
-    <w:bookmarkEnd w:id="79"/>
-    <w:bookmarkStart w:id="80" w:name="b.-roles-de-participación-negocio"/>
-    <w:p>
-      <w:pPr>
-        <w:pStyle w:val="Heading3"/>
+    <w:bookmarkEnd w:id="105"/>
+    <w:bookmarkStart w:id="106" w:name="b.-roles-de-participación-negocio"/>
+    <w:p>
+      <w:pPr>
+        <w:pStyle w:val="Ttulo3"/>
       </w:pPr>
       <w:r>
         <w:t xml:space="preserve">B. Roles de Participación (Negocio)</w:t>
@@ -6903,12 +6903,12 @@
         </w:pict>
       </w:r>
     </w:p>
-    <w:bookmarkEnd w:id="80"/>
-    <w:bookmarkEnd w:id="81"/>
-    <w:bookmarkStart w:id="87" w:name="X69015d8b607c37024eac2af2c3fdc559d27a0ca"/>
-    <w:p>
-      <w:pPr>
-        <w:pStyle w:val="Heading2"/>
+    <w:bookmarkEnd w:id="106"/>
+    <w:bookmarkEnd w:id="107"/>
+    <w:bookmarkStart w:id="113" w:name="X69015d8b607c37024eac2af2c3fdc559d27a0ca"/>
+    <w:p>
+      <w:pPr>
+        <w:pStyle w:val="Ttulo2"/>
       </w:pPr>
       <w:r>
         <w:t xml:space="preserve">3.2. Adhesión al Espacio de Datos: Derechos y Obligaciones</w:t>
@@ -6950,10 +6950,10 @@
         <w:t xml:space="preserve">.</w:t>
       </w:r>
     </w:p>
-    <w:bookmarkStart w:id="82" w:name="derechos-del-participante"/>
-    <w:p>
-      <w:pPr>
-        <w:pStyle w:val="Heading3"/>
+    <w:bookmarkStart w:id="108" w:name="derechos-del-participante"/>
+    <w:p>
+      <w:pPr>
+        <w:pStyle w:val="Ttulo3"/>
       </w:pPr>
       <w:r>
         <w:t xml:space="preserve">3.2.1. Derechos del Participante</w:t>
@@ -7047,11 +7047,11 @@
         <w:t xml:space="preserve">Conservación de derechos de autor y licencias sobre los activos publicados, sujetos a las condiciones definidas en el Acuerdo de Adhesión y en las políticas ODRL publicadas.</w:t>
       </w:r>
     </w:p>
-    <w:bookmarkEnd w:id="82"/>
-    <w:bookmarkStart w:id="83" w:name="obligaciones-del-participante"/>
-    <w:p>
-      <w:pPr>
-        <w:pStyle w:val="Heading3"/>
+    <w:bookmarkEnd w:id="108"/>
+    <w:bookmarkStart w:id="109" w:name="obligaciones-del-participante"/>
+    <w:p>
+      <w:pPr>
+        <w:pStyle w:val="Ttulo3"/>
       </w:pPr>
       <w:r>
         <w:t xml:space="preserve">3.2.2. Obligaciones del Participante</w:t>
@@ -7264,11 +7264,11 @@
         <w:t xml:space="preserve">.</w:t>
       </w:r>
     </w:p>
-    <w:bookmarkEnd w:id="83"/>
-    <w:bookmarkStart w:id="84" w:name="X21ad8d5ff54814101c5816a08cee19a6c2a89f7"/>
-    <w:p>
-      <w:pPr>
-        <w:pStyle w:val="Heading3"/>
+    <w:bookmarkEnd w:id="109"/>
+    <w:bookmarkStart w:id="110" w:name="X21ad8d5ff54814101c5816a08cee19a6c2a89f7"/>
+    <w:p>
+      <w:pPr>
+        <w:pStyle w:val="Ttulo3"/>
       </w:pPr>
       <w:r>
         <w:t xml:space="preserve">3.2.3. Limitaciones, Exenciones y Responsabilidades</w:t>
@@ -7340,11 +7340,11 @@
         <w:t xml:space="preserve">La disponibilidad y soporte de componentes centrales se describen en SLA; sin embargo, la Autoridad puede limitar servicios ante abuso o compromiso de seguridad.</w:t>
       </w:r>
     </w:p>
-    <w:bookmarkEnd w:id="84"/>
-    <w:bookmarkStart w:id="85" w:name="suspensión-y-rescisión"/>
-    <w:p>
-      <w:pPr>
-        <w:pStyle w:val="Heading3"/>
+    <w:bookmarkEnd w:id="110"/>
+    <w:bookmarkStart w:id="111" w:name="suspensión-y-rescisión"/>
+    <w:p>
+      <w:pPr>
+        <w:pStyle w:val="Ttulo3"/>
       </w:pPr>
       <w:r>
         <w:t xml:space="preserve">3.2.4. Suspensión y Rescisión</w:t>
@@ -7443,11 +7443,11 @@
         <w:t xml:space="preserve">).</w:t>
       </w:r>
     </w:p>
-    <w:bookmarkEnd w:id="85"/>
-    <w:bookmarkStart w:id="86" w:name="disputa-y-resolución"/>
-    <w:p>
-      <w:pPr>
-        <w:pStyle w:val="Heading3"/>
+    <w:bookmarkEnd w:id="111"/>
+    <w:bookmarkStart w:id="112" w:name="disputa-y-resolución"/>
+    <w:p>
+      <w:pPr>
+        <w:pStyle w:val="Ttulo3"/>
       </w:pPr>
       <w:r>
         <w:t xml:space="preserve">3.2.5. Disputa y Resolución</w:t>
@@ -7543,12 +7543,12 @@
         </w:pict>
       </w:r>
     </w:p>
-    <w:bookmarkEnd w:id="86"/>
-    <w:bookmarkEnd w:id="87"/>
-    <w:bookmarkStart w:id="92" w:name="proceso-de-admisión-onboarding"/>
-    <w:p>
-      <w:pPr>
-        <w:pStyle w:val="Heading2"/>
+    <w:bookmarkEnd w:id="112"/>
+    <w:bookmarkEnd w:id="113"/>
+    <w:bookmarkStart w:id="118" w:name="proceso-de-admisión-onboarding"/>
+    <w:p>
+      <w:pPr>
+        <w:pStyle w:val="Ttulo2"/>
       </w:pPr>
       <w:r>
         <w:t xml:space="preserve">3.3. Proceso de Admisión (Onboarding)</w:t>
@@ -7574,10 +7574,10 @@
         <w:t xml:space="preserve">:</w:t>
       </w:r>
     </w:p>
-    <w:bookmarkStart w:id="88" w:name="fase-1-identificación-y-registro-kyc"/>
-    <w:p>
-      <w:pPr>
-        <w:pStyle w:val="Heading3"/>
+    <w:bookmarkStart w:id="114" w:name="fase-1-identificación-y-registro-kyc"/>
+    <w:p>
+      <w:pPr>
+        <w:pStyle w:val="Ttulo3"/>
       </w:pPr>
       <w:r>
         <w:t xml:space="preserve">Fase 1: Identificación y Registro (KYC)</w:t>
@@ -7629,11 +7629,11 @@
         <w:t xml:space="preserve">Validación administrativa por la Autoridad.</w:t>
       </w:r>
     </w:p>
-    <w:bookmarkEnd w:id="88"/>
-    <w:bookmarkStart w:id="89" w:name="fase-2-despliegue-del-conector"/>
-    <w:p>
-      <w:pPr>
-        <w:pStyle w:val="Heading3"/>
+    <w:bookmarkEnd w:id="114"/>
+    <w:bookmarkStart w:id="115" w:name="fase-2-despliegue-del-conector"/>
+    <w:p>
+      <w:pPr>
+        <w:pStyle w:val="Ttulo3"/>
       </w:pPr>
       <w:r>
         <w:t xml:space="preserve">Fase 2: Despliegue del Conector</w:t>
@@ -7703,11 +7703,11 @@
         <w:t xml:space="preserve">El participante solicita una instancia gestionada en la nube de la Fundación (CNIE).</w:t>
       </w:r>
     </w:p>
-    <w:bookmarkEnd w:id="89"/>
-    <w:bookmarkStart w:id="90" w:name="fase-3-homologación-técnica"/>
-    <w:p>
-      <w:pPr>
-        <w:pStyle w:val="Heading3"/>
+    <w:bookmarkEnd w:id="115"/>
+    <w:bookmarkStart w:id="116" w:name="fase-3-homologación-técnica"/>
+    <w:p>
+      <w:pPr>
+        <w:pStyle w:val="Ttulo3"/>
       </w:pPr>
       <w:r>
         <w:t xml:space="preserve">Fase 3: Homologación Técnica</w:t>
@@ -7784,11 +7784,11 @@
         <w:t xml:space="preserve">.</w:t>
       </w:r>
     </w:p>
-    <w:bookmarkEnd w:id="90"/>
-    <w:bookmarkStart w:id="91" w:name="fase-4-emisión-de-credenciales"/>
-    <w:p>
-      <w:pPr>
-        <w:pStyle w:val="Heading3"/>
+    <w:bookmarkEnd w:id="116"/>
+    <w:bookmarkStart w:id="117" w:name="fase-4-emisión-de-credenciales"/>
+    <w:p>
+      <w:pPr>
+        <w:pStyle w:val="Ttulo3"/>
       </w:pPr>
       <w:r>
         <w:t xml:space="preserve">Fase 4: Emisión de Credenciales</w:t>
@@ -7841,12 +7841,12 @@
         </w:pict>
       </w:r>
     </w:p>
-    <w:bookmarkEnd w:id="91"/>
-    <w:bookmarkEnd w:id="92"/>
-    <w:bookmarkStart w:id="96" w:name="ciclo-de-vida-del-intercambio-de-datos"/>
-    <w:p>
-      <w:pPr>
-        <w:pStyle w:val="Heading2"/>
+    <w:bookmarkEnd w:id="117"/>
+    <w:bookmarkEnd w:id="118"/>
+    <w:bookmarkStart w:id="122" w:name="ciclo-de-vida-del-intercambio-de-datos"/>
+    <w:p>
+      <w:pPr>
+        <w:pStyle w:val="Ttulo2"/>
       </w:pPr>
       <w:r>
         <w:t xml:space="preserve">3.4. Ciclo de Vida del Intercambio de Datos</w:t>
@@ -7872,10 +7872,10 @@
         <w:t xml:space="preserve">(Publicar-Buscar-Vincular), ejecutado de forma descentralizada:</w:t>
       </w:r>
     </w:p>
-    <w:bookmarkStart w:id="93" w:name="publicación-publish"/>
-    <w:p>
-      <w:pPr>
-        <w:pStyle w:val="Heading3"/>
+    <w:bookmarkStart w:id="119" w:name="publicación-publish"/>
+    <w:p>
+      <w:pPr>
+        <w:pStyle w:val="Ttulo3"/>
       </w:pPr>
       <w:r>
         <w:t xml:space="preserve">1. Publicación (Publish)</w:t>
@@ -7933,11 +7933,11 @@
         <w:t xml:space="preserve">.</w:t>
       </w:r>
     </w:p>
-    <w:bookmarkEnd w:id="93"/>
-    <w:bookmarkStart w:id="94" w:name="negociación-negotiation"/>
-    <w:p>
-      <w:pPr>
-        <w:pStyle w:val="Heading3"/>
+    <w:bookmarkEnd w:id="119"/>
+    <w:bookmarkStart w:id="120" w:name="negociación-negotiation"/>
+    <w:p>
+      <w:pPr>
+        <w:pStyle w:val="Ttulo3"/>
       </w:pPr>
       <w:r>
         <w:t xml:space="preserve">2. Negociación (Negotiation)</w:t>
@@ -8032,11 +8032,11 @@
         <w:t xml:space="preserve">.</w:t>
       </w:r>
     </w:p>
-    <w:bookmarkEnd w:id="94"/>
-    <w:bookmarkStart w:id="95" w:name="transferencia-y-registro-transfer-log"/>
-    <w:p>
-      <w:pPr>
-        <w:pStyle w:val="Heading3"/>
+    <w:bookmarkEnd w:id="120"/>
+    <w:bookmarkStart w:id="121" w:name="transferencia-y-registro-transfer-log"/>
+    <w:p>
+      <w:pPr>
+        <w:pStyle w:val="Ttulo3"/>
       </w:pPr>
       <w:r>
         <w:t xml:space="preserve">3. Transferencia y Registro (Transfer &amp; Log)</w:t>
@@ -8101,12 +8101,12 @@
         </w:pict>
       </w:r>
     </w:p>
-    <w:bookmarkEnd w:id="95"/>
-    <w:bookmarkEnd w:id="96"/>
-    <w:bookmarkStart w:id="97" w:name="salida-del-espacio-offboarding"/>
-    <w:p>
-      <w:pPr>
-        <w:pStyle w:val="Heading2"/>
+    <w:bookmarkEnd w:id="121"/>
+    <w:bookmarkEnd w:id="122"/>
+    <w:bookmarkStart w:id="123" w:name="salida-del-espacio-offboarding"/>
+    <w:p>
+      <w:pPr>
+        <w:pStyle w:val="Ttulo2"/>
       </w:pPr>
       <w:r>
         <w:t xml:space="preserve">3.5. Salida del Espacio (Offboarding)</w:t>
@@ -8185,12 +8185,12 @@
         </w:pict>
       </w:r>
     </w:p>
-    <w:bookmarkEnd w:id="97"/>
-    <w:bookmarkEnd w:id="98"/>
-    <w:bookmarkStart w:id="110" w:name="X6f2d0fe0f7c9baf8a0d407f19fdb7e045c3a653"/>
-    <w:p>
-      <w:pPr>
-        <w:pStyle w:val="Heading1"/>
+    <w:bookmarkEnd w:id="123"/>
+    <w:bookmarkEnd w:id="124"/>
+    <w:bookmarkStart w:id="136" w:name="X6f2d0fe0f7c9baf8a0d407f19fdb7e045c3a653"/>
+    <w:p>
+      <w:pPr>
+        <w:pStyle w:val="Ttulo1"/>
       </w:pPr>
       <w:r>
         <w:t xml:space="preserve">CAPÍTULO 4: MARCO TÉCNICO Y ESTÁNDARES DE INTEROPERABILIDAD</w:t>
@@ -8253,10 +8253,10 @@
         </w:pict>
       </w:r>
     </w:p>
-    <w:bookmarkStart w:id="100" w:name="arquitectura-de-referencia"/>
-    <w:p>
-      <w:pPr>
-        <w:pStyle w:val="Heading2"/>
+    <w:bookmarkStart w:id="126" w:name="arquitectura-de-referencia"/>
+    <w:p>
+      <w:pPr>
+        <w:pStyle w:val="Ttulo2"/>
       </w:pPr>
       <w:r>
         <w:t xml:space="preserve">4.1. Arquitectura de Referencia</w:t>
@@ -8314,10 +8314,10 @@
         <w:t xml:space="preserve">.</w:t>
       </w:r>
     </w:p>
-    <w:bookmarkStart w:id="99" w:name="principios-arquitectónicos"/>
-    <w:p>
-      <w:pPr>
-        <w:pStyle w:val="Heading3"/>
+    <w:bookmarkStart w:id="125" w:name="principios-arquitectónicos"/>
+    <w:p>
+      <w:pPr>
+        <w:pStyle w:val="Ttulo3"/>
       </w:pPr>
       <w:r>
         <w:t xml:space="preserve">Principios Arquitectónicos</w:t>
@@ -8456,12 +8456,12 @@
         </w:pict>
       </w:r>
     </w:p>
-    <w:bookmarkEnd w:id="99"/>
-    <w:bookmarkEnd w:id="100"/>
-    <w:bookmarkStart w:id="103" w:name="especificaciones-del-paquete-conector"/>
-    <w:p>
-      <w:pPr>
-        <w:pStyle w:val="Heading2"/>
+    <w:bookmarkEnd w:id="125"/>
+    <w:bookmarkEnd w:id="126"/>
+    <w:bookmarkStart w:id="129" w:name="especificaciones-del-paquete-conector"/>
+    <w:p>
+      <w:pPr>
+        <w:pStyle w:val="Ttulo2"/>
       </w:pPr>
       <w:r>
         <w:t xml:space="preserve">4.2. Especificaciones del Paquete Conector</w:t>
@@ -8503,10 +8503,10 @@
         <w:t xml:space="preserve">:</w:t>
       </w:r>
     </w:p>
-    <w:bookmarkStart w:id="101" w:name="a.-requisitos-funcionales-del-conector"/>
-    <w:p>
-      <w:pPr>
-        <w:pStyle w:val="Heading3"/>
+    <w:bookmarkStart w:id="127" w:name="a.-requisitos-funcionales-del-conector"/>
+    <w:p>
+      <w:pPr>
+        <w:pStyle w:val="Ttulo3"/>
       </w:pPr>
       <w:r>
         <w:t xml:space="preserve">A. Requisitos Funcionales del Conector</w:t>
@@ -8638,11 +8638,11 @@
         <w:t xml:space="preserve">Integración con carteras de identidad (Wallets) para almacenar y presentar Credenciales Verificables (VCs) y certificados X.509.</w:t>
       </w:r>
     </w:p>
-    <w:bookmarkEnd w:id="101"/>
-    <w:bookmarkStart w:id="102" w:name="b.-modalidades-de-despliegue-permitidas"/>
-    <w:p>
-      <w:pPr>
-        <w:pStyle w:val="Heading3"/>
+    <w:bookmarkEnd w:id="127"/>
+    <w:bookmarkStart w:id="128" w:name="b.-modalidades-de-despliegue-permitidas"/>
+    <w:p>
+      <w:pPr>
+        <w:pStyle w:val="Ttulo3"/>
       </w:pPr>
       <w:r>
         <w:t xml:space="preserve">B. Modalidades de Despliegue Permitidas</w:t>
@@ -8725,12 +8725,12 @@
         </w:pict>
       </w:r>
     </w:p>
-    <w:bookmarkEnd w:id="102"/>
-    <w:bookmarkEnd w:id="103"/>
-    <w:bookmarkStart w:id="106" w:name="estándares-semánticos-y-metadatos"/>
-    <w:p>
-      <w:pPr>
-        <w:pStyle w:val="Heading2"/>
+    <w:bookmarkEnd w:id="128"/>
+    <w:bookmarkEnd w:id="129"/>
+    <w:bookmarkStart w:id="132" w:name="estándares-semánticos-y-metadatos"/>
+    <w:p>
+      <w:pPr>
+        <w:pStyle w:val="Ttulo2"/>
       </w:pPr>
       <w:r>
         <w:t xml:space="preserve">4.3. Estándares Semánticos y Metadatos</w:t>
@@ -8756,10 +8756,10 @@
         <w:t xml:space="preserve">:</w:t>
       </w:r>
     </w:p>
-    <w:bookmarkStart w:id="104" w:name="modelo-de-datos-del-catálogo"/>
-    <w:p>
-      <w:pPr>
-        <w:pStyle w:val="Heading3"/>
+    <w:bookmarkStart w:id="130" w:name="modelo-de-datos-del-catálogo"/>
+    <w:p>
+      <w:pPr>
+        <w:pStyle w:val="Ttulo3"/>
       </w:pPr>
       <w:r>
         <w:t xml:space="preserve">Modelo de Datos del Catálogo</w:t>
@@ -8938,11 +8938,11 @@
         <w:t xml:space="preserve">(Legal, Médico, Turismo)</w:t>
       </w:r>
     </w:p>
-    <w:bookmarkEnd w:id="104"/>
-    <w:bookmarkStart w:id="105" w:name="intercambio-de-información"/>
-    <w:p>
-      <w:pPr>
-        <w:pStyle w:val="Heading3"/>
+    <w:bookmarkEnd w:id="130"/>
+    <w:bookmarkStart w:id="131" w:name="intercambio-de-información"/>
+    <w:p>
+      <w:pPr>
+        <w:pStyle w:val="Ttulo3"/>
       </w:pPr>
       <w:r>
         <w:t xml:space="preserve">Intercambio de Información</w:t>
@@ -9033,12 +9033,12 @@
         </w:pict>
       </w:r>
     </w:p>
-    <w:bookmarkEnd w:id="105"/>
-    <w:bookmarkEnd w:id="106"/>
-    <w:bookmarkStart w:id="108" w:name="X2bc702264c8a6e03c290a16f58c62c0f244a9d0"/>
-    <w:p>
-      <w:pPr>
-        <w:pStyle w:val="Heading2"/>
+    <w:bookmarkEnd w:id="131"/>
+    <w:bookmarkEnd w:id="132"/>
+    <w:bookmarkStart w:id="134" w:name="X2bc702264c8a6e03c290a16f58c62c0f244a9d0"/>
+    <w:p>
+      <w:pPr>
+        <w:pStyle w:val="Ttulo2"/>
       </w:pPr>
       <w:r>
         <w:t xml:space="preserve">4.4. Marco de Identidad y Confianza (Trust Framework)</w:t>
@@ -9090,10 +9090,10 @@
         <w:t xml:space="preserve">.</w:t>
       </w:r>
     </w:p>
-    <w:bookmarkStart w:id="107" w:name="componentes-de-identidad"/>
-    <w:p>
-      <w:pPr>
-        <w:pStyle w:val="Heading3"/>
+    <w:bookmarkStart w:id="133" w:name="componentes-de-identidad"/>
+    <w:p>
+      <w:pPr>
+        <w:pStyle w:val="Ttulo3"/>
       </w:pPr>
       <w:r>
         <w:t xml:space="preserve">Componentes de Identidad</w:t>
@@ -9238,12 +9238,12 @@
         </w:pict>
       </w:r>
     </w:p>
-    <w:bookmarkEnd w:id="107"/>
-    <w:bookmarkEnd w:id="108"/>
-    <w:bookmarkStart w:id="109" w:name="seguridad-y-cumplimiento-normativo-ens"/>
-    <w:p>
-      <w:pPr>
-        <w:pStyle w:val="Heading2"/>
+    <w:bookmarkEnd w:id="133"/>
+    <w:bookmarkEnd w:id="134"/>
+    <w:bookmarkStart w:id="135" w:name="seguridad-y-cumplimiento-normativo-ens"/>
+    <w:p>
+      <w:pPr>
+        <w:pStyle w:val="Ttulo2"/>
       </w:pPr>
       <w:r>
         <w:t xml:space="preserve">4.5. Seguridad y Cumplimiento Normativo (ENS)</w:t>
@@ -9446,12 +9446,12 @@
         </w:pict>
       </w:r>
     </w:p>
-    <w:bookmarkEnd w:id="109"/>
-    <w:bookmarkEnd w:id="110"/>
-    <w:bookmarkStart w:id="114" w:name="X79f4096fde567a95bb08e0e19dbc55e783dfa7c"/>
-    <w:p>
-      <w:pPr>
-        <w:pStyle w:val="Heading1"/>
+    <w:bookmarkEnd w:id="135"/>
+    <w:bookmarkEnd w:id="136"/>
+    <w:bookmarkStart w:id="140" w:name="X79f4096fde567a95bb08e0e19dbc55e783dfa7c"/>
+    <w:p>
+      <w:pPr>
+        <w:pStyle w:val="Ttulo1"/>
       </w:pPr>
       <w:r>
         <w:t xml:space="preserve">CAPÍTULO 5: MARCO DE CONFIANZA (TRUST FRAMEWORK)</w:t>
@@ -9514,10 +9514,10 @@
         </w:pict>
       </w:r>
     </w:p>
-    <w:bookmarkStart w:id="111" w:name="X4927111a169313b8c6b7147273c1043df56cdbe"/>
-    <w:p>
-      <w:pPr>
-        <w:pStyle w:val="Heading2"/>
+    <w:bookmarkStart w:id="137" w:name="X4927111a169313b8c6b7147273c1043df56cdbe"/>
+    <w:p>
+      <w:pPr>
+        <w:pStyle w:val="Ttulo2"/>
       </w:pPr>
       <w:r>
         <w:t xml:space="preserve">5.1. Lista de Anclas de Confianza (Trust Anchors)</w:t>
@@ -9642,11 +9642,11 @@
         <w:t xml:space="preserve">).</w:t>
       </w:r>
     </w:p>
-    <w:bookmarkEnd w:id="111"/>
-    <w:bookmarkStart w:id="112" w:name="X0bd0604a08667c26780742cf108a776427f2977"/>
-    <w:p>
-      <w:pPr>
-        <w:pStyle w:val="Heading2"/>
+    <w:bookmarkEnd w:id="137"/>
+    <w:bookmarkStart w:id="138" w:name="X0bd0604a08667c26780742cf108a776427f2977"/>
+    <w:p>
+      <w:pPr>
+        <w:pStyle w:val="Ttulo2"/>
       </w:pPr>
       <w:r>
         <w:t xml:space="preserve">5.2. Gestión de Identidad Descentralizada (eIDAS 2)</w:t>
@@ -9761,11 +9761,11 @@
         <w:t xml:space="preserve">.</w:t>
       </w:r>
     </w:p>
-    <w:bookmarkEnd w:id="112"/>
-    <w:bookmarkStart w:id="113" w:name="certificación-de-componentes-y-software"/>
-    <w:p>
-      <w:pPr>
-        <w:pStyle w:val="Heading2"/>
+    <w:bookmarkEnd w:id="138"/>
+    <w:bookmarkStart w:id="139" w:name="certificación-de-componentes-y-software"/>
+    <w:p>
+      <w:pPr>
+        <w:pStyle w:val="Ttulo2"/>
       </w:pPr>
       <w:r>
         <w:t xml:space="preserve">5.3. Certificación de Componentes y Software</w:t>
@@ -9870,12 +9870,12 @@
         </w:pict>
       </w:r>
     </w:p>
-    <w:bookmarkEnd w:id="113"/>
-    <w:bookmarkEnd w:id="114"/>
-    <w:bookmarkStart w:id="115" w:name="anexo-i-modelo-de-acuerdo-de-adhesión"/>
-    <w:p>
-      <w:pPr>
-        <w:pStyle w:val="Heading1"/>
+    <w:bookmarkEnd w:id="139"/>
+    <w:bookmarkEnd w:id="140"/>
+    <w:bookmarkStart w:id="141" w:name="anexo-i-modelo-de-acuerdo-de-adhesión"/>
+    <w:p>
+      <w:pPr>
+        <w:pStyle w:val="Ttulo1"/>
       </w:pPr>
       <w:r>
         <w:t xml:space="preserve">ANEXO I: MODELO DE ACUERDO DE ADHESIÓN</w:t>
@@ -10195,20 +10195,20 @@
         </w:pict>
       </w:r>
     </w:p>
-    <w:bookmarkEnd w:id="115"/>
-    <w:bookmarkStart w:id="120" w:name="policies"/>
-    <w:p>
-      <w:pPr>
-        <w:pStyle w:val="Heading1"/>
+    <w:bookmarkEnd w:id="141"/>
+    <w:bookmarkStart w:id="146" w:name="policies"/>
+    <w:p>
+      <w:pPr>
+        <w:pStyle w:val="Ttulo1"/>
       </w:pPr>
       <w:r>
         <w:t xml:space="preserve">Policies</w:t>
       </w:r>
     </w:p>
-    <w:bookmarkStart w:id="116" w:name="n1_training.json"/>
-    <w:p>
-      <w:pPr>
-        <w:pStyle w:val="Heading2"/>
+    <w:bookmarkStart w:id="142" w:name="n1_training.json"/>
+    <w:p>
+      <w:pPr>
+        <w:pStyle w:val="Ttulo2"/>
       </w:pPr>
       <w:r>
         <w:t xml:space="preserve">n1_training.json</w:t>
@@ -11194,11 +11194,11 @@
         <w:t xml:space="preserve">}</w:t>
       </w:r>
     </w:p>
-    <w:bookmarkEnd w:id="116"/>
-    <w:bookmarkStart w:id="117" w:name="n2_academic.json"/>
-    <w:p>
-      <w:pPr>
-        <w:pStyle w:val="Heading2"/>
+    <w:bookmarkEnd w:id="142"/>
+    <w:bookmarkStart w:id="143" w:name="n2_academic.json"/>
+    <w:p>
+      <w:pPr>
+        <w:pStyle w:val="Ttulo2"/>
       </w:pPr>
       <w:r>
         <w:t xml:space="preserve">n2_academic.json</w:t>
@@ -11872,11 +11872,11 @@
         <w:t xml:space="preserve">}</w:t>
       </w:r>
     </w:p>
-    <w:bookmarkEnd w:id="117"/>
-    <w:bookmarkStart w:id="118" w:name="n3_timelimit.json"/>
-    <w:p>
-      <w:pPr>
-        <w:pStyle w:val="Heading2"/>
+    <w:bookmarkEnd w:id="143"/>
+    <w:bookmarkStart w:id="144" w:name="n3_timelimit.json"/>
+    <w:p>
+      <w:pPr>
+        <w:pStyle w:val="Ttulo2"/>
       </w:pPr>
       <w:r>
         <w:t xml:space="preserve">n3_timelimit.json</w:t>
@@ -12520,11 +12520,11 @@
         <w:t xml:space="preserve">}</w:t>
       </w:r>
     </w:p>
-    <w:bookmarkEnd w:id="118"/>
-    <w:bookmarkStart w:id="119" w:name="n4_attribution.json"/>
-    <w:p>
-      <w:pPr>
-        <w:pStyle w:val="Heading2"/>
+    <w:bookmarkEnd w:id="144"/>
+    <w:bookmarkStart w:id="145" w:name="n4_attribution.json"/>
+    <w:p>
+      <w:pPr>
+        <w:pStyle w:val="Ttulo2"/>
       </w:pPr>
       <w:r>
         <w:t xml:space="preserve">n4_attribution.json</w:t>
@@ -13168,12 +13168,18 @@
         <w:t xml:space="preserve">}</w:t>
       </w:r>
     </w:p>
-    <w:bookmarkEnd w:id="119"/>
-    <w:bookmarkEnd w:id="120"/>
+    <w:bookmarkEnd w:id="145"/>
+    <w:bookmarkEnd w:id="146"/>
     <w:sectPr>
-      <w:footnotePr>
-        <w:numRestart w:val="eachSect"/>
-      </w:footnotePr>
+      <w:headerReference r:id="rId23" w:type="default"/>
+      <w:footerReference r:id="rId24" w:type="default"/>
+      <w:headerReference r:id="rId25" w:type="first"/>
+      <w:footerReference r:id="rId26" w:type="first"/>
+      <w:pgSz w:h="16838" w:orient="portrait" w:w="11906"/>
+      <w:pgMar w:bottom="1418" w:footer="709" w:gutter="0" w:header="709" w:left="1701" w:right="1134" w:top="1418"/>
+      <w:cols w:space="708"/>
+      <w:titlePg/>
+      <w:docGrid w:linePitch="360"/>
     </w:sectPr>
   </w:body>
 </w:document>
@@ -13183,6 +13189,1763 @@
 <w:comments xmlns:w="http://schemas.openxmlformats.org/wordprocessingml/2006/main" xmlns:m="http://schemas.openxmlformats.org/officeDocument/2006/math" xmlns:r="http://schemas.openxmlformats.org/officeDocument/2006/relationships" xmlns:o="urn:schemas-microsoft-com:office:office" xmlns:v="urn:schemas-microsoft-com:vml" xmlns:w10="urn:schemas-microsoft-com:office:word" xmlns:a="http://schemas.openxmlformats.org/drawingml/2006/main" xmlns:pic="http://schemas.openxmlformats.org/drawingml/2006/picture" xmlns:wp="http://schemas.openxmlformats.org/drawingml/2006/wordprocessingDrawing"/>
 </file>
 
+<file path=word/footer1.xml><?xml version="1.0" encoding="utf-8"?>
+<w:ftr xmlns:wpc="http://schemas.microsoft.com/office/word/2010/wordprocessingCanvas" xmlns:cx="http://schemas.microsoft.com/office/drawing/2014/chartex" xmlns:cx1="http://schemas.microsoft.com/office/drawing/2015/9/8/chartex" xmlns:cx2="http://schemas.microsoft.com/office/drawing/2015/10/21/chartex" xmlns:cx3="http://schemas.microsoft.com/office/drawing/2016/5/9/chartex" xmlns:cx4="http://schemas.microsoft.com/office/drawing/2016/5/10/chartex" xmlns:cx5="http://schemas.microsoft.com/office/drawing/2016/5/11/chartex" xmlns:cx6="http://schemas.microsoft.com/office/drawing/2016/5/12/chartex" xmlns:cx7="http://schemas.microsoft.com/office/drawing/2016/5/13/chartex" xmlns:cx8="http://schemas.microsoft.com/office/drawing/2016/5/14/chartex" xmlns:mc="http://schemas.openxmlformats.org/markup-compatibility/2006" xmlns:aink="http://schemas.microsoft.com/office/drawing/2016/ink" xmlns:am3d="http://schemas.microsoft.com/office/drawing/2017/model3d" xmlns:o="urn:schemas-microsoft-com:office:office" xmlns:oel="http://schemas.microsoft.com/office/2019/extlst" xmlns:r="http://schemas.openxmlformats.org/officeDocument/2006/relationships" xmlns:m="http://schemas.openxmlformats.org/officeDocument/2006/math" xmlns:v="urn:schemas-microsoft-com:vml" xmlns:wp14="http://schemas.microsoft.com/office/word/2010/wordprocessingDrawing" xmlns:wp="http://schemas.openxmlformats.org/drawingml/2006/wordprocessingDrawing" xmlns:w10="urn:schemas-microsoft-com:office:word" xmlns:w="http://schemas.openxmlformats.org/wordprocessingml/2006/main" xmlns:w14="http://schemas.microsoft.com/office/word/2010/wordml" xmlns:w15="http://schemas.microsoft.com/office/word/2012/wordml" xmlns:w16cex="http://schemas.microsoft.com/office/word/2018/wordml/cex" xmlns:w16cid="http://schemas.microsoft.com/office/word/2016/wordml/cid" xmlns:w16="http://schemas.microsoft.com/office/word/2018/wordml" xmlns:w16du="http://schemas.microsoft.com/office/word/2023/wordml/word16du" xmlns:w16sdtdh="http://schemas.microsoft.com/office/word/2020/wordml/sdtdatahash" xmlns:w16sdtfl="http://schemas.microsoft.com/office/word/2024/wordml/sdtformatlock" xmlns:w16se="http://schemas.microsoft.com/office/word/2015/wordml/symex" xmlns:wpg="http://schemas.microsoft.com/office/word/2010/wordprocessingGroup" xmlns:wpi="http://schemas.microsoft.com/office/word/2010/wordprocessingInk" xmlns:wne="http://schemas.microsoft.com/office/word/2006/wordml" xmlns:wps="http://schemas.microsoft.com/office/word/2010/wordprocessingShape" mc:Ignorable="w14 w15 w16se w16cid w16 w16cex w16sdtdh w16sdtfl w16du wp14">
+  <w:p/>
+  <w:tbl>
+    <w:tblPr>
+      <w:tblW w:w="9760" w:type="dxa"/>
+      <w:tblInd w:w="-10" w:type="dxa"/>
+      <w:tblCellMar>
+        <w:left w:w="70" w:type="dxa"/>
+        <w:right w:w="70" w:type="dxa"/>
+      </w:tblCellMar>
+      <w:tblLook w:val="04A0" w:firstRow="1" w:lastRow="0" w:firstColumn="1" w:lastColumn="0" w:noHBand="0" w:noVBand="1"/>
+    </w:tblPr>
+    <w:tblGrid>
+      <w:gridCol w:w="2440"/>
+      <w:gridCol w:w="2440"/>
+      <w:gridCol w:w="2440"/>
+      <w:gridCol w:w="2440"/>
+    </w:tblGrid>
+    <w:tr>
+      <w:trPr>
+        <w:trHeight w:val="294"/>
+      </w:trPr>
+      <w:tc>
+        <w:tcPr>
+          <w:tcW w:w="7320" w:type="dxa"/>
+          <w:gridSpan w:val="3"/>
+          <w:tcBorders>
+            <w:top w:val="single" w:color="auto" w:sz="8" w:space="0"/>
+            <w:left w:val="single" w:color="auto" w:sz="8" w:space="0"/>
+            <w:bottom w:val="single" w:color="auto" w:sz="8" w:space="0"/>
+            <w:right w:val="single" w:color="000000" w:sz="8" w:space="0"/>
+          </w:tcBorders>
+          <w:shd w:val="clear" w:color="000000" w:fill="F2F2F2"/>
+          <w:vAlign w:val="center"/>
+          <w:hideMark/>
+        </w:tcPr>
+        <w:p>
+          <w:pPr>
+            <w:spacing w:after="0" w:line="240" w:lineRule="auto"/>
+            <w:jc w:val="center"/>
+            <w:rPr>
+              <w:rFonts w:ascii="Cambria" w:hAnsi="Cambria"/>
+              <w:b/>
+              <w:bCs/>
+              <w:color w:val="000000"/>
+            </w:rPr>
+          </w:pPr>
+          <w:r>
+            <w:rPr>
+              <w:rFonts w:ascii="Cambria" w:hAnsi="Cambria"/>
+              <w:b/>
+              <w:bCs/>
+              <w:color w:val="000000"/>
+            </w:rPr>
+            <w:t>ED</w:t>
+          </w:r>
+          <w:r>
+            <w:rPr>
+              <w:rFonts w:ascii="Cambria" w:hAnsi="Cambria"/>
+              <w:b/>
+              <w:bCs/>
+              <w:color w:val="000000"/>
+            </w:rPr>
+            <w:t xml:space="preserve">NEL </w:t>
+          </w:r>
+          <w:r>
+            <w:rPr>
+              <w:rFonts w:ascii="Cambria" w:hAnsi="Cambria"/>
+              <w:b/>
+              <w:bCs/>
+              <w:color w:val="000000"/>
+            </w:rPr>
+            <w:t xml:space="preserve">Espacio de Datos de la </w:t>
+          </w:r>
+          <w:r>
+            <w:rPr>
+              <w:rFonts w:ascii="Cambria" w:hAnsi="Cambria"/>
+              <w:b/>
+              <w:bCs/>
+              <w:color w:val="000000"/>
+            </w:rPr>
+            <w:t>Nueva Economía de la Lengua</w:t>
+          </w:r>
+        </w:p>
+      </w:tc>
+      <w:tc>
+        <w:tcPr>
+          <w:tcW w:w="2440" w:type="dxa"/>
+          <w:tcBorders>
+            <w:top w:val="single" w:color="auto" w:sz="8" w:space="0"/>
+            <w:left w:val="nil"/>
+            <w:bottom w:val="single" w:color="auto" w:sz="8" w:space="0"/>
+            <w:right w:val="single" w:color="auto" w:sz="8" w:space="0"/>
+          </w:tcBorders>
+          <w:vAlign w:val="center"/>
+          <w:hideMark/>
+        </w:tcPr>
+        <w:p>
+          <w:pPr>
+            <w:spacing w:after="0" w:line="240" w:lineRule="auto"/>
+            <w:jc w:val="center"/>
+            <w:rPr>
+              <w:rFonts w:ascii="Cambria" w:hAnsi="Cambria"/>
+              <w:b/>
+              <w:bCs/>
+              <w:color w:val="000000"/>
+            </w:rPr>
+          </w:pPr>
+          <w:r>
+            <w:rPr>
+              <w:rFonts w:ascii="Cambria" w:hAnsi="Cambria"/>
+              <w:b/>
+              <w:bCs/>
+              <w:color w:val="000000"/>
+            </w:rPr>
+            <w:t xml:space="preserve">Página </w:t>
+          </w:r>
+          <w:r>
+            <w:rPr>
+              <w:rFonts w:ascii="Cambria" w:hAnsi="Cambria"/>
+            </w:rPr>
+            <w:fldChar w:fldCharType="begin"/>
+          </w:r>
+          <w:r>
+            <w:rPr>
+              <w:rFonts w:ascii="Cambria" w:hAnsi="Cambria"/>
+            </w:rPr>
+            <w:instrText>PAGE   \* MERGEFORMAT</w:instrText>
+          </w:r>
+          <w:r>
+            <w:rPr>
+              <w:rFonts w:ascii="Cambria" w:hAnsi="Cambria"/>
+            </w:rPr>
+            <w:fldChar w:fldCharType="separate"/>
+          </w:r>
+          <w:r>
+            <w:rPr>
+              <w:rFonts w:ascii="Cambria" w:hAnsi="Cambria"/>
+            </w:rPr>
+            <w:t>3</w:t>
+          </w:r>
+          <w:r>
+            <w:rPr>
+              <w:rFonts w:ascii="Cambria" w:hAnsi="Cambria"/>
+            </w:rPr>
+            <w:fldChar w:fldCharType="end"/>
+          </w:r>
+          <w:r>
+            <w:rPr>
+              <w:rFonts w:ascii="Cambria" w:hAnsi="Cambria"/>
+              <w:b/>
+              <w:bCs/>
+              <w:color w:val="000000"/>
+            </w:rPr>
+            <w:t xml:space="preserve"> de </w:t>
+          </w:r>
+          <w:r>
+            <w:rPr>
+              <w:rFonts w:ascii="Cambria" w:hAnsi="Cambria"/>
+              <w:b/>
+              <w:bCs/>
+              <w:color w:val="000000"/>
+            </w:rPr>
+            <w:fldChar w:fldCharType="begin"/>
+          </w:r>
+          <w:r>
+            <w:rPr>
+              <w:rFonts w:ascii="Cambria" w:hAnsi="Cambria"/>
+              <w:b/>
+              <w:bCs/>
+              <w:color w:val="000000"/>
+            </w:rPr>
+            <w:instrText xml:space="preserve"> NUMPAGES  \# "0"  \* MERGEFORMAT </w:instrText>
+          </w:r>
+          <w:r>
+            <w:rPr>
+              <w:rFonts w:ascii="Cambria" w:hAnsi="Cambria"/>
+              <w:b/>
+              <w:bCs/>
+              <w:color w:val="000000"/>
+            </w:rPr>
+            <w:fldChar w:fldCharType="separate"/>
+          </w:r>
+          <w:r>
+            <w:rPr>
+              <w:rFonts w:ascii="Cambria" w:hAnsi="Cambria"/>
+              <w:b/>
+              <w:bCs/>
+              <w:noProof/>
+              <w:color w:val="000000"/>
+            </w:rPr>
+            <w:t>57</w:t>
+          </w:r>
+          <w:r>
+            <w:rPr>
+              <w:rFonts w:ascii="Cambria" w:hAnsi="Cambria"/>
+              <w:b/>
+              <w:bCs/>
+              <w:color w:val="000000"/>
+            </w:rPr>
+            <w:fldChar w:fldCharType="end"/>
+          </w:r>
+        </w:p>
+      </w:tc>
+    </w:tr>
+    <w:tr>
+      <w:trPr>
+        <w:trHeight w:val="294"/>
+      </w:trPr>
+      <w:tc>
+        <w:tcPr>
+          <w:tcW w:w="2440" w:type="dxa"/>
+          <w:tcBorders>
+            <w:top w:val="nil"/>
+            <w:left w:val="single" w:color="auto" w:sz="8" w:space="0"/>
+            <w:bottom w:val="nil"/>
+            <w:right w:val="single" w:color="auto" w:sz="8" w:space="0"/>
+          </w:tcBorders>
+          <w:shd w:val="clear" w:color="000000" w:fill="F2F2F2"/>
+          <w:vAlign w:val="center"/>
+          <w:hideMark/>
+        </w:tcPr>
+        <w:p>
+          <w:pPr>
+            <w:spacing w:after="0" w:line="240" w:lineRule="auto"/>
+            <w:rPr>
+              <w:rFonts w:ascii="Cambria" w:hAnsi="Cambria"/>
+              <w:b/>
+              <w:bCs/>
+              <w:color w:val="000000"/>
+            </w:rPr>
+          </w:pPr>
+          <w:r>
+            <w:rPr>
+              <w:rFonts w:ascii="Cambria" w:hAnsi="Cambria"/>
+              <w:b/>
+              <w:bCs/>
+              <w:color w:val="000000"/>
+            </w:rPr>
+            <w:t>Expediente</w:t>
+          </w:r>
+        </w:p>
+      </w:tc>
+      <w:tc>
+        <w:tcPr>
+          <w:tcW w:w="2440" w:type="dxa"/>
+          <w:tcBorders>
+            <w:top w:val="nil"/>
+            <w:left w:val="nil"/>
+            <w:bottom w:val="nil"/>
+            <w:right w:val="single" w:color="auto" w:sz="8" w:space="0"/>
+          </w:tcBorders>
+          <w:vAlign w:val="center"/>
+          <w:hideMark/>
+        </w:tcPr>
+        <w:p>
+          <w:pPr>
+            <w:spacing w:after="0" w:line="240" w:lineRule="auto"/>
+            <w:rPr>
+              <w:rFonts w:ascii="Cambria" w:hAnsi="Cambria"/>
+              <w:color w:val="000000"/>
+            </w:rPr>
+          </w:pPr>
+          <w:r>
+            <w:rPr>
+              <w:rFonts w:ascii="Cambria" w:hAnsi="Cambria"/>
+              <w:color w:val="000000"/>
+            </w:rPr>
+            <w:t>00860-2025/036410</w:t>
+          </w:r>
+        </w:p>
+      </w:tc>
+      <w:tc>
+        <w:tcPr>
+          <w:tcW w:w="2440" w:type="dxa"/>
+          <w:tcBorders>
+            <w:top w:val="nil"/>
+            <w:left w:val="nil"/>
+            <w:bottom w:val="nil"/>
+            <w:right w:val="single" w:color="auto" w:sz="8" w:space="0"/>
+          </w:tcBorders>
+          <w:shd w:val="clear" w:color="000000" w:fill="F2F2F2"/>
+          <w:vAlign w:val="center"/>
+          <w:hideMark/>
+        </w:tcPr>
+        <w:p>
+          <w:pPr>
+            <w:spacing w:after="0" w:line="240" w:lineRule="auto"/>
+            <w:rPr>
+              <w:rFonts w:ascii="Cambria" w:hAnsi="Cambria"/>
+              <w:b/>
+              <w:bCs/>
+              <w:color w:val="000000"/>
+            </w:rPr>
+          </w:pPr>
+          <w:r>
+            <w:rPr>
+              <w:rFonts w:ascii="Cambria" w:hAnsi="Cambria"/>
+              <w:b/>
+              <w:bCs/>
+              <w:color w:val="000000"/>
+            </w:rPr>
+            <w:t>Código documento</w:t>
+          </w:r>
+        </w:p>
+      </w:tc>
+      <w:tc>
+        <w:tcPr>
+          <w:tcW w:w="2440" w:type="dxa"/>
+          <w:tcBorders>
+            <w:top w:val="nil"/>
+            <w:left w:val="nil"/>
+            <w:bottom w:val="nil"/>
+            <w:right w:val="single" w:color="auto" w:sz="8" w:space="0"/>
+          </w:tcBorders>
+          <w:vAlign w:val="center"/>
+          <w:hideMark/>
+        </w:tcPr>
+        <w:p>
+          <w:pPr>
+            <w:spacing w:after="0" w:line="240" w:lineRule="auto"/>
+            <w:jc w:val="center"/>
+            <w:rPr>
+              <w:rFonts w:ascii="Cambria" w:hAnsi="Cambria"/>
+              <w:color w:val="000000"/>
+            </w:rPr>
+          </w:pPr>
+          <w:proofErr w:type="spellStart"/>
+          <w:proofErr w:type="gramStart"/>
+          <w:r>
+            <w:rPr>
+              <w:rFonts w:ascii="Cambria" w:hAnsi="Cambria"/>
+              <w:color w:val="000000"/>
+            </w:rPr>
+            <w:t>Bn.Enn</w:t>
+          </w:r>
+          <w:proofErr w:type="spellEnd"/>
+          <w:proofErr w:type="gramEnd"/>
+        </w:p>
+      </w:tc>
+    </w:tr>
+    <w:tr>
+      <w:trPr>
+        <w:trHeight w:val="288"/>
+      </w:trPr>
+      <w:tc>
+        <w:tcPr>
+          <w:tcW w:w="2440" w:type="dxa"/>
+          <w:vMerge w:val="restart"/>
+          <w:tcBorders>
+            <w:top w:val="single" w:color="auto" w:sz="8" w:space="0"/>
+            <w:left w:val="single" w:color="auto" w:sz="8" w:space="0"/>
+            <w:bottom w:val="single" w:color="000000" w:sz="8" w:space="0"/>
+            <w:right w:val="single" w:color="auto" w:sz="8" w:space="0"/>
+          </w:tcBorders>
+          <w:shd w:val="clear" w:color="000000" w:fill="F2F2F2"/>
+          <w:vAlign w:val="center"/>
+          <w:hideMark/>
+        </w:tcPr>
+        <w:p>
+          <w:pPr>
+            <w:spacing w:after="0" w:line="240" w:lineRule="auto"/>
+            <w:jc w:val="left"/>
+            <w:rPr>
+              <w:rFonts w:ascii="Cambria" w:hAnsi="Cambria"/>
+              <w:b/>
+              <w:bCs/>
+              <w:color w:val="000000"/>
+            </w:rPr>
+          </w:pPr>
+          <w:r>
+            <w:rPr>
+              <w:rFonts w:ascii="Cambria" w:hAnsi="Cambria"/>
+              <w:b/>
+              <w:bCs/>
+              <w:color w:val="000000"/>
+            </w:rPr>
+            <w:t>Nombre documento</w:t>
+          </w:r>
+        </w:p>
+      </w:tc>
+      <w:tc>
+        <w:tcPr>
+          <w:tcW w:w="7320" w:type="dxa"/>
+          <w:gridSpan w:val="3"/>
+          <w:tcBorders>
+            <w:top w:val="single" w:color="auto" w:sz="8" w:space="0"/>
+            <w:left w:val="nil"/>
+            <w:bottom w:val="nil"/>
+            <w:right w:val="single" w:color="000000" w:sz="8" w:space="0"/>
+          </w:tcBorders>
+          <w:hideMark/>
+        </w:tcPr>
+        <w:p>
+          <w:pPr>
+            <w:spacing w:after="0" w:line="240" w:lineRule="auto"/>
+            <w:rPr>
+              <w:rFonts w:ascii="Cambria" w:hAnsi="Cambria"/>
+              <w:color w:val="000000"/>
+              <w:lang w:val="en-US"/>
+            </w:rPr>
+          </w:pPr>
+          <w:r>
+            <w:rPr>
+              <w:rFonts w:ascii="Cambria" w:hAnsi="Cambria"/>
+              <w:color w:val="000000"/>
+              <w:lang w:val="en-US"/>
+            </w:rPr>
+            <w:t xml:space="preserve"> Lorem ipsum dolor </w:t>
+          </w:r>
+          <w:proofErr w:type="gramStart"/>
+          <w:r>
+            <w:rPr>
+              <w:rFonts w:ascii="Cambria" w:hAnsi="Cambria"/>
+              <w:color w:val="000000"/>
+              <w:lang w:val="en-US"/>
+            </w:rPr>
+            <w:t>sit</w:t>
+          </w:r>
+          <w:proofErr w:type="gramEnd"/>
+          <w:r>
+            <w:rPr>
+              <w:rFonts w:ascii="Cambria" w:hAnsi="Cambria"/>
+              <w:color w:val="000000"/>
+              <w:lang w:val="en-US"/>
+            </w:rPr>
+            <w:t xml:space="preserve"> </w:t>
+          </w:r>
+          <w:proofErr w:type="spellStart"/>
+          <w:r>
+            <w:rPr>
+              <w:rFonts w:ascii="Cambria" w:hAnsi="Cambria"/>
+              <w:color w:val="000000"/>
+              <w:lang w:val="en-US"/>
+            </w:rPr>
+            <w:t>amet</w:t>
+          </w:r>
+          <w:proofErr w:type="spellEnd"/>
+          <w:r>
+            <w:rPr>
+              <w:rFonts w:ascii="Cambria" w:hAnsi="Cambria"/>
+              <w:color w:val="000000"/>
+              <w:lang w:val="en-US"/>
+            </w:rPr>
+            <w:t xml:space="preserve"> </w:t>
+          </w:r>
+          <w:proofErr w:type="spellStart"/>
+          <w:r>
+            <w:rPr>
+              <w:rFonts w:ascii="Cambria" w:hAnsi="Cambria"/>
+              <w:color w:val="000000"/>
+              <w:lang w:val="en-US"/>
+            </w:rPr>
+            <w:t>consectetur</w:t>
+          </w:r>
+          <w:proofErr w:type="spellEnd"/>
+          <w:r>
+            <w:rPr>
+              <w:rFonts w:ascii="Cambria" w:hAnsi="Cambria"/>
+              <w:color w:val="000000"/>
+              <w:lang w:val="en-US"/>
+            </w:rPr>
+            <w:t xml:space="preserve"> </w:t>
+          </w:r>
+          <w:proofErr w:type="spellStart"/>
+          <w:r>
+            <w:rPr>
+              <w:rFonts w:ascii="Cambria" w:hAnsi="Cambria"/>
+              <w:color w:val="000000"/>
+              <w:lang w:val="en-US"/>
+            </w:rPr>
+            <w:t>adipiscing</w:t>
+          </w:r>
+          <w:proofErr w:type="spellEnd"/>
+          <w:r>
+            <w:rPr>
+              <w:rFonts w:ascii="Cambria" w:hAnsi="Cambria"/>
+              <w:color w:val="000000"/>
+              <w:lang w:val="en-US"/>
+            </w:rPr>
+            <w:t xml:space="preserve"> </w:t>
+          </w:r>
+          <w:proofErr w:type="spellStart"/>
+          <w:r>
+            <w:rPr>
+              <w:rFonts w:ascii="Cambria" w:hAnsi="Cambria"/>
+              <w:color w:val="000000"/>
+              <w:lang w:val="en-US"/>
+            </w:rPr>
+            <w:t>elit</w:t>
+          </w:r>
+          <w:proofErr w:type="spellEnd"/>
+          <w:r>
+            <w:rPr>
+              <w:rFonts w:ascii="Cambria" w:hAnsi="Cambria"/>
+              <w:color w:val="000000"/>
+              <w:lang w:val="en-US"/>
+            </w:rPr>
+            <w:t xml:space="preserve"> </w:t>
+          </w:r>
+          <w:proofErr w:type="spellStart"/>
+          <w:r>
+            <w:rPr>
+              <w:rFonts w:ascii="Cambria" w:hAnsi="Cambria"/>
+              <w:color w:val="000000"/>
+              <w:lang w:val="en-US"/>
+            </w:rPr>
+            <w:t>eu</w:t>
+          </w:r>
+          <w:proofErr w:type="spellEnd"/>
+          <w:r>
+            <w:rPr>
+              <w:rFonts w:ascii="Cambria" w:hAnsi="Cambria"/>
+              <w:color w:val="000000"/>
+              <w:lang w:val="en-US"/>
+            </w:rPr>
+            <w:t xml:space="preserve">, magna </w:t>
+          </w:r>
+          <w:proofErr w:type="spellStart"/>
+          <w:r>
+            <w:rPr>
+              <w:rFonts w:ascii="Cambria" w:hAnsi="Cambria"/>
+              <w:color w:val="000000"/>
+              <w:lang w:val="en-US"/>
+            </w:rPr>
+            <w:t>nullam</w:t>
+          </w:r>
+          <w:proofErr w:type="spellEnd"/>
+          <w:r>
+            <w:rPr>
+              <w:rFonts w:ascii="Cambria" w:hAnsi="Cambria"/>
+              <w:color w:val="000000"/>
+              <w:lang w:val="en-US"/>
+            </w:rPr>
+            <w:t xml:space="preserve"> fames </w:t>
+          </w:r>
+          <w:proofErr w:type="spellStart"/>
+          <w:r>
+            <w:rPr>
+              <w:rFonts w:ascii="Cambria" w:hAnsi="Cambria"/>
+              <w:color w:val="000000"/>
+              <w:lang w:val="en-US"/>
+            </w:rPr>
+            <w:t>sagittis</w:t>
+          </w:r>
+          <w:proofErr w:type="spellEnd"/>
+          <w:r>
+            <w:rPr>
+              <w:rFonts w:ascii="Cambria" w:hAnsi="Cambria"/>
+              <w:color w:val="000000"/>
+              <w:lang w:val="en-US"/>
+            </w:rPr>
+            <w:t xml:space="preserve"> </w:t>
+          </w:r>
+          <w:proofErr w:type="spellStart"/>
+          <w:r>
+            <w:rPr>
+              <w:rFonts w:ascii="Cambria" w:hAnsi="Cambria"/>
+              <w:color w:val="000000"/>
+              <w:lang w:val="en-US"/>
+            </w:rPr>
+            <w:t>volutpat</w:t>
+          </w:r>
+          <w:proofErr w:type="spellEnd"/>
+          <w:r>
+            <w:rPr>
+              <w:rFonts w:ascii="Cambria" w:hAnsi="Cambria"/>
+              <w:color w:val="000000"/>
+              <w:lang w:val="en-US"/>
+            </w:rPr>
+            <w:t xml:space="preserve"> in sed, </w:t>
+          </w:r>
+          <w:proofErr w:type="spellStart"/>
+          <w:r>
+            <w:rPr>
+              <w:rFonts w:ascii="Cambria" w:hAnsi="Cambria"/>
+              <w:color w:val="000000"/>
+              <w:lang w:val="en-US"/>
+            </w:rPr>
+            <w:t>augue</w:t>
+          </w:r>
+          <w:proofErr w:type="spellEnd"/>
+          <w:r>
+            <w:rPr>
+              <w:rFonts w:ascii="Cambria" w:hAnsi="Cambria"/>
+              <w:color w:val="000000"/>
+              <w:lang w:val="en-US"/>
+            </w:rPr>
+            <w:t xml:space="preserve"> </w:t>
+          </w:r>
+          <w:proofErr w:type="spellStart"/>
+          <w:r>
+            <w:rPr>
+              <w:rFonts w:ascii="Cambria" w:hAnsi="Cambria"/>
+              <w:color w:val="000000"/>
+              <w:lang w:val="en-US"/>
+            </w:rPr>
+            <w:t>lacus</w:t>
+          </w:r>
+          <w:proofErr w:type="spellEnd"/>
+          <w:r>
+            <w:rPr>
+              <w:rFonts w:ascii="Cambria" w:hAnsi="Cambria"/>
+              <w:color w:val="000000"/>
+              <w:lang w:val="en-US"/>
+            </w:rPr>
+            <w:t xml:space="preserve"> dui </w:t>
+          </w:r>
+          <w:proofErr w:type="spellStart"/>
+          <w:r>
+            <w:rPr>
+              <w:rFonts w:ascii="Cambria" w:hAnsi="Cambria"/>
+              <w:color w:val="000000"/>
+              <w:lang w:val="en-US"/>
+            </w:rPr>
+            <w:t>montes</w:t>
+          </w:r>
+          <w:proofErr w:type="spellEnd"/>
+          <w:r>
+            <w:rPr>
+              <w:rFonts w:ascii="Cambria" w:hAnsi="Cambria"/>
+              <w:color w:val="000000"/>
+              <w:lang w:val="en-US"/>
+            </w:rPr>
+            <w:t xml:space="preserve"> </w:t>
+          </w:r>
+          <w:proofErr w:type="spellStart"/>
+          <w:r>
+            <w:rPr>
+              <w:rFonts w:ascii="Cambria" w:hAnsi="Cambria"/>
+              <w:color w:val="000000"/>
+              <w:lang w:val="en-US"/>
+            </w:rPr>
+            <w:t>luctus</w:t>
+          </w:r>
+          <w:proofErr w:type="spellEnd"/>
+        </w:p>
+      </w:tc>
+    </w:tr>
+    <w:tr>
+      <w:trPr>
+        <w:trHeight w:val="22"/>
+      </w:trPr>
+      <w:tc>
+        <w:tcPr>
+          <w:tcW w:w="2440" w:type="dxa"/>
+          <w:vMerge/>
+          <w:tcBorders>
+            <w:top w:val="single" w:color="auto" w:sz="8" w:space="0"/>
+            <w:left w:val="single" w:color="auto" w:sz="8" w:space="0"/>
+            <w:bottom w:val="single" w:color="000000" w:sz="8" w:space="0"/>
+            <w:right w:val="single" w:color="auto" w:sz="8" w:space="0"/>
+          </w:tcBorders>
+          <w:vAlign w:val="center"/>
+          <w:hideMark/>
+        </w:tcPr>
+        <w:p>
+          <w:pPr>
+            <w:spacing w:after="0" w:line="240" w:lineRule="auto"/>
+            <w:rPr>
+              <w:rFonts w:ascii="Cambria" w:hAnsi="Cambria"/>
+              <w:b/>
+              <w:bCs/>
+              <w:color w:val="000000"/>
+              <w:lang w:val="en-US"/>
+            </w:rPr>
+          </w:pPr>
+        </w:p>
+      </w:tc>
+      <w:tc>
+        <w:tcPr>
+          <w:tcW w:w="7320" w:type="dxa"/>
+          <w:gridSpan w:val="3"/>
+          <w:tcBorders>
+            <w:top w:val="nil"/>
+            <w:left w:val="nil"/>
+            <w:bottom w:val="single" w:color="auto" w:sz="8" w:space="0"/>
+            <w:right w:val="single" w:color="000000" w:sz="8" w:space="0"/>
+          </w:tcBorders>
+          <w:hideMark/>
+        </w:tcPr>
+        <w:p>
+          <w:pPr>
+            <w:spacing w:after="0" w:line="240" w:lineRule="auto"/>
+            <w:rPr>
+              <w:rFonts w:ascii="Cambria" w:hAnsi="Cambria"/>
+              <w:color w:val="000000"/>
+              <w:lang w:val="en-US"/>
+            </w:rPr>
+          </w:pPr>
+        </w:p>
+      </w:tc>
+    </w:tr>
+    <w:tr>
+      <w:trPr>
+        <w:trHeight w:val="529"/>
+      </w:trPr>
+      <w:tc>
+        <w:tcPr>
+          <w:tcW w:w="2440" w:type="dxa"/>
+          <w:tcBorders>
+            <w:top w:val="nil"/>
+            <w:left w:val="single" w:color="auto" w:sz="8" w:space="0"/>
+            <w:bottom w:val="single" w:color="auto" w:sz="8" w:space="0"/>
+            <w:right w:val="single" w:color="auto" w:sz="8" w:space="0"/>
+          </w:tcBorders>
+          <w:shd w:val="clear" w:color="000000" w:fill="F2F2F2"/>
+          <w:vAlign w:val="center"/>
+          <w:hideMark/>
+        </w:tcPr>
+        <w:p>
+          <w:pPr>
+            <w:spacing w:after="0" w:line="240" w:lineRule="auto"/>
+            <w:rPr>
+              <w:rFonts w:ascii="Cambria" w:hAnsi="Cambria"/>
+              <w:b/>
+              <w:bCs/>
+              <w:color w:val="000000"/>
+            </w:rPr>
+          </w:pPr>
+          <w:r>
+            <w:rPr>
+              <w:rFonts w:ascii="Cambria" w:hAnsi="Cambria"/>
+              <w:b/>
+              <w:bCs/>
+              <w:color w:val="000000"/>
+            </w:rPr>
+            <w:t>Fecha entrega UTE</w:t>
+          </w:r>
+        </w:p>
+      </w:tc>
+      <w:tc>
+        <w:tcPr>
+          <w:tcW w:w="2440" w:type="dxa"/>
+          <w:tcBorders>
+            <w:top w:val="nil"/>
+            <w:left w:val="nil"/>
+            <w:bottom w:val="single" w:color="auto" w:sz="8" w:space="0"/>
+            <w:right w:val="single" w:color="auto" w:sz="8" w:space="0"/>
+          </w:tcBorders>
+          <w:vAlign w:val="center"/>
+          <w:hideMark/>
+        </w:tcPr>
+        <w:p>
+          <w:pPr>
+            <w:spacing w:after="0" w:line="240" w:lineRule="auto"/>
+            <w:jc w:val="center"/>
+            <w:rPr>
+              <w:rFonts w:ascii="Cambria" w:hAnsi="Cambria"/>
+              <w:color w:val="000000"/>
+            </w:rPr>
+          </w:pPr>
+          <w:proofErr w:type="spellStart"/>
+          <w:r>
+            <w:rPr>
+              <w:rFonts w:ascii="Cambria" w:hAnsi="Cambria"/>
+              <w:color w:val="000000"/>
+            </w:rPr>
+            <w:t>xx</w:t>
+          </w:r>
+          <w:proofErr w:type="spellEnd"/>
+          <w:r>
+            <w:rPr>
+              <w:rFonts w:ascii="Cambria" w:hAnsi="Cambria"/>
+              <w:color w:val="000000"/>
+            </w:rPr>
+            <w:t>/</w:t>
+          </w:r>
+          <w:proofErr w:type="spellStart"/>
+          <w:r>
+            <w:rPr>
+              <w:rFonts w:ascii="Cambria" w:hAnsi="Cambria"/>
+              <w:color w:val="000000"/>
+            </w:rPr>
+            <w:t>xx</w:t>
+          </w:r>
+          <w:proofErr w:type="spellEnd"/>
+          <w:r>
+            <w:rPr>
+              <w:rFonts w:ascii="Cambria" w:hAnsi="Cambria"/>
+              <w:color w:val="000000"/>
+            </w:rPr>
+            <w:t>/2025</w:t>
+          </w:r>
+        </w:p>
+      </w:tc>
+      <w:tc>
+        <w:tcPr>
+          <w:tcW w:w="2440" w:type="dxa"/>
+          <w:tcBorders>
+            <w:top w:val="nil"/>
+            <w:left w:val="nil"/>
+            <w:bottom w:val="single" w:color="auto" w:sz="8" w:space="0"/>
+            <w:right w:val="single" w:color="auto" w:sz="8" w:space="0"/>
+          </w:tcBorders>
+          <w:shd w:val="clear" w:color="000000" w:fill="F2F2F2"/>
+          <w:vAlign w:val="center"/>
+          <w:hideMark/>
+        </w:tcPr>
+        <w:p>
+          <w:pPr>
+            <w:spacing w:after="0" w:line="240" w:lineRule="auto"/>
+            <w:rPr>
+              <w:rFonts w:ascii="Cambria" w:hAnsi="Cambria"/>
+              <w:b/>
+              <w:bCs/>
+              <w:color w:val="000000"/>
+            </w:rPr>
+          </w:pPr>
+          <w:r>
+            <w:rPr>
+              <w:rFonts w:ascii="Cambria" w:hAnsi="Cambria"/>
+              <w:b/>
+              <w:bCs/>
+              <w:color w:val="000000"/>
+            </w:rPr>
+            <w:t>Versión documento</w:t>
+          </w:r>
+        </w:p>
+      </w:tc>
+      <w:tc>
+        <w:tcPr>
+          <w:tcW w:w="2440" w:type="dxa"/>
+          <w:tcBorders>
+            <w:top w:val="nil"/>
+            <w:left w:val="nil"/>
+            <w:bottom w:val="single" w:color="auto" w:sz="8" w:space="0"/>
+            <w:right w:val="single" w:color="auto" w:sz="8" w:space="0"/>
+          </w:tcBorders>
+          <w:vAlign w:val="center"/>
+          <w:hideMark/>
+        </w:tcPr>
+        <w:p>
+          <w:pPr>
+            <w:spacing w:after="0" w:line="240" w:lineRule="auto"/>
+            <w:jc w:val="center"/>
+            <w:rPr>
+              <w:rFonts w:ascii="Cambria" w:hAnsi="Cambria"/>
+              <w:color w:val="000000"/>
+            </w:rPr>
+          </w:pPr>
+          <w:proofErr w:type="spellStart"/>
+          <w:proofErr w:type="gramStart"/>
+          <w:r>
+            <w:rPr>
+              <w:rFonts w:ascii="Cambria" w:hAnsi="Cambria"/>
+              <w:color w:val="000000"/>
+            </w:rPr>
+            <w:t>Vn</w:t>
+          </w:r>
+          <w:r>
+            <w:rPr>
+              <w:rFonts w:ascii="Cambria" w:hAnsi="Cambria"/>
+              <w:color w:val="000000"/>
+            </w:rPr>
+            <w:t>.</w:t>
+          </w:r>
+          <w:r>
+            <w:rPr>
+              <w:rFonts w:ascii="Cambria" w:hAnsi="Cambria"/>
+              <w:color w:val="000000"/>
+            </w:rPr>
+            <w:t>n</w:t>
+          </w:r>
+          <w:r>
+            <w:rPr>
+              <w:rFonts w:ascii="Cambria" w:hAnsi="Cambria"/>
+              <w:color w:val="000000"/>
+            </w:rPr>
+            <w:t>n</w:t>
+          </w:r>
+          <w:proofErr w:type="spellEnd"/>
+          <w:proofErr w:type="gramEnd"/>
+        </w:p>
+      </w:tc>
+    </w:tr>
+  </w:tbl>
+  <w:p>
+    <w:pPr>
+      <w:pStyle w:val="Pgina"/>
+      <w:jc w:val="both"/>
+    </w:pPr>
+  </w:p>
+</w:ftr>
+</file>
+
+<file path=word/footer2.xml><?xml version="1.0" encoding="utf-8"?>
+<w:ftr xmlns:wpc="http://schemas.microsoft.com/office/word/2010/wordprocessingCanvas" xmlns:cx="http://schemas.microsoft.com/office/drawing/2014/chartex" xmlns:cx1="http://schemas.microsoft.com/office/drawing/2015/9/8/chartex" xmlns:cx2="http://schemas.microsoft.com/office/drawing/2015/10/21/chartex" xmlns:cx3="http://schemas.microsoft.com/office/drawing/2016/5/9/chartex" xmlns:cx4="http://schemas.microsoft.com/office/drawing/2016/5/10/chartex" xmlns:cx5="http://schemas.microsoft.com/office/drawing/2016/5/11/chartex" xmlns:cx6="http://schemas.microsoft.com/office/drawing/2016/5/12/chartex" xmlns:cx7="http://schemas.microsoft.com/office/drawing/2016/5/13/chartex" xmlns:cx8="http://schemas.microsoft.com/office/drawing/2016/5/14/chartex" xmlns:mc="http://schemas.openxmlformats.org/markup-compatibility/2006" xmlns:aink="http://schemas.microsoft.com/office/drawing/2016/ink" xmlns:am3d="http://schemas.microsoft.com/office/drawing/2017/model3d" xmlns:o="urn:schemas-microsoft-com:office:office" xmlns:oel="http://schemas.microsoft.com/office/2019/extlst" xmlns:r="http://schemas.openxmlformats.org/officeDocument/2006/relationships" xmlns:m="http://schemas.openxmlformats.org/officeDocument/2006/math" xmlns:v="urn:schemas-microsoft-com:vml" xmlns:wp14="http://schemas.microsoft.com/office/word/2010/wordprocessingDrawing" xmlns:wp="http://schemas.openxmlformats.org/drawingml/2006/wordprocessingDrawing" xmlns:w10="urn:schemas-microsoft-com:office:word" xmlns:w="http://schemas.openxmlformats.org/wordprocessingml/2006/main" xmlns:w14="http://schemas.microsoft.com/office/word/2010/wordml" xmlns:w15="http://schemas.microsoft.com/office/word/2012/wordml" xmlns:w16cex="http://schemas.microsoft.com/office/word/2018/wordml/cex" xmlns:w16cid="http://schemas.microsoft.com/office/word/2016/wordml/cid" xmlns:w16="http://schemas.microsoft.com/office/word/2018/wordml" xmlns:w16du="http://schemas.microsoft.com/office/word/2023/wordml/word16du" xmlns:w16sdtdh="http://schemas.microsoft.com/office/word/2020/wordml/sdtdatahash" xmlns:w16sdtfl="http://schemas.microsoft.com/office/word/2024/wordml/sdtformatlock" xmlns:w16se="http://schemas.microsoft.com/office/word/2015/wordml/symex" xmlns:wpg="http://schemas.microsoft.com/office/word/2010/wordprocessingGroup" xmlns:wpi="http://schemas.microsoft.com/office/word/2010/wordprocessingInk" xmlns:wne="http://schemas.microsoft.com/office/word/2006/wordml" xmlns:wps="http://schemas.microsoft.com/office/word/2010/wordprocessingShape" mc:Ignorable="w14 w15 w16se w16cid w16 w16cex w16sdtdh w16sdtfl w16du wp14">
+  <w:tbl>
+    <w:tblPr>
+      <w:tblW w:w="9760" w:type="dxa"/>
+      <w:tblInd w:w="-10" w:type="dxa"/>
+      <w:tblCellMar>
+        <w:left w:w="70" w:type="dxa"/>
+        <w:right w:w="70" w:type="dxa"/>
+      </w:tblCellMar>
+      <w:tblLook w:val="04A0" w:firstRow="1" w:lastRow="0" w:firstColumn="1" w:lastColumn="0" w:noHBand="0" w:noVBand="1"/>
+    </w:tblPr>
+    <w:tblGrid>
+      <w:gridCol w:w="2440"/>
+      <w:gridCol w:w="2440"/>
+      <w:gridCol w:w="2440"/>
+      <w:gridCol w:w="2440"/>
+    </w:tblGrid>
+    <w:tr>
+      <w:trPr>
+        <w:trHeight w:val="294"/>
+      </w:trPr>
+      <w:tc>
+        <w:tcPr>
+          <w:tcW w:w="7320" w:type="dxa"/>
+          <w:gridSpan w:val="3"/>
+          <w:tcBorders>
+            <w:top w:val="single" w:color="auto" w:sz="8" w:space="0"/>
+            <w:left w:val="single" w:color="auto" w:sz="8" w:space="0"/>
+            <w:bottom w:val="single" w:color="auto" w:sz="8" w:space="0"/>
+            <w:right w:val="single" w:color="000000" w:sz="8" w:space="0"/>
+          </w:tcBorders>
+          <w:shd w:val="clear" w:color="000000" w:fill="F2F2F2"/>
+          <w:vAlign w:val="center"/>
+          <w:hideMark/>
+        </w:tcPr>
+        <w:p>
+          <w:pPr>
+            <w:spacing w:after="0" w:line="240" w:lineRule="auto"/>
+            <w:jc w:val="center"/>
+            <w:rPr>
+              <w:rFonts w:ascii="Cambria" w:hAnsi="Cambria"/>
+              <w:b/>
+              <w:bCs/>
+              <w:color w:val="000000"/>
+            </w:rPr>
+          </w:pPr>
+          <w:r>
+            <w:rPr>
+              <w:rFonts w:ascii="Cambria" w:hAnsi="Cambria"/>
+              <w:b/>
+              <w:bCs/>
+              <w:color w:val="000000"/>
+            </w:rPr>
+            <w:t>ED</w:t>
+          </w:r>
+          <w:r>
+            <w:rPr>
+              <w:rFonts w:ascii="Cambria" w:hAnsi="Cambria"/>
+              <w:b/>
+              <w:bCs/>
+              <w:color w:val="000000"/>
+            </w:rPr>
+            <w:t xml:space="preserve">NEL </w:t>
+          </w:r>
+          <w:r>
+            <w:rPr>
+              <w:rFonts w:ascii="Cambria" w:hAnsi="Cambria"/>
+              <w:b/>
+              <w:bCs/>
+              <w:color w:val="000000"/>
+            </w:rPr>
+            <w:t xml:space="preserve">Espacio de Datos de la </w:t>
+          </w:r>
+          <w:r>
+            <w:rPr>
+              <w:rFonts w:ascii="Cambria" w:hAnsi="Cambria"/>
+              <w:b/>
+              <w:bCs/>
+              <w:color w:val="000000"/>
+            </w:rPr>
+            <w:t>Nueva Economía de la Lengua</w:t>
+          </w:r>
+        </w:p>
+      </w:tc>
+      <w:tc>
+        <w:tcPr>
+          <w:tcW w:w="2440" w:type="dxa"/>
+          <w:tcBorders>
+            <w:top w:val="single" w:color="auto" w:sz="8" w:space="0"/>
+            <w:left w:val="nil"/>
+            <w:bottom w:val="single" w:color="auto" w:sz="8" w:space="0"/>
+            <w:right w:val="single" w:color="auto" w:sz="8" w:space="0"/>
+          </w:tcBorders>
+          <w:vAlign w:val="center"/>
+          <w:hideMark/>
+        </w:tcPr>
+        <w:p>
+          <w:pPr>
+            <w:spacing w:after="0" w:line="240" w:lineRule="auto"/>
+            <w:jc w:val="center"/>
+            <w:rPr>
+              <w:rFonts w:ascii="Cambria" w:hAnsi="Cambria"/>
+              <w:b/>
+              <w:bCs/>
+              <w:color w:val="000000"/>
+            </w:rPr>
+          </w:pPr>
+          <w:r>
+            <w:rPr>
+              <w:rFonts w:ascii="Cambria" w:hAnsi="Cambria"/>
+              <w:b/>
+              <w:bCs/>
+              <w:color w:val="000000"/>
+            </w:rPr>
+            <w:t xml:space="preserve">Página </w:t>
+          </w:r>
+          <w:r>
+            <w:fldChar w:fldCharType="begin"/>
+          </w:r>
+          <w:r>
+            <w:instrText>PAGE   \* MERGEFORMAT</w:instrText>
+          </w:r>
+          <w:r>
+            <w:fldChar w:fldCharType="separate"/>
+          </w:r>
+          <w:r>
+            <w:t>3</w:t>
+          </w:r>
+          <w:r>
+            <w:fldChar w:fldCharType="end"/>
+          </w:r>
+          <w:r>
+            <w:rPr>
+              <w:rFonts w:ascii="Cambria" w:hAnsi="Cambria"/>
+              <w:b/>
+              <w:bCs/>
+              <w:color w:val="000000"/>
+            </w:rPr>
+            <w:t xml:space="preserve"> de </w:t>
+          </w:r>
+          <w:r>
+            <w:rPr>
+              <w:rFonts w:ascii="Cambria" w:hAnsi="Cambria"/>
+              <w:b/>
+              <w:bCs/>
+              <w:color w:val="000000"/>
+            </w:rPr>
+            <w:fldChar w:fldCharType="begin"/>
+          </w:r>
+          <w:r>
+            <w:rPr>
+              <w:rFonts w:ascii="Cambria" w:hAnsi="Cambria"/>
+              <w:b/>
+              <w:bCs/>
+              <w:color w:val="000000"/>
+            </w:rPr>
+            <w:instrText xml:space="preserve"> NUMPAGES  \# "0"  \* MERGEFORMAT </w:instrText>
+          </w:r>
+          <w:r>
+            <w:rPr>
+              <w:rFonts w:ascii="Cambria" w:hAnsi="Cambria"/>
+              <w:b/>
+              <w:bCs/>
+              <w:color w:val="000000"/>
+            </w:rPr>
+            <w:fldChar w:fldCharType="separate"/>
+          </w:r>
+          <w:r>
+            <w:rPr>
+              <w:rFonts w:ascii="Cambria" w:hAnsi="Cambria"/>
+              <w:b/>
+              <w:bCs/>
+              <w:noProof/>
+              <w:color w:val="000000"/>
+            </w:rPr>
+            <w:t>57</w:t>
+          </w:r>
+          <w:r>
+            <w:rPr>
+              <w:rFonts w:ascii="Cambria" w:hAnsi="Cambria"/>
+              <w:b/>
+              <w:bCs/>
+              <w:color w:val="000000"/>
+            </w:rPr>
+            <w:fldChar w:fldCharType="end"/>
+          </w:r>
+        </w:p>
+      </w:tc>
+    </w:tr>
+    <w:tr>
+      <w:trPr>
+        <w:trHeight w:val="294"/>
+      </w:trPr>
+      <w:tc>
+        <w:tcPr>
+          <w:tcW w:w="2440" w:type="dxa"/>
+          <w:tcBorders>
+            <w:top w:val="nil"/>
+            <w:left w:val="single" w:color="auto" w:sz="8" w:space="0"/>
+            <w:bottom w:val="nil"/>
+            <w:right w:val="single" w:color="auto" w:sz="8" w:space="0"/>
+          </w:tcBorders>
+          <w:shd w:val="clear" w:color="000000" w:fill="F2F2F2"/>
+          <w:vAlign w:val="center"/>
+          <w:hideMark/>
+        </w:tcPr>
+        <w:p>
+          <w:pPr>
+            <w:spacing w:after="0" w:line="240" w:lineRule="auto"/>
+            <w:rPr>
+              <w:rFonts w:ascii="Cambria" w:hAnsi="Cambria"/>
+              <w:b/>
+              <w:bCs/>
+              <w:color w:val="000000"/>
+            </w:rPr>
+          </w:pPr>
+          <w:r>
+            <w:rPr>
+              <w:rFonts w:ascii="Cambria" w:hAnsi="Cambria"/>
+              <w:b/>
+              <w:bCs/>
+              <w:color w:val="000000"/>
+            </w:rPr>
+            <w:t>Expediente</w:t>
+          </w:r>
+        </w:p>
+      </w:tc>
+      <w:tc>
+        <w:tcPr>
+          <w:tcW w:w="2440" w:type="dxa"/>
+          <w:tcBorders>
+            <w:top w:val="nil"/>
+            <w:left w:val="nil"/>
+            <w:bottom w:val="nil"/>
+            <w:right w:val="single" w:color="auto" w:sz="8" w:space="0"/>
+          </w:tcBorders>
+          <w:vAlign w:val="center"/>
+          <w:hideMark/>
+        </w:tcPr>
+        <w:p>
+          <w:pPr>
+            <w:spacing w:after="0" w:line="240" w:lineRule="auto"/>
+            <w:rPr>
+              <w:rFonts w:ascii="Cambria" w:hAnsi="Cambria"/>
+              <w:color w:val="000000"/>
+            </w:rPr>
+          </w:pPr>
+          <w:r>
+            <w:rPr>
+              <w:rFonts w:ascii="Cambria" w:hAnsi="Cambria"/>
+              <w:color w:val="000000"/>
+            </w:rPr>
+            <w:t>00860-2025/036410</w:t>
+          </w:r>
+        </w:p>
+      </w:tc>
+      <w:tc>
+        <w:tcPr>
+          <w:tcW w:w="2440" w:type="dxa"/>
+          <w:tcBorders>
+            <w:top w:val="nil"/>
+            <w:left w:val="nil"/>
+            <w:bottom w:val="nil"/>
+            <w:right w:val="single" w:color="auto" w:sz="8" w:space="0"/>
+          </w:tcBorders>
+          <w:shd w:val="clear" w:color="000000" w:fill="F2F2F2"/>
+          <w:vAlign w:val="center"/>
+          <w:hideMark/>
+        </w:tcPr>
+        <w:p>
+          <w:pPr>
+            <w:spacing w:after="0" w:line="240" w:lineRule="auto"/>
+            <w:rPr>
+              <w:rFonts w:ascii="Cambria" w:hAnsi="Cambria"/>
+              <w:b/>
+              <w:bCs/>
+              <w:color w:val="000000"/>
+            </w:rPr>
+          </w:pPr>
+          <w:r>
+            <w:rPr>
+              <w:rFonts w:ascii="Cambria" w:hAnsi="Cambria"/>
+              <w:b/>
+              <w:bCs/>
+              <w:color w:val="000000"/>
+            </w:rPr>
+            <w:t>Código documento</w:t>
+          </w:r>
+        </w:p>
+      </w:tc>
+      <w:tc>
+        <w:tcPr>
+          <w:tcW w:w="2440" w:type="dxa"/>
+          <w:tcBorders>
+            <w:top w:val="nil"/>
+            <w:left w:val="nil"/>
+            <w:bottom w:val="nil"/>
+            <w:right w:val="single" w:color="auto" w:sz="8" w:space="0"/>
+          </w:tcBorders>
+          <w:vAlign w:val="center"/>
+          <w:hideMark/>
+        </w:tcPr>
+        <w:p>
+          <w:pPr>
+            <w:spacing w:after="0" w:line="240" w:lineRule="auto"/>
+            <w:jc w:val="center"/>
+            <w:rPr>
+              <w:rFonts w:ascii="Cambria" w:hAnsi="Cambria"/>
+              <w:color w:val="000000"/>
+            </w:rPr>
+          </w:pPr>
+          <w:proofErr w:type="spellStart"/>
+          <w:proofErr w:type="gramStart"/>
+          <w:r>
+            <w:rPr>
+              <w:rFonts w:ascii="Cambria" w:hAnsi="Cambria"/>
+              <w:color w:val="000000"/>
+            </w:rPr>
+            <w:t>Bn.Enn</w:t>
+          </w:r>
+          <w:proofErr w:type="spellEnd"/>
+          <w:proofErr w:type="gramEnd"/>
+        </w:p>
+      </w:tc>
+    </w:tr>
+    <w:tr>
+      <w:trPr>
+        <w:trHeight w:val="288"/>
+      </w:trPr>
+      <w:tc>
+        <w:tcPr>
+          <w:tcW w:w="2440" w:type="dxa"/>
+          <w:vMerge w:val="restart"/>
+          <w:tcBorders>
+            <w:top w:val="single" w:color="auto" w:sz="8" w:space="0"/>
+            <w:left w:val="single" w:color="auto" w:sz="8" w:space="0"/>
+            <w:bottom w:val="single" w:color="000000" w:sz="8" w:space="0"/>
+            <w:right w:val="single" w:color="auto" w:sz="8" w:space="0"/>
+          </w:tcBorders>
+          <w:shd w:val="clear" w:color="000000" w:fill="F2F2F2"/>
+          <w:vAlign w:val="center"/>
+          <w:hideMark/>
+        </w:tcPr>
+        <w:p>
+          <w:pPr>
+            <w:spacing w:after="0" w:line="240" w:lineRule="auto"/>
+            <w:jc w:val="left"/>
+            <w:rPr>
+              <w:rFonts w:ascii="Cambria" w:hAnsi="Cambria"/>
+              <w:b/>
+              <w:bCs/>
+              <w:color w:val="000000"/>
+            </w:rPr>
+          </w:pPr>
+          <w:r>
+            <w:rPr>
+              <w:rFonts w:ascii="Cambria" w:hAnsi="Cambria"/>
+              <w:b/>
+              <w:bCs/>
+              <w:color w:val="000000"/>
+            </w:rPr>
+            <w:t>Nombre documento</w:t>
+          </w:r>
+        </w:p>
+      </w:tc>
+      <w:tc>
+        <w:tcPr>
+          <w:tcW w:w="7320" w:type="dxa"/>
+          <w:gridSpan w:val="3"/>
+          <w:tcBorders>
+            <w:top w:val="single" w:color="auto" w:sz="8" w:space="0"/>
+            <w:left w:val="nil"/>
+            <w:bottom w:val="nil"/>
+            <w:right w:val="single" w:color="000000" w:sz="8" w:space="0"/>
+          </w:tcBorders>
+          <w:hideMark/>
+        </w:tcPr>
+        <w:p>
+          <w:pPr>
+            <w:spacing w:after="0" w:line="240" w:lineRule="auto"/>
+            <w:rPr>
+              <w:rFonts w:ascii="Cambria" w:hAnsi="Cambria"/>
+              <w:color w:val="000000"/>
+              <w:lang w:val="en-US"/>
+            </w:rPr>
+          </w:pPr>
+          <w:r>
+            <w:rPr>
+              <w:rFonts w:ascii="Cambria" w:hAnsi="Cambria"/>
+              <w:color w:val="000000"/>
+              <w:lang w:val="en-US"/>
+            </w:rPr>
+            <w:t xml:space="preserve"> Lorem ipsum dolor </w:t>
+          </w:r>
+          <w:proofErr w:type="gramStart"/>
+          <w:r>
+            <w:rPr>
+              <w:rFonts w:ascii="Cambria" w:hAnsi="Cambria"/>
+              <w:color w:val="000000"/>
+              <w:lang w:val="en-US"/>
+            </w:rPr>
+            <w:t>sit</w:t>
+          </w:r>
+          <w:proofErr w:type="gramEnd"/>
+          <w:r>
+            <w:rPr>
+              <w:rFonts w:ascii="Cambria" w:hAnsi="Cambria"/>
+              <w:color w:val="000000"/>
+              <w:lang w:val="en-US"/>
+            </w:rPr>
+            <w:t xml:space="preserve"> </w:t>
+          </w:r>
+          <w:proofErr w:type="spellStart"/>
+          <w:r>
+            <w:rPr>
+              <w:rFonts w:ascii="Cambria" w:hAnsi="Cambria"/>
+              <w:color w:val="000000"/>
+              <w:lang w:val="en-US"/>
+            </w:rPr>
+            <w:t>amet</w:t>
+          </w:r>
+          <w:proofErr w:type="spellEnd"/>
+          <w:r>
+            <w:rPr>
+              <w:rFonts w:ascii="Cambria" w:hAnsi="Cambria"/>
+              <w:color w:val="000000"/>
+              <w:lang w:val="en-US"/>
+            </w:rPr>
+            <w:t xml:space="preserve"> </w:t>
+          </w:r>
+          <w:proofErr w:type="spellStart"/>
+          <w:r>
+            <w:rPr>
+              <w:rFonts w:ascii="Cambria" w:hAnsi="Cambria"/>
+              <w:color w:val="000000"/>
+              <w:lang w:val="en-US"/>
+            </w:rPr>
+            <w:t>consectetur</w:t>
+          </w:r>
+          <w:proofErr w:type="spellEnd"/>
+          <w:r>
+            <w:rPr>
+              <w:rFonts w:ascii="Cambria" w:hAnsi="Cambria"/>
+              <w:color w:val="000000"/>
+              <w:lang w:val="en-US"/>
+            </w:rPr>
+            <w:t xml:space="preserve"> </w:t>
+          </w:r>
+          <w:proofErr w:type="spellStart"/>
+          <w:r>
+            <w:rPr>
+              <w:rFonts w:ascii="Cambria" w:hAnsi="Cambria"/>
+              <w:color w:val="000000"/>
+              <w:lang w:val="en-US"/>
+            </w:rPr>
+            <w:t>adipiscing</w:t>
+          </w:r>
+          <w:proofErr w:type="spellEnd"/>
+          <w:r>
+            <w:rPr>
+              <w:rFonts w:ascii="Cambria" w:hAnsi="Cambria"/>
+              <w:color w:val="000000"/>
+              <w:lang w:val="en-US"/>
+            </w:rPr>
+            <w:t xml:space="preserve"> </w:t>
+          </w:r>
+          <w:proofErr w:type="spellStart"/>
+          <w:r>
+            <w:rPr>
+              <w:rFonts w:ascii="Cambria" w:hAnsi="Cambria"/>
+              <w:color w:val="000000"/>
+              <w:lang w:val="en-US"/>
+            </w:rPr>
+            <w:t>elit</w:t>
+          </w:r>
+          <w:proofErr w:type="spellEnd"/>
+          <w:r>
+            <w:rPr>
+              <w:rFonts w:ascii="Cambria" w:hAnsi="Cambria"/>
+              <w:color w:val="000000"/>
+              <w:lang w:val="en-US"/>
+            </w:rPr>
+            <w:t xml:space="preserve"> </w:t>
+          </w:r>
+          <w:proofErr w:type="spellStart"/>
+          <w:r>
+            <w:rPr>
+              <w:rFonts w:ascii="Cambria" w:hAnsi="Cambria"/>
+              <w:color w:val="000000"/>
+              <w:lang w:val="en-US"/>
+            </w:rPr>
+            <w:t>eu</w:t>
+          </w:r>
+          <w:proofErr w:type="spellEnd"/>
+          <w:r>
+            <w:rPr>
+              <w:rFonts w:ascii="Cambria" w:hAnsi="Cambria"/>
+              <w:color w:val="000000"/>
+              <w:lang w:val="en-US"/>
+            </w:rPr>
+            <w:t xml:space="preserve">, magna </w:t>
+          </w:r>
+          <w:proofErr w:type="spellStart"/>
+          <w:r>
+            <w:rPr>
+              <w:rFonts w:ascii="Cambria" w:hAnsi="Cambria"/>
+              <w:color w:val="000000"/>
+              <w:lang w:val="en-US"/>
+            </w:rPr>
+            <w:t>nullam</w:t>
+          </w:r>
+          <w:proofErr w:type="spellEnd"/>
+          <w:r>
+            <w:rPr>
+              <w:rFonts w:ascii="Cambria" w:hAnsi="Cambria"/>
+              <w:color w:val="000000"/>
+              <w:lang w:val="en-US"/>
+            </w:rPr>
+            <w:t xml:space="preserve"> fames </w:t>
+          </w:r>
+          <w:proofErr w:type="spellStart"/>
+          <w:r>
+            <w:rPr>
+              <w:rFonts w:ascii="Cambria" w:hAnsi="Cambria"/>
+              <w:color w:val="000000"/>
+              <w:lang w:val="en-US"/>
+            </w:rPr>
+            <w:t>sagittis</w:t>
+          </w:r>
+          <w:proofErr w:type="spellEnd"/>
+          <w:r>
+            <w:rPr>
+              <w:rFonts w:ascii="Cambria" w:hAnsi="Cambria"/>
+              <w:color w:val="000000"/>
+              <w:lang w:val="en-US"/>
+            </w:rPr>
+            <w:t xml:space="preserve"> </w:t>
+          </w:r>
+          <w:proofErr w:type="spellStart"/>
+          <w:r>
+            <w:rPr>
+              <w:rFonts w:ascii="Cambria" w:hAnsi="Cambria"/>
+              <w:color w:val="000000"/>
+              <w:lang w:val="en-US"/>
+            </w:rPr>
+            <w:t>volutpat</w:t>
+          </w:r>
+          <w:proofErr w:type="spellEnd"/>
+          <w:r>
+            <w:rPr>
+              <w:rFonts w:ascii="Cambria" w:hAnsi="Cambria"/>
+              <w:color w:val="000000"/>
+              <w:lang w:val="en-US"/>
+            </w:rPr>
+            <w:t xml:space="preserve"> in sed, </w:t>
+          </w:r>
+          <w:proofErr w:type="spellStart"/>
+          <w:r>
+            <w:rPr>
+              <w:rFonts w:ascii="Cambria" w:hAnsi="Cambria"/>
+              <w:color w:val="000000"/>
+              <w:lang w:val="en-US"/>
+            </w:rPr>
+            <w:t>augue</w:t>
+          </w:r>
+          <w:proofErr w:type="spellEnd"/>
+          <w:r>
+            <w:rPr>
+              <w:rFonts w:ascii="Cambria" w:hAnsi="Cambria"/>
+              <w:color w:val="000000"/>
+              <w:lang w:val="en-US"/>
+            </w:rPr>
+            <w:t xml:space="preserve"> </w:t>
+          </w:r>
+          <w:proofErr w:type="spellStart"/>
+          <w:r>
+            <w:rPr>
+              <w:rFonts w:ascii="Cambria" w:hAnsi="Cambria"/>
+              <w:color w:val="000000"/>
+              <w:lang w:val="en-US"/>
+            </w:rPr>
+            <w:t>lacus</w:t>
+          </w:r>
+          <w:proofErr w:type="spellEnd"/>
+          <w:r>
+            <w:rPr>
+              <w:rFonts w:ascii="Cambria" w:hAnsi="Cambria"/>
+              <w:color w:val="000000"/>
+              <w:lang w:val="en-US"/>
+            </w:rPr>
+            <w:t xml:space="preserve"> dui </w:t>
+          </w:r>
+          <w:proofErr w:type="spellStart"/>
+          <w:r>
+            <w:rPr>
+              <w:rFonts w:ascii="Cambria" w:hAnsi="Cambria"/>
+              <w:color w:val="000000"/>
+              <w:lang w:val="en-US"/>
+            </w:rPr>
+            <w:t>montes</w:t>
+          </w:r>
+          <w:proofErr w:type="spellEnd"/>
+          <w:r>
+            <w:rPr>
+              <w:rFonts w:ascii="Cambria" w:hAnsi="Cambria"/>
+              <w:color w:val="000000"/>
+              <w:lang w:val="en-US"/>
+            </w:rPr>
+            <w:t xml:space="preserve"> </w:t>
+          </w:r>
+          <w:proofErr w:type="spellStart"/>
+          <w:r>
+            <w:rPr>
+              <w:rFonts w:ascii="Cambria" w:hAnsi="Cambria"/>
+              <w:color w:val="000000"/>
+              <w:lang w:val="en-US"/>
+            </w:rPr>
+            <w:t>luctus</w:t>
+          </w:r>
+          <w:proofErr w:type="spellEnd"/>
+        </w:p>
+      </w:tc>
+    </w:tr>
+    <w:tr>
+      <w:trPr>
+        <w:trHeight w:val="22"/>
+      </w:trPr>
+      <w:tc>
+        <w:tcPr>
+          <w:tcW w:w="2440" w:type="dxa"/>
+          <w:vMerge/>
+          <w:tcBorders>
+            <w:top w:val="single" w:color="auto" w:sz="8" w:space="0"/>
+            <w:left w:val="single" w:color="auto" w:sz="8" w:space="0"/>
+            <w:bottom w:val="single" w:color="000000" w:sz="8" w:space="0"/>
+            <w:right w:val="single" w:color="auto" w:sz="8" w:space="0"/>
+          </w:tcBorders>
+          <w:vAlign w:val="center"/>
+          <w:hideMark/>
+        </w:tcPr>
+        <w:p>
+          <w:pPr>
+            <w:spacing w:after="0" w:line="240" w:lineRule="auto"/>
+            <w:rPr>
+              <w:rFonts w:ascii="Cambria" w:hAnsi="Cambria"/>
+              <w:b/>
+              <w:bCs/>
+              <w:color w:val="000000"/>
+              <w:lang w:val="en-US"/>
+            </w:rPr>
+          </w:pPr>
+        </w:p>
+      </w:tc>
+      <w:tc>
+        <w:tcPr>
+          <w:tcW w:w="7320" w:type="dxa"/>
+          <w:gridSpan w:val="3"/>
+          <w:tcBorders>
+            <w:top w:val="nil"/>
+            <w:left w:val="nil"/>
+            <w:bottom w:val="single" w:color="auto" w:sz="8" w:space="0"/>
+            <w:right w:val="single" w:color="000000" w:sz="8" w:space="0"/>
+          </w:tcBorders>
+          <w:hideMark/>
+        </w:tcPr>
+        <w:p>
+          <w:pPr>
+            <w:spacing w:after="0" w:line="240" w:lineRule="auto"/>
+            <w:rPr>
+              <w:rFonts w:ascii="Cambria" w:hAnsi="Cambria"/>
+              <w:color w:val="000000"/>
+              <w:lang w:val="en-US"/>
+            </w:rPr>
+          </w:pPr>
+        </w:p>
+      </w:tc>
+    </w:tr>
+    <w:tr>
+      <w:trPr>
+        <w:trHeight w:val="529"/>
+      </w:trPr>
+      <w:tc>
+        <w:tcPr>
+          <w:tcW w:w="2440" w:type="dxa"/>
+          <w:tcBorders>
+            <w:top w:val="nil"/>
+            <w:left w:val="single" w:color="auto" w:sz="8" w:space="0"/>
+            <w:bottom w:val="single" w:color="auto" w:sz="8" w:space="0"/>
+            <w:right w:val="single" w:color="auto" w:sz="8" w:space="0"/>
+          </w:tcBorders>
+          <w:shd w:val="clear" w:color="000000" w:fill="F2F2F2"/>
+          <w:vAlign w:val="center"/>
+          <w:hideMark/>
+        </w:tcPr>
+        <w:p>
+          <w:pPr>
+            <w:spacing w:after="0" w:line="240" w:lineRule="auto"/>
+            <w:rPr>
+              <w:rFonts w:ascii="Cambria" w:hAnsi="Cambria"/>
+              <w:b/>
+              <w:bCs/>
+              <w:color w:val="000000"/>
+            </w:rPr>
+          </w:pPr>
+          <w:r>
+            <w:rPr>
+              <w:rFonts w:ascii="Cambria" w:hAnsi="Cambria"/>
+              <w:b/>
+              <w:bCs/>
+              <w:color w:val="000000"/>
+            </w:rPr>
+            <w:t>Fecha entrega UTE</w:t>
+          </w:r>
+        </w:p>
+      </w:tc>
+      <w:tc>
+        <w:tcPr>
+          <w:tcW w:w="2440" w:type="dxa"/>
+          <w:tcBorders>
+            <w:top w:val="nil"/>
+            <w:left w:val="nil"/>
+            <w:bottom w:val="single" w:color="auto" w:sz="8" w:space="0"/>
+            <w:right w:val="single" w:color="auto" w:sz="8" w:space="0"/>
+          </w:tcBorders>
+          <w:vAlign w:val="center"/>
+          <w:hideMark/>
+        </w:tcPr>
+        <w:p>
+          <w:pPr>
+            <w:spacing w:after="0" w:line="240" w:lineRule="auto"/>
+            <w:jc w:val="center"/>
+            <w:rPr>
+              <w:rFonts w:ascii="Cambria" w:hAnsi="Cambria"/>
+              <w:color w:val="000000"/>
+            </w:rPr>
+          </w:pPr>
+          <w:proofErr w:type="spellStart"/>
+          <w:r>
+            <w:rPr>
+              <w:rFonts w:ascii="Cambria" w:hAnsi="Cambria"/>
+              <w:color w:val="000000"/>
+            </w:rPr>
+            <w:t>xx</w:t>
+          </w:r>
+          <w:proofErr w:type="spellEnd"/>
+          <w:r>
+            <w:rPr>
+              <w:rFonts w:ascii="Cambria" w:hAnsi="Cambria"/>
+              <w:color w:val="000000"/>
+            </w:rPr>
+            <w:t>/</w:t>
+          </w:r>
+          <w:proofErr w:type="spellStart"/>
+          <w:r>
+            <w:rPr>
+              <w:rFonts w:ascii="Cambria" w:hAnsi="Cambria"/>
+              <w:color w:val="000000"/>
+            </w:rPr>
+            <w:t>xx</w:t>
+          </w:r>
+          <w:proofErr w:type="spellEnd"/>
+          <w:r>
+            <w:rPr>
+              <w:rFonts w:ascii="Cambria" w:hAnsi="Cambria"/>
+              <w:color w:val="000000"/>
+            </w:rPr>
+            <w:t>/2025</w:t>
+          </w:r>
+        </w:p>
+      </w:tc>
+      <w:tc>
+        <w:tcPr>
+          <w:tcW w:w="2440" w:type="dxa"/>
+          <w:tcBorders>
+            <w:top w:val="nil"/>
+            <w:left w:val="nil"/>
+            <w:bottom w:val="single" w:color="auto" w:sz="8" w:space="0"/>
+            <w:right w:val="single" w:color="auto" w:sz="8" w:space="0"/>
+          </w:tcBorders>
+          <w:shd w:val="clear" w:color="000000" w:fill="F2F2F2"/>
+          <w:vAlign w:val="center"/>
+          <w:hideMark/>
+        </w:tcPr>
+        <w:p>
+          <w:pPr>
+            <w:spacing w:after="0" w:line="240" w:lineRule="auto"/>
+            <w:rPr>
+              <w:rFonts w:ascii="Cambria" w:hAnsi="Cambria"/>
+              <w:b/>
+              <w:bCs/>
+              <w:color w:val="000000"/>
+            </w:rPr>
+          </w:pPr>
+          <w:r>
+            <w:rPr>
+              <w:rFonts w:ascii="Cambria" w:hAnsi="Cambria"/>
+              <w:b/>
+              <w:bCs/>
+              <w:color w:val="000000"/>
+            </w:rPr>
+            <w:t>Versión documento</w:t>
+          </w:r>
+        </w:p>
+      </w:tc>
+      <w:tc>
+        <w:tcPr>
+          <w:tcW w:w="2440" w:type="dxa"/>
+          <w:tcBorders>
+            <w:top w:val="nil"/>
+            <w:left w:val="nil"/>
+            <w:bottom w:val="single" w:color="auto" w:sz="8" w:space="0"/>
+            <w:right w:val="single" w:color="auto" w:sz="8" w:space="0"/>
+          </w:tcBorders>
+          <w:vAlign w:val="center"/>
+          <w:hideMark/>
+        </w:tcPr>
+        <w:p>
+          <w:pPr>
+            <w:spacing w:after="0" w:line="240" w:lineRule="auto"/>
+            <w:jc w:val="center"/>
+            <w:rPr>
+              <w:rFonts w:ascii="Cambria" w:hAnsi="Cambria"/>
+              <w:color w:val="000000"/>
+            </w:rPr>
+          </w:pPr>
+          <w:proofErr w:type="spellStart"/>
+          <w:proofErr w:type="gramStart"/>
+          <w:r>
+            <w:rPr>
+              <w:rFonts w:ascii="Cambria" w:hAnsi="Cambria"/>
+              <w:color w:val="000000"/>
+            </w:rPr>
+            <w:t>Vn</w:t>
+          </w:r>
+          <w:r>
+            <w:rPr>
+              <w:rFonts w:ascii="Cambria" w:hAnsi="Cambria"/>
+              <w:color w:val="000000"/>
+            </w:rPr>
+            <w:t>.</w:t>
+          </w:r>
+          <w:r>
+            <w:rPr>
+              <w:rFonts w:ascii="Cambria" w:hAnsi="Cambria"/>
+              <w:color w:val="000000"/>
+            </w:rPr>
+            <w:t>n</w:t>
+          </w:r>
+          <w:r>
+            <w:rPr>
+              <w:rFonts w:ascii="Cambria" w:hAnsi="Cambria"/>
+              <w:color w:val="000000"/>
+            </w:rPr>
+            <w:t>n</w:t>
+          </w:r>
+          <w:proofErr w:type="spellEnd"/>
+          <w:proofErr w:type="gramEnd"/>
+        </w:p>
+      </w:tc>
+    </w:tr>
+  </w:tbl>
+  <w:p>
+    <w:pPr>
+      <w:pStyle w:val="Piedepgina"/>
+    </w:pPr>
+  </w:p>
+</w:ftr>
+</file>
+
 <file path=word/footnotes.xml><?xml version="1.0" encoding="utf-8"?>
 <w:footnotes xmlns:w="http://schemas.openxmlformats.org/wordprocessingml/2006/main" xmlns:m="http://schemas.openxmlformats.org/officeDocument/2006/math" xmlns:r="http://schemas.openxmlformats.org/officeDocument/2006/relationships" xmlns:o="urn:schemas-microsoft-com:office:office" xmlns:v="urn:schemas-microsoft-com:vml" xmlns:w10="urn:schemas-microsoft-com:office:word" xmlns:a="http://schemas.openxmlformats.org/drawingml/2006/main" xmlns:pic="http://schemas.openxmlformats.org/drawingml/2006/picture" xmlns:wp="http://schemas.openxmlformats.org/drawingml/2006/wordprocessingDrawing">
   <w:footnote w:type="continuationSeparator" w:id="0">
@@ -13202,8 +14965,4058 @@
 </w:footnotes>
 </file>
 
+<file path=word/header1.xml><?xml version="1.0" encoding="utf-8"?>
+<w:hdr xmlns:wpc="http://schemas.microsoft.com/office/word/2010/wordprocessingCanvas" xmlns:cx="http://schemas.microsoft.com/office/drawing/2014/chartex" xmlns:cx1="http://schemas.microsoft.com/office/drawing/2015/9/8/chartex" xmlns:cx2="http://schemas.microsoft.com/office/drawing/2015/10/21/chartex" xmlns:cx3="http://schemas.microsoft.com/office/drawing/2016/5/9/chartex" xmlns:cx4="http://schemas.microsoft.com/office/drawing/2016/5/10/chartex" xmlns:cx5="http://schemas.microsoft.com/office/drawing/2016/5/11/chartex" xmlns:cx6="http://schemas.microsoft.com/office/drawing/2016/5/12/chartex" xmlns:cx7="http://schemas.microsoft.com/office/drawing/2016/5/13/chartex" xmlns:cx8="http://schemas.microsoft.com/office/drawing/2016/5/14/chartex" xmlns:mc="http://schemas.openxmlformats.org/markup-compatibility/2006" xmlns:aink="http://schemas.microsoft.com/office/drawing/2016/ink" xmlns:am3d="http://schemas.microsoft.com/office/drawing/2017/model3d" xmlns:o="urn:schemas-microsoft-com:office:office" xmlns:oel="http://schemas.microsoft.com/office/2019/extlst" xmlns:r="http://schemas.openxmlformats.org/officeDocument/2006/relationships" xmlns:m="http://schemas.openxmlformats.org/officeDocument/2006/math" xmlns:v="urn:schemas-microsoft-com:vml" xmlns:wp14="http://schemas.microsoft.com/office/word/2010/wordprocessingDrawing" xmlns:wp="http://schemas.openxmlformats.org/drawingml/2006/wordprocessingDrawing" xmlns:w10="urn:schemas-microsoft-com:office:word" xmlns:w="http://schemas.openxmlformats.org/wordprocessingml/2006/main" xmlns:w14="http://schemas.microsoft.com/office/word/2010/wordml" xmlns:w15="http://schemas.microsoft.com/office/word/2012/wordml" xmlns:w16cex="http://schemas.microsoft.com/office/word/2018/wordml/cex" xmlns:w16cid="http://schemas.microsoft.com/office/word/2016/wordml/cid" xmlns:w16="http://schemas.microsoft.com/office/word/2018/wordml" xmlns:w16du="http://schemas.microsoft.com/office/word/2023/wordml/word16du" xmlns:w16sdtdh="http://schemas.microsoft.com/office/word/2020/wordml/sdtdatahash" xmlns:w16sdtfl="http://schemas.microsoft.com/office/word/2024/wordml/sdtformatlock" xmlns:w16se="http://schemas.microsoft.com/office/word/2015/wordml/symex" xmlns:wpg="http://schemas.microsoft.com/office/word/2010/wordprocessingGroup" xmlns:wpi="http://schemas.microsoft.com/office/word/2010/wordprocessingInk" xmlns:wne="http://schemas.microsoft.com/office/word/2006/wordml" xmlns:wps="http://schemas.microsoft.com/office/word/2010/wordprocessingShape" xmlns:a="http://schemas.openxmlformats.org/drawingml/2006/main" xmlns:pic="http://schemas.openxmlformats.org/drawingml/2006/picture" xmlns:a14="http://schemas.microsoft.com/office/drawing/2010/main" mc:Ignorable="w14 w15 w16se w16cid w16 w16cex w16sdtdh w16sdtfl w16du wp14">
+  <w:p>
+    <w:pPr>
+      <w:pStyle w:val="Encabezado"/>
+      <w:spacing w:before="0" w:after="0" w:line="240" w:lineRule="auto"/>
+      <w:jc w:val="right"/>
+      <w:rPr>
+        <w:rFonts w:asciiTheme="majorHAnsi" w:hAnsiTheme="majorHAnsi"/>
+        <w:sz w:val="20"/>
+      </w:rPr>
+    </w:pPr>
+  </w:p>
+  <w:p>
+    <w:pPr>
+      <w:pStyle w:val="Encabezado"/>
+      <w:spacing w:before="0" w:after="0" w:line="240" w:lineRule="auto"/>
+      <w:jc w:val="right"/>
+      <w:rPr>
+        <w:rFonts w:asciiTheme="majorHAnsi" w:hAnsiTheme="majorHAnsi"/>
+        <w:sz w:val="20"/>
+      </w:rPr>
+    </w:pPr>
+  </w:p>
+  <w:p>
+    <w:pPr>
+      <w:pStyle w:val="Encabezado"/>
+      <w:spacing w:before="0" w:after="0" w:line="240" w:lineRule="auto"/>
+      <w:jc w:val="right"/>
+      <w:rPr>
+        <w:rFonts w:asciiTheme="majorHAnsi" w:hAnsiTheme="majorHAnsi"/>
+        <w:sz w:val="20"/>
+      </w:rPr>
+    </w:pPr>
+  </w:p>
+  <w:p>
+    <w:pPr>
+      <w:pStyle w:val="Encabezado"/>
+      <w:spacing w:before="0" w:after="0" w:line="240" w:lineRule="auto"/>
+      <w:jc w:val="right"/>
+      <w:rPr>
+        <w:rFonts w:asciiTheme="majorHAnsi" w:hAnsiTheme="majorHAnsi"/>
+        <w:sz w:val="20"/>
+      </w:rPr>
+    </w:pPr>
+    <w:r>
+      <w:rPr>
+        <w:noProof/>
+      </w:rPr>
+      <mc:AlternateContent>
+        <mc:Choice Requires="wpg">
+          <w:drawing>
+            <wp:anchor distT="0" distB="0" distL="114300" distR="114300" simplePos="0" relativeHeight="251661312" behindDoc="0" locked="0" layoutInCell="1" allowOverlap="1" wp14:anchorId="3B698181" wp14:editId="5999F872">
+              <wp:simplePos x="0" y="0"/>
+              <wp:positionH relativeFrom="margin">
+                <wp:posOffset>0</wp:posOffset>
+              </wp:positionH>
+              <wp:positionV relativeFrom="page">
+                <wp:posOffset>449580</wp:posOffset>
+              </wp:positionV>
+              <wp:extent cx="5580000" cy="588936"/>
+              <wp:effectExtent l="0" t="0" r="0" b="0"/>
+              <wp:wrapNone/>
+              <wp:docPr id="1842602094" name="Grupo 15"/>
+              <wp:cNvGraphicFramePr>
+                <a:graphicFrameLocks xmlns:a="http://schemas.openxmlformats.org/drawingml/2006/main" noChangeAspect="1"/>
+              </wp:cNvGraphicFramePr>
+              <a:graphic xmlns:a="http://schemas.openxmlformats.org/drawingml/2006/main">
+                <a:graphicData uri="http://schemas.microsoft.com/office/word/2010/wordprocessingGroup">
+                  <wpg:wgp>
+                    <wpg:cNvGrpSpPr>
+                      <a:grpSpLocks noChangeAspect="1"/>
+                    </wpg:cNvGrpSpPr>
+                    <wpg:grpSpPr>
+                      <a:xfrm>
+                        <a:off x="0" y="0"/>
+                        <a:ext cx="5580000" cy="588936"/>
+                        <a:chOff x="0" y="0"/>
+                        <a:chExt cx="6639870" cy="641115"/>
+                      </a:xfrm>
+                    </wpg:grpSpPr>
+                    <pic:pic xmlns:pic="http://schemas.openxmlformats.org/drawingml/2006/picture">
+                      <pic:nvPicPr>
+                        <pic:cNvPr id="367199429" name="Imagen 367199429" descr="Texto&#10;&#10;El contenido generado por IA puede ser incorrecto."/>
+                        <pic:cNvPicPr>
+                          <a:picLocks noChangeAspect="1"/>
+                        </pic:cNvPicPr>
+                      </pic:nvPicPr>
+                      <pic:blipFill>
+                        <a:blip r:embed="rId1">
+                          <a:extLst>
+                            <a:ext uri="{28A0092B-C50C-407E-A947-70E740481C1C}">
+                              <a14:useLocalDpi xmlns:a14="http://schemas.microsoft.com/office/drawing/2010/main" val="0"/>
+                            </a:ext>
+                          </a:extLst>
+                        </a:blip>
+                        <a:stretch>
+                          <a:fillRect/>
+                        </a:stretch>
+                      </pic:blipFill>
+                      <pic:spPr>
+                        <a:xfrm>
+                          <a:off x="1629444" y="103500"/>
+                          <a:ext cx="1638008" cy="393064"/>
+                        </a:xfrm>
+                        <a:prstGeom prst="rect">
+                          <a:avLst/>
+                        </a:prstGeom>
+                      </pic:spPr>
+                    </pic:pic>
+                    <wpg:grpSp>
+                      <wpg:cNvPr id="1036647611" name="Grupo 1036647611"/>
+                      <wpg:cNvGrpSpPr/>
+                      <wpg:grpSpPr>
+                        <a:xfrm>
+                          <a:off x="0" y="0"/>
+                          <a:ext cx="6639870" cy="641115"/>
+                          <a:chOff x="0" y="0"/>
+                          <a:chExt cx="6639870" cy="641115"/>
+                        </a:xfrm>
+                      </wpg:grpSpPr>
+                      <wpg:grpSp>
+                        <wpg:cNvPr id="546341148" name="Grupo 546341148"/>
+                        <wpg:cNvGrpSpPr/>
+                        <wpg:grpSpPr>
+                          <a:xfrm>
+                            <a:off x="0" y="78431"/>
+                            <a:ext cx="4935354" cy="405463"/>
+                            <a:chOff x="0" y="78431"/>
+                            <a:chExt cx="4935354" cy="405463"/>
+                          </a:xfrm>
+                        </wpg:grpSpPr>
+                        <pic:pic xmlns:pic="http://schemas.openxmlformats.org/drawingml/2006/picture">
+                          <pic:nvPicPr>
+                            <pic:cNvPr id="1551412312" name="Imagen 1551412312" descr="Texto&#10;&#10;El contenido generado por IA puede ser incorrecto."/>
+                            <pic:cNvPicPr>
+                              <a:picLocks noChangeAspect="1"/>
+                            </pic:cNvPicPr>
+                          </pic:nvPicPr>
+                          <pic:blipFill>
+                            <a:blip r:embed="rId2">
+                              <a:extLst>
+                                <a:ext uri="{28A0092B-C50C-407E-A947-70E740481C1C}">
+                                  <a14:useLocalDpi xmlns:a14="http://schemas.microsoft.com/office/drawing/2010/main" val="0"/>
+                                </a:ext>
+                              </a:extLst>
+                            </a:blip>
+                            <a:srcRect l="5655" t="26411" b="30579"/>
+                            <a:stretch>
+                              <a:fillRect/>
+                            </a:stretch>
+                          </pic:blipFill>
+                          <pic:spPr>
+                            <a:xfrm>
+                              <a:off x="3402563" y="78431"/>
+                              <a:ext cx="1532791" cy="393063"/>
+                            </a:xfrm>
+                            <a:prstGeom prst="rect">
+                              <a:avLst/>
+                            </a:prstGeom>
+                          </pic:spPr>
+                        </pic:pic>
+                        <pic:pic xmlns:pic="http://schemas.openxmlformats.org/drawingml/2006/picture">
+                          <pic:nvPicPr>
+                            <pic:cNvPr id="1693162129" name="Imagen 1693162129" descr="Texto&#10;&#10;El contenido generado por IA puede ser incorrecto."/>
+                            <pic:cNvPicPr>
+                              <a:picLocks noChangeAspect="1"/>
+                            </pic:cNvPicPr>
+                          </pic:nvPicPr>
+                          <pic:blipFill>
+                            <a:blip r:embed="rId3">
+                              <a:extLst>
+                                <a:ext uri="{28A0092B-C50C-407E-A947-70E740481C1C}">
+                                  <a14:useLocalDpi xmlns:a14="http://schemas.microsoft.com/office/drawing/2010/main" val="0"/>
+                                </a:ext>
+                              </a:extLst>
+                            </a:blip>
+                            <a:stretch>
+                              <a:fillRect/>
+                            </a:stretch>
+                          </pic:blipFill>
+                          <pic:spPr>
+                            <a:xfrm>
+                              <a:off x="0" y="115899"/>
+                              <a:ext cx="1471981" cy="367995"/>
+                            </a:xfrm>
+                            <a:prstGeom prst="rect">
+                              <a:avLst/>
+                            </a:prstGeom>
+                          </pic:spPr>
+                        </pic:pic>
+                      </wpg:grpSp>
+                      <pic:pic xmlns:pic="http://schemas.openxmlformats.org/drawingml/2006/picture">
+                        <pic:nvPicPr>
+                          <pic:cNvPr id="1241704753" name="Imagen 1241704753" descr="Logotipo&#10;&#10;El contenido generado por IA puede ser incorrecto."/>
+                          <pic:cNvPicPr>
+                            <a:picLocks noChangeAspect="1"/>
+                          </pic:cNvPicPr>
+                        </pic:nvPicPr>
+                        <pic:blipFill>
+                          <a:blip r:embed="rId4">
+                            <a:extLst>
+                              <a:ext uri="{28A0092B-C50C-407E-A947-70E740481C1C}">
+                                <a14:useLocalDpi xmlns:a14="http://schemas.microsoft.com/office/drawing/2010/main" val="0"/>
+                              </a:ext>
+                            </a:extLst>
+                          </a:blip>
+                          <a:stretch>
+                            <a:fillRect/>
+                          </a:stretch>
+                        </pic:blipFill>
+                        <pic:spPr>
+                          <a:xfrm>
+                            <a:off x="4802867" y="0"/>
+                            <a:ext cx="1837003" cy="641115"/>
+                          </a:xfrm>
+                          <a:prstGeom prst="rect">
+                            <a:avLst/>
+                          </a:prstGeom>
+                        </pic:spPr>
+                      </pic:pic>
+                    </wpg:grpSp>
+                  </wpg:wgp>
+                </a:graphicData>
+              </a:graphic>
+              <wp14:sizeRelH relativeFrom="margin">
+                <wp14:pctWidth>0</wp14:pctWidth>
+              </wp14:sizeRelH>
+              <wp14:sizeRelV relativeFrom="margin">
+                <wp14:pctHeight>0</wp14:pctHeight>
+              </wp14:sizeRelV>
+            </wp:anchor>
+          </w:drawing>
+        </mc:Choice>
+        <mc:Fallback>
+          <w:pict w14:anchorId="356A7375">
+            <v:group id="Grupo 15" style="position:absolute;margin-left:0;margin-top:35.4pt;width:439.35pt;height:46.35pt;z-index:251661312;mso-position-horizontal-relative:margin;mso-position-vertical-relative:page;mso-width-relative:margin;mso-height-relative:margin" coordsize="66398,6411" o:spid="_x0000_s1026" w14:anchorId="5A6A3354" o:gfxdata="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">
+              <o:lock v:ext="edit" aspectratio="t"/>
+              <v:shapetype id="_x0000_t75" coordsize="21600,21600" filled="f" stroked="f" o:spt="75" o:preferrelative="t" path="m@4@5l@4@11@9@11@9@5xe">
+                <v:stroke joinstyle="miter"/>
+                <v:formulas>
+                  <v:f eqn="if lineDrawn pixelLineWidth 0"/>
+                  <v:f eqn="sum @0 1 0"/>
+                  <v:f eqn="sum 0 0 @1"/>
+                  <v:f eqn="prod @2 1 2"/>
+                  <v:f eqn="prod @3 21600 pixelWidth"/>
+                  <v:f eqn="prod @3 21600 pixelHeight"/>
+                  <v:f eqn="sum @0 0 1"/>
+                  <v:f eqn="prod @6 1 2"/>
+                  <v:f eqn="prod @7 21600 pixelWidth"/>
+                  <v:f eqn="sum @8 21600 0"/>
+                  <v:f eqn="prod @7 21600 pixelHeight"/>
+                  <v:f eqn="sum @10 21600 0"/>
+                </v:formulas>
+                <v:path gradientshapeok="t" o:connecttype="rect" o:extrusionok="f"/>
+                <o:lock v:ext="edit" aspectratio="t"/>
+              </v:shapetype>
+              <v:shape id="Imagen 367199429" style="position:absolute;left:16294;top:1035;width:16380;height:3930;visibility:visible;mso-wrap-style:square" alt="Texto&#10;&#10;El contenido generado por IA puede ser incorrecto." o:spid="_x0000_s1027" type="#_x0000_t75" o:gfxdata="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">
+                <v:imagedata o:title="Texto&#10;&#10;El contenido generado por IA puede ser incorrecto" r:id="rId5"/>
+              </v:shape>
+              <v:group id="Grupo 1036647611" style="position:absolute;width:66398;height:6411" coordsize="66398,6411" o:spid="_x0000_s1028" o:gfxdata="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">
+                <v:group id="Grupo 546341148" style="position:absolute;top:784;width:49353;height:4054" coordsize="49353,4054" coordorigin=",784" o:spid="_x0000_s1029" o:gfxdata="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">
+                  <v:shape id="Imagen 1551412312" style="position:absolute;left:34025;top:784;width:15328;height:3930;visibility:visible;mso-wrap-style:square" alt="Texto&#10;&#10;El contenido generado por IA puede ser incorrecto." o:spid="_x0000_s1030" type="#_x0000_t75" o:gfxdata="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">
+                    <v:imagedata cropleft="3706f" croptop="17309f" cropbottom="20040f" o:title="Texto&#10;&#10;El contenido generado por IA puede ser incorrecto" r:id="rId6"/>
+                  </v:shape>
+                  <v:shape id="Imagen 1693162129" style="position:absolute;top:1158;width:14719;height:3680;visibility:visible;mso-wrap-style:square" alt="Texto&#10;&#10;El contenido generado por IA puede ser incorrecto." o:spid="_x0000_s1031" type="#_x0000_t75" o:gfxdata="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">
+                    <v:imagedata o:title="Texto&#10;&#10;El contenido generado por IA puede ser incorrecto" r:id="rId7"/>
+                  </v:shape>
+                </v:group>
+                <v:shape id="Imagen 1241704753" style="position:absolute;left:48028;width:18370;height:6411;visibility:visible;mso-wrap-style:square" alt="Logotipo&#10;&#10;El contenido generado por IA puede ser incorrecto." o:spid="_x0000_s1032" type="#_x0000_t75" o:gfxdata="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">
+                  <v:imagedata o:title="Logotipo&#10;&#10;El contenido generado por IA puede ser incorrecto" r:id="rId8"/>
+                </v:shape>
+              </v:group>
+              <w10:wrap anchorx="margin" anchory="page"/>
+            </v:group>
+          </w:pict>
+        </mc:Fallback>
+      </mc:AlternateContent>
+    </w:r>
+  </w:p>
+</w:hdr>
+</file>
+
+<file path=word/header2.xml><?xml version="1.0" encoding="utf-8"?>
+<w:hdr xmlns:wpc="http://schemas.microsoft.com/office/word/2010/wordprocessingCanvas" xmlns:cx="http://schemas.microsoft.com/office/drawing/2014/chartex" xmlns:cx1="http://schemas.microsoft.com/office/drawing/2015/9/8/chartex" xmlns:cx2="http://schemas.microsoft.com/office/drawing/2015/10/21/chartex" xmlns:cx3="http://schemas.microsoft.com/office/drawing/2016/5/9/chartex" xmlns:cx4="http://schemas.microsoft.com/office/drawing/2016/5/10/chartex" xmlns:cx5="http://schemas.microsoft.com/office/drawing/2016/5/11/chartex" xmlns:cx6="http://schemas.microsoft.com/office/drawing/2016/5/12/chartex" xmlns:cx7="http://schemas.microsoft.com/office/drawing/2016/5/13/chartex" xmlns:cx8="http://schemas.microsoft.com/office/drawing/2016/5/14/chartex" xmlns:mc="http://schemas.openxmlformats.org/markup-compatibility/2006" xmlns:aink="http://schemas.microsoft.com/office/drawing/2016/ink" xmlns:am3d="http://schemas.microsoft.com/office/drawing/2017/model3d" xmlns:o="urn:schemas-microsoft-com:office:office" xmlns:oel="http://schemas.microsoft.com/office/2019/extlst" xmlns:r="http://schemas.openxmlformats.org/officeDocument/2006/relationships" xmlns:m="http://schemas.openxmlformats.org/officeDocument/2006/math" xmlns:v="urn:schemas-microsoft-com:vml" xmlns:wp14="http://schemas.microsoft.com/office/word/2010/wordprocessingDrawing" xmlns:wp="http://schemas.openxmlformats.org/drawingml/2006/wordprocessingDrawing" xmlns:w10="urn:schemas-microsoft-com:office:word" xmlns:w="http://schemas.openxmlformats.org/wordprocessingml/2006/main" xmlns:w14="http://schemas.microsoft.com/office/word/2010/wordml" xmlns:w15="http://schemas.microsoft.com/office/word/2012/wordml" xmlns:w16cex="http://schemas.microsoft.com/office/word/2018/wordml/cex" xmlns:w16cid="http://schemas.microsoft.com/office/word/2016/wordml/cid" xmlns:w16="http://schemas.microsoft.com/office/word/2018/wordml" xmlns:w16du="http://schemas.microsoft.com/office/word/2023/wordml/word16du" xmlns:w16sdtdh="http://schemas.microsoft.com/office/word/2020/wordml/sdtdatahash" xmlns:w16sdtfl="http://schemas.microsoft.com/office/word/2024/wordml/sdtformatlock" xmlns:w16se="http://schemas.microsoft.com/office/word/2015/wordml/symex" xmlns:wpg="http://schemas.microsoft.com/office/word/2010/wordprocessingGroup" xmlns:wpi="http://schemas.microsoft.com/office/word/2010/wordprocessingInk" xmlns:wne="http://schemas.microsoft.com/office/word/2006/wordml" xmlns:wps="http://schemas.microsoft.com/office/word/2010/wordprocessingShape" xmlns:a="http://schemas.openxmlformats.org/drawingml/2006/main" xmlns:a16="http://schemas.microsoft.com/office/drawing/2014/main" xmlns:pic="http://schemas.openxmlformats.org/drawingml/2006/picture" xmlns:a14="http://schemas.microsoft.com/office/drawing/2010/main" mc:Ignorable="w14 w15 w16se w16cid w16 w16cex w16sdtdh w16sdtfl w16du wp14">
+  <w:p>
+    <w:pPr>
+      <w:pStyle w:val="Encabezado"/>
+    </w:pPr>
+    <w:r>
+      <w:rPr>
+        <w:noProof/>
+      </w:rPr>
+      <mc:AlternateContent>
+        <mc:Choice Requires="wpg">
+          <w:drawing>
+            <wp:anchor distT="0" distB="0" distL="114300" distR="114300" simplePos="0" relativeHeight="251659264" behindDoc="0" locked="0" layoutInCell="1" allowOverlap="1" wp14:anchorId="2F28FB25" wp14:editId="52378DFC">
+              <wp:simplePos x="0" y="0"/>
+              <wp:positionH relativeFrom="margin">
+                <wp:posOffset>0</wp:posOffset>
+              </wp:positionH>
+              <wp:positionV relativeFrom="page">
+                <wp:posOffset>449580</wp:posOffset>
+              </wp:positionV>
+              <wp:extent cx="5580000" cy="588936"/>
+              <wp:effectExtent l="0" t="0" r="0" b="0"/>
+              <wp:wrapNone/>
+              <wp:docPr id="16" name="Grupo 15">
+                <a:extLst xmlns:a="http://schemas.openxmlformats.org/drawingml/2006/main">
+                  <a:ext uri="{FF2B5EF4-FFF2-40B4-BE49-F238E27FC236}">
+                    <a16:creationId xmlns:a16="http://schemas.microsoft.com/office/drawing/2014/main" id="{16FAC83B-FF63-6883-ED57-A94404A8EFE3}"/>
+                  </a:ext>
+                </a:extLst>
+              </wp:docPr>
+              <wp:cNvGraphicFramePr>
+                <a:graphicFrameLocks xmlns:a="http://schemas.openxmlformats.org/drawingml/2006/main" noChangeAspect="1"/>
+              </wp:cNvGraphicFramePr>
+              <a:graphic xmlns:a="http://schemas.openxmlformats.org/drawingml/2006/main">
+                <a:graphicData uri="http://schemas.microsoft.com/office/word/2010/wordprocessingGroup">
+                  <wpg:wgp>
+                    <wpg:cNvGrpSpPr>
+                      <a:grpSpLocks noChangeAspect="1"/>
+                    </wpg:cNvGrpSpPr>
+                    <wpg:grpSpPr>
+                      <a:xfrm>
+                        <a:off x="0" y="0"/>
+                        <a:ext cx="5580000" cy="588936"/>
+                        <a:chOff x="0" y="0"/>
+                        <a:chExt cx="6639870" cy="641115"/>
+                      </a:xfrm>
+                    </wpg:grpSpPr>
+                    <pic:pic xmlns:pic="http://schemas.openxmlformats.org/drawingml/2006/picture">
+                      <pic:nvPicPr>
+                        <pic:cNvPr id="1035099534" name="Imagen 1035099534" descr="Texto&#10;&#10;El contenido generado por IA puede ser incorrecto.">
+                          <a:extLst>
+                            <a:ext uri="{FF2B5EF4-FFF2-40B4-BE49-F238E27FC236}">
+                              <a16:creationId xmlns:a16="http://schemas.microsoft.com/office/drawing/2014/main" id="{5AE54389-5A69-878A-E642-151B80FBFC97}"/>
+                            </a:ext>
+                          </a:extLst>
+                        </pic:cNvPr>
+                        <pic:cNvPicPr>
+                          <a:picLocks noChangeAspect="1"/>
+                        </pic:cNvPicPr>
+                      </pic:nvPicPr>
+                      <pic:blipFill>
+                        <a:blip r:embed="rId1">
+                          <a:extLst>
+                            <a:ext uri="{28A0092B-C50C-407E-A947-70E740481C1C}">
+                              <a14:useLocalDpi xmlns:a14="http://schemas.microsoft.com/office/drawing/2010/main" val="0"/>
+                            </a:ext>
+                          </a:extLst>
+                        </a:blip>
+                        <a:stretch>
+                          <a:fillRect/>
+                        </a:stretch>
+                      </pic:blipFill>
+                      <pic:spPr>
+                        <a:xfrm>
+                          <a:off x="1629444" y="103500"/>
+                          <a:ext cx="1638008" cy="393064"/>
+                        </a:xfrm>
+                        <a:prstGeom prst="rect">
+                          <a:avLst/>
+                        </a:prstGeom>
+                      </pic:spPr>
+                    </pic:pic>
+                    <wpg:grpSp>
+                      <wpg:cNvPr id="33883909" name="Grupo 33883909">
+                        <a:extLst>
+                          <a:ext uri="{FF2B5EF4-FFF2-40B4-BE49-F238E27FC236}">
+                            <a16:creationId xmlns:a16="http://schemas.microsoft.com/office/drawing/2014/main" id="{EE3C99EB-BC01-3F27-D984-64A40BDA7C1C}"/>
+                          </a:ext>
+                        </a:extLst>
+                      </wpg:cNvPr>
+                      <wpg:cNvGrpSpPr/>
+                      <wpg:grpSpPr>
+                        <a:xfrm>
+                          <a:off x="0" y="0"/>
+                          <a:ext cx="6639870" cy="641115"/>
+                          <a:chOff x="0" y="0"/>
+                          <a:chExt cx="6639870" cy="641115"/>
+                        </a:xfrm>
+                      </wpg:grpSpPr>
+                      <wpg:grpSp>
+                        <wpg:cNvPr id="1520776065" name="Grupo 1520776065">
+                          <a:extLst>
+                            <a:ext uri="{FF2B5EF4-FFF2-40B4-BE49-F238E27FC236}">
+                              <a16:creationId xmlns:a16="http://schemas.microsoft.com/office/drawing/2014/main" id="{5AA39881-629C-04C9-D4CF-5A8B1AF6E074}"/>
+                            </a:ext>
+                          </a:extLst>
+                        </wpg:cNvPr>
+                        <wpg:cNvGrpSpPr/>
+                        <wpg:grpSpPr>
+                          <a:xfrm>
+                            <a:off x="0" y="78431"/>
+                            <a:ext cx="4935354" cy="405463"/>
+                            <a:chOff x="0" y="78431"/>
+                            <a:chExt cx="4935354" cy="405463"/>
+                          </a:xfrm>
+                        </wpg:grpSpPr>
+                        <pic:pic xmlns:pic="http://schemas.openxmlformats.org/drawingml/2006/picture">
+                          <pic:nvPicPr>
+                            <pic:cNvPr id="1791477690" name="Imagen 1791477690" descr="Texto&#10;&#10;El contenido generado por IA puede ser incorrecto.">
+                              <a:extLst>
+                                <a:ext uri="{FF2B5EF4-FFF2-40B4-BE49-F238E27FC236}">
+                                  <a16:creationId xmlns:a16="http://schemas.microsoft.com/office/drawing/2014/main" id="{F2603166-A686-16DD-F263-84509BCB0435}"/>
+                                </a:ext>
+                              </a:extLst>
+                            </pic:cNvPr>
+                            <pic:cNvPicPr>
+                              <a:picLocks noChangeAspect="1"/>
+                            </pic:cNvPicPr>
+                          </pic:nvPicPr>
+                          <pic:blipFill>
+                            <a:blip r:embed="rId2">
+                              <a:extLst>
+                                <a:ext uri="{28A0092B-C50C-407E-A947-70E740481C1C}">
+                                  <a14:useLocalDpi xmlns:a14="http://schemas.microsoft.com/office/drawing/2010/main" val="0"/>
+                                </a:ext>
+                              </a:extLst>
+                            </a:blip>
+                            <a:srcRect l="5655" t="26411" b="30579"/>
+                            <a:stretch>
+                              <a:fillRect/>
+                            </a:stretch>
+                          </pic:blipFill>
+                          <pic:spPr>
+                            <a:xfrm>
+                              <a:off x="3402563" y="78431"/>
+                              <a:ext cx="1532791" cy="393063"/>
+                            </a:xfrm>
+                            <a:prstGeom prst="rect">
+                              <a:avLst/>
+                            </a:prstGeom>
+                          </pic:spPr>
+                        </pic:pic>
+                        <pic:pic xmlns:pic="http://schemas.openxmlformats.org/drawingml/2006/picture">
+                          <pic:nvPicPr>
+                            <pic:cNvPr id="907889087" name="Imagen 907889087" descr="Texto&#10;&#10;El contenido generado por IA puede ser incorrecto.">
+                              <a:extLst>
+                                <a:ext uri="{FF2B5EF4-FFF2-40B4-BE49-F238E27FC236}">
+                                  <a16:creationId xmlns:a16="http://schemas.microsoft.com/office/drawing/2014/main" id="{6DDD8CFC-E3C1-22E9-DC19-BD08908D6BAA}"/>
+                                </a:ext>
+                              </a:extLst>
+                            </pic:cNvPr>
+                            <pic:cNvPicPr>
+                              <a:picLocks noChangeAspect="1"/>
+                            </pic:cNvPicPr>
+                          </pic:nvPicPr>
+                          <pic:blipFill>
+                            <a:blip r:embed="rId3">
+                              <a:extLst>
+                                <a:ext uri="{28A0092B-C50C-407E-A947-70E740481C1C}">
+                                  <a14:useLocalDpi xmlns:a14="http://schemas.microsoft.com/office/drawing/2010/main" val="0"/>
+                                </a:ext>
+                              </a:extLst>
+                            </a:blip>
+                            <a:stretch>
+                              <a:fillRect/>
+                            </a:stretch>
+                          </pic:blipFill>
+                          <pic:spPr>
+                            <a:xfrm>
+                              <a:off x="0" y="115899"/>
+                              <a:ext cx="1471981" cy="367995"/>
+                            </a:xfrm>
+                            <a:prstGeom prst="rect">
+                              <a:avLst/>
+                            </a:prstGeom>
+                          </pic:spPr>
+                        </pic:pic>
+                      </wpg:grpSp>
+                      <pic:pic xmlns:pic="http://schemas.openxmlformats.org/drawingml/2006/picture">
+                        <pic:nvPicPr>
+                          <pic:cNvPr id="1471081372" name="Imagen 1471081372" descr="Logotipo&#10;&#10;El contenido generado por IA puede ser incorrecto.">
+                            <a:extLst>
+                              <a:ext uri="{FF2B5EF4-FFF2-40B4-BE49-F238E27FC236}">
+                                <a16:creationId xmlns:a16="http://schemas.microsoft.com/office/drawing/2014/main" id="{CF632019-1F6D-6CDF-7EBC-00F64D90187E}"/>
+                              </a:ext>
+                            </a:extLst>
+                          </pic:cNvPr>
+                          <pic:cNvPicPr>
+                            <a:picLocks noChangeAspect="1"/>
+                          </pic:cNvPicPr>
+                        </pic:nvPicPr>
+                        <pic:blipFill>
+                          <a:blip r:embed="rId4">
+                            <a:extLst>
+                              <a:ext uri="{28A0092B-C50C-407E-A947-70E740481C1C}">
+                                <a14:useLocalDpi xmlns:a14="http://schemas.microsoft.com/office/drawing/2010/main" val="0"/>
+                              </a:ext>
+                            </a:extLst>
+                          </a:blip>
+                          <a:stretch>
+                            <a:fillRect/>
+                          </a:stretch>
+                        </pic:blipFill>
+                        <pic:spPr>
+                          <a:xfrm>
+                            <a:off x="4802867" y="0"/>
+                            <a:ext cx="1837003" cy="641115"/>
+                          </a:xfrm>
+                          <a:prstGeom prst="rect">
+                            <a:avLst/>
+                          </a:prstGeom>
+                        </pic:spPr>
+                      </pic:pic>
+                    </wpg:grpSp>
+                  </wpg:wgp>
+                </a:graphicData>
+              </a:graphic>
+              <wp14:sizeRelH relativeFrom="margin">
+                <wp14:pctWidth>0</wp14:pctWidth>
+              </wp14:sizeRelH>
+              <wp14:sizeRelV relativeFrom="margin">
+                <wp14:pctHeight>0</wp14:pctHeight>
+              </wp14:sizeRelV>
+            </wp:anchor>
+          </w:drawing>
+        </mc:Choice>
+        <mc:Fallback>
+          <w:pict w14:anchorId="33333014">
+            <v:group id="Grupo 15" style="position:absolute;margin-left:0;margin-top:35.4pt;width:439.35pt;height:46.35pt;z-index:251659264;mso-position-horizontal-relative:margin;mso-position-vertical-relative:page;mso-width-relative:margin;mso-height-relative:margin" coordsize="66398,6411" o:spid="_x0000_s1026" w14:anchorId="055D6480" o:gfxdata="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">
+              <o:lock v:ext="edit" aspectratio="t"/>
+              <v:shapetype id="_x0000_t75" coordsize="21600,21600" filled="f" stroked="f" o:spt="75" o:preferrelative="t" path="m@4@5l@4@11@9@11@9@5xe">
+                <v:stroke joinstyle="miter"/>
+                <v:formulas>
+                  <v:f eqn="if lineDrawn pixelLineWidth 0"/>
+                  <v:f eqn="sum @0 1 0"/>
+                  <v:f eqn="sum 0 0 @1"/>
+                  <v:f eqn="prod @2 1 2"/>
+                  <v:f eqn="prod @3 21600 pixelWidth"/>
+                  <v:f eqn="prod @3 21600 pixelHeight"/>
+                  <v:f eqn="sum @0 0 1"/>
+                  <v:f eqn="prod @6 1 2"/>
+                  <v:f eqn="prod @7 21600 pixelWidth"/>
+                  <v:f eqn="sum @8 21600 0"/>
+                  <v:f eqn="prod @7 21600 pixelHeight"/>
+                  <v:f eqn="sum @10 21600 0"/>
+                </v:formulas>
+                <v:path gradientshapeok="t" o:connecttype="rect" o:extrusionok="f"/>
+                <o:lock v:ext="edit" aspectratio="t"/>
+              </v:shapetype>
+              <v:shape id="Imagen 1035099534" style="position:absolute;left:16294;top:1035;width:16380;height:3930;visibility:visible;mso-wrap-style:square" alt="Texto&#10;&#10;El contenido generado por IA puede ser incorrecto." o:spid="_x0000_s1027" type="#_x0000_t75" o:gfxdata="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">
+                <v:imagedata o:title="Texto&#10;&#10;El contenido generado por IA puede ser incorrecto" r:id="rId5"/>
+              </v:shape>
+              <v:group id="Grupo 33883909" style="position:absolute;width:66398;height:6411" coordsize="66398,6411" o:spid="_x0000_s1028" o:gfxdata="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">
+                <v:group id="Grupo 1520776065" style="position:absolute;top:784;width:49353;height:4054" coordsize="49353,4054" coordorigin=",784" o:spid="_x0000_s1029" o:gfxdata="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">
+                  <v:shape id="Imagen 1791477690" style="position:absolute;left:34025;top:784;width:15328;height:3930;visibility:visible;mso-wrap-style:square" alt="Texto&#10;&#10;El contenido generado por IA puede ser incorrecto." o:spid="_x0000_s1030" type="#_x0000_t75" o:gfxdata="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">
+                    <v:imagedata cropleft="3706f" croptop="17309f" cropbottom="20040f" o:title="Texto&#10;&#10;El contenido generado por IA puede ser incorrecto" r:id="rId6"/>
+                  </v:shape>
+                  <v:shape id="Imagen 907889087" style="position:absolute;top:1158;width:14719;height:3680;visibility:visible;mso-wrap-style:square" alt="Texto&#10;&#10;El contenido generado por IA puede ser incorrecto." o:spid="_x0000_s1031" type="#_x0000_t75" o:gfxdata="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">
+                    <v:imagedata o:title="Texto&#10;&#10;El contenido generado por IA puede ser incorrecto" r:id="rId7"/>
+                  </v:shape>
+                </v:group>
+                <v:shape id="Imagen 1471081372" style="position:absolute;left:48028;width:18370;height:6411;visibility:visible;mso-wrap-style:square" alt="Logotipo&#10;&#10;El contenido generado por IA puede ser incorrecto." o:spid="_x0000_s1032" type="#_x0000_t75" o:gfxdata="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">
+                  <v:imagedata o:title="Logotipo&#10;&#10;El contenido generado por IA puede ser incorrecto" r:id="rId8"/>
+                </v:shape>
+              </v:group>
+              <w10:wrap anchorx="margin" anchory="page"/>
+            </v:group>
+          </w:pict>
+        </mc:Fallback>
+      </mc:AlternateContent>
+    </w:r>
+  </w:p>
+</w:hdr>
+</file>
+
 <file path=word/numbering.xml><?xml version="1.0" encoding="utf-8"?>
-<w:numbering xmlns:w="http://schemas.openxmlformats.org/wordprocessingml/2006/main">
+<w:numbering xmlns:aink="http://schemas.microsoft.com/office/drawing/2016/ink" xmlns:am3d="http://schemas.microsoft.com/office/drawing/2017/model3d" xmlns:cx="http://schemas.microsoft.com/office/drawing/2014/chartex" xmlns:cx1="http://schemas.microsoft.com/office/drawing/2015/9/8/chartex" xmlns:cx2="http://schemas.microsoft.com/office/drawing/2015/10/21/chartex" xmlns:cx3="http://schemas.microsoft.com/office/drawing/2016/5/9/chartex" xmlns:cx4="http://schemas.microsoft.com/office/drawing/2016/5/10/chartex" xmlns:cx5="http://schemas.microsoft.com/office/drawing/2016/5/11/chartex" xmlns:cx6="http://schemas.microsoft.com/office/drawing/2016/5/12/chartex" xmlns:cx7="http://schemas.microsoft.com/office/drawing/2016/5/13/chartex" xmlns:cx8="http://schemas.microsoft.com/office/drawing/2016/5/14/chartex" xmlns:m="http://schemas.openxmlformats.org/officeDocument/2006/math" xmlns:mc="http://schemas.openxmlformats.org/markup-compatibility/2006" xmlns:o="urn:schemas-microsoft-com:office:office" xmlns:oel="http://schemas.microsoft.com/office/2019/extlst" xmlns:r="http://schemas.openxmlformats.org/officeDocument/2006/relationships" xmlns:v="urn:schemas-microsoft-com:vml" xmlns:w="http://schemas.openxmlformats.org/wordprocessingml/2006/main" xmlns:w10="urn:schemas-microsoft-com:office:word" xmlns:w14="http://schemas.microsoft.com/office/word/2010/wordml" xmlns:w15="http://schemas.microsoft.com/office/word/2012/wordml" xmlns:w16="http://schemas.microsoft.com/office/word/2018/wordml" xmlns:w16cex="http://schemas.microsoft.com/office/word/2018/wordml/cex" xmlns:w16cid="http://schemas.microsoft.com/office/word/2016/wordml/cid" xmlns:w16du="http://schemas.microsoft.com/office/word/2023/wordml/word16du" xmlns:w16sdtdh="http://schemas.microsoft.com/office/word/2020/wordml/sdtdatahash" xmlns:w16sdtfl="http://schemas.microsoft.com/office/word/2024/wordml/sdtformatlock" xmlns:w16se="http://schemas.microsoft.com/office/word/2015/wordml/symex" xmlns:wne="http://schemas.microsoft.com/office/word/2006/wordml" xmlns:wp="http://schemas.openxmlformats.org/drawingml/2006/wordprocessingDrawing" xmlns:wp14="http://schemas.microsoft.com/office/word/2010/wordprocessingDrawing" xmlns:wpc="http://schemas.microsoft.com/office/word/2010/wordprocessingCanvas" xmlns:wpg="http://schemas.microsoft.com/office/word/2010/wordprocessingGroup" xmlns:wpi="http://schemas.microsoft.com/office/word/2010/wordprocessingInk" xmlns:wps="http://schemas.microsoft.com/office/word/2010/wordprocessingShape" mc:Ignorable="w14 w15 w16se w16cid w16 w16cex w16sdtdh w16sdtfl w16du wp14">
+  <w:abstractNum w15:restartNumberingAfterBreak="0" w:abstractNumId="0">
+    <w:nsid w:val="AD2AFA28"/>
+    <w:multiLevelType w:val="hybridMultilevel"/>
+    <w:tmpl w:val="FFFFFFFF"/>
+    <w:lvl w:ilvl="0" w:tplc="FFFFFFFF">
+      <w:start w:val="1"/>
+      <w:numFmt w:val="bullet"/>
+      <w:lvlText w:val="•"/>
+      <w:lvlJc w:val="left"/>
+    </w:lvl>
+    <w:lvl w:ilvl="1" w:tplc="FFFFFFFF">
+      <w:numFmt w:val="decimal"/>
+      <w:lvlText w:val=""/>
+      <w:lvlJc w:val="left"/>
+    </w:lvl>
+    <w:lvl w:ilvl="2" w:tplc="FFFFFFFF">
+      <w:numFmt w:val="decimal"/>
+      <w:lvlText w:val=""/>
+      <w:lvlJc w:val="left"/>
+    </w:lvl>
+    <w:lvl w:ilvl="3" w:tplc="FFFFFFFF">
+      <w:numFmt w:val="decimal"/>
+      <w:lvlText w:val=""/>
+      <w:lvlJc w:val="left"/>
+    </w:lvl>
+    <w:lvl w:ilvl="4" w:tplc="FFFFFFFF">
+      <w:numFmt w:val="decimal"/>
+      <w:lvlText w:val=""/>
+      <w:lvlJc w:val="left"/>
+    </w:lvl>
+    <w:lvl w:ilvl="5" w:tplc="FFFFFFFF">
+      <w:numFmt w:val="decimal"/>
+      <w:lvlText w:val=""/>
+      <w:lvlJc w:val="left"/>
+    </w:lvl>
+    <w:lvl w:ilvl="6" w:tplc="FFFFFFFF">
+      <w:numFmt w:val="decimal"/>
+      <w:lvlText w:val=""/>
+      <w:lvlJc w:val="left"/>
+    </w:lvl>
+    <w:lvl w:ilvl="7" w:tplc="FFFFFFFF">
+      <w:numFmt w:val="decimal"/>
+      <w:lvlText w:val=""/>
+      <w:lvlJc w:val="left"/>
+    </w:lvl>
+    <w:lvl w:ilvl="8" w:tplc="FFFFFFFF">
+      <w:numFmt w:val="decimal"/>
+      <w:lvlText w:val=""/>
+      <w:lvlJc w:val="left"/>
+    </w:lvl>
+  </w:abstractNum>
+  <w:abstractNum w15:restartNumberingAfterBreak="0" w:abstractNumId="1">
+    <w:nsid w:val="00305E7C"/>
+    <w:multiLevelType w:val="multilevel"/>
+    <w:tmpl w:val="0C0A001F"/>
+    <w:lvl w:ilvl="0">
+      <w:start w:val="1"/>
+      <w:numFmt w:val="decimal"/>
+      <w:lvlText w:val="%1."/>
+      <w:lvlJc w:val="left"/>
+      <w:pPr>
+        <w:ind w:hanging="360" w:left="360"/>
+      </w:pPr>
+    </w:lvl>
+    <w:lvl w:ilvl="1">
+      <w:start w:val="1"/>
+      <w:numFmt w:val="decimal"/>
+      <w:lvlText w:val="%1.%2."/>
+      <w:lvlJc w:val="left"/>
+      <w:pPr>
+        <w:ind w:hanging="432" w:left="792"/>
+      </w:pPr>
+    </w:lvl>
+    <w:lvl w:ilvl="2">
+      <w:start w:val="1"/>
+      <w:numFmt w:val="decimal"/>
+      <w:lvlText w:val="%1.%2.%3."/>
+      <w:lvlJc w:val="left"/>
+      <w:pPr>
+        <w:ind w:hanging="504" w:left="1224"/>
+      </w:pPr>
+    </w:lvl>
+    <w:lvl w:ilvl="3">
+      <w:start w:val="1"/>
+      <w:numFmt w:val="decimal"/>
+      <w:lvlText w:val="%1.%2.%3.%4."/>
+      <w:lvlJc w:val="left"/>
+      <w:pPr>
+        <w:ind w:hanging="648" w:left="1728"/>
+      </w:pPr>
+    </w:lvl>
+    <w:lvl w:ilvl="4">
+      <w:start w:val="1"/>
+      <w:numFmt w:val="decimal"/>
+      <w:lvlText w:val="%1.%2.%3.%4.%5."/>
+      <w:lvlJc w:val="left"/>
+      <w:pPr>
+        <w:ind w:hanging="792" w:left="2232"/>
+      </w:pPr>
+    </w:lvl>
+    <w:lvl w:ilvl="5">
+      <w:start w:val="1"/>
+      <w:numFmt w:val="decimal"/>
+      <w:lvlText w:val="%1.%2.%3.%4.%5.%6."/>
+      <w:lvlJc w:val="left"/>
+      <w:pPr>
+        <w:ind w:hanging="936" w:left="2736"/>
+      </w:pPr>
+    </w:lvl>
+    <w:lvl w:ilvl="6">
+      <w:start w:val="1"/>
+      <w:numFmt w:val="decimal"/>
+      <w:lvlText w:val="%1.%2.%3.%4.%5.%6.%7."/>
+      <w:lvlJc w:val="left"/>
+      <w:pPr>
+        <w:ind w:hanging="1080" w:left="3240"/>
+      </w:pPr>
+    </w:lvl>
+    <w:lvl w:ilvl="7">
+      <w:start w:val="1"/>
+      <w:numFmt w:val="decimal"/>
+      <w:lvlText w:val="%1.%2.%3.%4.%5.%6.%7.%8."/>
+      <w:lvlJc w:val="left"/>
+      <w:pPr>
+        <w:ind w:hanging="1224" w:left="3744"/>
+      </w:pPr>
+    </w:lvl>
+    <w:lvl w:ilvl="8">
+      <w:start w:val="1"/>
+      <w:numFmt w:val="decimal"/>
+      <w:lvlText w:val="%1.%2.%3.%4.%5.%6.%7.%8.%9."/>
+      <w:lvlJc w:val="left"/>
+      <w:pPr>
+        <w:ind w:hanging="1440" w:left="4320"/>
+      </w:pPr>
+    </w:lvl>
+  </w:abstractNum>
+  <w:abstractNum w15:restartNumberingAfterBreak="0" w:abstractNumId="2">
+    <w:nsid w:val="037C6A29"/>
+    <w:multiLevelType w:val="multilevel"/>
+    <w:tmpl w:val="0C0A001F"/>
+    <w:lvl w:ilvl="0">
+      <w:start w:val="1"/>
+      <w:numFmt w:val="decimal"/>
+      <w:lvlText w:val="%1."/>
+      <w:lvlJc w:val="left"/>
+      <w:pPr>
+        <w:ind w:hanging="360" w:left="360"/>
+      </w:pPr>
+    </w:lvl>
+    <w:lvl w:ilvl="1">
+      <w:start w:val="1"/>
+      <w:numFmt w:val="decimal"/>
+      <w:lvlText w:val="%1.%2."/>
+      <w:lvlJc w:val="left"/>
+      <w:pPr>
+        <w:ind w:hanging="432" w:left="792"/>
+      </w:pPr>
+    </w:lvl>
+    <w:lvl w:ilvl="2">
+      <w:start w:val="1"/>
+      <w:numFmt w:val="decimal"/>
+      <w:lvlText w:val="%1.%2.%3."/>
+      <w:lvlJc w:val="left"/>
+      <w:pPr>
+        <w:ind w:hanging="504" w:left="1224"/>
+      </w:pPr>
+    </w:lvl>
+    <w:lvl w:ilvl="3">
+      <w:start w:val="1"/>
+      <w:numFmt w:val="decimal"/>
+      <w:lvlText w:val="%1.%2.%3.%4."/>
+      <w:lvlJc w:val="left"/>
+      <w:pPr>
+        <w:ind w:hanging="648" w:left="1728"/>
+      </w:pPr>
+    </w:lvl>
+    <w:lvl w:ilvl="4">
+      <w:start w:val="1"/>
+      <w:numFmt w:val="decimal"/>
+      <w:lvlText w:val="%1.%2.%3.%4.%5."/>
+      <w:lvlJc w:val="left"/>
+      <w:pPr>
+        <w:ind w:hanging="792" w:left="2232"/>
+      </w:pPr>
+    </w:lvl>
+    <w:lvl w:ilvl="5">
+      <w:start w:val="1"/>
+      <w:numFmt w:val="decimal"/>
+      <w:lvlText w:val="%1.%2.%3.%4.%5.%6."/>
+      <w:lvlJc w:val="left"/>
+      <w:pPr>
+        <w:ind w:hanging="936" w:left="2736"/>
+      </w:pPr>
+    </w:lvl>
+    <w:lvl w:ilvl="6">
+      <w:start w:val="1"/>
+      <w:numFmt w:val="decimal"/>
+      <w:lvlText w:val="%1.%2.%3.%4.%5.%6.%7."/>
+      <w:lvlJc w:val="left"/>
+      <w:pPr>
+        <w:ind w:hanging="1080" w:left="3240"/>
+      </w:pPr>
+    </w:lvl>
+    <w:lvl w:ilvl="7">
+      <w:start w:val="1"/>
+      <w:numFmt w:val="decimal"/>
+      <w:lvlText w:val="%1.%2.%3.%4.%5.%6.%7.%8."/>
+      <w:lvlJc w:val="left"/>
+      <w:pPr>
+        <w:ind w:hanging="1224" w:left="3744"/>
+      </w:pPr>
+    </w:lvl>
+    <w:lvl w:ilvl="8">
+      <w:start w:val="1"/>
+      <w:numFmt w:val="decimal"/>
+      <w:lvlText w:val="%1.%2.%3.%4.%5.%6.%7.%8.%9."/>
+      <w:lvlJc w:val="left"/>
+      <w:pPr>
+        <w:ind w:hanging="1440" w:left="4320"/>
+      </w:pPr>
+    </w:lvl>
+  </w:abstractNum>
+  <w:abstractNum w15:restartNumberingAfterBreak="0" w:abstractNumId="3">
+    <w:nsid w:val="04E91B53"/>
+    <w:multiLevelType w:val="hybridMultilevel"/>
+    <w:tmpl w:val="EC6EEB66"/>
+    <w:lvl w:ilvl="0" w:tplc="F8F0A42E">
+      <w:start w:val="1"/>
+      <w:numFmt w:val="upperLetter"/>
+      <w:pStyle w:val="Anexo"/>
+      <w:lvlText w:val="Anexo %1."/>
+      <w:lvlJc w:val="left"/>
+      <w:pPr>
+        <w:ind w:hanging="360" w:left="720"/>
+      </w:pPr>
+      <w:rPr>
+        <w:rFonts w:hint="default"/>
+      </w:rPr>
+    </w:lvl>
+    <w:lvl w:ilvl="1" w:tentative="1" w:tplc="0C0A0019">
+      <w:start w:val="1"/>
+      <w:numFmt w:val="lowerLetter"/>
+      <w:lvlText w:val="%2."/>
+      <w:lvlJc w:val="left"/>
+      <w:pPr>
+        <w:ind w:hanging="360" w:left="1440"/>
+      </w:pPr>
+    </w:lvl>
+    <w:lvl w:ilvl="2" w:tentative="1" w:tplc="0C0A001B">
+      <w:start w:val="1"/>
+      <w:numFmt w:val="lowerRoman"/>
+      <w:lvlText w:val="%3."/>
+      <w:lvlJc w:val="right"/>
+      <w:pPr>
+        <w:ind w:hanging="180" w:left="2160"/>
+      </w:pPr>
+    </w:lvl>
+    <w:lvl w:ilvl="3" w:tentative="1" w:tplc="0C0A000F">
+      <w:start w:val="1"/>
+      <w:numFmt w:val="decimal"/>
+      <w:lvlText w:val="%4."/>
+      <w:lvlJc w:val="left"/>
+      <w:pPr>
+        <w:ind w:hanging="360" w:left="2880"/>
+      </w:pPr>
+    </w:lvl>
+    <w:lvl w:ilvl="4" w:tentative="1" w:tplc="0C0A0019">
+      <w:start w:val="1"/>
+      <w:numFmt w:val="lowerLetter"/>
+      <w:lvlText w:val="%5."/>
+      <w:lvlJc w:val="left"/>
+      <w:pPr>
+        <w:ind w:hanging="360" w:left="3600"/>
+      </w:pPr>
+    </w:lvl>
+    <w:lvl w:ilvl="5" w:tentative="1" w:tplc="0C0A001B">
+      <w:start w:val="1"/>
+      <w:numFmt w:val="lowerRoman"/>
+      <w:lvlText w:val="%6."/>
+      <w:lvlJc w:val="right"/>
+      <w:pPr>
+        <w:ind w:hanging="180" w:left="4320"/>
+      </w:pPr>
+    </w:lvl>
+    <w:lvl w:ilvl="6" w:tentative="1" w:tplc="0C0A000F">
+      <w:start w:val="1"/>
+      <w:numFmt w:val="decimal"/>
+      <w:lvlText w:val="%7."/>
+      <w:lvlJc w:val="left"/>
+      <w:pPr>
+        <w:ind w:hanging="360" w:left="5040"/>
+      </w:pPr>
+    </w:lvl>
+    <w:lvl w:ilvl="7" w:tentative="1" w:tplc="0C0A0019">
+      <w:start w:val="1"/>
+      <w:numFmt w:val="lowerLetter"/>
+      <w:lvlText w:val="%8."/>
+      <w:lvlJc w:val="left"/>
+      <w:pPr>
+        <w:ind w:hanging="360" w:left="5760"/>
+      </w:pPr>
+    </w:lvl>
+    <w:lvl w:ilvl="8" w:tentative="1" w:tplc="0C0A001B">
+      <w:start w:val="1"/>
+      <w:numFmt w:val="lowerRoman"/>
+      <w:lvlText w:val="%9."/>
+      <w:lvlJc w:val="right"/>
+      <w:pPr>
+        <w:ind w:hanging="180" w:left="6480"/>
+      </w:pPr>
+    </w:lvl>
+  </w:abstractNum>
+  <w:abstractNum w15:restartNumberingAfterBreak="0" w:abstractNumId="4">
+    <w:nsid w:val="08222D53"/>
+    <w:multiLevelType w:val="multilevel"/>
+    <w:tmpl w:val="621EB102"/>
+    <w:lvl w:ilvl="0">
+      <w:start w:val="1"/>
+      <w:numFmt w:val="decimal"/>
+      <w:lvlText w:val="%1."/>
+      <w:lvlJc w:val="left"/>
+      <w:pPr>
+        <w:ind w:hanging="360" w:left="360"/>
+      </w:pPr>
+    </w:lvl>
+    <w:lvl w:ilvl="1">
+      <w:start w:val="1"/>
+      <w:numFmt w:val="decimal"/>
+      <w:lvlText w:val="%1.%2."/>
+      <w:lvlJc w:val="left"/>
+      <w:pPr>
+        <w:ind w:hanging="432" w:left="792"/>
+      </w:pPr>
+    </w:lvl>
+    <w:lvl w:ilvl="2">
+      <w:start w:val="1"/>
+      <w:numFmt w:val="decimal"/>
+      <w:lvlText w:val="%1.%2.%3."/>
+      <w:lvlJc w:val="left"/>
+      <w:pPr>
+        <w:ind w:hanging="504" w:left="1224"/>
+      </w:pPr>
+    </w:lvl>
+    <w:lvl w:ilvl="3">
+      <w:start w:val="1"/>
+      <w:numFmt w:val="decimal"/>
+      <w:lvlText w:val="%1.%2.%3.%4."/>
+      <w:lvlJc w:val="left"/>
+      <w:pPr>
+        <w:ind w:hanging="648" w:left="1728"/>
+      </w:pPr>
+    </w:lvl>
+    <w:lvl w:ilvl="4">
+      <w:start w:val="1"/>
+      <w:numFmt w:val="decimal"/>
+      <w:lvlText w:val="%1.%2.%3.%4.%5."/>
+      <w:lvlJc w:val="left"/>
+      <w:pPr>
+        <w:ind w:hanging="792" w:left="2232"/>
+      </w:pPr>
+    </w:lvl>
+    <w:lvl w:ilvl="5">
+      <w:start w:val="1"/>
+      <w:numFmt w:val="decimal"/>
+      <w:lvlText w:val="%1.%2.%3.%4.%5.%6."/>
+      <w:lvlJc w:val="left"/>
+      <w:pPr>
+        <w:ind w:hanging="936" w:left="2736"/>
+      </w:pPr>
+    </w:lvl>
+    <w:lvl w:ilvl="6">
+      <w:start w:val="1"/>
+      <w:numFmt w:val="decimal"/>
+      <w:lvlText w:val="%1.%2.%3.%4.%5.%6.%7."/>
+      <w:lvlJc w:val="left"/>
+      <w:pPr>
+        <w:ind w:hanging="1080" w:left="3240"/>
+      </w:pPr>
+    </w:lvl>
+    <w:lvl w:ilvl="7">
+      <w:start w:val="1"/>
+      <w:numFmt w:val="decimal"/>
+      <w:lvlText w:val="%1.%2.%3.%4.%5.%6.%7.%8."/>
+      <w:lvlJc w:val="left"/>
+      <w:pPr>
+        <w:ind w:hanging="1224" w:left="3744"/>
+      </w:pPr>
+    </w:lvl>
+    <w:lvl w:ilvl="8">
+      <w:start w:val="1"/>
+      <w:numFmt w:val="decimal"/>
+      <w:lvlText w:val="%1.%2.%3.%4.%5.%6.%7.%8.%9."/>
+      <w:lvlJc w:val="left"/>
+      <w:pPr>
+        <w:ind w:hanging="1440" w:left="4320"/>
+      </w:pPr>
+    </w:lvl>
+  </w:abstractNum>
+  <w:abstractNum w15:restartNumberingAfterBreak="0" w:abstractNumId="5">
+    <w:nsid w:val="09A816F8"/>
+    <w:multiLevelType w:val="multilevel"/>
+    <w:tmpl w:val="0C0A001F"/>
+    <w:lvl w:ilvl="0">
+      <w:start w:val="1"/>
+      <w:numFmt w:val="decimal"/>
+      <w:lvlText w:val="%1."/>
+      <w:lvlJc w:val="left"/>
+      <w:pPr>
+        <w:ind w:hanging="360" w:left="360"/>
+      </w:pPr>
+    </w:lvl>
+    <w:lvl w:ilvl="1">
+      <w:start w:val="1"/>
+      <w:numFmt w:val="decimal"/>
+      <w:lvlText w:val="%1.%2."/>
+      <w:lvlJc w:val="left"/>
+      <w:pPr>
+        <w:ind w:hanging="432" w:left="792"/>
+      </w:pPr>
+    </w:lvl>
+    <w:lvl w:ilvl="2">
+      <w:start w:val="1"/>
+      <w:numFmt w:val="decimal"/>
+      <w:lvlText w:val="%1.%2.%3."/>
+      <w:lvlJc w:val="left"/>
+      <w:pPr>
+        <w:ind w:hanging="504" w:left="1224"/>
+      </w:pPr>
+    </w:lvl>
+    <w:lvl w:ilvl="3">
+      <w:start w:val="1"/>
+      <w:numFmt w:val="decimal"/>
+      <w:lvlText w:val="%1.%2.%3.%4."/>
+      <w:lvlJc w:val="left"/>
+      <w:pPr>
+        <w:ind w:hanging="648" w:left="1728"/>
+      </w:pPr>
+    </w:lvl>
+    <w:lvl w:ilvl="4">
+      <w:start w:val="1"/>
+      <w:numFmt w:val="decimal"/>
+      <w:lvlText w:val="%1.%2.%3.%4.%5."/>
+      <w:lvlJc w:val="left"/>
+      <w:pPr>
+        <w:ind w:hanging="792" w:left="2232"/>
+      </w:pPr>
+    </w:lvl>
+    <w:lvl w:ilvl="5">
+      <w:start w:val="1"/>
+      <w:numFmt w:val="decimal"/>
+      <w:lvlText w:val="%1.%2.%3.%4.%5.%6."/>
+      <w:lvlJc w:val="left"/>
+      <w:pPr>
+        <w:ind w:hanging="936" w:left="2736"/>
+      </w:pPr>
+    </w:lvl>
+    <w:lvl w:ilvl="6">
+      <w:start w:val="1"/>
+      <w:numFmt w:val="decimal"/>
+      <w:lvlText w:val="%1.%2.%3.%4.%5.%6.%7."/>
+      <w:lvlJc w:val="left"/>
+      <w:pPr>
+        <w:ind w:hanging="1080" w:left="3240"/>
+      </w:pPr>
+    </w:lvl>
+    <w:lvl w:ilvl="7">
+      <w:start w:val="1"/>
+      <w:numFmt w:val="decimal"/>
+      <w:lvlText w:val="%1.%2.%3.%4.%5.%6.%7.%8."/>
+      <w:lvlJc w:val="left"/>
+      <w:pPr>
+        <w:ind w:hanging="1224" w:left="3744"/>
+      </w:pPr>
+    </w:lvl>
+    <w:lvl w:ilvl="8">
+      <w:start w:val="1"/>
+      <w:numFmt w:val="decimal"/>
+      <w:lvlText w:val="%1.%2.%3.%4.%5.%6.%7.%8.%9."/>
+      <w:lvlJc w:val="left"/>
+      <w:pPr>
+        <w:ind w:hanging="1440" w:left="4320"/>
+      </w:pPr>
+    </w:lvl>
+  </w:abstractNum>
+  <w:abstractNum w15:restartNumberingAfterBreak="0" w:abstractNumId="6">
+    <w:nsid w:val="0AB7351F"/>
+    <w:multiLevelType w:val="multilevel"/>
+    <w:tmpl w:val="5E52E11C"/>
+    <w:lvl w:ilvl="0">
+      <w:start w:val="1"/>
+      <w:numFmt w:val="decimal"/>
+      <w:lvlText w:val="%1."/>
+      <w:lvlJc w:val="left"/>
+      <w:pPr>
+        <w:tabs>
+          <w:tab w:pos="720" w:val="num"/>
+        </w:tabs>
+        <w:ind w:hanging="360" w:left="720"/>
+      </w:pPr>
+    </w:lvl>
+    <w:lvl w:ilvl="1" w:tentative="1">
+      <w:start w:val="1"/>
+      <w:numFmt w:val="decimal"/>
+      <w:lvlText w:val="%2."/>
+      <w:lvlJc w:val="left"/>
+      <w:pPr>
+        <w:tabs>
+          <w:tab w:pos="1440" w:val="num"/>
+        </w:tabs>
+        <w:ind w:hanging="360" w:left="1440"/>
+      </w:pPr>
+    </w:lvl>
+    <w:lvl w:ilvl="2" w:tentative="1">
+      <w:start w:val="1"/>
+      <w:numFmt w:val="decimal"/>
+      <w:lvlText w:val="%3."/>
+      <w:lvlJc w:val="left"/>
+      <w:pPr>
+        <w:tabs>
+          <w:tab w:pos="2160" w:val="num"/>
+        </w:tabs>
+        <w:ind w:hanging="360" w:left="2160"/>
+      </w:pPr>
+    </w:lvl>
+    <w:lvl w:ilvl="3" w:tentative="1">
+      <w:start w:val="1"/>
+      <w:numFmt w:val="decimal"/>
+      <w:lvlText w:val="%4."/>
+      <w:lvlJc w:val="left"/>
+      <w:pPr>
+        <w:tabs>
+          <w:tab w:pos="2880" w:val="num"/>
+        </w:tabs>
+        <w:ind w:hanging="360" w:left="2880"/>
+      </w:pPr>
+    </w:lvl>
+    <w:lvl w:ilvl="4" w:tentative="1">
+      <w:start w:val="1"/>
+      <w:numFmt w:val="decimal"/>
+      <w:lvlText w:val="%5."/>
+      <w:lvlJc w:val="left"/>
+      <w:pPr>
+        <w:tabs>
+          <w:tab w:pos="3600" w:val="num"/>
+        </w:tabs>
+        <w:ind w:hanging="360" w:left="3600"/>
+      </w:pPr>
+    </w:lvl>
+    <w:lvl w:ilvl="5" w:tentative="1">
+      <w:start w:val="1"/>
+      <w:numFmt w:val="decimal"/>
+      <w:lvlText w:val="%6."/>
+      <w:lvlJc w:val="left"/>
+      <w:pPr>
+        <w:tabs>
+          <w:tab w:pos="4320" w:val="num"/>
+        </w:tabs>
+        <w:ind w:hanging="360" w:left="4320"/>
+      </w:pPr>
+    </w:lvl>
+    <w:lvl w:ilvl="6" w:tentative="1">
+      <w:start w:val="1"/>
+      <w:numFmt w:val="decimal"/>
+      <w:lvlText w:val="%7."/>
+      <w:lvlJc w:val="left"/>
+      <w:pPr>
+        <w:tabs>
+          <w:tab w:pos="5040" w:val="num"/>
+        </w:tabs>
+        <w:ind w:hanging="360" w:left="5040"/>
+      </w:pPr>
+    </w:lvl>
+    <w:lvl w:ilvl="7" w:tentative="1">
+      <w:start w:val="1"/>
+      <w:numFmt w:val="decimal"/>
+      <w:lvlText w:val="%8."/>
+      <w:lvlJc w:val="left"/>
+      <w:pPr>
+        <w:tabs>
+          <w:tab w:pos="5760" w:val="num"/>
+        </w:tabs>
+        <w:ind w:hanging="360" w:left="5760"/>
+      </w:pPr>
+    </w:lvl>
+    <w:lvl w:ilvl="8" w:tentative="1">
+      <w:start w:val="1"/>
+      <w:numFmt w:val="decimal"/>
+      <w:lvlText w:val="%9."/>
+      <w:lvlJc w:val="left"/>
+      <w:pPr>
+        <w:tabs>
+          <w:tab w:pos="6480" w:val="num"/>
+        </w:tabs>
+        <w:ind w:hanging="360" w:left="6480"/>
+      </w:pPr>
+    </w:lvl>
+  </w:abstractNum>
+  <w:abstractNum w15:restartNumberingAfterBreak="0" w:abstractNumId="7">
+    <w:nsid w:val="0C5705F1"/>
+    <w:multiLevelType w:val="hybridMultilevel"/>
+    <w:tmpl w:val="8B90B538"/>
+    <w:lvl w:ilvl="0" w:tplc="D9841F7A">
+      <w:start w:val="1"/>
+      <w:numFmt w:val="bullet"/>
+      <w:lvlText w:val="-"/>
+      <w:lvlJc w:val="left"/>
+      <w:pPr>
+        <w:ind w:hanging="360" w:left="720"/>
+      </w:pPr>
+      <w:rPr>
+        <w:rFonts w:ascii="Calibri" w:cs="Calibri" w:eastAsia="Times New Roman" w:hAnsi="Calibri" w:hint="default"/>
+      </w:rPr>
+    </w:lvl>
+    <w:lvl w:ilvl="1" w:tentative="1" w:tplc="0C0A0003">
+      <w:start w:val="1"/>
+      <w:numFmt w:val="bullet"/>
+      <w:lvlText w:val="o"/>
+      <w:lvlJc w:val="left"/>
+      <w:pPr>
+        <w:ind w:hanging="360" w:left="1440"/>
+      </w:pPr>
+      <w:rPr>
+        <w:rFonts w:ascii="Courier New" w:cs="Courier New" w:hAnsi="Courier New" w:hint="default"/>
+      </w:rPr>
+    </w:lvl>
+    <w:lvl w:ilvl="2" w:tentative="1" w:tplc="0C0A0005">
+      <w:start w:val="1"/>
+      <w:numFmt w:val="bullet"/>
+      <w:lvlText w:val=""/>
+      <w:lvlJc w:val="left"/>
+      <w:pPr>
+        <w:ind w:hanging="360" w:left="2160"/>
+      </w:pPr>
+      <w:rPr>
+        <w:rFonts w:ascii="Wingdings" w:hAnsi="Wingdings" w:hint="default"/>
+      </w:rPr>
+    </w:lvl>
+    <w:lvl w:ilvl="3" w:tentative="1" w:tplc="0C0A0001">
+      <w:start w:val="1"/>
+      <w:numFmt w:val="bullet"/>
+      <w:lvlText w:val=""/>
+      <w:lvlJc w:val="left"/>
+      <w:pPr>
+        <w:ind w:hanging="360" w:left="2880"/>
+      </w:pPr>
+      <w:rPr>
+        <w:rFonts w:ascii="Symbol" w:hAnsi="Symbol" w:hint="default"/>
+      </w:rPr>
+    </w:lvl>
+    <w:lvl w:ilvl="4" w:tentative="1" w:tplc="0C0A0003">
+      <w:start w:val="1"/>
+      <w:numFmt w:val="bullet"/>
+      <w:lvlText w:val="o"/>
+      <w:lvlJc w:val="left"/>
+      <w:pPr>
+        <w:ind w:hanging="360" w:left="3600"/>
+      </w:pPr>
+      <w:rPr>
+        <w:rFonts w:ascii="Courier New" w:cs="Courier New" w:hAnsi="Courier New" w:hint="default"/>
+      </w:rPr>
+    </w:lvl>
+    <w:lvl w:ilvl="5" w:tentative="1" w:tplc="0C0A0005">
+      <w:start w:val="1"/>
+      <w:numFmt w:val="bullet"/>
+      <w:lvlText w:val=""/>
+      <w:lvlJc w:val="left"/>
+      <w:pPr>
+        <w:ind w:hanging="360" w:left="4320"/>
+      </w:pPr>
+      <w:rPr>
+        <w:rFonts w:ascii="Wingdings" w:hAnsi="Wingdings" w:hint="default"/>
+      </w:rPr>
+    </w:lvl>
+    <w:lvl w:ilvl="6" w:tentative="1" w:tplc="0C0A0001">
+      <w:start w:val="1"/>
+      <w:numFmt w:val="bullet"/>
+      <w:lvlText w:val=""/>
+      <w:lvlJc w:val="left"/>
+      <w:pPr>
+        <w:ind w:hanging="360" w:left="5040"/>
+      </w:pPr>
+      <w:rPr>
+        <w:rFonts w:ascii="Symbol" w:hAnsi="Symbol" w:hint="default"/>
+      </w:rPr>
+    </w:lvl>
+    <w:lvl w:ilvl="7" w:tentative="1" w:tplc="0C0A0003">
+      <w:start w:val="1"/>
+      <w:numFmt w:val="bullet"/>
+      <w:lvlText w:val="o"/>
+      <w:lvlJc w:val="left"/>
+      <w:pPr>
+        <w:ind w:hanging="360" w:left="5760"/>
+      </w:pPr>
+      <w:rPr>
+        <w:rFonts w:ascii="Courier New" w:cs="Courier New" w:hAnsi="Courier New" w:hint="default"/>
+      </w:rPr>
+    </w:lvl>
+    <w:lvl w:ilvl="8" w:tentative="1" w:tplc="0C0A0005">
+      <w:start w:val="1"/>
+      <w:numFmt w:val="bullet"/>
+      <w:lvlText w:val=""/>
+      <w:lvlJc w:val="left"/>
+      <w:pPr>
+        <w:ind w:hanging="360" w:left="6480"/>
+      </w:pPr>
+      <w:rPr>
+        <w:rFonts w:ascii="Wingdings" w:hAnsi="Wingdings" w:hint="default"/>
+      </w:rPr>
+    </w:lvl>
+  </w:abstractNum>
+  <w:abstractNum w15:restartNumberingAfterBreak="0" w:abstractNumId="8">
+    <w:nsid w:val="107760B0"/>
+    <w:multiLevelType w:val="multilevel"/>
+    <w:tmpl w:val="39549792"/>
+    <w:lvl w:ilvl="0">
+      <w:start w:val="1"/>
+      <w:numFmt w:val="decimal"/>
+      <w:lvlText w:val="%1."/>
+      <w:lvlJc w:val="left"/>
+      <w:pPr>
+        <w:ind w:hanging="450" w:left="450"/>
+      </w:pPr>
+      <w:rPr>
+        <w:rFonts w:hint="default"/>
+      </w:rPr>
+    </w:lvl>
+    <w:lvl w:ilvl="1">
+      <w:start w:val="2"/>
+      <w:numFmt w:val="decimal"/>
+      <w:lvlText w:val="%1.%2."/>
+      <w:lvlJc w:val="left"/>
+      <w:pPr>
+        <w:ind w:hanging="720" w:left="1440"/>
+      </w:pPr>
+      <w:rPr>
+        <w:rFonts w:hint="default"/>
+      </w:rPr>
+    </w:lvl>
+    <w:lvl w:ilvl="2">
+      <w:start w:val="1"/>
+      <w:numFmt w:val="decimal"/>
+      <w:lvlText w:val="%1.%2.%3."/>
+      <w:lvlJc w:val="left"/>
+      <w:pPr>
+        <w:ind w:hanging="720" w:left="2160"/>
+      </w:pPr>
+      <w:rPr>
+        <w:rFonts w:hint="default"/>
+      </w:rPr>
+    </w:lvl>
+    <w:lvl w:ilvl="3">
+      <w:start w:val="1"/>
+      <w:numFmt w:val="decimal"/>
+      <w:lvlText w:val="%1.%2.%3.%4."/>
+      <w:lvlJc w:val="left"/>
+      <w:pPr>
+        <w:ind w:hanging="1080" w:left="3240"/>
+      </w:pPr>
+      <w:rPr>
+        <w:rFonts w:hint="default"/>
+      </w:rPr>
+    </w:lvl>
+    <w:lvl w:ilvl="4">
+      <w:start w:val="1"/>
+      <w:numFmt w:val="decimal"/>
+      <w:lvlText w:val="%1.%2.%3.%4.%5."/>
+      <w:lvlJc w:val="left"/>
+      <w:pPr>
+        <w:ind w:hanging="1080" w:left="3960"/>
+      </w:pPr>
+      <w:rPr>
+        <w:rFonts w:hint="default"/>
+      </w:rPr>
+    </w:lvl>
+    <w:lvl w:ilvl="5">
+      <w:start w:val="1"/>
+      <w:numFmt w:val="decimal"/>
+      <w:lvlText w:val="%1.%2.%3.%4.%5.%6."/>
+      <w:lvlJc w:val="left"/>
+      <w:pPr>
+        <w:ind w:hanging="1440" w:left="5040"/>
+      </w:pPr>
+      <w:rPr>
+        <w:rFonts w:hint="default"/>
+      </w:rPr>
+    </w:lvl>
+    <w:lvl w:ilvl="6">
+      <w:start w:val="1"/>
+      <w:numFmt w:val="decimal"/>
+      <w:lvlText w:val="%1.%2.%3.%4.%5.%6.%7."/>
+      <w:lvlJc w:val="left"/>
+      <w:pPr>
+        <w:ind w:hanging="1800" w:left="6120"/>
+      </w:pPr>
+      <w:rPr>
+        <w:rFonts w:hint="default"/>
+      </w:rPr>
+    </w:lvl>
+    <w:lvl w:ilvl="7">
+      <w:start w:val="1"/>
+      <w:numFmt w:val="decimal"/>
+      <w:lvlText w:val="%1.%2.%3.%4.%5.%6.%7.%8."/>
+      <w:lvlJc w:val="left"/>
+      <w:pPr>
+        <w:ind w:hanging="1800" w:left="6840"/>
+      </w:pPr>
+      <w:rPr>
+        <w:rFonts w:hint="default"/>
+      </w:rPr>
+    </w:lvl>
+    <w:lvl w:ilvl="8">
+      <w:start w:val="1"/>
+      <w:numFmt w:val="decimal"/>
+      <w:lvlText w:val="%1.%2.%3.%4.%5.%6.%7.%8.%9."/>
+      <w:lvlJc w:val="left"/>
+      <w:pPr>
+        <w:ind w:hanging="2160" w:left="7920"/>
+      </w:pPr>
+      <w:rPr>
+        <w:rFonts w:hint="default"/>
+      </w:rPr>
+    </w:lvl>
+  </w:abstractNum>
+  <w:abstractNum w15:restartNumberingAfterBreak="0" w:abstractNumId="9">
+    <w:nsid w:val="1E333703"/>
+    <w:multiLevelType w:val="multilevel"/>
+    <w:tmpl w:val="79E002B2"/>
+    <w:lvl w:ilvl="0">
+      <w:start w:val="1"/>
+      <w:numFmt w:val="bullet"/>
+      <w:lvlText w:val=""/>
+      <w:lvlJc w:val="left"/>
+      <w:pPr>
+        <w:tabs>
+          <w:tab w:pos="720" w:val="num"/>
+        </w:tabs>
+        <w:ind w:hanging="360" w:left="720"/>
+      </w:pPr>
+      <w:rPr>
+        <w:rFonts w:ascii="Symbol" w:hAnsi="Symbol" w:hint="default"/>
+        <w:sz w:val="20"/>
+      </w:rPr>
+    </w:lvl>
+    <w:lvl w:ilvl="1" w:tentative="1">
+      <w:start w:val="1"/>
+      <w:numFmt w:val="bullet"/>
+      <w:lvlText w:val="o"/>
+      <w:lvlJc w:val="left"/>
+      <w:pPr>
+        <w:tabs>
+          <w:tab w:pos="1440" w:val="num"/>
+        </w:tabs>
+        <w:ind w:hanging="360" w:left="1440"/>
+      </w:pPr>
+      <w:rPr>
+        <w:rFonts w:ascii="Courier New" w:hAnsi="Courier New" w:hint="default"/>
+        <w:sz w:val="20"/>
+      </w:rPr>
+    </w:lvl>
+    <w:lvl w:ilvl="2" w:tentative="1">
+      <w:start w:val="1"/>
+      <w:numFmt w:val="bullet"/>
+      <w:lvlText w:val=""/>
+      <w:lvlJc w:val="left"/>
+      <w:pPr>
+        <w:tabs>
+          <w:tab w:pos="2160" w:val="num"/>
+        </w:tabs>
+        <w:ind w:hanging="360" w:left="2160"/>
+      </w:pPr>
+      <w:rPr>
+        <w:rFonts w:ascii="Wingdings" w:hAnsi="Wingdings" w:hint="default"/>
+        <w:sz w:val="20"/>
+      </w:rPr>
+    </w:lvl>
+    <w:lvl w:ilvl="3" w:tentative="1">
+      <w:start w:val="1"/>
+      <w:numFmt w:val="bullet"/>
+      <w:lvlText w:val=""/>
+      <w:lvlJc w:val="left"/>
+      <w:pPr>
+        <w:tabs>
+          <w:tab w:pos="2880" w:val="num"/>
+        </w:tabs>
+        <w:ind w:hanging="360" w:left="2880"/>
+      </w:pPr>
+      <w:rPr>
+        <w:rFonts w:ascii="Wingdings" w:hAnsi="Wingdings" w:hint="default"/>
+        <w:sz w:val="20"/>
+      </w:rPr>
+    </w:lvl>
+    <w:lvl w:ilvl="4" w:tentative="1">
+      <w:start w:val="1"/>
+      <w:numFmt w:val="bullet"/>
+      <w:lvlText w:val=""/>
+      <w:lvlJc w:val="left"/>
+      <w:pPr>
+        <w:tabs>
+          <w:tab w:pos="3600" w:val="num"/>
+        </w:tabs>
+        <w:ind w:hanging="360" w:left="3600"/>
+      </w:pPr>
+      <w:rPr>
+        <w:rFonts w:ascii="Wingdings" w:hAnsi="Wingdings" w:hint="default"/>
+        <w:sz w:val="20"/>
+      </w:rPr>
+    </w:lvl>
+    <w:lvl w:ilvl="5" w:tentative="1">
+      <w:start w:val="1"/>
+      <w:numFmt w:val="bullet"/>
+      <w:lvlText w:val=""/>
+      <w:lvlJc w:val="left"/>
+      <w:pPr>
+        <w:tabs>
+          <w:tab w:pos="4320" w:val="num"/>
+        </w:tabs>
+        <w:ind w:hanging="360" w:left="4320"/>
+      </w:pPr>
+      <w:rPr>
+        <w:rFonts w:ascii="Wingdings" w:hAnsi="Wingdings" w:hint="default"/>
+        <w:sz w:val="20"/>
+      </w:rPr>
+    </w:lvl>
+    <w:lvl w:ilvl="6" w:tentative="1">
+      <w:start w:val="1"/>
+      <w:numFmt w:val="bullet"/>
+      <w:lvlText w:val=""/>
+      <w:lvlJc w:val="left"/>
+      <w:pPr>
+        <w:tabs>
+          <w:tab w:pos="5040" w:val="num"/>
+        </w:tabs>
+        <w:ind w:hanging="360" w:left="5040"/>
+      </w:pPr>
+      <w:rPr>
+        <w:rFonts w:ascii="Wingdings" w:hAnsi="Wingdings" w:hint="default"/>
+        <w:sz w:val="20"/>
+      </w:rPr>
+    </w:lvl>
+    <w:lvl w:ilvl="7" w:tentative="1">
+      <w:start w:val="1"/>
+      <w:numFmt w:val="bullet"/>
+      <w:lvlText w:val=""/>
+      <w:lvlJc w:val="left"/>
+      <w:pPr>
+        <w:tabs>
+          <w:tab w:pos="5760" w:val="num"/>
+        </w:tabs>
+        <w:ind w:hanging="360" w:left="5760"/>
+      </w:pPr>
+      <w:rPr>
+        <w:rFonts w:ascii="Wingdings" w:hAnsi="Wingdings" w:hint="default"/>
+        <w:sz w:val="20"/>
+      </w:rPr>
+    </w:lvl>
+    <w:lvl w:ilvl="8" w:tentative="1">
+      <w:start w:val="1"/>
+      <w:numFmt w:val="bullet"/>
+      <w:lvlText w:val=""/>
+      <w:lvlJc w:val="left"/>
+      <w:pPr>
+        <w:tabs>
+          <w:tab w:pos="6480" w:val="num"/>
+        </w:tabs>
+        <w:ind w:hanging="360" w:left="6480"/>
+      </w:pPr>
+      <w:rPr>
+        <w:rFonts w:ascii="Wingdings" w:hAnsi="Wingdings" w:hint="default"/>
+        <w:sz w:val="20"/>
+      </w:rPr>
+    </w:lvl>
+  </w:abstractNum>
+  <w:abstractNum w15:restartNumberingAfterBreak="0" w:abstractNumId="10">
+    <w:nsid w:val="1EBD77CF"/>
+    <w:multiLevelType w:val="multilevel"/>
+    <w:tmpl w:val="3AA6729E"/>
+    <w:lvl w:ilvl="0">
+      <w:start w:val="1"/>
+      <w:numFmt w:val="decimal"/>
+      <w:lvlText w:val="%1."/>
+      <w:lvlJc w:val="left"/>
+      <w:pPr>
+        <w:tabs>
+          <w:tab w:pos="720" w:val="num"/>
+        </w:tabs>
+        <w:ind w:hanging="360" w:left="720"/>
+      </w:pPr>
+    </w:lvl>
+    <w:lvl w:ilvl="1">
+      <w:start w:val="1"/>
+      <w:numFmt w:val="bullet"/>
+      <w:lvlText w:val="o"/>
+      <w:lvlJc w:val="left"/>
+      <w:pPr>
+        <w:tabs>
+          <w:tab w:pos="1440" w:val="num"/>
+        </w:tabs>
+        <w:ind w:hanging="360" w:left="1440"/>
+      </w:pPr>
+      <w:rPr>
+        <w:rFonts w:ascii="Courier New" w:hAnsi="Courier New" w:hint="default"/>
+        <w:sz w:val="20"/>
+      </w:rPr>
+    </w:lvl>
+    <w:lvl w:ilvl="2" w:tentative="1">
+      <w:start w:val="1"/>
+      <w:numFmt w:val="decimal"/>
+      <w:lvlText w:val="%3."/>
+      <w:lvlJc w:val="left"/>
+      <w:pPr>
+        <w:tabs>
+          <w:tab w:pos="2160" w:val="num"/>
+        </w:tabs>
+        <w:ind w:hanging="360" w:left="2160"/>
+      </w:pPr>
+    </w:lvl>
+    <w:lvl w:ilvl="3" w:tentative="1">
+      <w:start w:val="1"/>
+      <w:numFmt w:val="decimal"/>
+      <w:lvlText w:val="%4."/>
+      <w:lvlJc w:val="left"/>
+      <w:pPr>
+        <w:tabs>
+          <w:tab w:pos="2880" w:val="num"/>
+        </w:tabs>
+        <w:ind w:hanging="360" w:left="2880"/>
+      </w:pPr>
+    </w:lvl>
+    <w:lvl w:ilvl="4" w:tentative="1">
+      <w:start w:val="1"/>
+      <w:numFmt w:val="decimal"/>
+      <w:lvlText w:val="%5."/>
+      <w:lvlJc w:val="left"/>
+      <w:pPr>
+        <w:tabs>
+          <w:tab w:pos="3600" w:val="num"/>
+        </w:tabs>
+        <w:ind w:hanging="360" w:left="3600"/>
+      </w:pPr>
+    </w:lvl>
+    <w:lvl w:ilvl="5" w:tentative="1">
+      <w:start w:val="1"/>
+      <w:numFmt w:val="decimal"/>
+      <w:lvlText w:val="%6."/>
+      <w:lvlJc w:val="left"/>
+      <w:pPr>
+        <w:tabs>
+          <w:tab w:pos="4320" w:val="num"/>
+        </w:tabs>
+        <w:ind w:hanging="360" w:left="4320"/>
+      </w:pPr>
+    </w:lvl>
+    <w:lvl w:ilvl="6" w:tentative="1">
+      <w:start w:val="1"/>
+      <w:numFmt w:val="decimal"/>
+      <w:lvlText w:val="%7."/>
+      <w:lvlJc w:val="left"/>
+      <w:pPr>
+        <w:tabs>
+          <w:tab w:pos="5040" w:val="num"/>
+        </w:tabs>
+        <w:ind w:hanging="360" w:left="5040"/>
+      </w:pPr>
+    </w:lvl>
+    <w:lvl w:ilvl="7" w:tentative="1">
+      <w:start w:val="1"/>
+      <w:numFmt w:val="decimal"/>
+      <w:lvlText w:val="%8."/>
+      <w:lvlJc w:val="left"/>
+      <w:pPr>
+        <w:tabs>
+          <w:tab w:pos="5760" w:val="num"/>
+        </w:tabs>
+        <w:ind w:hanging="360" w:left="5760"/>
+      </w:pPr>
+    </w:lvl>
+    <w:lvl w:ilvl="8" w:tentative="1">
+      <w:start w:val="1"/>
+      <w:numFmt w:val="decimal"/>
+      <w:lvlText w:val="%9."/>
+      <w:lvlJc w:val="left"/>
+      <w:pPr>
+        <w:tabs>
+          <w:tab w:pos="6480" w:val="num"/>
+        </w:tabs>
+        <w:ind w:hanging="360" w:left="6480"/>
+      </w:pPr>
+    </w:lvl>
+  </w:abstractNum>
+  <w:abstractNum w15:restartNumberingAfterBreak="0" w:abstractNumId="11">
+    <w:nsid w:val="204F2F0B"/>
+    <w:multiLevelType w:val="hybridMultilevel"/>
+    <w:tmpl w:val="EAA4188C"/>
+    <w:lvl w:ilvl="0" w:tplc="0C0A000F">
+      <w:start w:val="1"/>
+      <w:numFmt w:val="decimal"/>
+      <w:lvlText w:val="%1."/>
+      <w:lvlJc w:val="left"/>
+      <w:pPr>
+        <w:ind w:hanging="360" w:left="720"/>
+      </w:pPr>
+    </w:lvl>
+    <w:lvl w:ilvl="1" w:tentative="1" w:tplc="0C0A0019">
+      <w:start w:val="1"/>
+      <w:numFmt w:val="lowerLetter"/>
+      <w:lvlText w:val="%2."/>
+      <w:lvlJc w:val="left"/>
+      <w:pPr>
+        <w:ind w:hanging="360" w:left="1440"/>
+      </w:pPr>
+    </w:lvl>
+    <w:lvl w:ilvl="2" w:tentative="1" w:tplc="0C0A001B">
+      <w:start w:val="1"/>
+      <w:numFmt w:val="lowerRoman"/>
+      <w:lvlText w:val="%3."/>
+      <w:lvlJc w:val="right"/>
+      <w:pPr>
+        <w:ind w:hanging="180" w:left="2160"/>
+      </w:pPr>
+    </w:lvl>
+    <w:lvl w:ilvl="3" w:tentative="1" w:tplc="0C0A000F">
+      <w:start w:val="1"/>
+      <w:numFmt w:val="decimal"/>
+      <w:lvlText w:val="%4."/>
+      <w:lvlJc w:val="left"/>
+      <w:pPr>
+        <w:ind w:hanging="360" w:left="2880"/>
+      </w:pPr>
+    </w:lvl>
+    <w:lvl w:ilvl="4" w:tentative="1" w:tplc="0C0A0019">
+      <w:start w:val="1"/>
+      <w:numFmt w:val="lowerLetter"/>
+      <w:lvlText w:val="%5."/>
+      <w:lvlJc w:val="left"/>
+      <w:pPr>
+        <w:ind w:hanging="360" w:left="3600"/>
+      </w:pPr>
+    </w:lvl>
+    <w:lvl w:ilvl="5" w:tentative="1" w:tplc="0C0A001B">
+      <w:start w:val="1"/>
+      <w:numFmt w:val="lowerRoman"/>
+      <w:lvlText w:val="%6."/>
+      <w:lvlJc w:val="right"/>
+      <w:pPr>
+        <w:ind w:hanging="180" w:left="4320"/>
+      </w:pPr>
+    </w:lvl>
+    <w:lvl w:ilvl="6" w:tentative="1" w:tplc="0C0A000F">
+      <w:start w:val="1"/>
+      <w:numFmt w:val="decimal"/>
+      <w:lvlText w:val="%7."/>
+      <w:lvlJc w:val="left"/>
+      <w:pPr>
+        <w:ind w:hanging="360" w:left="5040"/>
+      </w:pPr>
+    </w:lvl>
+    <w:lvl w:ilvl="7" w:tentative="1" w:tplc="0C0A0019">
+      <w:start w:val="1"/>
+      <w:numFmt w:val="lowerLetter"/>
+      <w:lvlText w:val="%8."/>
+      <w:lvlJc w:val="left"/>
+      <w:pPr>
+        <w:ind w:hanging="360" w:left="5760"/>
+      </w:pPr>
+    </w:lvl>
+    <w:lvl w:ilvl="8" w:tentative="1" w:tplc="0C0A001B">
+      <w:start w:val="1"/>
+      <w:numFmt w:val="lowerRoman"/>
+      <w:lvlText w:val="%9."/>
+      <w:lvlJc w:val="right"/>
+      <w:pPr>
+        <w:ind w:hanging="180" w:left="6480"/>
+      </w:pPr>
+    </w:lvl>
+  </w:abstractNum>
+  <w:abstractNum w15:restartNumberingAfterBreak="0" w:abstractNumId="12">
+    <w:nsid w:val="21457D00"/>
+    <w:multiLevelType w:val="multilevel"/>
+    <w:tmpl w:val="988227F4"/>
+    <w:lvl w:ilvl="0">
+      <w:start w:val="1"/>
+      <w:numFmt w:val="bullet"/>
+      <w:lvlText w:val=""/>
+      <w:lvlJc w:val="left"/>
+      <w:pPr>
+        <w:tabs>
+          <w:tab w:pos="720" w:val="num"/>
+        </w:tabs>
+        <w:ind w:hanging="360" w:left="720"/>
+      </w:pPr>
+      <w:rPr>
+        <w:rFonts w:ascii="Symbol" w:hAnsi="Symbol" w:hint="default"/>
+        <w:sz w:val="20"/>
+      </w:rPr>
+    </w:lvl>
+    <w:lvl w:ilvl="1">
+      <w:start w:val="1"/>
+      <w:numFmt w:val="decimal"/>
+      <w:lvlText w:val="%2."/>
+      <w:lvlJc w:val="left"/>
+      <w:pPr>
+        <w:ind w:hanging="360" w:left="1440"/>
+      </w:pPr>
+      <w:rPr>
+        <w:rFonts w:hint="default"/>
+      </w:rPr>
+    </w:lvl>
+    <w:lvl w:ilvl="2" w:tentative="1">
+      <w:start w:val="1"/>
+      <w:numFmt w:val="bullet"/>
+      <w:lvlText w:val=""/>
+      <w:lvlJc w:val="left"/>
+      <w:pPr>
+        <w:tabs>
+          <w:tab w:pos="2160" w:val="num"/>
+        </w:tabs>
+        <w:ind w:hanging="360" w:left="2160"/>
+      </w:pPr>
+      <w:rPr>
+        <w:rFonts w:ascii="Wingdings" w:hAnsi="Wingdings" w:hint="default"/>
+        <w:sz w:val="20"/>
+      </w:rPr>
+    </w:lvl>
+    <w:lvl w:ilvl="3" w:tentative="1">
+      <w:start w:val="1"/>
+      <w:numFmt w:val="bullet"/>
+      <w:lvlText w:val=""/>
+      <w:lvlJc w:val="left"/>
+      <w:pPr>
+        <w:tabs>
+          <w:tab w:pos="2880" w:val="num"/>
+        </w:tabs>
+        <w:ind w:hanging="360" w:left="2880"/>
+      </w:pPr>
+      <w:rPr>
+        <w:rFonts w:ascii="Wingdings" w:hAnsi="Wingdings" w:hint="default"/>
+        <w:sz w:val="20"/>
+      </w:rPr>
+    </w:lvl>
+    <w:lvl w:ilvl="4" w:tentative="1">
+      <w:start w:val="1"/>
+      <w:numFmt w:val="bullet"/>
+      <w:lvlText w:val=""/>
+      <w:lvlJc w:val="left"/>
+      <w:pPr>
+        <w:tabs>
+          <w:tab w:pos="3600" w:val="num"/>
+        </w:tabs>
+        <w:ind w:hanging="360" w:left="3600"/>
+      </w:pPr>
+      <w:rPr>
+        <w:rFonts w:ascii="Wingdings" w:hAnsi="Wingdings" w:hint="default"/>
+        <w:sz w:val="20"/>
+      </w:rPr>
+    </w:lvl>
+    <w:lvl w:ilvl="5" w:tentative="1">
+      <w:start w:val="1"/>
+      <w:numFmt w:val="bullet"/>
+      <w:lvlText w:val=""/>
+      <w:lvlJc w:val="left"/>
+      <w:pPr>
+        <w:tabs>
+          <w:tab w:pos="4320" w:val="num"/>
+        </w:tabs>
+        <w:ind w:hanging="360" w:left="4320"/>
+      </w:pPr>
+      <w:rPr>
+        <w:rFonts w:ascii="Wingdings" w:hAnsi="Wingdings" w:hint="default"/>
+        <w:sz w:val="20"/>
+      </w:rPr>
+    </w:lvl>
+    <w:lvl w:ilvl="6" w:tentative="1">
+      <w:start w:val="1"/>
+      <w:numFmt w:val="bullet"/>
+      <w:lvlText w:val=""/>
+      <w:lvlJc w:val="left"/>
+      <w:pPr>
+        <w:tabs>
+          <w:tab w:pos="5040" w:val="num"/>
+        </w:tabs>
+        <w:ind w:hanging="360" w:left="5040"/>
+      </w:pPr>
+      <w:rPr>
+        <w:rFonts w:ascii="Wingdings" w:hAnsi="Wingdings" w:hint="default"/>
+        <w:sz w:val="20"/>
+      </w:rPr>
+    </w:lvl>
+    <w:lvl w:ilvl="7" w:tentative="1">
+      <w:start w:val="1"/>
+      <w:numFmt w:val="bullet"/>
+      <w:lvlText w:val=""/>
+      <w:lvlJc w:val="left"/>
+      <w:pPr>
+        <w:tabs>
+          <w:tab w:pos="5760" w:val="num"/>
+        </w:tabs>
+        <w:ind w:hanging="360" w:left="5760"/>
+      </w:pPr>
+      <w:rPr>
+        <w:rFonts w:ascii="Wingdings" w:hAnsi="Wingdings" w:hint="default"/>
+        <w:sz w:val="20"/>
+      </w:rPr>
+    </w:lvl>
+    <w:lvl w:ilvl="8" w:tentative="1">
+      <w:start w:val="1"/>
+      <w:numFmt w:val="bullet"/>
+      <w:lvlText w:val=""/>
+      <w:lvlJc w:val="left"/>
+      <w:pPr>
+        <w:tabs>
+          <w:tab w:pos="6480" w:val="num"/>
+        </w:tabs>
+        <w:ind w:hanging="360" w:left="6480"/>
+      </w:pPr>
+      <w:rPr>
+        <w:rFonts w:ascii="Wingdings" w:hAnsi="Wingdings" w:hint="default"/>
+        <w:sz w:val="20"/>
+      </w:rPr>
+    </w:lvl>
+  </w:abstractNum>
+  <w:abstractNum w15:restartNumberingAfterBreak="0" w:abstractNumId="13">
+    <w:nsid w:val="215444B1"/>
+    <w:multiLevelType w:val="hybridMultilevel"/>
+    <w:tmpl w:val="F586C9C2"/>
+    <w:lvl w:ilvl="0" w:tplc="CFFC94A0">
+      <w:start w:val="1"/>
+      <w:numFmt w:val="decimal"/>
+      <w:lvlText w:val="%1."/>
+      <w:lvlJc w:val="left"/>
+      <w:pPr>
+        <w:ind w:hanging="360" w:left="720"/>
+      </w:pPr>
+    </w:lvl>
+    <w:lvl w:ilvl="1" w:tentative="1" w:tplc="0C0A0019">
+      <w:start w:val="1"/>
+      <w:numFmt w:val="lowerLetter"/>
+      <w:lvlText w:val="%2."/>
+      <w:lvlJc w:val="left"/>
+      <w:pPr>
+        <w:ind w:hanging="360" w:left="1440"/>
+      </w:pPr>
+    </w:lvl>
+    <w:lvl w:ilvl="2" w:tentative="1" w:tplc="0C0A001B">
+      <w:start w:val="1"/>
+      <w:numFmt w:val="lowerRoman"/>
+      <w:lvlText w:val="%3."/>
+      <w:lvlJc w:val="right"/>
+      <w:pPr>
+        <w:ind w:hanging="180" w:left="2160"/>
+      </w:pPr>
+    </w:lvl>
+    <w:lvl w:ilvl="3" w:tentative="1" w:tplc="0C0A000F">
+      <w:start w:val="1"/>
+      <w:numFmt w:val="decimal"/>
+      <w:lvlText w:val="%4."/>
+      <w:lvlJc w:val="left"/>
+      <w:pPr>
+        <w:ind w:hanging="360" w:left="2880"/>
+      </w:pPr>
+    </w:lvl>
+    <w:lvl w:ilvl="4" w:tentative="1" w:tplc="0C0A0019">
+      <w:start w:val="1"/>
+      <w:numFmt w:val="lowerLetter"/>
+      <w:lvlText w:val="%5."/>
+      <w:lvlJc w:val="left"/>
+      <w:pPr>
+        <w:ind w:hanging="360" w:left="3600"/>
+      </w:pPr>
+    </w:lvl>
+    <w:lvl w:ilvl="5" w:tentative="1" w:tplc="0C0A001B">
+      <w:start w:val="1"/>
+      <w:numFmt w:val="lowerRoman"/>
+      <w:lvlText w:val="%6."/>
+      <w:lvlJc w:val="right"/>
+      <w:pPr>
+        <w:ind w:hanging="180" w:left="4320"/>
+      </w:pPr>
+    </w:lvl>
+    <w:lvl w:ilvl="6" w:tentative="1" w:tplc="0C0A000F">
+      <w:start w:val="1"/>
+      <w:numFmt w:val="decimal"/>
+      <w:lvlText w:val="%7."/>
+      <w:lvlJc w:val="left"/>
+      <w:pPr>
+        <w:ind w:hanging="360" w:left="5040"/>
+      </w:pPr>
+    </w:lvl>
+    <w:lvl w:ilvl="7" w:tentative="1" w:tplc="0C0A0019">
+      <w:start w:val="1"/>
+      <w:numFmt w:val="lowerLetter"/>
+      <w:lvlText w:val="%8."/>
+      <w:lvlJc w:val="left"/>
+      <w:pPr>
+        <w:ind w:hanging="360" w:left="5760"/>
+      </w:pPr>
+    </w:lvl>
+    <w:lvl w:ilvl="8" w:tentative="1" w:tplc="0C0A001B">
+      <w:start w:val="1"/>
+      <w:numFmt w:val="lowerRoman"/>
+      <w:lvlText w:val="%9."/>
+      <w:lvlJc w:val="right"/>
+      <w:pPr>
+        <w:ind w:hanging="180" w:left="6480"/>
+      </w:pPr>
+    </w:lvl>
+  </w:abstractNum>
+  <w:abstractNum w15:restartNumberingAfterBreak="0" w:abstractNumId="14">
+    <w:nsid w:val="2707622B"/>
+    <w:multiLevelType w:val="hybridMultilevel"/>
+    <w:tmpl w:val="9F3C683A"/>
+    <w:lvl w:ilvl="0" w:tplc="0C0A0001">
+      <w:start w:val="1"/>
+      <w:numFmt w:val="bullet"/>
+      <w:lvlText w:val=""/>
+      <w:lvlJc w:val="left"/>
+      <w:pPr>
+        <w:ind w:hanging="360" w:left="720"/>
+      </w:pPr>
+      <w:rPr>
+        <w:rFonts w:ascii="Symbol" w:hAnsi="Symbol" w:hint="default"/>
+      </w:rPr>
+    </w:lvl>
+    <w:lvl w:ilvl="1" w:tentative="1" w:tplc="0C0A0003">
+      <w:start w:val="1"/>
+      <w:numFmt w:val="bullet"/>
+      <w:lvlText w:val="o"/>
+      <w:lvlJc w:val="left"/>
+      <w:pPr>
+        <w:ind w:hanging="360" w:left="1440"/>
+      </w:pPr>
+      <w:rPr>
+        <w:rFonts w:ascii="Courier New" w:cs="Courier New" w:hAnsi="Courier New" w:hint="default"/>
+      </w:rPr>
+    </w:lvl>
+    <w:lvl w:ilvl="2" w:tentative="1" w:tplc="0C0A0005">
+      <w:start w:val="1"/>
+      <w:numFmt w:val="bullet"/>
+      <w:lvlText w:val=""/>
+      <w:lvlJc w:val="left"/>
+      <w:pPr>
+        <w:ind w:hanging="360" w:left="2160"/>
+      </w:pPr>
+      <w:rPr>
+        <w:rFonts w:ascii="Wingdings" w:hAnsi="Wingdings" w:hint="default"/>
+      </w:rPr>
+    </w:lvl>
+    <w:lvl w:ilvl="3" w:tentative="1" w:tplc="0C0A0001">
+      <w:start w:val="1"/>
+      <w:numFmt w:val="bullet"/>
+      <w:lvlText w:val=""/>
+      <w:lvlJc w:val="left"/>
+      <w:pPr>
+        <w:ind w:hanging="360" w:left="2880"/>
+      </w:pPr>
+      <w:rPr>
+        <w:rFonts w:ascii="Symbol" w:hAnsi="Symbol" w:hint="default"/>
+      </w:rPr>
+    </w:lvl>
+    <w:lvl w:ilvl="4" w:tentative="1" w:tplc="0C0A0003">
+      <w:start w:val="1"/>
+      <w:numFmt w:val="bullet"/>
+      <w:lvlText w:val="o"/>
+      <w:lvlJc w:val="left"/>
+      <w:pPr>
+        <w:ind w:hanging="360" w:left="3600"/>
+      </w:pPr>
+      <w:rPr>
+        <w:rFonts w:ascii="Courier New" w:cs="Courier New" w:hAnsi="Courier New" w:hint="default"/>
+      </w:rPr>
+    </w:lvl>
+    <w:lvl w:ilvl="5" w:tentative="1" w:tplc="0C0A0005">
+      <w:start w:val="1"/>
+      <w:numFmt w:val="bullet"/>
+      <w:lvlText w:val=""/>
+      <w:lvlJc w:val="left"/>
+      <w:pPr>
+        <w:ind w:hanging="360" w:left="4320"/>
+      </w:pPr>
+      <w:rPr>
+        <w:rFonts w:ascii="Wingdings" w:hAnsi="Wingdings" w:hint="default"/>
+      </w:rPr>
+    </w:lvl>
+    <w:lvl w:ilvl="6" w:tentative="1" w:tplc="0C0A0001">
+      <w:start w:val="1"/>
+      <w:numFmt w:val="bullet"/>
+      <w:lvlText w:val=""/>
+      <w:lvlJc w:val="left"/>
+      <w:pPr>
+        <w:ind w:hanging="360" w:left="5040"/>
+      </w:pPr>
+      <w:rPr>
+        <w:rFonts w:ascii="Symbol" w:hAnsi="Symbol" w:hint="default"/>
+      </w:rPr>
+    </w:lvl>
+    <w:lvl w:ilvl="7" w:tentative="1" w:tplc="0C0A0003">
+      <w:start w:val="1"/>
+      <w:numFmt w:val="bullet"/>
+      <w:lvlText w:val="o"/>
+      <w:lvlJc w:val="left"/>
+      <w:pPr>
+        <w:ind w:hanging="360" w:left="5760"/>
+      </w:pPr>
+      <w:rPr>
+        <w:rFonts w:ascii="Courier New" w:cs="Courier New" w:hAnsi="Courier New" w:hint="default"/>
+      </w:rPr>
+    </w:lvl>
+    <w:lvl w:ilvl="8" w:tentative="1" w:tplc="0C0A0005">
+      <w:start w:val="1"/>
+      <w:numFmt w:val="bullet"/>
+      <w:lvlText w:val=""/>
+      <w:lvlJc w:val="left"/>
+      <w:pPr>
+        <w:ind w:hanging="360" w:left="6480"/>
+      </w:pPr>
+      <w:rPr>
+        <w:rFonts w:ascii="Wingdings" w:hAnsi="Wingdings" w:hint="default"/>
+      </w:rPr>
+    </w:lvl>
+  </w:abstractNum>
+  <w:abstractNum w15:restartNumberingAfterBreak="0" w:abstractNumId="15">
+    <w:nsid w:val="31415426"/>
+    <w:multiLevelType w:val="hybridMultilevel"/>
+    <w:tmpl w:val="0D107556"/>
+    <w:lvl w:ilvl="0" w:tplc="0C0A0001">
+      <w:start w:val="1"/>
+      <w:numFmt w:val="bullet"/>
+      <w:lvlText w:val=""/>
+      <w:lvlJc w:val="left"/>
+      <w:pPr>
+        <w:ind w:hanging="360" w:left="720"/>
+      </w:pPr>
+      <w:rPr>
+        <w:rFonts w:ascii="Symbol" w:hAnsi="Symbol" w:hint="default"/>
+      </w:rPr>
+    </w:lvl>
+    <w:lvl w:ilvl="1" w:tentative="1" w:tplc="0C0A0003">
+      <w:start w:val="1"/>
+      <w:numFmt w:val="bullet"/>
+      <w:lvlText w:val="o"/>
+      <w:lvlJc w:val="left"/>
+      <w:pPr>
+        <w:ind w:hanging="360" w:left="1440"/>
+      </w:pPr>
+      <w:rPr>
+        <w:rFonts w:ascii="Courier New" w:cs="Courier New" w:hAnsi="Courier New" w:hint="default"/>
+      </w:rPr>
+    </w:lvl>
+    <w:lvl w:ilvl="2" w:tentative="1" w:tplc="0C0A0005">
+      <w:start w:val="1"/>
+      <w:numFmt w:val="bullet"/>
+      <w:lvlText w:val=""/>
+      <w:lvlJc w:val="left"/>
+      <w:pPr>
+        <w:ind w:hanging="360" w:left="2160"/>
+      </w:pPr>
+      <w:rPr>
+        <w:rFonts w:ascii="Wingdings" w:hAnsi="Wingdings" w:hint="default"/>
+      </w:rPr>
+    </w:lvl>
+    <w:lvl w:ilvl="3" w:tentative="1" w:tplc="0C0A0001">
+      <w:start w:val="1"/>
+      <w:numFmt w:val="bullet"/>
+      <w:lvlText w:val=""/>
+      <w:lvlJc w:val="left"/>
+      <w:pPr>
+        <w:ind w:hanging="360" w:left="2880"/>
+      </w:pPr>
+      <w:rPr>
+        <w:rFonts w:ascii="Symbol" w:hAnsi="Symbol" w:hint="default"/>
+      </w:rPr>
+    </w:lvl>
+    <w:lvl w:ilvl="4" w:tentative="1" w:tplc="0C0A0003">
+      <w:start w:val="1"/>
+      <w:numFmt w:val="bullet"/>
+      <w:lvlText w:val="o"/>
+      <w:lvlJc w:val="left"/>
+      <w:pPr>
+        <w:ind w:hanging="360" w:left="3600"/>
+      </w:pPr>
+      <w:rPr>
+        <w:rFonts w:ascii="Courier New" w:cs="Courier New" w:hAnsi="Courier New" w:hint="default"/>
+      </w:rPr>
+    </w:lvl>
+    <w:lvl w:ilvl="5" w:tentative="1" w:tplc="0C0A0005">
+      <w:start w:val="1"/>
+      <w:numFmt w:val="bullet"/>
+      <w:lvlText w:val=""/>
+      <w:lvlJc w:val="left"/>
+      <w:pPr>
+        <w:ind w:hanging="360" w:left="4320"/>
+      </w:pPr>
+      <w:rPr>
+        <w:rFonts w:ascii="Wingdings" w:hAnsi="Wingdings" w:hint="default"/>
+      </w:rPr>
+    </w:lvl>
+    <w:lvl w:ilvl="6" w:tentative="1" w:tplc="0C0A0001">
+      <w:start w:val="1"/>
+      <w:numFmt w:val="bullet"/>
+      <w:lvlText w:val=""/>
+      <w:lvlJc w:val="left"/>
+      <w:pPr>
+        <w:ind w:hanging="360" w:left="5040"/>
+      </w:pPr>
+      <w:rPr>
+        <w:rFonts w:ascii="Symbol" w:hAnsi="Symbol" w:hint="default"/>
+      </w:rPr>
+    </w:lvl>
+    <w:lvl w:ilvl="7" w:tentative="1" w:tplc="0C0A0003">
+      <w:start w:val="1"/>
+      <w:numFmt w:val="bullet"/>
+      <w:lvlText w:val="o"/>
+      <w:lvlJc w:val="left"/>
+      <w:pPr>
+        <w:ind w:hanging="360" w:left="5760"/>
+      </w:pPr>
+      <w:rPr>
+        <w:rFonts w:ascii="Courier New" w:cs="Courier New" w:hAnsi="Courier New" w:hint="default"/>
+      </w:rPr>
+    </w:lvl>
+    <w:lvl w:ilvl="8" w:tentative="1" w:tplc="0C0A0005">
+      <w:start w:val="1"/>
+      <w:numFmt w:val="bullet"/>
+      <w:lvlText w:val=""/>
+      <w:lvlJc w:val="left"/>
+      <w:pPr>
+        <w:ind w:hanging="360" w:left="6480"/>
+      </w:pPr>
+      <w:rPr>
+        <w:rFonts w:ascii="Wingdings" w:hAnsi="Wingdings" w:hint="default"/>
+      </w:rPr>
+    </w:lvl>
+  </w:abstractNum>
+  <w:abstractNum w15:restartNumberingAfterBreak="0" w:abstractNumId="16">
+    <w:nsid w:val="341535B3"/>
+    <w:multiLevelType w:val="hybridMultilevel"/>
+    <w:tmpl w:val="0646FE88"/>
+    <w:lvl w:ilvl="0" w:tplc="D9841F7A">
+      <w:start w:val="1"/>
+      <w:numFmt w:val="bullet"/>
+      <w:lvlText w:val="-"/>
+      <w:lvlJc w:val="left"/>
+      <w:pPr>
+        <w:ind w:hanging="360" w:left="720"/>
+      </w:pPr>
+      <w:rPr>
+        <w:rFonts w:ascii="Calibri" w:cs="Calibri" w:eastAsia="Times New Roman" w:hAnsi="Calibri" w:hint="default"/>
+      </w:rPr>
+    </w:lvl>
+    <w:lvl w:ilvl="1" w:tentative="1" w:tplc="0C0A0003">
+      <w:start w:val="1"/>
+      <w:numFmt w:val="bullet"/>
+      <w:lvlText w:val="o"/>
+      <w:lvlJc w:val="left"/>
+      <w:pPr>
+        <w:ind w:hanging="360" w:left="1440"/>
+      </w:pPr>
+      <w:rPr>
+        <w:rFonts w:ascii="Courier New" w:cs="Courier New" w:hAnsi="Courier New" w:hint="default"/>
+      </w:rPr>
+    </w:lvl>
+    <w:lvl w:ilvl="2" w:tentative="1" w:tplc="0C0A0005">
+      <w:start w:val="1"/>
+      <w:numFmt w:val="bullet"/>
+      <w:lvlText w:val=""/>
+      <w:lvlJc w:val="left"/>
+      <w:pPr>
+        <w:ind w:hanging="360" w:left="2160"/>
+      </w:pPr>
+      <w:rPr>
+        <w:rFonts w:ascii="Wingdings" w:hAnsi="Wingdings" w:hint="default"/>
+      </w:rPr>
+    </w:lvl>
+    <w:lvl w:ilvl="3" w:tentative="1" w:tplc="0C0A0001">
+      <w:start w:val="1"/>
+      <w:numFmt w:val="bullet"/>
+      <w:lvlText w:val=""/>
+      <w:lvlJc w:val="left"/>
+      <w:pPr>
+        <w:ind w:hanging="360" w:left="2880"/>
+      </w:pPr>
+      <w:rPr>
+        <w:rFonts w:ascii="Symbol" w:hAnsi="Symbol" w:hint="default"/>
+      </w:rPr>
+    </w:lvl>
+    <w:lvl w:ilvl="4" w:tentative="1" w:tplc="0C0A0003">
+      <w:start w:val="1"/>
+      <w:numFmt w:val="bullet"/>
+      <w:lvlText w:val="o"/>
+      <w:lvlJc w:val="left"/>
+      <w:pPr>
+        <w:ind w:hanging="360" w:left="3600"/>
+      </w:pPr>
+      <w:rPr>
+        <w:rFonts w:ascii="Courier New" w:cs="Courier New" w:hAnsi="Courier New" w:hint="default"/>
+      </w:rPr>
+    </w:lvl>
+    <w:lvl w:ilvl="5" w:tentative="1" w:tplc="0C0A0005">
+      <w:start w:val="1"/>
+      <w:numFmt w:val="bullet"/>
+      <w:lvlText w:val=""/>
+      <w:lvlJc w:val="left"/>
+      <w:pPr>
+        <w:ind w:hanging="360" w:left="4320"/>
+      </w:pPr>
+      <w:rPr>
+        <w:rFonts w:ascii="Wingdings" w:hAnsi="Wingdings" w:hint="default"/>
+      </w:rPr>
+    </w:lvl>
+    <w:lvl w:ilvl="6" w:tentative="1" w:tplc="0C0A0001">
+      <w:start w:val="1"/>
+      <w:numFmt w:val="bullet"/>
+      <w:lvlText w:val=""/>
+      <w:lvlJc w:val="left"/>
+      <w:pPr>
+        <w:ind w:hanging="360" w:left="5040"/>
+      </w:pPr>
+      <w:rPr>
+        <w:rFonts w:ascii="Symbol" w:hAnsi="Symbol" w:hint="default"/>
+      </w:rPr>
+    </w:lvl>
+    <w:lvl w:ilvl="7" w:tentative="1" w:tplc="0C0A0003">
+      <w:start w:val="1"/>
+      <w:numFmt w:val="bullet"/>
+      <w:lvlText w:val="o"/>
+      <w:lvlJc w:val="left"/>
+      <w:pPr>
+        <w:ind w:hanging="360" w:left="5760"/>
+      </w:pPr>
+      <w:rPr>
+        <w:rFonts w:ascii="Courier New" w:cs="Courier New" w:hAnsi="Courier New" w:hint="default"/>
+      </w:rPr>
+    </w:lvl>
+    <w:lvl w:ilvl="8" w:tentative="1" w:tplc="0C0A0005">
+      <w:start w:val="1"/>
+      <w:numFmt w:val="bullet"/>
+      <w:lvlText w:val=""/>
+      <w:lvlJc w:val="left"/>
+      <w:pPr>
+        <w:ind w:hanging="360" w:left="6480"/>
+      </w:pPr>
+      <w:rPr>
+        <w:rFonts w:ascii="Wingdings" w:hAnsi="Wingdings" w:hint="default"/>
+      </w:rPr>
+    </w:lvl>
+  </w:abstractNum>
+  <w:abstractNum w15:restartNumberingAfterBreak="0" w:abstractNumId="17">
+    <w:nsid w:val="34BE1375"/>
+    <w:multiLevelType w:val="hybridMultilevel"/>
+    <w:tmpl w:val="69F41058"/>
+    <w:lvl w:ilvl="0" w:tplc="0C0A0001">
+      <w:start w:val="1"/>
+      <w:numFmt w:val="bullet"/>
+      <w:lvlText w:val=""/>
+      <w:lvlJc w:val="left"/>
+      <w:pPr>
+        <w:ind w:hanging="360" w:left="720"/>
+      </w:pPr>
+      <w:rPr>
+        <w:rFonts w:ascii="Symbol" w:hAnsi="Symbol" w:hint="default"/>
+      </w:rPr>
+    </w:lvl>
+    <w:lvl w:ilvl="1" w:tentative="1" w:tplc="0C0A0003">
+      <w:start w:val="1"/>
+      <w:numFmt w:val="bullet"/>
+      <w:lvlText w:val="o"/>
+      <w:lvlJc w:val="left"/>
+      <w:pPr>
+        <w:ind w:hanging="360" w:left="1440"/>
+      </w:pPr>
+      <w:rPr>
+        <w:rFonts w:ascii="Courier New" w:cs="Courier New" w:hAnsi="Courier New" w:hint="default"/>
+      </w:rPr>
+    </w:lvl>
+    <w:lvl w:ilvl="2" w:tentative="1" w:tplc="0C0A0005">
+      <w:start w:val="1"/>
+      <w:numFmt w:val="bullet"/>
+      <w:lvlText w:val=""/>
+      <w:lvlJc w:val="left"/>
+      <w:pPr>
+        <w:ind w:hanging="360" w:left="2160"/>
+      </w:pPr>
+      <w:rPr>
+        <w:rFonts w:ascii="Wingdings" w:hAnsi="Wingdings" w:hint="default"/>
+      </w:rPr>
+    </w:lvl>
+    <w:lvl w:ilvl="3" w:tentative="1" w:tplc="0C0A0001">
+      <w:start w:val="1"/>
+      <w:numFmt w:val="bullet"/>
+      <w:lvlText w:val=""/>
+      <w:lvlJc w:val="left"/>
+      <w:pPr>
+        <w:ind w:hanging="360" w:left="2880"/>
+      </w:pPr>
+      <w:rPr>
+        <w:rFonts w:ascii="Symbol" w:hAnsi="Symbol" w:hint="default"/>
+      </w:rPr>
+    </w:lvl>
+    <w:lvl w:ilvl="4" w:tentative="1" w:tplc="0C0A0003">
+      <w:start w:val="1"/>
+      <w:numFmt w:val="bullet"/>
+      <w:lvlText w:val="o"/>
+      <w:lvlJc w:val="left"/>
+      <w:pPr>
+        <w:ind w:hanging="360" w:left="3600"/>
+      </w:pPr>
+      <w:rPr>
+        <w:rFonts w:ascii="Courier New" w:cs="Courier New" w:hAnsi="Courier New" w:hint="default"/>
+      </w:rPr>
+    </w:lvl>
+    <w:lvl w:ilvl="5" w:tentative="1" w:tplc="0C0A0005">
+      <w:start w:val="1"/>
+      <w:numFmt w:val="bullet"/>
+      <w:lvlText w:val=""/>
+      <w:lvlJc w:val="left"/>
+      <w:pPr>
+        <w:ind w:hanging="360" w:left="4320"/>
+      </w:pPr>
+      <w:rPr>
+        <w:rFonts w:ascii="Wingdings" w:hAnsi="Wingdings" w:hint="default"/>
+      </w:rPr>
+    </w:lvl>
+    <w:lvl w:ilvl="6" w:tentative="1" w:tplc="0C0A0001">
+      <w:start w:val="1"/>
+      <w:numFmt w:val="bullet"/>
+      <w:lvlText w:val=""/>
+      <w:lvlJc w:val="left"/>
+      <w:pPr>
+        <w:ind w:hanging="360" w:left="5040"/>
+      </w:pPr>
+      <w:rPr>
+        <w:rFonts w:ascii="Symbol" w:hAnsi="Symbol" w:hint="default"/>
+      </w:rPr>
+    </w:lvl>
+    <w:lvl w:ilvl="7" w:tentative="1" w:tplc="0C0A0003">
+      <w:start w:val="1"/>
+      <w:numFmt w:val="bullet"/>
+      <w:lvlText w:val="o"/>
+      <w:lvlJc w:val="left"/>
+      <w:pPr>
+        <w:ind w:hanging="360" w:left="5760"/>
+      </w:pPr>
+      <w:rPr>
+        <w:rFonts w:ascii="Courier New" w:cs="Courier New" w:hAnsi="Courier New" w:hint="default"/>
+      </w:rPr>
+    </w:lvl>
+    <w:lvl w:ilvl="8" w:tentative="1" w:tplc="0C0A0005">
+      <w:start w:val="1"/>
+      <w:numFmt w:val="bullet"/>
+      <w:lvlText w:val=""/>
+      <w:lvlJc w:val="left"/>
+      <w:pPr>
+        <w:ind w:hanging="360" w:left="6480"/>
+      </w:pPr>
+      <w:rPr>
+        <w:rFonts w:ascii="Wingdings" w:hAnsi="Wingdings" w:hint="default"/>
+      </w:rPr>
+    </w:lvl>
+  </w:abstractNum>
+  <w:abstractNum w15:restartNumberingAfterBreak="0" w:abstractNumId="18">
+    <w:nsid w:val="3520386A"/>
+    <w:multiLevelType w:val="multilevel"/>
+    <w:tmpl w:val="72D0393A"/>
+    <w:lvl w:ilvl="0">
+      <w:start w:val="1"/>
+      <w:numFmt w:val="decimal"/>
+      <w:lvlText w:val="%1."/>
+      <w:lvlJc w:val="left"/>
+      <w:pPr>
+        <w:ind w:hanging="360" w:left="360"/>
+      </w:pPr>
+      <w:rPr>
+        <w:rFonts w:hint="default"/>
+      </w:rPr>
+    </w:lvl>
+    <w:lvl w:ilvl="1">
+      <w:start w:val="1"/>
+      <w:numFmt w:val="decimal"/>
+      <w:lvlText w:val="%1.%2"/>
+      <w:lvlJc w:val="left"/>
+      <w:pPr>
+        <w:ind w:hanging="576" w:left="1284"/>
+      </w:pPr>
+    </w:lvl>
+    <w:lvl w:ilvl="2">
+      <w:start w:val="1"/>
+      <w:numFmt w:val="decimal"/>
+      <w:lvlText w:val="%1.%2.%3"/>
+      <w:lvlJc w:val="left"/>
+      <w:pPr>
+        <w:ind w:hanging="720" w:left="1428"/>
+      </w:pPr>
+    </w:lvl>
+    <w:lvl w:ilvl="3">
+      <w:start w:val="1"/>
+      <w:numFmt w:val="decimal"/>
+      <w:lvlText w:val="%1.%2.%3.%4"/>
+      <w:lvlJc w:val="left"/>
+      <w:pPr>
+        <w:ind w:hanging="864" w:left="1572"/>
+      </w:pPr>
+    </w:lvl>
+    <w:lvl w:ilvl="4">
+      <w:start w:val="1"/>
+      <w:numFmt w:val="decimal"/>
+      <w:pStyle w:val="Ttulo5"/>
+      <w:lvlText w:val="%1.%2.%3.%4.%5"/>
+      <w:lvlJc w:val="left"/>
+      <w:pPr>
+        <w:ind w:hanging="1008" w:left="1716"/>
+      </w:pPr>
+    </w:lvl>
+    <w:lvl w:ilvl="5">
+      <w:start w:val="1"/>
+      <w:numFmt w:val="decimal"/>
+      <w:pStyle w:val="Ttulo6"/>
+      <w:lvlText w:val="%1.%2.%3.%4.%5.%6"/>
+      <w:lvlJc w:val="left"/>
+      <w:pPr>
+        <w:ind w:hanging="1152" w:left="1860"/>
+      </w:pPr>
+    </w:lvl>
+    <w:lvl w:ilvl="6">
+      <w:start w:val="1"/>
+      <w:numFmt w:val="decimal"/>
+      <w:pStyle w:val="Ttulo7"/>
+      <w:lvlText w:val="%1.%2.%3.%4.%5.%6.%7"/>
+      <w:lvlJc w:val="left"/>
+      <w:pPr>
+        <w:ind w:hanging="1296" w:left="2004"/>
+      </w:pPr>
+    </w:lvl>
+    <w:lvl w:ilvl="7">
+      <w:start w:val="1"/>
+      <w:numFmt w:val="decimal"/>
+      <w:pStyle w:val="Ttulo8"/>
+      <w:lvlText w:val="%1.%2.%3.%4.%5.%6.%7.%8"/>
+      <w:lvlJc w:val="left"/>
+      <w:pPr>
+        <w:ind w:hanging="1440" w:left="2148"/>
+      </w:pPr>
+    </w:lvl>
+    <w:lvl w:ilvl="8">
+      <w:start w:val="1"/>
+      <w:numFmt w:val="decimal"/>
+      <w:pStyle w:val="Ttulo9"/>
+      <w:lvlText w:val="%1.%2.%3.%4.%5.%6.%7.%8.%9"/>
+      <w:lvlJc w:val="left"/>
+      <w:pPr>
+        <w:ind w:hanging="1584" w:left="2292"/>
+      </w:pPr>
+    </w:lvl>
+  </w:abstractNum>
+  <w:abstractNum w15:restartNumberingAfterBreak="0" w:abstractNumId="19">
+    <w:nsid w:val="39FE07F3"/>
+    <w:multiLevelType w:val="multilevel"/>
+    <w:tmpl w:val="3A3C87B0"/>
+    <w:lvl w:ilvl="0">
+      <w:start w:val="1"/>
+      <w:numFmt w:val="decimal"/>
+      <w:lvlText w:val="%1."/>
+      <w:lvlJc w:val="left"/>
+      <w:pPr>
+        <w:ind w:hanging="450" w:left="450"/>
+      </w:pPr>
+      <w:rPr>
+        <w:rFonts w:hint="default"/>
+      </w:rPr>
+    </w:lvl>
+    <w:lvl w:ilvl="1">
+      <w:start w:val="1"/>
+      <w:numFmt w:val="decimal"/>
+      <w:lvlText w:val="%1.%2."/>
+      <w:lvlJc w:val="left"/>
+      <w:pPr>
+        <w:ind w:hanging="720" w:left="1287"/>
+      </w:pPr>
+      <w:rPr>
+        <w:rFonts w:hint="default"/>
+      </w:rPr>
+    </w:lvl>
+    <w:lvl w:ilvl="2">
+      <w:start w:val="1"/>
+      <w:numFmt w:val="decimal"/>
+      <w:lvlText w:val="%1.%2.%3."/>
+      <w:lvlJc w:val="left"/>
+      <w:pPr>
+        <w:ind w:hanging="720" w:left="1854"/>
+      </w:pPr>
+      <w:rPr>
+        <w:rFonts w:hint="default"/>
+      </w:rPr>
+    </w:lvl>
+    <w:lvl w:ilvl="3">
+      <w:start w:val="1"/>
+      <w:numFmt w:val="decimal"/>
+      <w:lvlText w:val="%1.%2.%3.%4."/>
+      <w:lvlJc w:val="left"/>
+      <w:pPr>
+        <w:ind w:hanging="1080" w:left="2781"/>
+      </w:pPr>
+      <w:rPr>
+        <w:rFonts w:hint="default"/>
+      </w:rPr>
+    </w:lvl>
+    <w:lvl w:ilvl="4">
+      <w:start w:val="1"/>
+      <w:numFmt w:val="decimal"/>
+      <w:lvlText w:val="%1.%2.%3.%4.%5."/>
+      <w:lvlJc w:val="left"/>
+      <w:pPr>
+        <w:ind w:hanging="1080" w:left="3348"/>
+      </w:pPr>
+      <w:rPr>
+        <w:rFonts w:hint="default"/>
+      </w:rPr>
+    </w:lvl>
+    <w:lvl w:ilvl="5">
+      <w:start w:val="1"/>
+      <w:numFmt w:val="decimal"/>
+      <w:lvlText w:val="%1.%2.%3.%4.%5.%6."/>
+      <w:lvlJc w:val="left"/>
+      <w:pPr>
+        <w:ind w:hanging="1440" w:left="4275"/>
+      </w:pPr>
+      <w:rPr>
+        <w:rFonts w:hint="default"/>
+      </w:rPr>
+    </w:lvl>
+    <w:lvl w:ilvl="6">
+      <w:start w:val="1"/>
+      <w:numFmt w:val="decimal"/>
+      <w:lvlText w:val="%1.%2.%3.%4.%5.%6.%7."/>
+      <w:lvlJc w:val="left"/>
+      <w:pPr>
+        <w:ind w:hanging="1800" w:left="5202"/>
+      </w:pPr>
+      <w:rPr>
+        <w:rFonts w:hint="default"/>
+      </w:rPr>
+    </w:lvl>
+    <w:lvl w:ilvl="7">
+      <w:start w:val="1"/>
+      <w:numFmt w:val="decimal"/>
+      <w:lvlText w:val="%1.%2.%3.%4.%5.%6.%7.%8."/>
+      <w:lvlJc w:val="left"/>
+      <w:pPr>
+        <w:ind w:hanging="1800" w:left="5769"/>
+      </w:pPr>
+      <w:rPr>
+        <w:rFonts w:hint="default"/>
+      </w:rPr>
+    </w:lvl>
+    <w:lvl w:ilvl="8">
+      <w:start w:val="1"/>
+      <w:numFmt w:val="decimal"/>
+      <w:lvlText w:val="%1.%2.%3.%4.%5.%6.%7.%8.%9."/>
+      <w:lvlJc w:val="left"/>
+      <w:pPr>
+        <w:ind w:hanging="2160" w:left="6696"/>
+      </w:pPr>
+      <w:rPr>
+        <w:rFonts w:hint="default"/>
+      </w:rPr>
+    </w:lvl>
+  </w:abstractNum>
+  <w:abstractNum w15:restartNumberingAfterBreak="0" w:abstractNumId="20">
+    <w:nsid w:val="40B76E27"/>
+    <w:multiLevelType w:val="hybridMultilevel"/>
+    <w:tmpl w:val="348094A2"/>
+    <w:lvl w:ilvl="0" w:tplc="0C0A000F">
+      <w:start w:val="1"/>
+      <w:numFmt w:val="decimal"/>
+      <w:lvlText w:val="%1."/>
+      <w:lvlJc w:val="left"/>
+      <w:pPr>
+        <w:ind w:hanging="360" w:left="720"/>
+      </w:pPr>
+    </w:lvl>
+    <w:lvl w:ilvl="1" w:tentative="1" w:tplc="0C0A0019">
+      <w:start w:val="1"/>
+      <w:numFmt w:val="lowerLetter"/>
+      <w:lvlText w:val="%2."/>
+      <w:lvlJc w:val="left"/>
+      <w:pPr>
+        <w:ind w:hanging="360" w:left="1440"/>
+      </w:pPr>
+    </w:lvl>
+    <w:lvl w:ilvl="2" w:tentative="1" w:tplc="0C0A001B">
+      <w:start w:val="1"/>
+      <w:numFmt w:val="lowerRoman"/>
+      <w:lvlText w:val="%3."/>
+      <w:lvlJc w:val="right"/>
+      <w:pPr>
+        <w:ind w:hanging="180" w:left="2160"/>
+      </w:pPr>
+    </w:lvl>
+    <w:lvl w:ilvl="3" w:tentative="1" w:tplc="0C0A000F">
+      <w:start w:val="1"/>
+      <w:numFmt w:val="decimal"/>
+      <w:lvlText w:val="%4."/>
+      <w:lvlJc w:val="left"/>
+      <w:pPr>
+        <w:ind w:hanging="360" w:left="2880"/>
+      </w:pPr>
+    </w:lvl>
+    <w:lvl w:ilvl="4" w:tentative="1" w:tplc="0C0A0019">
+      <w:start w:val="1"/>
+      <w:numFmt w:val="lowerLetter"/>
+      <w:lvlText w:val="%5."/>
+      <w:lvlJc w:val="left"/>
+      <w:pPr>
+        <w:ind w:hanging="360" w:left="3600"/>
+      </w:pPr>
+    </w:lvl>
+    <w:lvl w:ilvl="5" w:tentative="1" w:tplc="0C0A001B">
+      <w:start w:val="1"/>
+      <w:numFmt w:val="lowerRoman"/>
+      <w:lvlText w:val="%6."/>
+      <w:lvlJc w:val="right"/>
+      <w:pPr>
+        <w:ind w:hanging="180" w:left="4320"/>
+      </w:pPr>
+    </w:lvl>
+    <w:lvl w:ilvl="6" w:tentative="1" w:tplc="0C0A000F">
+      <w:start w:val="1"/>
+      <w:numFmt w:val="decimal"/>
+      <w:lvlText w:val="%7."/>
+      <w:lvlJc w:val="left"/>
+      <w:pPr>
+        <w:ind w:hanging="360" w:left="5040"/>
+      </w:pPr>
+    </w:lvl>
+    <w:lvl w:ilvl="7" w:tentative="1" w:tplc="0C0A0019">
+      <w:start w:val="1"/>
+      <w:numFmt w:val="lowerLetter"/>
+      <w:lvlText w:val="%8."/>
+      <w:lvlJc w:val="left"/>
+      <w:pPr>
+        <w:ind w:hanging="360" w:left="5760"/>
+      </w:pPr>
+    </w:lvl>
+    <w:lvl w:ilvl="8" w:tentative="1" w:tplc="0C0A001B">
+      <w:start w:val="1"/>
+      <w:numFmt w:val="lowerRoman"/>
+      <w:lvlText w:val="%9."/>
+      <w:lvlJc w:val="right"/>
+      <w:pPr>
+        <w:ind w:hanging="180" w:left="6480"/>
+      </w:pPr>
+    </w:lvl>
+  </w:abstractNum>
+  <w:abstractNum w15:restartNumberingAfterBreak="0" w:abstractNumId="21">
+    <w:nsid w:val="413C5909"/>
+    <w:multiLevelType w:val="hybridMultilevel"/>
+    <w:tmpl w:val="D0224EBE"/>
+    <w:lvl w:ilvl="0" w:tplc="0C0A0001">
+      <w:start w:val="1"/>
+      <w:numFmt w:val="bullet"/>
+      <w:lvlText w:val=""/>
+      <w:lvlJc w:val="left"/>
+      <w:pPr>
+        <w:ind w:hanging="360" w:left="720"/>
+      </w:pPr>
+      <w:rPr>
+        <w:rFonts w:ascii="Symbol" w:hAnsi="Symbol" w:hint="default"/>
+      </w:rPr>
+    </w:lvl>
+    <w:lvl w:ilvl="1" w:tentative="1" w:tplc="0C0A0003">
+      <w:start w:val="1"/>
+      <w:numFmt w:val="bullet"/>
+      <w:lvlText w:val="o"/>
+      <w:lvlJc w:val="left"/>
+      <w:pPr>
+        <w:ind w:hanging="360" w:left="1440"/>
+      </w:pPr>
+      <w:rPr>
+        <w:rFonts w:ascii="Courier New" w:cs="Courier New" w:hAnsi="Courier New" w:hint="default"/>
+      </w:rPr>
+    </w:lvl>
+    <w:lvl w:ilvl="2" w:tentative="1" w:tplc="0C0A0005">
+      <w:start w:val="1"/>
+      <w:numFmt w:val="bullet"/>
+      <w:lvlText w:val=""/>
+      <w:lvlJc w:val="left"/>
+      <w:pPr>
+        <w:ind w:hanging="360" w:left="2160"/>
+      </w:pPr>
+      <w:rPr>
+        <w:rFonts w:ascii="Wingdings" w:hAnsi="Wingdings" w:hint="default"/>
+      </w:rPr>
+    </w:lvl>
+    <w:lvl w:ilvl="3" w:tentative="1" w:tplc="0C0A0001">
+      <w:start w:val="1"/>
+      <w:numFmt w:val="bullet"/>
+      <w:lvlText w:val=""/>
+      <w:lvlJc w:val="left"/>
+      <w:pPr>
+        <w:ind w:hanging="360" w:left="2880"/>
+      </w:pPr>
+      <w:rPr>
+        <w:rFonts w:ascii="Symbol" w:hAnsi="Symbol" w:hint="default"/>
+      </w:rPr>
+    </w:lvl>
+    <w:lvl w:ilvl="4" w:tentative="1" w:tplc="0C0A0003">
+      <w:start w:val="1"/>
+      <w:numFmt w:val="bullet"/>
+      <w:lvlText w:val="o"/>
+      <w:lvlJc w:val="left"/>
+      <w:pPr>
+        <w:ind w:hanging="360" w:left="3600"/>
+      </w:pPr>
+      <w:rPr>
+        <w:rFonts w:ascii="Courier New" w:cs="Courier New" w:hAnsi="Courier New" w:hint="default"/>
+      </w:rPr>
+    </w:lvl>
+    <w:lvl w:ilvl="5" w:tentative="1" w:tplc="0C0A0005">
+      <w:start w:val="1"/>
+      <w:numFmt w:val="bullet"/>
+      <w:lvlText w:val=""/>
+      <w:lvlJc w:val="left"/>
+      <w:pPr>
+        <w:ind w:hanging="360" w:left="4320"/>
+      </w:pPr>
+      <w:rPr>
+        <w:rFonts w:ascii="Wingdings" w:hAnsi="Wingdings" w:hint="default"/>
+      </w:rPr>
+    </w:lvl>
+    <w:lvl w:ilvl="6" w:tentative="1" w:tplc="0C0A0001">
+      <w:start w:val="1"/>
+      <w:numFmt w:val="bullet"/>
+      <w:lvlText w:val=""/>
+      <w:lvlJc w:val="left"/>
+      <w:pPr>
+        <w:ind w:hanging="360" w:left="5040"/>
+      </w:pPr>
+      <w:rPr>
+        <w:rFonts w:ascii="Symbol" w:hAnsi="Symbol" w:hint="default"/>
+      </w:rPr>
+    </w:lvl>
+    <w:lvl w:ilvl="7" w:tentative="1" w:tplc="0C0A0003">
+      <w:start w:val="1"/>
+      <w:numFmt w:val="bullet"/>
+      <w:lvlText w:val="o"/>
+      <w:lvlJc w:val="left"/>
+      <w:pPr>
+        <w:ind w:hanging="360" w:left="5760"/>
+      </w:pPr>
+      <w:rPr>
+        <w:rFonts w:ascii="Courier New" w:cs="Courier New" w:hAnsi="Courier New" w:hint="default"/>
+      </w:rPr>
+    </w:lvl>
+    <w:lvl w:ilvl="8" w:tentative="1" w:tplc="0C0A0005">
+      <w:start w:val="1"/>
+      <w:numFmt w:val="bullet"/>
+      <w:lvlText w:val=""/>
+      <w:lvlJc w:val="left"/>
+      <w:pPr>
+        <w:ind w:hanging="360" w:left="6480"/>
+      </w:pPr>
+      <w:rPr>
+        <w:rFonts w:ascii="Wingdings" w:hAnsi="Wingdings" w:hint="default"/>
+      </w:rPr>
+    </w:lvl>
+  </w:abstractNum>
+  <w:abstractNum w15:restartNumberingAfterBreak="0" w:abstractNumId="22">
+    <w:nsid w:val="484D7BF5"/>
+    <w:multiLevelType w:val="multilevel"/>
+    <w:tmpl w:val="0C0A001F"/>
+    <w:lvl w:ilvl="0">
+      <w:start w:val="1"/>
+      <w:numFmt w:val="decimal"/>
+      <w:lvlText w:val="%1."/>
+      <w:lvlJc w:val="left"/>
+      <w:pPr>
+        <w:ind w:hanging="360" w:left="1068"/>
+      </w:pPr>
+    </w:lvl>
+    <w:lvl w:ilvl="1">
+      <w:start w:val="1"/>
+      <w:numFmt w:val="decimal"/>
+      <w:lvlText w:val="%1.%2."/>
+      <w:lvlJc w:val="left"/>
+      <w:pPr>
+        <w:ind w:hanging="432" w:left="1500"/>
+      </w:pPr>
+    </w:lvl>
+    <w:lvl w:ilvl="2">
+      <w:start w:val="1"/>
+      <w:numFmt w:val="decimal"/>
+      <w:lvlText w:val="%1.%2.%3."/>
+      <w:lvlJc w:val="left"/>
+      <w:pPr>
+        <w:ind w:hanging="504" w:left="1932"/>
+      </w:pPr>
+    </w:lvl>
+    <w:lvl w:ilvl="3">
+      <w:start w:val="1"/>
+      <w:numFmt w:val="decimal"/>
+      <w:lvlText w:val="%1.%2.%3.%4."/>
+      <w:lvlJc w:val="left"/>
+      <w:pPr>
+        <w:ind w:hanging="648" w:left="2436"/>
+      </w:pPr>
+    </w:lvl>
+    <w:lvl w:ilvl="4">
+      <w:start w:val="1"/>
+      <w:numFmt w:val="decimal"/>
+      <w:lvlText w:val="%1.%2.%3.%4.%5."/>
+      <w:lvlJc w:val="left"/>
+      <w:pPr>
+        <w:ind w:hanging="792" w:left="2940"/>
+      </w:pPr>
+    </w:lvl>
+    <w:lvl w:ilvl="5">
+      <w:start w:val="1"/>
+      <w:numFmt w:val="decimal"/>
+      <w:lvlText w:val="%1.%2.%3.%4.%5.%6."/>
+      <w:lvlJc w:val="left"/>
+      <w:pPr>
+        <w:ind w:hanging="936" w:left="3444"/>
+      </w:pPr>
+    </w:lvl>
+    <w:lvl w:ilvl="6">
+      <w:start w:val="1"/>
+      <w:numFmt w:val="decimal"/>
+      <w:lvlText w:val="%1.%2.%3.%4.%5.%6.%7."/>
+      <w:lvlJc w:val="left"/>
+      <w:pPr>
+        <w:ind w:hanging="1080" w:left="3948"/>
+      </w:pPr>
+    </w:lvl>
+    <w:lvl w:ilvl="7">
+      <w:start w:val="1"/>
+      <w:numFmt w:val="decimal"/>
+      <w:lvlText w:val="%1.%2.%3.%4.%5.%6.%7.%8."/>
+      <w:lvlJc w:val="left"/>
+      <w:pPr>
+        <w:ind w:hanging="1224" w:left="4452"/>
+      </w:pPr>
+    </w:lvl>
+    <w:lvl w:ilvl="8">
+      <w:start w:val="1"/>
+      <w:numFmt w:val="decimal"/>
+      <w:lvlText w:val="%1.%2.%3.%4.%5.%6.%7.%8.%9."/>
+      <w:lvlJc w:val="left"/>
+      <w:pPr>
+        <w:ind w:hanging="1440" w:left="5028"/>
+      </w:pPr>
+    </w:lvl>
+  </w:abstractNum>
+  <w:abstractNum w15:restartNumberingAfterBreak="0" w:abstractNumId="23">
+    <w:nsid w:val="4A346511"/>
+    <w:multiLevelType w:val="multilevel"/>
+    <w:tmpl w:val="0C0A001F"/>
+    <w:lvl w:ilvl="0">
+      <w:start w:val="1"/>
+      <w:numFmt w:val="decimal"/>
+      <w:lvlText w:val="%1."/>
+      <w:lvlJc w:val="left"/>
+      <w:pPr>
+        <w:ind w:hanging="360" w:left="1068"/>
+      </w:pPr>
+    </w:lvl>
+    <w:lvl w:ilvl="1">
+      <w:start w:val="1"/>
+      <w:numFmt w:val="decimal"/>
+      <w:lvlText w:val="%1.%2."/>
+      <w:lvlJc w:val="left"/>
+      <w:pPr>
+        <w:ind w:hanging="432" w:left="1500"/>
+      </w:pPr>
+    </w:lvl>
+    <w:lvl w:ilvl="2">
+      <w:start w:val="1"/>
+      <w:numFmt w:val="decimal"/>
+      <w:lvlText w:val="%1.%2.%3."/>
+      <w:lvlJc w:val="left"/>
+      <w:pPr>
+        <w:ind w:hanging="504" w:left="1932"/>
+      </w:pPr>
+    </w:lvl>
+    <w:lvl w:ilvl="3">
+      <w:start w:val="1"/>
+      <w:numFmt w:val="decimal"/>
+      <w:lvlText w:val="%1.%2.%3.%4."/>
+      <w:lvlJc w:val="left"/>
+      <w:pPr>
+        <w:ind w:hanging="648" w:left="2436"/>
+      </w:pPr>
+    </w:lvl>
+    <w:lvl w:ilvl="4">
+      <w:start w:val="1"/>
+      <w:numFmt w:val="decimal"/>
+      <w:lvlText w:val="%1.%2.%3.%4.%5."/>
+      <w:lvlJc w:val="left"/>
+      <w:pPr>
+        <w:ind w:hanging="792" w:left="2940"/>
+      </w:pPr>
+    </w:lvl>
+    <w:lvl w:ilvl="5">
+      <w:start w:val="1"/>
+      <w:numFmt w:val="decimal"/>
+      <w:lvlText w:val="%1.%2.%3.%4.%5.%6."/>
+      <w:lvlJc w:val="left"/>
+      <w:pPr>
+        <w:ind w:hanging="936" w:left="3444"/>
+      </w:pPr>
+    </w:lvl>
+    <w:lvl w:ilvl="6">
+      <w:start w:val="1"/>
+      <w:numFmt w:val="decimal"/>
+      <w:lvlText w:val="%1.%2.%3.%4.%5.%6.%7."/>
+      <w:lvlJc w:val="left"/>
+      <w:pPr>
+        <w:ind w:hanging="1080" w:left="3948"/>
+      </w:pPr>
+    </w:lvl>
+    <w:lvl w:ilvl="7">
+      <w:start w:val="1"/>
+      <w:numFmt w:val="decimal"/>
+      <w:lvlText w:val="%1.%2.%3.%4.%5.%6.%7.%8."/>
+      <w:lvlJc w:val="left"/>
+      <w:pPr>
+        <w:ind w:hanging="1224" w:left="4452"/>
+      </w:pPr>
+    </w:lvl>
+    <w:lvl w:ilvl="8">
+      <w:start w:val="1"/>
+      <w:numFmt w:val="decimal"/>
+      <w:lvlText w:val="%1.%2.%3.%4.%5.%6.%7.%8.%9."/>
+      <w:lvlJc w:val="left"/>
+      <w:pPr>
+        <w:ind w:hanging="1440" w:left="5028"/>
+      </w:pPr>
+    </w:lvl>
+  </w:abstractNum>
+  <w:abstractNum w15:restartNumberingAfterBreak="0" w:abstractNumId="24">
+    <w:nsid w:val="545F17C6"/>
+    <w:multiLevelType w:val="hybridMultilevel"/>
+    <w:tmpl w:val="57CEED46"/>
+    <w:lvl w:ilvl="0" w:tplc="0C0A000F">
+      <w:start w:val="1"/>
+      <w:numFmt w:val="decimal"/>
+      <w:lvlText w:val="%1."/>
+      <w:lvlJc w:val="left"/>
+      <w:pPr>
+        <w:ind w:hanging="360" w:left="720"/>
+      </w:pPr>
+    </w:lvl>
+    <w:lvl w:ilvl="1" w:tentative="1" w:tplc="0C0A0019">
+      <w:start w:val="1"/>
+      <w:numFmt w:val="lowerLetter"/>
+      <w:lvlText w:val="%2."/>
+      <w:lvlJc w:val="left"/>
+      <w:pPr>
+        <w:ind w:hanging="360" w:left="1440"/>
+      </w:pPr>
+    </w:lvl>
+    <w:lvl w:ilvl="2" w:tentative="1" w:tplc="0C0A001B">
+      <w:start w:val="1"/>
+      <w:numFmt w:val="lowerRoman"/>
+      <w:lvlText w:val="%3."/>
+      <w:lvlJc w:val="right"/>
+      <w:pPr>
+        <w:ind w:hanging="180" w:left="2160"/>
+      </w:pPr>
+    </w:lvl>
+    <w:lvl w:ilvl="3" w:tentative="1" w:tplc="0C0A000F">
+      <w:start w:val="1"/>
+      <w:numFmt w:val="decimal"/>
+      <w:lvlText w:val="%4."/>
+      <w:lvlJc w:val="left"/>
+      <w:pPr>
+        <w:ind w:hanging="360" w:left="2880"/>
+      </w:pPr>
+    </w:lvl>
+    <w:lvl w:ilvl="4" w:tentative="1" w:tplc="0C0A0019">
+      <w:start w:val="1"/>
+      <w:numFmt w:val="lowerLetter"/>
+      <w:lvlText w:val="%5."/>
+      <w:lvlJc w:val="left"/>
+      <w:pPr>
+        <w:ind w:hanging="360" w:left="3600"/>
+      </w:pPr>
+    </w:lvl>
+    <w:lvl w:ilvl="5" w:tentative="1" w:tplc="0C0A001B">
+      <w:start w:val="1"/>
+      <w:numFmt w:val="lowerRoman"/>
+      <w:lvlText w:val="%6."/>
+      <w:lvlJc w:val="right"/>
+      <w:pPr>
+        <w:ind w:hanging="180" w:left="4320"/>
+      </w:pPr>
+    </w:lvl>
+    <w:lvl w:ilvl="6" w:tentative="1" w:tplc="0C0A000F">
+      <w:start w:val="1"/>
+      <w:numFmt w:val="decimal"/>
+      <w:lvlText w:val="%7."/>
+      <w:lvlJc w:val="left"/>
+      <w:pPr>
+        <w:ind w:hanging="360" w:left="5040"/>
+      </w:pPr>
+    </w:lvl>
+    <w:lvl w:ilvl="7" w:tentative="1" w:tplc="0C0A0019">
+      <w:start w:val="1"/>
+      <w:numFmt w:val="lowerLetter"/>
+      <w:lvlText w:val="%8."/>
+      <w:lvlJc w:val="left"/>
+      <w:pPr>
+        <w:ind w:hanging="360" w:left="5760"/>
+      </w:pPr>
+    </w:lvl>
+    <w:lvl w:ilvl="8" w:tentative="1" w:tplc="0C0A001B">
+      <w:start w:val="1"/>
+      <w:numFmt w:val="lowerRoman"/>
+      <w:lvlText w:val="%9."/>
+      <w:lvlJc w:val="right"/>
+      <w:pPr>
+        <w:ind w:hanging="180" w:left="6480"/>
+      </w:pPr>
+    </w:lvl>
+  </w:abstractNum>
+  <w:abstractNum w15:restartNumberingAfterBreak="0" w:abstractNumId="25">
+    <w:nsid w:val="54DF44F2"/>
+    <w:multiLevelType w:val="hybridMultilevel"/>
+    <w:tmpl w:val="33DE1C96"/>
+    <w:lvl w:ilvl="0" w:tplc="353EE25A">
+      <w:start w:val="1"/>
+      <w:numFmt w:val="decimal"/>
+      <w:lvlText w:val="%1."/>
+      <w:lvlJc w:val="left"/>
+      <w:pPr>
+        <w:ind w:hanging="360" w:left="720"/>
+      </w:pPr>
+      <w:rPr>
+        <w:rFonts w:hint="default"/>
+      </w:rPr>
+    </w:lvl>
+    <w:lvl w:ilvl="1" w:tentative="1" w:tplc="0C0A0019">
+      <w:start w:val="1"/>
+      <w:numFmt w:val="lowerLetter"/>
+      <w:lvlText w:val="%2."/>
+      <w:lvlJc w:val="left"/>
+      <w:pPr>
+        <w:ind w:hanging="360" w:left="1440"/>
+      </w:pPr>
+    </w:lvl>
+    <w:lvl w:ilvl="2" w:tentative="1" w:tplc="0C0A001B">
+      <w:start w:val="1"/>
+      <w:numFmt w:val="lowerRoman"/>
+      <w:lvlText w:val="%3."/>
+      <w:lvlJc w:val="right"/>
+      <w:pPr>
+        <w:ind w:hanging="180" w:left="2160"/>
+      </w:pPr>
+    </w:lvl>
+    <w:lvl w:ilvl="3" w:tentative="1" w:tplc="0C0A000F">
+      <w:start w:val="1"/>
+      <w:numFmt w:val="decimal"/>
+      <w:lvlText w:val="%4."/>
+      <w:lvlJc w:val="left"/>
+      <w:pPr>
+        <w:ind w:hanging="360" w:left="2880"/>
+      </w:pPr>
+    </w:lvl>
+    <w:lvl w:ilvl="4" w:tentative="1" w:tplc="0C0A0019">
+      <w:start w:val="1"/>
+      <w:numFmt w:val="lowerLetter"/>
+      <w:lvlText w:val="%5."/>
+      <w:lvlJc w:val="left"/>
+      <w:pPr>
+        <w:ind w:hanging="360" w:left="3600"/>
+      </w:pPr>
+    </w:lvl>
+    <w:lvl w:ilvl="5" w:tentative="1" w:tplc="0C0A001B">
+      <w:start w:val="1"/>
+      <w:numFmt w:val="lowerRoman"/>
+      <w:lvlText w:val="%6."/>
+      <w:lvlJc w:val="right"/>
+      <w:pPr>
+        <w:ind w:hanging="180" w:left="4320"/>
+      </w:pPr>
+    </w:lvl>
+    <w:lvl w:ilvl="6" w:tentative="1" w:tplc="0C0A000F">
+      <w:start w:val="1"/>
+      <w:numFmt w:val="decimal"/>
+      <w:lvlText w:val="%7."/>
+      <w:lvlJc w:val="left"/>
+      <w:pPr>
+        <w:ind w:hanging="360" w:left="5040"/>
+      </w:pPr>
+    </w:lvl>
+    <w:lvl w:ilvl="7" w:tentative="1" w:tplc="0C0A0019">
+      <w:start w:val="1"/>
+      <w:numFmt w:val="lowerLetter"/>
+      <w:lvlText w:val="%8."/>
+      <w:lvlJc w:val="left"/>
+      <w:pPr>
+        <w:ind w:hanging="360" w:left="5760"/>
+      </w:pPr>
+    </w:lvl>
+    <w:lvl w:ilvl="8" w:tentative="1" w:tplc="0C0A001B">
+      <w:start w:val="1"/>
+      <w:numFmt w:val="lowerRoman"/>
+      <w:lvlText w:val="%9."/>
+      <w:lvlJc w:val="right"/>
+      <w:pPr>
+        <w:ind w:hanging="180" w:left="6480"/>
+      </w:pPr>
+    </w:lvl>
+  </w:abstractNum>
+  <w:abstractNum w15:restartNumberingAfterBreak="0" w:abstractNumId="26">
+    <w:nsid w:val="62256FA7"/>
+    <w:multiLevelType w:val="multilevel"/>
+    <w:tmpl w:val="631EF3A8"/>
+    <w:lvl w:ilvl="0">
+      <w:start w:val="1"/>
+      <w:numFmt w:val="bullet"/>
+      <w:lvlText w:val=""/>
+      <w:lvlJc w:val="left"/>
+      <w:pPr>
+        <w:tabs>
+          <w:tab w:pos="720" w:val="num"/>
+        </w:tabs>
+        <w:ind w:hanging="360" w:left="720"/>
+      </w:pPr>
+      <w:rPr>
+        <w:rFonts w:ascii="Symbol" w:hAnsi="Symbol" w:hint="default"/>
+        <w:sz w:val="20"/>
+      </w:rPr>
+    </w:lvl>
+    <w:lvl w:ilvl="1" w:tentative="1">
+      <w:start w:val="1"/>
+      <w:numFmt w:val="bullet"/>
+      <w:lvlText w:val="o"/>
+      <w:lvlJc w:val="left"/>
+      <w:pPr>
+        <w:tabs>
+          <w:tab w:pos="1440" w:val="num"/>
+        </w:tabs>
+        <w:ind w:hanging="360" w:left="1440"/>
+      </w:pPr>
+      <w:rPr>
+        <w:rFonts w:ascii="Courier New" w:hAnsi="Courier New" w:hint="default"/>
+        <w:sz w:val="20"/>
+      </w:rPr>
+    </w:lvl>
+    <w:lvl w:ilvl="2" w:tentative="1">
+      <w:start w:val="1"/>
+      <w:numFmt w:val="bullet"/>
+      <w:lvlText w:val=""/>
+      <w:lvlJc w:val="left"/>
+      <w:pPr>
+        <w:tabs>
+          <w:tab w:pos="2160" w:val="num"/>
+        </w:tabs>
+        <w:ind w:hanging="360" w:left="2160"/>
+      </w:pPr>
+      <w:rPr>
+        <w:rFonts w:ascii="Wingdings" w:hAnsi="Wingdings" w:hint="default"/>
+        <w:sz w:val="20"/>
+      </w:rPr>
+    </w:lvl>
+    <w:lvl w:ilvl="3" w:tentative="1">
+      <w:start w:val="1"/>
+      <w:numFmt w:val="bullet"/>
+      <w:lvlText w:val=""/>
+      <w:lvlJc w:val="left"/>
+      <w:pPr>
+        <w:tabs>
+          <w:tab w:pos="2880" w:val="num"/>
+        </w:tabs>
+        <w:ind w:hanging="360" w:left="2880"/>
+      </w:pPr>
+      <w:rPr>
+        <w:rFonts w:ascii="Wingdings" w:hAnsi="Wingdings" w:hint="default"/>
+        <w:sz w:val="20"/>
+      </w:rPr>
+    </w:lvl>
+    <w:lvl w:ilvl="4" w:tentative="1">
+      <w:start w:val="1"/>
+      <w:numFmt w:val="bullet"/>
+      <w:lvlText w:val=""/>
+      <w:lvlJc w:val="left"/>
+      <w:pPr>
+        <w:tabs>
+          <w:tab w:pos="3600" w:val="num"/>
+        </w:tabs>
+        <w:ind w:hanging="360" w:left="3600"/>
+      </w:pPr>
+      <w:rPr>
+        <w:rFonts w:ascii="Wingdings" w:hAnsi="Wingdings" w:hint="default"/>
+        <w:sz w:val="20"/>
+      </w:rPr>
+    </w:lvl>
+    <w:lvl w:ilvl="5" w:tentative="1">
+      <w:start w:val="1"/>
+      <w:numFmt w:val="bullet"/>
+      <w:lvlText w:val=""/>
+      <w:lvlJc w:val="left"/>
+      <w:pPr>
+        <w:tabs>
+          <w:tab w:pos="4320" w:val="num"/>
+        </w:tabs>
+        <w:ind w:hanging="360" w:left="4320"/>
+      </w:pPr>
+      <w:rPr>
+        <w:rFonts w:ascii="Wingdings" w:hAnsi="Wingdings" w:hint="default"/>
+        <w:sz w:val="20"/>
+      </w:rPr>
+    </w:lvl>
+    <w:lvl w:ilvl="6" w:tentative="1">
+      <w:start w:val="1"/>
+      <w:numFmt w:val="bullet"/>
+      <w:lvlText w:val=""/>
+      <w:lvlJc w:val="left"/>
+      <w:pPr>
+        <w:tabs>
+          <w:tab w:pos="5040" w:val="num"/>
+        </w:tabs>
+        <w:ind w:hanging="360" w:left="5040"/>
+      </w:pPr>
+      <w:rPr>
+        <w:rFonts w:ascii="Wingdings" w:hAnsi="Wingdings" w:hint="default"/>
+        <w:sz w:val="20"/>
+      </w:rPr>
+    </w:lvl>
+    <w:lvl w:ilvl="7" w:tentative="1">
+      <w:start w:val="1"/>
+      <w:numFmt w:val="bullet"/>
+      <w:lvlText w:val=""/>
+      <w:lvlJc w:val="left"/>
+      <w:pPr>
+        <w:tabs>
+          <w:tab w:pos="5760" w:val="num"/>
+        </w:tabs>
+        <w:ind w:hanging="360" w:left="5760"/>
+      </w:pPr>
+      <w:rPr>
+        <w:rFonts w:ascii="Wingdings" w:hAnsi="Wingdings" w:hint="default"/>
+        <w:sz w:val="20"/>
+      </w:rPr>
+    </w:lvl>
+    <w:lvl w:ilvl="8" w:tentative="1">
+      <w:start w:val="1"/>
+      <w:numFmt w:val="bullet"/>
+      <w:lvlText w:val=""/>
+      <w:lvlJc w:val="left"/>
+      <w:pPr>
+        <w:tabs>
+          <w:tab w:pos="6480" w:val="num"/>
+        </w:tabs>
+        <w:ind w:hanging="360" w:left="6480"/>
+      </w:pPr>
+      <w:rPr>
+        <w:rFonts w:ascii="Wingdings" w:hAnsi="Wingdings" w:hint="default"/>
+        <w:sz w:val="20"/>
+      </w:rPr>
+    </w:lvl>
+  </w:abstractNum>
+  <w:abstractNum w15:restartNumberingAfterBreak="0" w:abstractNumId="27">
+    <w:nsid w:val="625E7972"/>
+    <w:multiLevelType w:val="hybridMultilevel"/>
+    <w:tmpl w:val="1094583C"/>
+    <w:lvl w:ilvl="0" w:tplc="0C0A000F">
+      <w:start w:val="1"/>
+      <w:numFmt w:val="decimal"/>
+      <w:lvlText w:val="%1."/>
+      <w:lvlJc w:val="left"/>
+      <w:pPr>
+        <w:ind w:hanging="360" w:left="720"/>
+      </w:pPr>
+    </w:lvl>
+    <w:lvl w:ilvl="1" w:tentative="1" w:tplc="0C0A0019">
+      <w:start w:val="1"/>
+      <w:numFmt w:val="lowerLetter"/>
+      <w:lvlText w:val="%2."/>
+      <w:lvlJc w:val="left"/>
+      <w:pPr>
+        <w:ind w:hanging="360" w:left="1440"/>
+      </w:pPr>
+    </w:lvl>
+    <w:lvl w:ilvl="2" w:tentative="1" w:tplc="0C0A001B">
+      <w:start w:val="1"/>
+      <w:numFmt w:val="lowerRoman"/>
+      <w:lvlText w:val="%3."/>
+      <w:lvlJc w:val="right"/>
+      <w:pPr>
+        <w:ind w:hanging="180" w:left="2160"/>
+      </w:pPr>
+    </w:lvl>
+    <w:lvl w:ilvl="3" w:tplc="0C0A000F">
+      <w:start w:val="1"/>
+      <w:numFmt w:val="decimal"/>
+      <w:lvlText w:val="%4."/>
+      <w:lvlJc w:val="left"/>
+      <w:pPr>
+        <w:ind w:hanging="360" w:left="2880"/>
+      </w:pPr>
+    </w:lvl>
+    <w:lvl w:ilvl="4" w:tentative="1" w:tplc="0C0A0019">
+      <w:start w:val="1"/>
+      <w:numFmt w:val="lowerLetter"/>
+      <w:lvlText w:val="%5."/>
+      <w:lvlJc w:val="left"/>
+      <w:pPr>
+        <w:ind w:hanging="360" w:left="3600"/>
+      </w:pPr>
+    </w:lvl>
+    <w:lvl w:ilvl="5" w:tentative="1" w:tplc="0C0A001B">
+      <w:start w:val="1"/>
+      <w:numFmt w:val="lowerRoman"/>
+      <w:lvlText w:val="%6."/>
+      <w:lvlJc w:val="right"/>
+      <w:pPr>
+        <w:ind w:hanging="180" w:left="4320"/>
+      </w:pPr>
+    </w:lvl>
+    <w:lvl w:ilvl="6" w:tentative="1" w:tplc="0C0A000F">
+      <w:start w:val="1"/>
+      <w:numFmt w:val="decimal"/>
+      <w:lvlText w:val="%7."/>
+      <w:lvlJc w:val="left"/>
+      <w:pPr>
+        <w:ind w:hanging="360" w:left="5040"/>
+      </w:pPr>
+    </w:lvl>
+    <w:lvl w:ilvl="7" w:tentative="1" w:tplc="0C0A0019">
+      <w:start w:val="1"/>
+      <w:numFmt w:val="lowerLetter"/>
+      <w:lvlText w:val="%8."/>
+      <w:lvlJc w:val="left"/>
+      <w:pPr>
+        <w:ind w:hanging="360" w:left="5760"/>
+      </w:pPr>
+    </w:lvl>
+    <w:lvl w:ilvl="8" w:tentative="1" w:tplc="0C0A001B">
+      <w:start w:val="1"/>
+      <w:numFmt w:val="lowerRoman"/>
+      <w:lvlText w:val="%9."/>
+      <w:lvlJc w:val="right"/>
+      <w:pPr>
+        <w:ind w:hanging="180" w:left="6480"/>
+      </w:pPr>
+    </w:lvl>
+  </w:abstractNum>
+  <w:abstractNum w15:restartNumberingAfterBreak="0" w:abstractNumId="28">
+    <w:nsid w:val="647B1A16"/>
+    <w:multiLevelType w:val="hybridMultilevel"/>
+    <w:tmpl w:val="0750E9BA"/>
+    <w:lvl w:ilvl="0" w:tplc="0C0A0001">
+      <w:start w:val="1"/>
+      <w:numFmt w:val="bullet"/>
+      <w:lvlText w:val=""/>
+      <w:lvlJc w:val="left"/>
+      <w:pPr>
+        <w:ind w:hanging="360" w:left="720"/>
+      </w:pPr>
+      <w:rPr>
+        <w:rFonts w:ascii="Symbol" w:hAnsi="Symbol" w:hint="default"/>
+      </w:rPr>
+    </w:lvl>
+    <w:lvl w:ilvl="1" w:tplc="0C0A0003">
+      <w:start w:val="1"/>
+      <w:numFmt w:val="bullet"/>
+      <w:lvlText w:val="o"/>
+      <w:lvlJc w:val="left"/>
+      <w:pPr>
+        <w:ind w:hanging="360" w:left="1440"/>
+      </w:pPr>
+      <w:rPr>
+        <w:rFonts w:ascii="Courier New" w:cs="Courier New" w:hAnsi="Courier New" w:hint="default"/>
+      </w:rPr>
+    </w:lvl>
+    <w:lvl w:ilvl="2" w:tplc="0C0A0005">
+      <w:start w:val="1"/>
+      <w:numFmt w:val="bullet"/>
+      <w:lvlText w:val=""/>
+      <w:lvlJc w:val="left"/>
+      <w:pPr>
+        <w:ind w:hanging="360" w:left="2160"/>
+      </w:pPr>
+      <w:rPr>
+        <w:rFonts w:ascii="Wingdings" w:hAnsi="Wingdings" w:hint="default"/>
+      </w:rPr>
+    </w:lvl>
+    <w:lvl w:ilvl="3" w:tentative="1" w:tplc="0C0A0001">
+      <w:start w:val="1"/>
+      <w:numFmt w:val="bullet"/>
+      <w:lvlText w:val=""/>
+      <w:lvlJc w:val="left"/>
+      <w:pPr>
+        <w:ind w:hanging="360" w:left="2880"/>
+      </w:pPr>
+      <w:rPr>
+        <w:rFonts w:ascii="Symbol" w:hAnsi="Symbol" w:hint="default"/>
+      </w:rPr>
+    </w:lvl>
+    <w:lvl w:ilvl="4" w:tentative="1" w:tplc="0C0A0003">
+      <w:start w:val="1"/>
+      <w:numFmt w:val="bullet"/>
+      <w:lvlText w:val="o"/>
+      <w:lvlJc w:val="left"/>
+      <w:pPr>
+        <w:ind w:hanging="360" w:left="3600"/>
+      </w:pPr>
+      <w:rPr>
+        <w:rFonts w:ascii="Courier New" w:cs="Courier New" w:hAnsi="Courier New" w:hint="default"/>
+      </w:rPr>
+    </w:lvl>
+    <w:lvl w:ilvl="5" w:tentative="1" w:tplc="0C0A0005">
+      <w:start w:val="1"/>
+      <w:numFmt w:val="bullet"/>
+      <w:lvlText w:val=""/>
+      <w:lvlJc w:val="left"/>
+      <w:pPr>
+        <w:ind w:hanging="360" w:left="4320"/>
+      </w:pPr>
+      <w:rPr>
+        <w:rFonts w:ascii="Wingdings" w:hAnsi="Wingdings" w:hint="default"/>
+      </w:rPr>
+    </w:lvl>
+    <w:lvl w:ilvl="6" w:tentative="1" w:tplc="0C0A0001">
+      <w:start w:val="1"/>
+      <w:numFmt w:val="bullet"/>
+      <w:lvlText w:val=""/>
+      <w:lvlJc w:val="left"/>
+      <w:pPr>
+        <w:ind w:hanging="360" w:left="5040"/>
+      </w:pPr>
+      <w:rPr>
+        <w:rFonts w:ascii="Symbol" w:hAnsi="Symbol" w:hint="default"/>
+      </w:rPr>
+    </w:lvl>
+    <w:lvl w:ilvl="7" w:tentative="1" w:tplc="0C0A0003">
+      <w:start w:val="1"/>
+      <w:numFmt w:val="bullet"/>
+      <w:lvlText w:val="o"/>
+      <w:lvlJc w:val="left"/>
+      <w:pPr>
+        <w:ind w:hanging="360" w:left="5760"/>
+      </w:pPr>
+      <w:rPr>
+        <w:rFonts w:ascii="Courier New" w:cs="Courier New" w:hAnsi="Courier New" w:hint="default"/>
+      </w:rPr>
+    </w:lvl>
+    <w:lvl w:ilvl="8" w:tentative="1" w:tplc="0C0A0005">
+      <w:start w:val="1"/>
+      <w:numFmt w:val="bullet"/>
+      <w:lvlText w:val=""/>
+      <w:lvlJc w:val="left"/>
+      <w:pPr>
+        <w:ind w:hanging="360" w:left="6480"/>
+      </w:pPr>
+      <w:rPr>
+        <w:rFonts w:ascii="Wingdings" w:hAnsi="Wingdings" w:hint="default"/>
+      </w:rPr>
+    </w:lvl>
+  </w:abstractNum>
+  <w:abstractNum w15:restartNumberingAfterBreak="0" w:abstractNumId="29">
+    <w:nsid w:val="64851D42"/>
+    <w:multiLevelType w:val="hybridMultilevel"/>
+    <w:tmpl w:val="6D2A54F6"/>
+    <w:lvl w:ilvl="0" w:tplc="DFF68480">
+      <w:start w:val="1"/>
+      <w:numFmt w:val="decimal"/>
+      <w:pStyle w:val="ndice1"/>
+      <w:lvlText w:val="%1."/>
+      <w:lvlJc w:val="left"/>
+      <w:pPr>
+        <w:ind w:hanging="360" w:left="720"/>
+      </w:pPr>
+    </w:lvl>
+    <w:lvl w:ilvl="1" w:tentative="1" w:tplc="0C0A0019">
+      <w:start w:val="1"/>
+      <w:numFmt w:val="lowerLetter"/>
+      <w:lvlText w:val="%2."/>
+      <w:lvlJc w:val="left"/>
+      <w:pPr>
+        <w:ind w:hanging="360" w:left="1440"/>
+      </w:pPr>
+    </w:lvl>
+    <w:lvl w:ilvl="2" w:tentative="1" w:tplc="0C0A001B">
+      <w:start w:val="1"/>
+      <w:numFmt w:val="lowerRoman"/>
+      <w:lvlText w:val="%3."/>
+      <w:lvlJc w:val="right"/>
+      <w:pPr>
+        <w:ind w:hanging="180" w:left="2160"/>
+      </w:pPr>
+    </w:lvl>
+    <w:lvl w:ilvl="3" w:tentative="1" w:tplc="0C0A000F">
+      <w:start w:val="1"/>
+      <w:numFmt w:val="decimal"/>
+      <w:lvlText w:val="%4."/>
+      <w:lvlJc w:val="left"/>
+      <w:pPr>
+        <w:ind w:hanging="360" w:left="2880"/>
+      </w:pPr>
+    </w:lvl>
+    <w:lvl w:ilvl="4" w:tentative="1" w:tplc="0C0A0019">
+      <w:start w:val="1"/>
+      <w:numFmt w:val="lowerLetter"/>
+      <w:lvlText w:val="%5."/>
+      <w:lvlJc w:val="left"/>
+      <w:pPr>
+        <w:ind w:hanging="360" w:left="3600"/>
+      </w:pPr>
+    </w:lvl>
+    <w:lvl w:ilvl="5" w:tentative="1" w:tplc="0C0A001B">
+      <w:start w:val="1"/>
+      <w:numFmt w:val="lowerRoman"/>
+      <w:lvlText w:val="%6."/>
+      <w:lvlJc w:val="right"/>
+      <w:pPr>
+        <w:ind w:hanging="180" w:left="4320"/>
+      </w:pPr>
+    </w:lvl>
+    <w:lvl w:ilvl="6" w:tentative="1" w:tplc="0C0A000F">
+      <w:start w:val="1"/>
+      <w:numFmt w:val="decimal"/>
+      <w:lvlText w:val="%7."/>
+      <w:lvlJc w:val="left"/>
+      <w:pPr>
+        <w:ind w:hanging="360" w:left="5040"/>
+      </w:pPr>
+    </w:lvl>
+    <w:lvl w:ilvl="7" w:tentative="1" w:tplc="0C0A0019">
+      <w:start w:val="1"/>
+      <w:numFmt w:val="lowerLetter"/>
+      <w:lvlText w:val="%8."/>
+      <w:lvlJc w:val="left"/>
+      <w:pPr>
+        <w:ind w:hanging="360" w:left="5760"/>
+      </w:pPr>
+    </w:lvl>
+    <w:lvl w:ilvl="8" w:tentative="1" w:tplc="0C0A001B">
+      <w:start w:val="1"/>
+      <w:numFmt w:val="lowerRoman"/>
+      <w:lvlText w:val="%9."/>
+      <w:lvlJc w:val="right"/>
+      <w:pPr>
+        <w:ind w:hanging="180" w:left="6480"/>
+      </w:pPr>
+    </w:lvl>
+  </w:abstractNum>
+  <w:abstractNum w15:restartNumberingAfterBreak="0" w:abstractNumId="30">
+    <w:nsid w:val="693732B1"/>
+    <w:multiLevelType w:val="multilevel"/>
+    <w:tmpl w:val="393C3686"/>
+    <w:lvl w:ilvl="0">
+      <w:start w:val="1"/>
+      <w:numFmt w:val="decimal"/>
+      <w:lvlText w:val="%1."/>
+      <w:lvlJc w:val="left"/>
+      <w:pPr>
+        <w:ind w:hanging="360" w:left="360"/>
+      </w:pPr>
+    </w:lvl>
+    <w:lvl w:ilvl="1">
+      <w:start w:val="1"/>
+      <w:numFmt w:val="decimal"/>
+      <w:lvlText w:val="%1.%2."/>
+      <w:lvlJc w:val="left"/>
+      <w:pPr>
+        <w:ind w:hanging="432" w:left="792"/>
+      </w:pPr>
+    </w:lvl>
+    <w:lvl w:ilvl="2">
+      <w:start w:val="1"/>
+      <w:numFmt w:val="decimal"/>
+      <w:lvlText w:val="%1.%2.%3."/>
+      <w:lvlJc w:val="left"/>
+      <w:pPr>
+        <w:ind w:hanging="504" w:left="1224"/>
+      </w:pPr>
+    </w:lvl>
+    <w:lvl w:ilvl="3">
+      <w:start w:val="1"/>
+      <w:numFmt w:val="decimal"/>
+      <w:lvlText w:val="%1.%2.%3.%4."/>
+      <w:lvlJc w:val="left"/>
+      <w:pPr>
+        <w:ind w:hanging="648" w:left="1728"/>
+      </w:pPr>
+    </w:lvl>
+    <w:lvl w:ilvl="4">
+      <w:start w:val="1"/>
+      <w:numFmt w:val="decimal"/>
+      <w:lvlText w:val="%1.%2.%3.%4.%5."/>
+      <w:lvlJc w:val="left"/>
+      <w:pPr>
+        <w:ind w:hanging="792" w:left="2232"/>
+      </w:pPr>
+    </w:lvl>
+    <w:lvl w:ilvl="5">
+      <w:start w:val="1"/>
+      <w:numFmt w:val="decimal"/>
+      <w:lvlText w:val="%1.%2.%3.%4.%5.%6."/>
+      <w:lvlJc w:val="left"/>
+      <w:pPr>
+        <w:ind w:hanging="936" w:left="2736"/>
+      </w:pPr>
+    </w:lvl>
+    <w:lvl w:ilvl="6">
+      <w:start w:val="1"/>
+      <w:numFmt w:val="decimal"/>
+      <w:lvlText w:val="%1.%2.%3.%4.%5.%6.%7."/>
+      <w:lvlJc w:val="left"/>
+      <w:pPr>
+        <w:ind w:hanging="1080" w:left="3240"/>
+      </w:pPr>
+    </w:lvl>
+    <w:lvl w:ilvl="7">
+      <w:start w:val="1"/>
+      <w:numFmt w:val="decimal"/>
+      <w:lvlText w:val="%1.%2.%3.%4.%5.%6.%7.%8."/>
+      <w:lvlJc w:val="left"/>
+      <w:pPr>
+        <w:ind w:hanging="1224" w:left="3744"/>
+      </w:pPr>
+    </w:lvl>
+    <w:lvl w:ilvl="8">
+      <w:start w:val="1"/>
+      <w:numFmt w:val="decimal"/>
+      <w:lvlText w:val="%1.%2.%3.%4.%5.%6.%7.%8.%9."/>
+      <w:lvlJc w:val="left"/>
+      <w:pPr>
+        <w:ind w:hanging="1440" w:left="4320"/>
+      </w:pPr>
+    </w:lvl>
+  </w:abstractNum>
+  <w:abstractNum w15:restartNumberingAfterBreak="0" w:abstractNumId="31">
+    <w:nsid w:val="6E946A08"/>
+    <w:multiLevelType w:val="multilevel"/>
+    <w:tmpl w:val="90EE6564"/>
+    <w:lvl w:ilvl="0">
+      <w:start w:val="1"/>
+      <w:numFmt w:val="decimal"/>
+      <w:pStyle w:val="Ttulo1"/>
+      <w:lvlText w:val="%1."/>
+      <w:lvlJc w:val="left"/>
+      <w:pPr>
+        <w:ind w:hanging="360" w:left="360"/>
+      </w:pPr>
+    </w:lvl>
+    <w:lvl w:ilvl="1">
+      <w:start w:val="1"/>
+      <w:numFmt w:val="decimal"/>
+      <w:pStyle w:val="Ttulo2"/>
+      <w:lvlText w:val="%1.%2."/>
+      <w:lvlJc w:val="left"/>
+      <w:pPr>
+        <w:ind w:hanging="432" w:left="792"/>
+      </w:pPr>
+    </w:lvl>
+    <w:lvl w:ilvl="2">
+      <w:start w:val="1"/>
+      <w:numFmt w:val="decimal"/>
+      <w:pStyle w:val="Ttulo3"/>
+      <w:lvlText w:val="%1.%2.%3."/>
+      <w:lvlJc w:val="left"/>
+      <w:pPr>
+        <w:ind w:hanging="504" w:left="1355"/>
+      </w:pPr>
+    </w:lvl>
+    <w:lvl w:ilvl="3">
+      <w:start w:val="1"/>
+      <w:numFmt w:val="decimal"/>
+      <w:pStyle w:val="Ttulo4"/>
+      <w:lvlText w:val="%1.%2.%3.%4."/>
+      <w:lvlJc w:val="left"/>
+      <w:pPr>
+        <w:ind w:hanging="648" w:left="1641"/>
+      </w:pPr>
+    </w:lvl>
+    <w:lvl w:ilvl="4">
+      <w:start w:val="1"/>
+      <w:numFmt w:val="decimal"/>
+      <w:lvlText w:val="%1.%2.%3.%4.%5."/>
+      <w:lvlJc w:val="left"/>
+      <w:pPr>
+        <w:ind w:hanging="792" w:left="2232"/>
+      </w:pPr>
+    </w:lvl>
+    <w:lvl w:ilvl="5">
+      <w:start w:val="1"/>
+      <w:numFmt w:val="decimal"/>
+      <w:lvlText w:val="%1.%2.%3.%4.%5.%6."/>
+      <w:lvlJc w:val="left"/>
+      <w:pPr>
+        <w:ind w:hanging="936" w:left="2736"/>
+      </w:pPr>
+    </w:lvl>
+    <w:lvl w:ilvl="6">
+      <w:start w:val="1"/>
+      <w:numFmt w:val="decimal"/>
+      <w:lvlText w:val="%1.%2.%3.%4.%5.%6.%7."/>
+      <w:lvlJc w:val="left"/>
+      <w:pPr>
+        <w:ind w:hanging="1080" w:left="3240"/>
+      </w:pPr>
+    </w:lvl>
+    <w:lvl w:ilvl="7">
+      <w:start w:val="1"/>
+      <w:numFmt w:val="decimal"/>
+      <w:lvlText w:val="%1.%2.%3.%4.%5.%6.%7.%8."/>
+      <w:lvlJc w:val="left"/>
+      <w:pPr>
+        <w:ind w:hanging="1224" w:left="3744"/>
+      </w:pPr>
+    </w:lvl>
+    <w:lvl w:ilvl="8">
+      <w:start w:val="1"/>
+      <w:numFmt w:val="decimal"/>
+      <w:lvlText w:val="%1.%2.%3.%4.%5.%6.%7.%8.%9."/>
+      <w:lvlJc w:val="left"/>
+      <w:pPr>
+        <w:ind w:hanging="1440" w:left="4320"/>
+      </w:pPr>
+    </w:lvl>
+  </w:abstractNum>
+  <w:abstractNum w15:restartNumberingAfterBreak="0" w:abstractNumId="32">
+    <w:nsid w:val="6EAB6542"/>
+    <w:multiLevelType w:val="hybridMultilevel"/>
+    <w:tmpl w:val="E33AE3B6"/>
+    <w:lvl w:ilvl="0" w:tplc="0C0A000F">
+      <w:start w:val="1"/>
+      <w:numFmt w:val="decimal"/>
+      <w:lvlText w:val="%1."/>
+      <w:lvlJc w:val="left"/>
+      <w:pPr>
+        <w:ind w:hanging="360" w:left="720"/>
+      </w:pPr>
+    </w:lvl>
+    <w:lvl w:ilvl="1" w:tentative="1" w:tplc="0C0A0019">
+      <w:start w:val="1"/>
+      <w:numFmt w:val="lowerLetter"/>
+      <w:lvlText w:val="%2."/>
+      <w:lvlJc w:val="left"/>
+      <w:pPr>
+        <w:ind w:hanging="360" w:left="1440"/>
+      </w:pPr>
+    </w:lvl>
+    <w:lvl w:ilvl="2" w:tentative="1" w:tplc="0C0A001B">
+      <w:start w:val="1"/>
+      <w:numFmt w:val="lowerRoman"/>
+      <w:lvlText w:val="%3."/>
+      <w:lvlJc w:val="right"/>
+      <w:pPr>
+        <w:ind w:hanging="180" w:left="2160"/>
+      </w:pPr>
+    </w:lvl>
+    <w:lvl w:ilvl="3" w:tentative="1" w:tplc="0C0A000F">
+      <w:start w:val="1"/>
+      <w:numFmt w:val="decimal"/>
+      <w:lvlText w:val="%4."/>
+      <w:lvlJc w:val="left"/>
+      <w:pPr>
+        <w:ind w:hanging="360" w:left="2880"/>
+      </w:pPr>
+    </w:lvl>
+    <w:lvl w:ilvl="4" w:tentative="1" w:tplc="0C0A0019">
+      <w:start w:val="1"/>
+      <w:numFmt w:val="lowerLetter"/>
+      <w:lvlText w:val="%5."/>
+      <w:lvlJc w:val="left"/>
+      <w:pPr>
+        <w:ind w:hanging="360" w:left="3600"/>
+      </w:pPr>
+    </w:lvl>
+    <w:lvl w:ilvl="5" w:tentative="1" w:tplc="0C0A001B">
+      <w:start w:val="1"/>
+      <w:numFmt w:val="lowerRoman"/>
+      <w:lvlText w:val="%6."/>
+      <w:lvlJc w:val="right"/>
+      <w:pPr>
+        <w:ind w:hanging="180" w:left="4320"/>
+      </w:pPr>
+    </w:lvl>
+    <w:lvl w:ilvl="6" w:tentative="1" w:tplc="0C0A000F">
+      <w:start w:val="1"/>
+      <w:numFmt w:val="decimal"/>
+      <w:lvlText w:val="%7."/>
+      <w:lvlJc w:val="left"/>
+      <w:pPr>
+        <w:ind w:hanging="360" w:left="5040"/>
+      </w:pPr>
+    </w:lvl>
+    <w:lvl w:ilvl="7" w:tentative="1" w:tplc="0C0A0019">
+      <w:start w:val="1"/>
+      <w:numFmt w:val="lowerLetter"/>
+      <w:lvlText w:val="%8."/>
+      <w:lvlJc w:val="left"/>
+      <w:pPr>
+        <w:ind w:hanging="360" w:left="5760"/>
+      </w:pPr>
+    </w:lvl>
+    <w:lvl w:ilvl="8" w:tentative="1" w:tplc="0C0A001B">
+      <w:start w:val="1"/>
+      <w:numFmt w:val="lowerRoman"/>
+      <w:lvlText w:val="%9."/>
+      <w:lvlJc w:val="right"/>
+      <w:pPr>
+        <w:ind w:hanging="180" w:left="6480"/>
+      </w:pPr>
+    </w:lvl>
+  </w:abstractNum>
+  <w:abstractNum w15:restartNumberingAfterBreak="0" w:abstractNumId="33">
+    <w:nsid w:val="748E2F9F"/>
+    <w:multiLevelType w:val="multilevel"/>
+    <w:tmpl w:val="0C0A001F"/>
+    <w:lvl w:ilvl="0">
+      <w:start w:val="1"/>
+      <w:numFmt w:val="decimal"/>
+      <w:lvlText w:val="%1."/>
+      <w:lvlJc w:val="left"/>
+      <w:pPr>
+        <w:ind w:hanging="360" w:left="360"/>
+      </w:pPr>
+    </w:lvl>
+    <w:lvl w:ilvl="1">
+      <w:start w:val="1"/>
+      <w:numFmt w:val="decimal"/>
+      <w:lvlText w:val="%1.%2."/>
+      <w:lvlJc w:val="left"/>
+      <w:pPr>
+        <w:ind w:hanging="432" w:left="792"/>
+      </w:pPr>
+    </w:lvl>
+    <w:lvl w:ilvl="2">
+      <w:start w:val="1"/>
+      <w:numFmt w:val="decimal"/>
+      <w:lvlText w:val="%1.%2.%3."/>
+      <w:lvlJc w:val="left"/>
+      <w:pPr>
+        <w:ind w:hanging="504" w:left="1224"/>
+      </w:pPr>
+    </w:lvl>
+    <w:lvl w:ilvl="3">
+      <w:start w:val="1"/>
+      <w:numFmt w:val="decimal"/>
+      <w:lvlText w:val="%1.%2.%3.%4."/>
+      <w:lvlJc w:val="left"/>
+      <w:pPr>
+        <w:ind w:hanging="648" w:left="1728"/>
+      </w:pPr>
+    </w:lvl>
+    <w:lvl w:ilvl="4">
+      <w:start w:val="1"/>
+      <w:numFmt w:val="decimal"/>
+      <w:lvlText w:val="%1.%2.%3.%4.%5."/>
+      <w:lvlJc w:val="left"/>
+      <w:pPr>
+        <w:ind w:hanging="792" w:left="2232"/>
+      </w:pPr>
+    </w:lvl>
+    <w:lvl w:ilvl="5">
+      <w:start w:val="1"/>
+      <w:numFmt w:val="decimal"/>
+      <w:lvlText w:val="%1.%2.%3.%4.%5.%6."/>
+      <w:lvlJc w:val="left"/>
+      <w:pPr>
+        <w:ind w:hanging="936" w:left="2736"/>
+      </w:pPr>
+    </w:lvl>
+    <w:lvl w:ilvl="6">
+      <w:start w:val="1"/>
+      <w:numFmt w:val="decimal"/>
+      <w:lvlText w:val="%1.%2.%3.%4.%5.%6.%7."/>
+      <w:lvlJc w:val="left"/>
+      <w:pPr>
+        <w:ind w:hanging="1080" w:left="3240"/>
+      </w:pPr>
+    </w:lvl>
+    <w:lvl w:ilvl="7">
+      <w:start w:val="1"/>
+      <w:numFmt w:val="decimal"/>
+      <w:lvlText w:val="%1.%2.%3.%4.%5.%6.%7.%8."/>
+      <w:lvlJc w:val="left"/>
+      <w:pPr>
+        <w:ind w:hanging="1224" w:left="3744"/>
+      </w:pPr>
+    </w:lvl>
+    <w:lvl w:ilvl="8">
+      <w:start w:val="1"/>
+      <w:numFmt w:val="decimal"/>
+      <w:lvlText w:val="%1.%2.%3.%4.%5.%6.%7.%8.%9."/>
+      <w:lvlJc w:val="left"/>
+      <w:pPr>
+        <w:ind w:hanging="1440" w:left="4320"/>
+      </w:pPr>
+    </w:lvl>
+  </w:abstractNum>
+  <w:abstractNum w15:restartNumberingAfterBreak="0" w:abstractNumId="34">
+    <w:nsid w:val="7D4A58B6"/>
+    <w:multiLevelType w:val="multilevel"/>
+    <w:tmpl w:val="E0A4B08C"/>
+    <w:lvl w:ilvl="0">
+      <w:start w:val="1"/>
+      <w:numFmt w:val="decimal"/>
+      <w:lvlText w:val="%1."/>
+      <w:lvlJc w:val="left"/>
+      <w:pPr>
+        <w:ind w:hanging="360" w:left="360"/>
+      </w:pPr>
+    </w:lvl>
+    <w:lvl w:ilvl="1">
+      <w:start w:val="1"/>
+      <w:numFmt w:val="decimal"/>
+      <w:lvlText w:val="%1.%2."/>
+      <w:lvlJc w:val="left"/>
+      <w:pPr>
+        <w:ind w:hanging="432" w:left="792"/>
+      </w:pPr>
+    </w:lvl>
+    <w:lvl w:ilvl="2">
+      <w:start w:val="1"/>
+      <w:numFmt w:val="decimal"/>
+      <w:lvlText w:val="%1.%2.%3."/>
+      <w:lvlJc w:val="left"/>
+      <w:pPr>
+        <w:ind w:hanging="504" w:left="1224"/>
+      </w:pPr>
+    </w:lvl>
+    <w:lvl w:ilvl="3">
+      <w:start w:val="1"/>
+      <w:numFmt w:val="decimal"/>
+      <w:lvlText w:val="%1.%2.%3.%4."/>
+      <w:lvlJc w:val="left"/>
+      <w:pPr>
+        <w:ind w:hanging="648" w:left="1728"/>
+      </w:pPr>
+    </w:lvl>
+    <w:lvl w:ilvl="4">
+      <w:start w:val="1"/>
+      <w:numFmt w:val="decimal"/>
+      <w:lvlText w:val="%1.%2.%3.%4.%5."/>
+      <w:lvlJc w:val="left"/>
+      <w:pPr>
+        <w:ind w:hanging="792" w:left="2232"/>
+      </w:pPr>
+    </w:lvl>
+    <w:lvl w:ilvl="5">
+      <w:start w:val="1"/>
+      <w:numFmt w:val="decimal"/>
+      <w:lvlText w:val="%1.%2.%3.%4.%5.%6."/>
+      <w:lvlJc w:val="left"/>
+      <w:pPr>
+        <w:ind w:hanging="936" w:left="2736"/>
+      </w:pPr>
+    </w:lvl>
+    <w:lvl w:ilvl="6">
+      <w:start w:val="1"/>
+      <w:numFmt w:val="decimal"/>
+      <w:lvlText w:val="%1.%2.%3.%4.%5.%6.%7."/>
+      <w:lvlJc w:val="left"/>
+      <w:pPr>
+        <w:ind w:hanging="1080" w:left="3240"/>
+      </w:pPr>
+    </w:lvl>
+    <w:lvl w:ilvl="7">
+      <w:start w:val="1"/>
+      <w:numFmt w:val="decimal"/>
+      <w:lvlText w:val="%1.%2.%3.%4.%5.%6.%7.%8."/>
+      <w:lvlJc w:val="left"/>
+      <w:pPr>
+        <w:ind w:hanging="1224" w:left="3744"/>
+      </w:pPr>
+    </w:lvl>
+    <w:lvl w:ilvl="8">
+      <w:start w:val="1"/>
+      <w:numFmt w:val="decimal"/>
+      <w:lvlText w:val="%1.%2.%3.%4.%5.%6.%7.%8.%9."/>
+      <w:lvlJc w:val="left"/>
+      <w:pPr>
+        <w:ind w:hanging="1440" w:left="4320"/>
+      </w:pPr>
+    </w:lvl>
+  </w:abstractNum>
   <w:abstractNum w:abstractNumId="990">
     <w:nsid w:val="0000A990"/>
     <w:multiLevelType w:val="multilevel"/>
@@ -13808,6 +19621,129 @@
       </w:pPr>
     </w:lvl>
   </w:abstractNum>
+  <w:num w16cid:durableId="458837725" w:numId="1">
+    <w:abstractNumId w:val="13"/>
+  </w:num>
+  <w:num w16cid:durableId="2093311570" w:numId="2">
+    <w:abstractNumId w:val="32"/>
+  </w:num>
+  <w:num w16cid:durableId="1451894407" w:numId="3">
+    <w:abstractNumId w:val="20"/>
+  </w:num>
+  <w:num w16cid:durableId="1252592429" w:numId="4">
+    <w:abstractNumId w:val="1"/>
+  </w:num>
+  <w:num w16cid:durableId="1442144921" w:numId="5">
+    <w:abstractNumId w:val="5"/>
+  </w:num>
+  <w:num w16cid:durableId="1810896631" w:numId="6">
+    <w:abstractNumId w:val="23"/>
+  </w:num>
+  <w:num w16cid:durableId="1130175402" w:numId="7">
+    <w:abstractNumId w:val="22"/>
+  </w:num>
+  <w:num w16cid:durableId="1164592485" w:numId="8">
+    <w:abstractNumId w:val="18"/>
+  </w:num>
+  <w:num w16cid:durableId="205263780" w:numId="9">
+    <w:abstractNumId w:val="29"/>
+  </w:num>
+  <w:num w16cid:durableId="496843640" w:numId="10">
+    <w:abstractNumId w:val="25"/>
+  </w:num>
+  <w:num w16cid:durableId="985858897" w:numId="11">
+    <w:abstractNumId w:val="24"/>
+  </w:num>
+  <w:num w16cid:durableId="1351225615" w:numId="12">
+    <w:abstractNumId w:val="11"/>
+  </w:num>
+  <w:num w16cid:durableId="938558776" w:numId="13">
+    <w:abstractNumId w:val="8"/>
+  </w:num>
+  <w:num w16cid:durableId="1374963003" w:numId="14">
+    <w:abstractNumId w:val="19"/>
+  </w:num>
+  <w:num w16cid:durableId="51390526" w:numId="15">
+    <w:abstractNumId w:val="19"/>
+    <w:lvlOverride w:ilvl="0">
+      <w:startOverride w:val="1"/>
+    </w:lvlOverride>
+    <w:lvlOverride w:ilvl="1">
+      <w:startOverride w:val="1"/>
+    </w:lvlOverride>
+    <w:lvlOverride w:ilvl="2">
+      <w:startOverride w:val="1"/>
+    </w:lvlOverride>
+  </w:num>
+  <w:num w16cid:durableId="679090358" w:numId="16">
+    <w:abstractNumId w:val="19"/>
+  </w:num>
+  <w:num w16cid:durableId="1560634431" w:numId="17">
+    <w:abstractNumId w:val="33"/>
+  </w:num>
+  <w:num w16cid:durableId="2025862398" w:numId="18">
+    <w:abstractNumId w:val="31"/>
+  </w:num>
+  <w:num w16cid:durableId="348602133" w:numId="19">
+    <w:abstractNumId w:val="34"/>
+  </w:num>
+  <w:num w16cid:durableId="19622503" w:numId="20">
+    <w:abstractNumId w:val="30"/>
+  </w:num>
+  <w:num w16cid:durableId="1954283915" w:numId="21">
+    <w:abstractNumId w:val="4"/>
+  </w:num>
+  <w:num w16cid:durableId="1326014453" w:numId="22">
+    <w:abstractNumId w:val="2"/>
+  </w:num>
+  <w:num w16cid:durableId="369377848" w:numId="23">
+    <w:abstractNumId w:val="3"/>
+  </w:num>
+  <w:num w16cid:durableId="1720398150" w:numId="24">
+    <w:abstractNumId w:val="21"/>
+  </w:num>
+  <w:num w16cid:durableId="83764279" w:numId="25">
+    <w:abstractNumId w:val="26"/>
+  </w:num>
+  <w:num w16cid:durableId="1772124448" w:numId="26">
+    <w:abstractNumId w:val="9"/>
+  </w:num>
+  <w:num w16cid:durableId="1669478856" w:numId="27">
+    <w:abstractNumId w:val="12"/>
+  </w:num>
+  <w:num w16cid:durableId="995955822" w:numId="28">
+    <w:abstractNumId w:val="27"/>
+  </w:num>
+  <w:num w16cid:durableId="1138568103" w:numId="29">
+    <w:abstractNumId w:val="16"/>
+  </w:num>
+  <w:num w16cid:durableId="747112529" w:numId="30">
+    <w:abstractNumId w:val="15"/>
+  </w:num>
+  <w:num w16cid:durableId="229586808" w:numId="31">
+    <w:abstractNumId w:val="7"/>
+  </w:num>
+  <w:num w16cid:durableId="1051878449" w:numId="32">
+    <w:abstractNumId w:val="6"/>
+  </w:num>
+  <w:num w16cid:durableId="1134375471" w:numId="33">
+    <w:abstractNumId w:val="28"/>
+  </w:num>
+  <w:num w16cid:durableId="349795763" w:numId="34">
+    <w:abstractNumId w:val="17"/>
+  </w:num>
+  <w:num w16cid:durableId="146170354" w:numId="35">
+    <w:abstractNumId w:val="0"/>
+  </w:num>
+  <w:num w16cid:durableId="1503668110" w:numId="36">
+    <w:abstractNumId w:val="14"/>
+  </w:num>
+  <w:num w16cid:durableId="1041132885" w:numId="37">
+    <w:abstractNumId w:val="10"/>
+  </w:num>
+  <w:num w16cid:durableId="2114282150" w:numId="38">
+    <w:abstractNumId w:val="31"/>
+  </w:num>
   <w:num w:numId="1000">
     <w:abstractNumId w:val="990"/>
   </w:num>
@@ -14841,544 +20777,635 @@
 </file>
 
 <file path=word/styles.xml><?xml version="1.0" encoding="utf-8"?>
-<w:styles xmlns:r="http://schemas.openxmlformats.org/officeDocument/2006/relationships" xmlns:w="http://schemas.openxmlformats.org/wordprocessingml/2006/main">
+<w:styles xmlns:mc="http://schemas.openxmlformats.org/markup-compatibility/2006" xmlns:r="http://schemas.openxmlformats.org/officeDocument/2006/relationships" xmlns:w="http://schemas.openxmlformats.org/wordprocessingml/2006/main" xmlns:w14="http://schemas.microsoft.com/office/word/2010/wordml" xmlns:w15="http://schemas.microsoft.com/office/word/2012/wordml" xmlns:w16="http://schemas.microsoft.com/office/word/2018/wordml" xmlns:w16cex="http://schemas.microsoft.com/office/word/2018/wordml/cex" xmlns:w16cid="http://schemas.microsoft.com/office/word/2016/wordml/cid" xmlns:w16du="http://schemas.microsoft.com/office/word/2023/wordml/word16du" xmlns:w16sdtdh="http://schemas.microsoft.com/office/word/2020/wordml/sdtdatahash" xmlns:w16sdtfl="http://schemas.microsoft.com/office/word/2024/wordml/sdtformatlock" xmlns:w16se="http://schemas.microsoft.com/office/word/2015/wordml/symex" xmlns:wp14="http://schemas.microsoft.com/office/word/2010/wordprocessingDrawing" mc:Ignorable="w14 w15 w16se w16cid w16 w16cex w16sdtdh w16sdtfl w16du wp14">
   <w:docDefaults>
     <w:rPrDefault>
       <w:rPr>
-        <w:rFonts w:asciiTheme="minorHAnsi" w:cstheme="minorBidi" w:eastAsiaTheme="minorEastAsia" w:hAnsiTheme="minorHAnsi"/>
-        <w:sz w:val="24"/>
-        <w:szCs w:val="24"/>
-        <w:lang w:bidi="ar-SA" w:eastAsia="zh-CN" w:val="en-US"/>
+        <w:rFonts w:ascii="Calibri" w:cs="Times New Roman" w:eastAsia="Calibri" w:hAnsi="Calibri"/>
+        <w:lang w:bidi="ar-SA" w:eastAsia="es-ES" w:val="es-ES"/>
       </w:rPr>
     </w:rPrDefault>
-    <w:pPrDefault>
-      <w:pPr>
-        <w:spacing w:after="200"/>
-      </w:pPr>
-    </w:pPrDefault>
+    <w:pPrDefault/>
   </w:docDefaults>
-  <w:latentStyles w:count="276" w:defLockedState="0" w:defQFormat="0" w:defSemiHidden="0" w:defUIPriority="0" w:defUnhideWhenUsed="0"/>
+  <w:latentStyles w:count="376" w:defLockedState="0" w:defQFormat="0" w:defSemiHidden="0" w:defUIPriority="99" w:defUnhideWhenUsed="0">
+    <w:lsdException w:name="Normal" w:qFormat="1" w:uiPriority="0"/>
+    <w:lsdException w:name="heading 1" w:qFormat="1" w:uiPriority="9"/>
+    <w:lsdException w:name="heading 2" w:qFormat="1" w:semiHidden="1" w:uiPriority="9" w:unhideWhenUsed="1"/>
+    <w:lsdException w:name="heading 3" w:qFormat="1" w:semiHidden="1" w:uiPriority="9" w:unhideWhenUsed="1"/>
+    <w:lsdException w:name="heading 4" w:qFormat="1" w:semiHidden="1" w:uiPriority="9" w:unhideWhenUsed="1"/>
+    <w:lsdException w:name="heading 5" w:semiHidden="1" w:uiPriority="9" w:unhideWhenUsed="1"/>
+    <w:lsdException w:name="heading 6" w:qFormat="1" w:semiHidden="1" w:uiPriority="9" w:unhideWhenUsed="1"/>
+    <w:lsdException w:name="heading 7" w:qFormat="1" w:semiHidden="1" w:uiPriority="9" w:unhideWhenUsed="1"/>
+    <w:lsdException w:name="heading 8" w:qFormat="1" w:semiHidden="1" w:uiPriority="9" w:unhideWhenUsed="1"/>
+    <w:lsdException w:name="heading 9" w:qFormat="1" w:semiHidden="1" w:uiPriority="9" w:unhideWhenUsed="1"/>
+    <w:lsdException w:name="index 1" w:qFormat="1" w:semiHidden="1" w:unhideWhenUsed="1"/>
+    <w:lsdException w:name="index 2" w:qFormat="1" w:semiHidden="1" w:unhideWhenUsed="1"/>
+    <w:lsdException w:name="index 3" w:qFormat="1" w:semiHidden="1" w:unhideWhenUsed="1"/>
+    <w:lsdException w:name="index 4" w:qFormat="1" w:semiHidden="1" w:unhideWhenUsed="1"/>
+    <w:lsdException w:name="index 5" w:semiHidden="1" w:unhideWhenUsed="1"/>
+    <w:lsdException w:name="index 6" w:semiHidden="1" w:unhideWhenUsed="1"/>
+    <w:lsdException w:name="index 7" w:semiHidden="1" w:unhideWhenUsed="1"/>
+    <w:lsdException w:name="index 8" w:semiHidden="1" w:unhideWhenUsed="1"/>
+    <w:lsdException w:name="index 9" w:semiHidden="1" w:unhideWhenUsed="1"/>
+    <w:lsdException w:name="toc 1" w:semiHidden="1" w:uiPriority="39" w:unhideWhenUsed="1"/>
+    <w:lsdException w:name="toc 2" w:semiHidden="1" w:uiPriority="39" w:unhideWhenUsed="1"/>
+    <w:lsdException w:name="toc 3" w:semiHidden="1" w:uiPriority="39" w:unhideWhenUsed="1"/>
+    <w:lsdException w:name="toc 4" w:semiHidden="1" w:uiPriority="39" w:unhideWhenUsed="1"/>
+    <w:lsdException w:name="toc 5" w:semiHidden="1" w:uiPriority="39" w:unhideWhenUsed="1"/>
+    <w:lsdException w:name="toc 6" w:semiHidden="1" w:uiPriority="39" w:unhideWhenUsed="1"/>
+    <w:lsdException w:name="toc 7" w:semiHidden="1" w:uiPriority="39" w:unhideWhenUsed="1"/>
+    <w:lsdException w:name="toc 8" w:semiHidden="1" w:uiPriority="39" w:unhideWhenUsed="1"/>
+    <w:lsdException w:name="toc 9" w:semiHidden="1" w:uiPriority="39" w:unhideWhenUsed="1"/>
+    <w:lsdException w:name="Normal Indent" w:semiHidden="1" w:unhideWhenUsed="1"/>
+    <w:lsdException w:name="footnote text" w:semiHidden="1" w:unhideWhenUsed="1"/>
+    <w:lsdException w:name="annotation text" w:semiHidden="1" w:unhideWhenUsed="1"/>
+    <w:lsdException w:name="header" w:semiHidden="1" w:unhideWhenUsed="1"/>
+    <w:lsdException w:name="footer" w:semiHidden="1" w:unhideWhenUsed="1"/>
+    <w:lsdException w:name="index heading" w:semiHidden="1" w:unhideWhenUsed="1"/>
+    <w:lsdException w:name="caption" w:qFormat="1" w:semiHidden="1" w:uiPriority="35" w:unhideWhenUsed="1"/>
+    <w:lsdException w:name="table of figures" w:semiHidden="1" w:unhideWhenUsed="1"/>
+    <w:lsdException w:name="envelope address" w:semiHidden="1" w:unhideWhenUsed="1"/>
+    <w:lsdException w:name="envelope return" w:semiHidden="1" w:unhideWhenUsed="1"/>
+    <w:lsdException w:name="footnote reference" w:semiHidden="1" w:unhideWhenUsed="1"/>
+    <w:lsdException w:name="annotation reference" w:semiHidden="1" w:unhideWhenUsed="1"/>
+    <w:lsdException w:name="line number" w:semiHidden="1" w:unhideWhenUsed="1"/>
+    <w:lsdException w:name="page number" w:semiHidden="1" w:unhideWhenUsed="1"/>
+    <w:lsdException w:name="endnote reference" w:semiHidden="1" w:unhideWhenUsed="1"/>
+    <w:lsdException w:name="endnote text" w:semiHidden="1" w:unhideWhenUsed="1"/>
+    <w:lsdException w:name="table of authorities" w:semiHidden="1" w:unhideWhenUsed="1"/>
+    <w:lsdException w:name="macro" w:semiHidden="1" w:unhideWhenUsed="1"/>
+    <w:lsdException w:name="toa heading" w:semiHidden="1" w:unhideWhenUsed="1"/>
+    <w:lsdException w:name="List" w:semiHidden="1" w:unhideWhenUsed="1"/>
+    <w:lsdException w:name="List Bullet" w:semiHidden="1" w:unhideWhenUsed="1"/>
+    <w:lsdException w:name="List Number" w:semiHidden="1" w:unhideWhenUsed="1"/>
+    <w:lsdException w:name="List 2" w:semiHidden="1" w:unhideWhenUsed="1"/>
+    <w:lsdException w:name="List 3" w:semiHidden="1" w:unhideWhenUsed="1"/>
+    <w:lsdException w:name="List 4" w:semiHidden="1" w:unhideWhenUsed="1"/>
+    <w:lsdException w:name="List 5" w:semiHidden="1" w:unhideWhenUsed="1"/>
+    <w:lsdException w:name="List Bullet 2" w:semiHidden="1" w:unhideWhenUsed="1"/>
+    <w:lsdException w:name="List Bullet 3" w:semiHidden="1" w:unhideWhenUsed="1"/>
+    <w:lsdException w:name="List Bullet 4" w:semiHidden="1" w:unhideWhenUsed="1"/>
+    <w:lsdException w:name="List Bullet 5" w:semiHidden="1" w:unhideWhenUsed="1"/>
+    <w:lsdException w:name="List Number 2" w:semiHidden="1" w:unhideWhenUsed="1"/>
+    <w:lsdException w:name="List Number 3" w:semiHidden="1" w:unhideWhenUsed="1"/>
+    <w:lsdException w:name="List Number 4" w:semiHidden="1" w:unhideWhenUsed="1"/>
+    <w:lsdException w:name="List Number 5" w:semiHidden="1" w:unhideWhenUsed="1"/>
+    <w:lsdException w:name="Title" w:uiPriority="10"/>
+    <w:lsdException w:name="Closing" w:semiHidden="1" w:unhideWhenUsed="1"/>
+    <w:lsdException w:name="Signature" w:semiHidden="1" w:unhideWhenUsed="1"/>
+    <w:lsdException w:name="Default Paragraph Font" w:semiHidden="1" w:uiPriority="1" w:unhideWhenUsed="1"/>
+    <w:lsdException w:name="Body Text" w:semiHidden="1" w:unhideWhenUsed="1"/>
+    <w:lsdException w:name="Body Text Indent" w:semiHidden="1" w:unhideWhenUsed="1"/>
+    <w:lsdException w:name="List Continue" w:semiHidden="1" w:unhideWhenUsed="1"/>
+    <w:lsdException w:name="List Continue 2" w:semiHidden="1" w:unhideWhenUsed="1"/>
+    <w:lsdException w:name="List Continue 3" w:semiHidden="1" w:unhideWhenUsed="1"/>
+    <w:lsdException w:name="List Continue 4" w:semiHidden="1" w:unhideWhenUsed="1"/>
+    <w:lsdException w:name="List Continue 5" w:semiHidden="1" w:unhideWhenUsed="1"/>
+    <w:lsdException w:name="Message Header" w:semiHidden="1" w:unhideWhenUsed="1"/>
+    <w:lsdException w:name="Subtitle" w:uiPriority="11"/>
+    <w:lsdException w:name="Salutation" w:semiHidden="1" w:unhideWhenUsed="1"/>
+    <w:lsdException w:name="Date" w:semiHidden="1" w:unhideWhenUsed="1"/>
+    <w:lsdException w:name="Body Text First Indent" w:semiHidden="1" w:unhideWhenUsed="1"/>
+    <w:lsdException w:name="Body Text First Indent 2" w:semiHidden="1" w:unhideWhenUsed="1"/>
+    <w:lsdException w:name="Note Heading" w:semiHidden="1" w:unhideWhenUsed="1"/>
+    <w:lsdException w:name="Body Text 2" w:semiHidden="1" w:unhideWhenUsed="1"/>
+    <w:lsdException w:name="Body Text 3" w:semiHidden="1" w:unhideWhenUsed="1"/>
+    <w:lsdException w:name="Body Text Indent 2" w:semiHidden="1" w:unhideWhenUsed="1"/>
+    <w:lsdException w:name="Body Text Indent 3" w:semiHidden="1" w:unhideWhenUsed="1"/>
+    <w:lsdException w:name="Block Text" w:semiHidden="1" w:unhideWhenUsed="1"/>
+    <w:lsdException w:name="Hyperlink" w:semiHidden="1" w:unhideWhenUsed="1"/>
+    <w:lsdException w:name="FollowedHyperlink" w:semiHidden="1" w:unhideWhenUsed="1"/>
+    <w:lsdException w:name="Strong" w:qFormat="1" w:uiPriority="22"/>
+    <w:lsdException w:name="Emphasis" w:uiPriority="20"/>
+    <w:lsdException w:name="Document Map" w:semiHidden="1" w:unhideWhenUsed="1"/>
+    <w:lsdException w:name="Plain Text" w:semiHidden="1" w:unhideWhenUsed="1"/>
+    <w:lsdException w:name="E-mail Signature" w:semiHidden="1" w:unhideWhenUsed="1"/>
+    <w:lsdException w:name="HTML Top of Form" w:semiHidden="1" w:unhideWhenUsed="1"/>
+    <w:lsdException w:name="HTML Bottom of Form" w:semiHidden="1" w:unhideWhenUsed="1"/>
+    <w:lsdException w:name="Normal (Web)" w:semiHidden="1" w:unhideWhenUsed="1"/>
+    <w:lsdException w:name="HTML Acronym" w:semiHidden="1" w:unhideWhenUsed="1"/>
+    <w:lsdException w:name="HTML Address" w:semiHidden="1" w:unhideWhenUsed="1"/>
+    <w:lsdException w:name="HTML Cite" w:semiHidden="1" w:unhideWhenUsed="1"/>
+    <w:lsdException w:name="HTML Code" w:semiHidden="1" w:unhideWhenUsed="1"/>
+    <w:lsdException w:name="HTML Definition" w:semiHidden="1" w:unhideWhenUsed="1"/>
+    <w:lsdException w:name="HTML Keyboard" w:semiHidden="1" w:unhideWhenUsed="1"/>
+    <w:lsdException w:name="HTML Preformatted" w:semiHidden="1" w:unhideWhenUsed="1"/>
+    <w:lsdException w:name="HTML Sample" w:semiHidden="1" w:unhideWhenUsed="1"/>
+    <w:lsdException w:name="HTML Typewriter" w:semiHidden="1" w:unhideWhenUsed="1"/>
+    <w:lsdException w:name="HTML Variable" w:semiHidden="1" w:unhideWhenUsed="1"/>
+    <w:lsdException w:name="Normal Table" w:semiHidden="1" w:unhideWhenUsed="1"/>
+    <w:lsdException w:name="annotation subject" w:semiHidden="1" w:unhideWhenUsed="1"/>
+    <w:lsdException w:name="No List" w:semiHidden="1" w:unhideWhenUsed="1"/>
+    <w:lsdException w:name="Outline List 1" w:semiHidden="1" w:unhideWhenUsed="1"/>
+    <w:lsdException w:name="Outline List 2" w:semiHidden="1" w:unhideWhenUsed="1"/>
+    <w:lsdException w:name="Outline List 3" w:semiHidden="1" w:unhideWhenUsed="1"/>
+    <w:lsdException w:name="Table Simple 1" w:semiHidden="1" w:unhideWhenUsed="1"/>
+    <w:lsdException w:name="Table Simple 2" w:semiHidden="1" w:unhideWhenUsed="1"/>
+    <w:lsdException w:name="Table Simple 3" w:semiHidden="1" w:unhideWhenUsed="1"/>
+    <w:lsdException w:name="Table Classic 1" w:semiHidden="1" w:unhideWhenUsed="1"/>
+    <w:lsdException w:name="Table Classic 2" w:semiHidden="1" w:unhideWhenUsed="1"/>
+    <w:lsdException w:name="Table Classic 3" w:semiHidden="1" w:unhideWhenUsed="1"/>
+    <w:lsdException w:name="Table Classic 4" w:semiHidden="1" w:unhideWhenUsed="1"/>
+    <w:lsdException w:name="Table Colorful 1" w:semiHidden="1" w:unhideWhenUsed="1"/>
+    <w:lsdException w:name="Table Colorful 2" w:semiHidden="1" w:unhideWhenUsed="1"/>
+    <w:lsdException w:name="Table Colorful 3" w:semiHidden="1" w:unhideWhenUsed="1"/>
+    <w:lsdException w:name="Table Columns 1" w:semiHidden="1" w:unhideWhenUsed="1"/>
+    <w:lsdException w:name="Table Columns 2" w:semiHidden="1" w:unhideWhenUsed="1"/>
+    <w:lsdException w:name="Table Columns 3" w:semiHidden="1" w:unhideWhenUsed="1"/>
+    <w:lsdException w:name="Table Columns 4" w:semiHidden="1" w:unhideWhenUsed="1"/>
+    <w:lsdException w:name="Table Columns 5" w:semiHidden="1" w:unhideWhenUsed="1"/>
+    <w:lsdException w:name="Table Grid 1" w:semiHidden="1" w:unhideWhenUsed="1"/>
+    <w:lsdException w:name="Table Grid 2" w:semiHidden="1" w:unhideWhenUsed="1"/>
+    <w:lsdException w:name="Table Grid 3" w:semiHidden="1" w:unhideWhenUsed="1"/>
+    <w:lsdException w:name="Table Grid 4" w:semiHidden="1" w:unhideWhenUsed="1"/>
+    <w:lsdException w:name="Table Grid 5" w:semiHidden="1" w:unhideWhenUsed="1"/>
+    <w:lsdException w:name="Table Grid 6" w:semiHidden="1" w:unhideWhenUsed="1"/>
+    <w:lsdException w:name="Table Grid 7" w:semiHidden="1" w:unhideWhenUsed="1"/>
+    <w:lsdException w:name="Table Grid 8" w:semiHidden="1" w:unhideWhenUsed="1"/>
+    <w:lsdException w:name="Table List 1" w:semiHidden="1" w:unhideWhenUsed="1"/>
+    <w:lsdException w:name="Table List 2" w:semiHidden="1" w:unhideWhenUsed="1"/>
+    <w:lsdException w:name="Table List 3" w:semiHidden="1" w:unhideWhenUsed="1"/>
+    <w:lsdException w:name="Table List 4" w:semiHidden="1" w:unhideWhenUsed="1"/>
+    <w:lsdException w:name="Table List 5" w:semiHidden="1" w:unhideWhenUsed="1"/>
+    <w:lsdException w:name="Table List 6" w:semiHidden="1" w:unhideWhenUsed="1"/>
+    <w:lsdException w:name="Table List 7" w:semiHidden="1" w:unhideWhenUsed="1"/>
+    <w:lsdException w:name="Table List 8" w:semiHidden="1" w:unhideWhenUsed="1"/>
+    <w:lsdException w:name="Table 3D effects 1" w:semiHidden="1" w:unhideWhenUsed="1"/>
+    <w:lsdException w:name="Table 3D effects 2" w:semiHidden="1" w:unhideWhenUsed="1"/>
+    <w:lsdException w:name="Table 3D effects 3" w:semiHidden="1" w:unhideWhenUsed="1"/>
+    <w:lsdException w:name="Table Contemporary" w:semiHidden="1" w:unhideWhenUsed="1"/>
+    <w:lsdException w:name="Table Elegant" w:semiHidden="1" w:unhideWhenUsed="1"/>
+    <w:lsdException w:name="Table Professional" w:semiHidden="1" w:unhideWhenUsed="1"/>
+    <w:lsdException w:name="Table Subtle 1" w:semiHidden="1" w:unhideWhenUsed="1"/>
+    <w:lsdException w:name="Table Subtle 2" w:semiHidden="1" w:unhideWhenUsed="1"/>
+    <w:lsdException w:name="Table Web 1" w:semiHidden="1" w:unhideWhenUsed="1"/>
+    <w:lsdException w:name="Table Web 2" w:semiHidden="1" w:unhideWhenUsed="1"/>
+    <w:lsdException w:name="Table Web 3" w:semiHidden="1" w:unhideWhenUsed="1"/>
+    <w:lsdException w:name="Balloon Text" w:semiHidden="1" w:unhideWhenUsed="1"/>
+    <w:lsdException w:name="Table Grid" w:uiPriority="59"/>
+    <w:lsdException w:name="Table Theme" w:semiHidden="1" w:unhideWhenUsed="1"/>
+    <w:lsdException w:name="Placeholder Text" w:semiHidden="1"/>
+    <w:lsdException w:name="No Spacing" w:uiPriority="1"/>
+    <w:lsdException w:name="Light Shading" w:uiPriority="60"/>
+    <w:lsdException w:name="Light List" w:uiPriority="61"/>
+    <w:lsdException w:name="Light Grid" w:uiPriority="62"/>
+    <w:lsdException w:name="Medium Shading 1" w:uiPriority="63"/>
+    <w:lsdException w:name="Medium Shading 2" w:uiPriority="64"/>
+    <w:lsdException w:name="Medium List 1" w:uiPriority="65"/>
+    <w:lsdException w:name="Medium List 2" w:uiPriority="66"/>
+    <w:lsdException w:name="Medium Grid 1" w:uiPriority="67"/>
+    <w:lsdException w:name="Medium Grid 2" w:uiPriority="68"/>
+    <w:lsdException w:name="Medium Grid 3" w:uiPriority="69"/>
+    <w:lsdException w:name="Dark List" w:uiPriority="70"/>
+    <w:lsdException w:name="Colorful Shading" w:uiPriority="71"/>
+    <w:lsdException w:name="Colorful List" w:uiPriority="72"/>
+    <w:lsdException w:name="Colorful Grid" w:uiPriority="73"/>
+    <w:lsdException w:name="Light Shading Accent 1" w:uiPriority="60"/>
+    <w:lsdException w:name="Light List Accent 1" w:uiPriority="61"/>
+    <w:lsdException w:name="Light Grid Accent 1" w:uiPriority="62"/>
+    <w:lsdException w:name="Medium Shading 1 Accent 1" w:uiPriority="63"/>
+    <w:lsdException w:name="Medium Shading 2 Accent 1" w:uiPriority="64"/>
+    <w:lsdException w:name="Medium List 1 Accent 1" w:uiPriority="65"/>
+    <w:lsdException w:name="Revision" w:semiHidden="1"/>
+    <w:lsdException w:name="List Paragraph" w:qFormat="1" w:uiPriority="34"/>
+    <w:lsdException w:name="Quote" w:qFormat="1" w:uiPriority="29"/>
+    <w:lsdException w:name="Intense Quote" w:uiPriority="30"/>
+    <w:lsdException w:name="Medium List 2 Accent 1" w:uiPriority="66"/>
+    <w:lsdException w:name="Medium Grid 1 Accent 1" w:uiPriority="67"/>
+    <w:lsdException w:name="Medium Grid 2 Accent 1" w:uiPriority="68"/>
+    <w:lsdException w:name="Medium Grid 3 Accent 1" w:uiPriority="69"/>
+    <w:lsdException w:name="Dark List Accent 1" w:uiPriority="70"/>
+    <w:lsdException w:name="Colorful Shading Accent 1" w:uiPriority="71"/>
+    <w:lsdException w:name="Colorful List Accent 1" w:uiPriority="72"/>
+    <w:lsdException w:name="Colorful Grid Accent 1" w:uiPriority="73"/>
+    <w:lsdException w:name="Light Shading Accent 2" w:uiPriority="60"/>
+    <w:lsdException w:name="Light List Accent 2" w:uiPriority="61"/>
+    <w:lsdException w:name="Light Grid Accent 2" w:uiPriority="62"/>
+    <w:lsdException w:name="Medium Shading 1 Accent 2" w:uiPriority="63"/>
+    <w:lsdException w:name="Medium Shading 2 Accent 2" w:uiPriority="64"/>
+    <w:lsdException w:name="Medium List 1 Accent 2" w:uiPriority="65"/>
+    <w:lsdException w:name="Medium List 2 Accent 2" w:uiPriority="66"/>
+    <w:lsdException w:name="Medium Grid 1 Accent 2" w:uiPriority="67"/>
+    <w:lsdException w:name="Medium Grid 2 Accent 2" w:uiPriority="68"/>
+    <w:lsdException w:name="Medium Grid 3 Accent 2" w:uiPriority="69"/>
+    <w:lsdException w:name="Dark List Accent 2" w:uiPriority="70"/>
+    <w:lsdException w:name="Colorful Shading Accent 2" w:uiPriority="71"/>
+    <w:lsdException w:name="Colorful List Accent 2" w:uiPriority="72"/>
+    <w:lsdException w:name="Colorful Grid Accent 2" w:uiPriority="73"/>
+    <w:lsdException w:name="Light Shading Accent 3" w:uiPriority="60"/>
+    <w:lsdException w:name="Light List Accent 3" w:uiPriority="61"/>
+    <w:lsdException w:name="Light Grid Accent 3" w:uiPriority="62"/>
+    <w:lsdException w:name="Medium Shading 1 Accent 3" w:uiPriority="63"/>
+    <w:lsdException w:name="Medium Shading 2 Accent 3" w:uiPriority="64"/>
+    <w:lsdException w:name="Medium List 1 Accent 3" w:uiPriority="65"/>
+    <w:lsdException w:name="Medium List 2 Accent 3" w:uiPriority="66"/>
+    <w:lsdException w:name="Medium Grid 1 Accent 3" w:uiPriority="67"/>
+    <w:lsdException w:name="Medium Grid 2 Accent 3" w:uiPriority="68"/>
+    <w:lsdException w:name="Medium Grid 3 Accent 3" w:uiPriority="69"/>
+    <w:lsdException w:name="Dark List Accent 3" w:uiPriority="70"/>
+    <w:lsdException w:name="Colorful Shading Accent 3" w:uiPriority="71"/>
+    <w:lsdException w:name="Colorful List Accent 3" w:uiPriority="72"/>
+    <w:lsdException w:name="Colorful Grid Accent 3" w:uiPriority="73"/>
+    <w:lsdException w:name="Light Shading Accent 4" w:uiPriority="60"/>
+    <w:lsdException w:name="Light List Accent 4" w:uiPriority="61"/>
+    <w:lsdException w:name="Light Grid Accent 4" w:uiPriority="62"/>
+    <w:lsdException w:name="Medium Shading 1 Accent 4" w:uiPriority="63"/>
+    <w:lsdException w:name="Medium Shading 2 Accent 4" w:uiPriority="64"/>
+    <w:lsdException w:name="Medium List 1 Accent 4" w:uiPriority="65"/>
+    <w:lsdException w:name="Medium List 2 Accent 4" w:uiPriority="66"/>
+    <w:lsdException w:name="Medium Grid 1 Accent 4" w:uiPriority="67"/>
+    <w:lsdException w:name="Medium Grid 2 Accent 4" w:uiPriority="68"/>
+    <w:lsdException w:name="Medium Grid 3 Accent 4" w:uiPriority="69"/>
+    <w:lsdException w:name="Dark List Accent 4" w:uiPriority="70"/>
+    <w:lsdException w:name="Colorful Shading Accent 4" w:uiPriority="71"/>
+    <w:lsdException w:name="Colorful List Accent 4" w:uiPriority="72"/>
+    <w:lsdException w:name="Colorful Grid Accent 4" w:uiPriority="73"/>
+    <w:lsdException w:name="Light Shading Accent 5" w:uiPriority="60"/>
+    <w:lsdException w:name="Light List Accent 5" w:uiPriority="61"/>
+    <w:lsdException w:name="Light Grid Accent 5" w:uiPriority="62"/>
+    <w:lsdException w:name="Medium Shading 1 Accent 5" w:uiPriority="63"/>
+    <w:lsdException w:name="Medium Shading 2 Accent 5" w:uiPriority="64"/>
+    <w:lsdException w:name="Medium List 1 Accent 5" w:uiPriority="65"/>
+    <w:lsdException w:name="Medium List 2 Accent 5" w:uiPriority="66"/>
+    <w:lsdException w:name="Medium Grid 1 Accent 5" w:uiPriority="67"/>
+    <w:lsdException w:name="Medium Grid 2 Accent 5" w:uiPriority="68"/>
+    <w:lsdException w:name="Medium Grid 3 Accent 5" w:uiPriority="69"/>
+    <w:lsdException w:name="Dark List Accent 5" w:uiPriority="70"/>
+    <w:lsdException w:name="Colorful Shading Accent 5" w:uiPriority="71"/>
+    <w:lsdException w:name="Colorful List Accent 5" w:uiPriority="72"/>
+    <w:lsdException w:name="Colorful Grid Accent 5" w:uiPriority="73"/>
+    <w:lsdException w:name="Light Shading Accent 6" w:uiPriority="60"/>
+    <w:lsdException w:name="Light List Accent 6" w:uiPriority="61"/>
+    <w:lsdException w:name="Light Grid Accent 6" w:uiPriority="62"/>
+    <w:lsdException w:name="Medium Shading 1 Accent 6" w:uiPriority="63"/>
+    <w:lsdException w:name="Medium Shading 2 Accent 6" w:uiPriority="64"/>
+    <w:lsdException w:name="Medium List 1 Accent 6" w:uiPriority="65"/>
+    <w:lsdException w:name="Medium List 2 Accent 6" w:uiPriority="66"/>
+    <w:lsdException w:name="Medium Grid 1 Accent 6" w:uiPriority="67"/>
+    <w:lsdException w:name="Medium Grid 2 Accent 6" w:uiPriority="68"/>
+    <w:lsdException w:name="Medium Grid 3 Accent 6" w:uiPriority="69"/>
+    <w:lsdException w:name="Dark List Accent 6" w:uiPriority="70"/>
+    <w:lsdException w:name="Colorful Shading Accent 6" w:uiPriority="71"/>
+    <w:lsdException w:name="Colorful List Accent 6" w:uiPriority="72"/>
+    <w:lsdException w:name="Colorful Grid Accent 6" w:uiPriority="73"/>
+    <w:lsdException w:name="Subtle Emphasis" w:uiPriority="19"/>
+    <w:lsdException w:name="Intense Emphasis" w:uiPriority="21"/>
+    <w:lsdException w:name="Subtle Reference" w:uiPriority="31"/>
+    <w:lsdException w:name="Intense Reference" w:uiPriority="32"/>
+    <w:lsdException w:name="Book Title" w:uiPriority="33"/>
+    <w:lsdException w:name="Bibliography" w:semiHidden="1" w:uiPriority="37" w:unhideWhenUsed="1"/>
+    <w:lsdException w:name="TOC Heading" w:qFormat="1" w:semiHidden="1" w:uiPriority="39" w:unhideWhenUsed="1"/>
+    <w:lsdException w:name="Plain Table 1" w:uiPriority="41"/>
+    <w:lsdException w:name="Plain Table 2" w:uiPriority="42"/>
+    <w:lsdException w:name="Plain Table 3" w:uiPriority="43"/>
+    <w:lsdException w:name="Plain Table 4" w:uiPriority="44"/>
+    <w:lsdException w:name="Plain Table 5" w:uiPriority="45"/>
+    <w:lsdException w:name="Grid Table Light" w:uiPriority="40"/>
+    <w:lsdException w:name="Grid Table 1 Light" w:uiPriority="46"/>
+    <w:lsdException w:name="Grid Table 2" w:uiPriority="47"/>
+    <w:lsdException w:name="Grid Table 3" w:uiPriority="48"/>
+    <w:lsdException w:name="Grid Table 4" w:uiPriority="49"/>
+    <w:lsdException w:name="Grid Table 5 Dark" w:uiPriority="50"/>
+    <w:lsdException w:name="Grid Table 6 Colorful" w:uiPriority="51"/>
+    <w:lsdException w:name="Grid Table 7 Colorful" w:uiPriority="52"/>
+    <w:lsdException w:name="Grid Table 1 Light Accent 1" w:uiPriority="46"/>
+    <w:lsdException w:name="Grid Table 2 Accent 1" w:uiPriority="47"/>
+    <w:lsdException w:name="Grid Table 3 Accent 1" w:uiPriority="48"/>
+    <w:lsdException w:name="Grid Table 4 Accent 1" w:uiPriority="49"/>
+    <w:lsdException w:name="Grid Table 5 Dark Accent 1" w:uiPriority="50"/>
+    <w:lsdException w:name="Grid Table 6 Colorful Accent 1" w:uiPriority="51"/>
+    <w:lsdException w:name="Grid Table 7 Colorful Accent 1" w:uiPriority="52"/>
+    <w:lsdException w:name="Grid Table 1 Light Accent 2" w:uiPriority="46"/>
+    <w:lsdException w:name="Grid Table 2 Accent 2" w:uiPriority="47"/>
+    <w:lsdException w:name="Grid Table 3 Accent 2" w:uiPriority="48"/>
+    <w:lsdException w:name="Grid Table 4 Accent 2" w:uiPriority="49"/>
+    <w:lsdException w:name="Grid Table 5 Dark Accent 2" w:uiPriority="50"/>
+    <w:lsdException w:name="Grid Table 6 Colorful Accent 2" w:uiPriority="51"/>
+    <w:lsdException w:name="Grid Table 7 Colorful Accent 2" w:uiPriority="52"/>
+    <w:lsdException w:name="Grid Table 1 Light Accent 3" w:uiPriority="46"/>
+    <w:lsdException w:name="Grid Table 2 Accent 3" w:uiPriority="47"/>
+    <w:lsdException w:name="Grid Table 3 Accent 3" w:uiPriority="48"/>
+    <w:lsdException w:name="Grid Table 4 Accent 3" w:uiPriority="49"/>
+    <w:lsdException w:name="Grid Table 5 Dark Accent 3" w:uiPriority="50"/>
+    <w:lsdException w:name="Grid Table 6 Colorful Accent 3" w:uiPriority="51"/>
+    <w:lsdException w:name="Grid Table 7 Colorful Accent 3" w:uiPriority="52"/>
+    <w:lsdException w:name="Grid Table 1 Light Accent 4" w:uiPriority="46"/>
+    <w:lsdException w:name="Grid Table 2 Accent 4" w:uiPriority="47"/>
+    <w:lsdException w:name="Grid Table 3 Accent 4" w:uiPriority="48"/>
+    <w:lsdException w:name="Grid Table 4 Accent 4" w:uiPriority="49"/>
+    <w:lsdException w:name="Grid Table 5 Dark Accent 4" w:uiPriority="50"/>
+    <w:lsdException w:name="Grid Table 6 Colorful Accent 4" w:uiPriority="51"/>
+    <w:lsdException w:name="Grid Table 7 Colorful Accent 4" w:uiPriority="52"/>
+    <w:lsdException w:name="Grid Table 1 Light Accent 5" w:uiPriority="46"/>
+    <w:lsdException w:name="Grid Table 2 Accent 5" w:uiPriority="47"/>
+    <w:lsdException w:name="Grid Table 3 Accent 5" w:uiPriority="48"/>
+    <w:lsdException w:name="Grid Table 4 Accent 5" w:uiPriority="49"/>
+    <w:lsdException w:name="Grid Table 5 Dark Accent 5" w:uiPriority="50"/>
+    <w:lsdException w:name="Grid Table 6 Colorful Accent 5" w:uiPriority="51"/>
+    <w:lsdException w:name="Grid Table 7 Colorful Accent 5" w:uiPriority="52"/>
+    <w:lsdException w:name="Grid Table 1 Light Accent 6" w:uiPriority="46"/>
+    <w:lsdException w:name="Grid Table 2 Accent 6" w:uiPriority="47"/>
+    <w:lsdException w:name="Grid Table 3 Accent 6" w:uiPriority="48"/>
+    <w:lsdException w:name="Grid Table 4 Accent 6" w:uiPriority="49"/>
+    <w:lsdException w:name="Grid Table 5 Dark Accent 6" w:uiPriority="50"/>
+    <w:lsdException w:name="Grid Table 6 Colorful Accent 6" w:uiPriority="51"/>
+    <w:lsdException w:name="Grid Table 7 Colorful Accent 6" w:uiPriority="52"/>
+    <w:lsdException w:name="List Table 1 Light" w:uiPriority="46"/>
+    <w:lsdException w:name="List Table 2" w:uiPriority="47"/>
+    <w:lsdException w:name="List Table 3" w:uiPriority="48"/>
+    <w:lsdException w:name="List Table 4" w:uiPriority="49"/>
+    <w:lsdException w:name="List Table 5 Dark" w:uiPriority="50"/>
+    <w:lsdException w:name="List Table 6 Colorful" w:uiPriority="51"/>
+    <w:lsdException w:name="List Table 7 Colorful" w:uiPriority="52"/>
+    <w:lsdException w:name="List Table 1 Light Accent 1" w:uiPriority="46"/>
+    <w:lsdException w:name="List Table 2 Accent 1" w:uiPriority="47"/>
+    <w:lsdException w:name="List Table 3 Accent 1" w:uiPriority="48"/>
+    <w:lsdException w:name="List Table 4 Accent 1" w:uiPriority="49"/>
+    <w:lsdException w:name="List Table 5 Dark Accent 1" w:uiPriority="50"/>
+    <w:lsdException w:name="List Table 6 Colorful Accent 1" w:uiPriority="51"/>
+    <w:lsdException w:name="List Table 7 Colorful Accent 1" w:uiPriority="52"/>
+    <w:lsdException w:name="List Table 1 Light Accent 2" w:uiPriority="46"/>
+    <w:lsdException w:name="List Table 2 Accent 2" w:uiPriority="47"/>
+    <w:lsdException w:name="List Table 3 Accent 2" w:uiPriority="48"/>
+    <w:lsdException w:name="List Table 4 Accent 2" w:uiPriority="49"/>
+    <w:lsdException w:name="List Table 5 Dark Accent 2" w:uiPriority="50"/>
+    <w:lsdException w:name="List Table 6 Colorful Accent 2" w:uiPriority="51"/>
+    <w:lsdException w:name="List Table 7 Colorful Accent 2" w:uiPriority="52"/>
+    <w:lsdException w:name="List Table 1 Light Accent 3" w:uiPriority="46"/>
+    <w:lsdException w:name="List Table 2 Accent 3" w:uiPriority="47"/>
+    <w:lsdException w:name="List Table 3 Accent 3" w:uiPriority="48"/>
+    <w:lsdException w:name="List Table 4 Accent 3" w:uiPriority="49"/>
+    <w:lsdException w:name="List Table 5 Dark Accent 3" w:uiPriority="50"/>
+    <w:lsdException w:name="List Table 6 Colorful Accent 3" w:uiPriority="51"/>
+    <w:lsdException w:name="List Table 7 Colorful Accent 3" w:uiPriority="52"/>
+    <w:lsdException w:name="List Table 1 Light Accent 4" w:uiPriority="46"/>
+    <w:lsdException w:name="List Table 2 Accent 4" w:uiPriority="47"/>
+    <w:lsdException w:name="List Table 3 Accent 4" w:uiPriority="48"/>
+    <w:lsdException w:name="List Table 4 Accent 4" w:uiPriority="49"/>
+    <w:lsdException w:name="List Table 5 Dark Accent 4" w:uiPriority="50"/>
+    <w:lsdException w:name="List Table 6 Colorful Accent 4" w:uiPriority="51"/>
+    <w:lsdException w:name="List Table 7 Colorful Accent 4" w:uiPriority="52"/>
+    <w:lsdException w:name="List Table 1 Light Accent 5" w:uiPriority="46"/>
+    <w:lsdException w:name="List Table 2 Accent 5" w:uiPriority="47"/>
+    <w:lsdException w:name="List Table 3 Accent 5" w:uiPriority="48"/>
+    <w:lsdException w:name="List Table 4 Accent 5" w:uiPriority="49"/>
+    <w:lsdException w:name="List Table 5 Dark Accent 5" w:uiPriority="50"/>
+    <w:lsdException w:name="List Table 6 Colorful Accent 5" w:uiPriority="51"/>
+    <w:lsdException w:name="List Table 7 Colorful Accent 5" w:uiPriority="52"/>
+    <w:lsdException w:name="List Table 1 Light Accent 6" w:uiPriority="46"/>
+    <w:lsdException w:name="List Table 2 Accent 6" w:uiPriority="47"/>
+    <w:lsdException w:name="List Table 3 Accent 6" w:uiPriority="48"/>
+    <w:lsdException w:name="List Table 4 Accent 6" w:uiPriority="49"/>
+    <w:lsdException w:name="List Table 5 Dark Accent 6" w:uiPriority="50"/>
+    <w:lsdException w:name="List Table 6 Colorful Accent 6" w:uiPriority="51"/>
+    <w:lsdException w:name="List Table 7 Colorful Accent 6" w:uiPriority="52"/>
+    <w:lsdException w:name="Mention" w:semiHidden="1" w:unhideWhenUsed="1"/>
+    <w:lsdException w:name="Smart Hyperlink" w:semiHidden="1" w:unhideWhenUsed="1"/>
+    <w:lsdException w:name="Hashtag" w:semiHidden="1" w:unhideWhenUsed="1"/>
+    <w:lsdException w:name="Unresolved Mention" w:semiHidden="1" w:unhideWhenUsed="1"/>
+    <w:lsdException w:name="Smart Link" w:semiHidden="1" w:unhideWhenUsed="1"/>
+  </w:latentStyles>
   <w:style w:default="1" w:styleId="Normal" w:type="paragraph">
     <w:name w:val="Normal"/>
     <w:qFormat/>
-  </w:style>
-  <w:style w:styleId="BodyText" w:type="paragraph">
-    <w:name w:val="Body Text"/>
-    <w:basedOn w:val="Normal"/>
-    <w:link w:val="BodyTextChar"/>
-    <w:qFormat/>
+    <w:rsid w:val="001C4EA4"/>
     <w:pPr>
-      <w:spacing w:after="180" w:before="180"/>
-    </w:pPr>
-  </w:style>
-  <w:style w:customStyle="1" w:styleId="FirstParagraph" w:type="paragraph">
-    <w:name w:val="First Paragraph"/>
-    <w:basedOn w:val="BodyText"/>
-    <w:next w:val="BodyText"/>
-    <w:qFormat/>
-  </w:style>
-  <w:style w:customStyle="1" w:styleId="Compact" w:type="paragraph">
-    <w:name w:val="Compact"/>
-    <w:basedOn w:val="BodyText"/>
-    <w:qFormat/>
-    <w:pPr>
-      <w:spacing w:after="36" w:before="36"/>
-    </w:pPr>
-  </w:style>
-  <w:style w:styleId="Title" w:type="paragraph">
-    <w:name w:val="Title"/>
-    <w:basedOn w:val="Normal"/>
-    <w:next w:val="BodyText"/>
-    <w:link w:val="TitleChar"/>
-    <w:uiPriority w:val="10"/>
-    <w:qFormat/>
-    <w:rsid w:val="00A10FD9"/>
-    <w:pPr>
-      <w:spacing w:after="80" w:line="240" w:lineRule="auto"/>
-      <w:contextualSpacing/>
-      <w:jc w:val="center"/>
+      <w:spacing w:after="120" w:before="120" w:line="360" w:lineRule="auto"/>
+      <w:jc w:val="both"/>
     </w:pPr>
     <w:rPr>
-      <w:rFonts w:asciiTheme="majorHAnsi" w:cstheme="majorBidi" w:eastAsiaTheme="majorEastAsia" w:hAnsiTheme="majorHAnsi"/>
-      <w:sz w:val="56"/>
-      <w:szCs w:val="56"/>
+      <w:rFonts w:asciiTheme="minorHAnsi" w:eastAsia="Times New Roman" w:hAnsiTheme="minorHAnsi"/>
+      <w:sz w:val="24"/>
+      <w:szCs w:val="24"/>
     </w:rPr>
   </w:style>
-  <w:style w:customStyle="1" w:styleId="TitleChar" w:type="character">
-    <w:name w:val="Title Char"/>
-    <w:basedOn w:val="DefaultParagraphFont"/>
-    <w:link w:val="Title"/>
-    <w:uiPriority w:val="10"/>
-    <w:rsid w:val="00A10FD9"/>
+  <w:style w:styleId="Ttulo1" w:type="paragraph">
+    <w:name w:val="heading 1"/>
+    <w:basedOn w:val="Normal"/>
+    <w:next w:val="Normal"/>
+    <w:link w:val="Ttulo1Car"/>
+    <w:uiPriority w:val="9"/>
+    <w:qFormat/>
+    <w:rsid w:val="000D09A0"/>
+    <w:pPr>
+      <w:keepNext/>
+      <w:numPr>
+        <w:numId w:val="18"/>
+      </w:numPr>
+      <w:outlineLvl w:val="0"/>
+    </w:pPr>
     <w:rPr>
-      <w:rFonts w:asciiTheme="majorHAnsi" w:cstheme="majorBidi" w:eastAsiaTheme="majorEastAsia" w:hAnsiTheme="majorHAnsi"/>
-      <w:sz w:val="56"/>
-      <w:szCs w:val="56"/>
+      <w:rFonts w:asciiTheme="majorHAnsi" w:hAnsiTheme="majorHAnsi"/>
+      <w:bCs/>
+      <w:caps/>
+      <w:color w:val="0098CD"/>
+      <w:kern w:val="32"/>
+      <w:sz w:val="36"/>
+      <w:szCs w:val="32"/>
     </w:rPr>
   </w:style>
-  <w:style w:styleId="Subtitle" w:type="paragraph">
-    <w:name w:val="Subtitle"/>
-    <w:basedOn w:val="Title"/>
-    <w:next w:val="BodyText"/>
-    <w:link w:val="SubtitleChar"/>
-    <w:uiPriority w:val="11"/>
+  <w:style w:styleId="Ttulo2" w:type="paragraph">
+    <w:name w:val="heading 2"/>
+    <w:basedOn w:val="Normal"/>
+    <w:next w:val="Normal"/>
+    <w:link w:val="Ttulo2Car"/>
+    <w:uiPriority w:val="9"/>
+    <w:unhideWhenUsed/>
     <w:qFormat/>
-    <w:rsid w:val="00A10FD9"/>
+    <w:rsid w:val="000D09A0"/>
     <w:pPr>
+      <w:keepNext/>
       <w:numPr>
         <w:ilvl w:val="1"/>
+        <w:numId w:val="18"/>
       </w:numPr>
+      <w:ind w:hanging="567" w:left="567"/>
+      <w:outlineLvl w:val="1"/>
     </w:pPr>
     <w:rPr>
-      <w:rFonts w:cstheme="majorBidi" w:eastAsiaTheme="majorEastAsia"/>
-      <w:spacing w:val="15"/>
+      <w:rFonts w:asciiTheme="majorHAnsi" w:cs="Arial" w:hAnsiTheme="majorHAnsi"/>
+      <w:bCs/>
+      <w:iCs/>
+      <w:caps/>
+      <w:color w:val="0098CD"/>
       <w:sz w:val="28"/>
       <w:szCs w:val="28"/>
     </w:rPr>
   </w:style>
-  <w:style w:customStyle="1" w:styleId="SubtitleChar" w:type="character">
-    <w:name w:val="Subtitle Char"/>
-    <w:basedOn w:val="DefaultParagraphFont"/>
-    <w:link w:val="Subtitle"/>
-    <w:uiPriority w:val="11"/>
-    <w:rsid w:val="00A10FD9"/>
+  <w:style w:styleId="Ttulo3" w:type="paragraph">
+    <w:name w:val="heading 3"/>
+    <w:basedOn w:val="Normal"/>
+    <w:next w:val="Normal"/>
+    <w:link w:val="Ttulo3Car"/>
+    <w:uiPriority w:val="9"/>
+    <w:unhideWhenUsed/>
+    <w:qFormat/>
+    <w:rsid w:val="000D09A0"/>
+    <w:pPr>
+      <w:keepNext/>
+      <w:numPr>
+        <w:ilvl w:val="2"/>
+        <w:numId w:val="18"/>
+      </w:numPr>
+      <w:outlineLvl w:val="2"/>
+    </w:pPr>
     <w:rPr>
-      <w:rFonts w:cstheme="majorBidi" w:eastAsiaTheme="majorEastAsia"/>
-      <w:color w:themeColor="text1" w:themeTint="A6" w:val="595959"/>
-      <w:spacing w:val="15"/>
-      <w:sz w:val="28"/>
-      <w:szCs w:val="28"/>
+      <w:rFonts w:asciiTheme="majorHAnsi" w:hAnsiTheme="majorHAnsi"/>
+      <w:b/>
+      <w:bCs/>
+      <w:szCs w:val="26"/>
     </w:rPr>
   </w:style>
-  <w:style w:customStyle="1" w:styleId="Author" w:type="paragraph">
-    <w:name w:val="Author"/>
-    <w:basedOn w:val="Title"/>
-    <w:next w:val="BodyText"/>
+  <w:style w:styleId="Ttulo4" w:type="paragraph">
+    <w:name w:val="heading 4"/>
+    <w:basedOn w:val="Prrafodelista"/>
+    <w:next w:val="Normal"/>
+    <w:link w:val="Ttulo4Car"/>
+    <w:uiPriority w:val="9"/>
+    <w:unhideWhenUsed/>
     <w:qFormat/>
+    <w:rsid w:val="000D09A0"/>
     <w:pPr>
-      <w:keepNext/>
-      <w:keepLines/>
+      <w:numPr>
+        <w:ilvl w:val="3"/>
+        <w:numId w:val="18"/>
+      </w:numPr>
+      <w:ind w:hanging="851" w:left="851"/>
+      <w:outlineLvl w:val="3"/>
+    </w:pPr>
+  </w:style>
+  <w:style w:styleId="Ttulo5" w:type="paragraph">
+    <w:name w:val="heading 5"/>
+    <w:basedOn w:val="Normal"/>
+    <w:next w:val="Normal"/>
+    <w:link w:val="Ttulo5Car"/>
+    <w:uiPriority w:val="9"/>
+    <w:semiHidden/>
+    <w:unhideWhenUsed/>
+    <w:rsid w:val="00C84740"/>
+    <w:pPr>
+      <w:numPr>
+        <w:ilvl w:val="4"/>
+        <w:numId w:val="8"/>
+      </w:numPr>
+      <w:spacing w:after="60" w:before="240"/>
+      <w:outlineLvl w:val="4"/>
     </w:pPr>
     <w:rPr>
-      <w:sz w:val="24"/>
-      <w:szCs w:val="24"/>
+      <w:rFonts w:ascii="Calibri" w:hAnsi="Calibri"/>
+      <w:b/>
+      <w:bCs/>
+      <w:i/>
+      <w:iCs/>
+      <w:sz w:val="26"/>
+      <w:szCs w:val="26"/>
     </w:rPr>
   </w:style>
-  <w:style w:styleId="Date" w:type="paragraph">
-    <w:name w:val="Date"/>
-    <w:basedOn w:val="Title"/>
-    <w:next w:val="BodyText"/>
-    <w:qFormat/>
-    <w:pPr>
-      <w:keepNext/>
-      <w:keepLines/>
-    </w:pPr>
-    <w:rPr>
-      <w:sz w:val="24"/>
-      <w:szCs w:val="24"/>
-    </w:rPr>
-  </w:style>
-  <w:style w:customStyle="1" w:styleId="AbstractTitle" w:type="paragraph">
-    <w:name w:val="Abstract Title"/>
+  <w:style w:styleId="Ttulo6" w:type="paragraph">
+    <w:name w:val="heading 6"/>
     <w:basedOn w:val="Normal"/>
-    <w:next w:val="Abstract"/>
-    <w:qFormat/>
-    <w:pPr>
-      <w:keepNext/>
-      <w:keepLines/>
-      <w:spacing w:after="0" w:before="300"/>
-      <w:jc w:val="center"/>
-    </w:pPr>
-    <w:rPr>
-      <w:b/>
-      <w:sz w:val="20"/>
-      <w:szCs w:val="20"/>
-    </w:rPr>
-  </w:style>
-  <w:style w:customStyle="1" w:styleId="Abstract" w:type="paragraph">
-    <w:name w:val="Abstract"/>
-    <w:basedOn w:val="Normal"/>
-    <w:next w:val="BodyText"/>
-    <w:qFormat/>
-    <w:pPr>
-      <w:keepNext/>
-      <w:keepLines/>
-      <w:spacing w:after="300" w:before="100"/>
-    </w:pPr>
-    <w:rPr>
-      <w:sz w:val="20"/>
-      <w:szCs w:val="20"/>
-    </w:rPr>
-  </w:style>
-  <w:style w:styleId="Bibliography" w:type="paragraph">
-    <w:name w:val="Bibliography"/>
-    <w:basedOn w:val="Normal"/>
-    <w:next w:val="Bibliography"/>
-    <w:qFormat/>
-    <w:pPr/>
-    <w:rPr/>
-  </w:style>
-  <w:style w:styleId="Heading1" w:type="paragraph">
-    <w:name w:val="heading 1"/>
-    <w:basedOn w:val="Normal"/>
-    <w:next w:val="BodyText"/>
-    <w:link w:val="Heading1Char"/>
-    <w:uiPriority w:val="9"/>
-    <w:qFormat/>
-    <w:rsid w:val="00A10FD9"/>
-    <w:pPr>
-      <w:keepNext/>
-      <w:keepLines/>
-      <w:spacing w:after="80" w:before="360"/>
-      <w:outlineLvl w:val="0"/>
-    </w:pPr>
-    <w:rPr>
-      <w:rFonts w:asciiTheme="majorHAnsi" w:cstheme="majorBidi" w:eastAsiaTheme="majorEastAsia" w:hAnsiTheme="majorHAnsi"/>
-      <w:color w:themeColor="accent1" w:themeShade="BF" w:val="0F4761"/>
-      <w:sz w:val="40"/>
-      <w:szCs w:val="40"/>
-    </w:rPr>
-  </w:style>
-  <w:style w:styleId="Heading2" w:type="paragraph">
-    <w:name w:val="heading 2"/>
-    <w:basedOn w:val="Normal"/>
-    <w:next w:val="BodyText"/>
-    <w:link w:val="Heading2Char"/>
+    <w:next w:val="Normal"/>
+    <w:link w:val="Ttulo6Car"/>
     <w:uiPriority w:val="9"/>
     <w:semiHidden/>
     <w:unhideWhenUsed/>
     <w:qFormat/>
-    <w:rsid w:val="00A10FD9"/>
+    <w:rsid w:val="00C84740"/>
     <w:pPr>
-      <w:keepNext/>
-      <w:keepLines/>
-      <w:spacing w:after="80" w:before="160"/>
-      <w:outlineLvl w:val="1"/>
+      <w:numPr>
+        <w:ilvl w:val="5"/>
+        <w:numId w:val="8"/>
+      </w:numPr>
+      <w:spacing w:after="60" w:before="240"/>
+      <w:outlineLvl w:val="5"/>
     </w:pPr>
     <w:rPr>
-      <w:rFonts w:asciiTheme="majorHAnsi" w:cstheme="majorBidi" w:eastAsiaTheme="majorEastAsia" w:hAnsiTheme="majorHAnsi"/>
-      <w:color w:themeColor="accent1" w:themeShade="BF" w:val="0F4761"/>
-      <w:sz w:val="32"/>
-      <w:szCs w:val="32"/>
+      <w:rFonts w:ascii="Calibri" w:hAnsi="Calibri"/>
+      <w:b/>
+      <w:bCs/>
+      <w:szCs w:val="22"/>
     </w:rPr>
   </w:style>
-  <w:style w:styleId="Heading3" w:type="paragraph">
-    <w:name w:val="heading 3"/>
+  <w:style w:styleId="Ttulo7" w:type="paragraph">
+    <w:name w:val="heading 7"/>
     <w:basedOn w:val="Normal"/>
-    <w:next w:val="BodyText"/>
-    <w:link w:val="Heading3Char"/>
+    <w:next w:val="Normal"/>
+    <w:link w:val="Ttulo7Car"/>
     <w:uiPriority w:val="9"/>
     <w:semiHidden/>
     <w:unhideWhenUsed/>
     <w:qFormat/>
-    <w:rsid w:val="00A10FD9"/>
+    <w:rsid w:val="00C84740"/>
     <w:pPr>
-      <w:keepNext/>
-      <w:keepLines/>
-      <w:spacing w:after="80" w:before="160"/>
-      <w:outlineLvl w:val="2"/>
+      <w:numPr>
+        <w:ilvl w:val="6"/>
+        <w:numId w:val="8"/>
+      </w:numPr>
+      <w:spacing w:after="60" w:before="240"/>
+      <w:outlineLvl w:val="6"/>
     </w:pPr>
     <w:rPr>
-      <w:rFonts w:cstheme="majorBidi" w:eastAsiaTheme="majorEastAsia"/>
-      <w:color w:themeColor="accent1" w:themeShade="BF" w:val="0F4761"/>
-      <w:sz w:val="28"/>
-      <w:szCs w:val="28"/>
+      <w:rFonts w:ascii="Calibri" w:hAnsi="Calibri"/>
     </w:rPr>
   </w:style>
-  <w:style w:styleId="Heading4" w:type="paragraph">
-    <w:name w:val="heading 4"/>
+  <w:style w:styleId="Ttulo8" w:type="paragraph">
+    <w:name w:val="heading 8"/>
     <w:basedOn w:val="Normal"/>
-    <w:next w:val="BodyText"/>
-    <w:link w:val="Heading4Char"/>
+    <w:next w:val="Normal"/>
+    <w:link w:val="Ttulo8Car"/>
     <w:uiPriority w:val="9"/>
     <w:semiHidden/>
     <w:unhideWhenUsed/>
     <w:qFormat/>
-    <w:rsid w:val="00A10FD9"/>
+    <w:rsid w:val="00C84740"/>
     <w:pPr>
-      <w:keepNext/>
-      <w:keepLines/>
-      <w:spacing w:after="40" w:before="80"/>
-      <w:outlineLvl w:val="3"/>
+      <w:numPr>
+        <w:ilvl w:val="7"/>
+        <w:numId w:val="8"/>
+      </w:numPr>
+      <w:spacing w:after="60" w:before="240"/>
+      <w:outlineLvl w:val="7"/>
     </w:pPr>
     <w:rPr>
-      <w:rFonts w:cstheme="majorBidi" w:eastAsiaTheme="majorEastAsia"/>
+      <w:rFonts w:ascii="Calibri" w:hAnsi="Calibri"/>
       <w:i/>
       <w:iCs/>
-      <w:color w:themeColor="accent1" w:themeShade="BF" w:val="0F4761"/>
     </w:rPr>
   </w:style>
-  <w:style w:styleId="Heading5" w:type="paragraph">
-    <w:name w:val="heading 5"/>
+  <w:style w:styleId="Ttulo9" w:type="paragraph">
+    <w:name w:val="heading 9"/>
     <w:basedOn w:val="Normal"/>
-    <w:next w:val="BodyText"/>
-    <w:link w:val="Heading5Char"/>
+    <w:next w:val="Normal"/>
+    <w:link w:val="Ttulo9Car"/>
     <w:uiPriority w:val="9"/>
     <w:semiHidden/>
     <w:unhideWhenUsed/>
     <w:qFormat/>
-    <w:rsid w:val="00A10FD9"/>
+    <w:rsid w:val="00C84740"/>
     <w:pPr>
-      <w:keepNext/>
-      <w:keepLines/>
-      <w:spacing w:after="40" w:before="80"/>
-      <w:outlineLvl w:val="4"/>
-    </w:pPr>
-    <w:rPr>
-      <w:rFonts w:cstheme="majorBidi" w:eastAsiaTheme="majorEastAsia"/>
-      <w:color w:themeColor="accent1" w:themeShade="BF" w:val="0F4761"/>
-    </w:rPr>
-  </w:style>
-  <w:style w:styleId="Heading6" w:type="paragraph">
-    <w:name w:val="heading 6"/>
-    <w:basedOn w:val="Normal"/>
-    <w:next w:val="BodyText"/>
-    <w:link w:val="Heading6Char"/>
-    <w:uiPriority w:val="9"/>
-    <w:semiHidden/>
-    <w:unhideWhenUsed/>
-    <w:qFormat/>
-    <w:rsid w:val="00A10FD9"/>
-    <w:pPr>
-      <w:keepNext/>
-      <w:keepLines/>
-      <w:spacing w:after="0" w:before="40"/>
-      <w:outlineLvl w:val="5"/>
-    </w:pPr>
-    <w:rPr>
-      <w:rFonts w:cstheme="majorBidi" w:eastAsiaTheme="majorEastAsia"/>
-      <w:i/>
-      <w:iCs/>
-      <w:color w:themeColor="text1" w:themeTint="A6" w:val="595959"/>
-    </w:rPr>
-  </w:style>
-  <w:style w:styleId="Heading7" w:type="paragraph">
-    <w:name w:val="heading 7"/>
-    <w:basedOn w:val="Normal"/>
-    <w:next w:val="BodyText"/>
-    <w:link w:val="Heading7Char"/>
-    <w:uiPriority w:val="9"/>
-    <w:semiHidden/>
-    <w:unhideWhenUsed/>
-    <w:qFormat/>
-    <w:rsid w:val="00A10FD9"/>
-    <w:pPr>
-      <w:keepNext/>
-      <w:keepLines/>
-      <w:spacing w:after="0" w:before="40"/>
-      <w:outlineLvl w:val="6"/>
-    </w:pPr>
-    <w:rPr>
-      <w:rFonts w:cstheme="majorBidi" w:eastAsiaTheme="majorEastAsia"/>
-      <w:color w:themeColor="text1" w:themeTint="A6" w:val="595959"/>
-    </w:rPr>
-  </w:style>
-  <w:style w:styleId="Heading8" w:type="paragraph">
-    <w:name w:val="heading 8"/>
-    <w:basedOn w:val="Normal"/>
-    <w:next w:val="BodyText"/>
-    <w:link w:val="Heading8Char"/>
-    <w:uiPriority w:val="9"/>
-    <w:semiHidden/>
-    <w:unhideWhenUsed/>
-    <w:qFormat/>
-    <w:rsid w:val="00A10FD9"/>
-    <w:pPr>
-      <w:keepNext/>
-      <w:keepLines/>
-      <w:spacing w:after="0"/>
-      <w:outlineLvl w:val="7"/>
-    </w:pPr>
-    <w:rPr>
-      <w:rFonts w:cstheme="majorBidi" w:eastAsiaTheme="majorEastAsia"/>
-      <w:i/>
-      <w:iCs/>
-      <w:color w:themeColor="text1" w:themeTint="D8" w:val="272727"/>
-    </w:rPr>
-  </w:style>
-  <w:style w:styleId="Heading9" w:type="paragraph">
-    <w:name w:val="heading 9"/>
-    <w:basedOn w:val="Normal"/>
-    <w:next w:val="BodyText"/>
-    <w:link w:val="Heading9Char"/>
-    <w:uiPriority w:val="9"/>
-    <w:semiHidden/>
-    <w:unhideWhenUsed/>
-    <w:qFormat/>
-    <w:rsid w:val="00A10FD9"/>
-    <w:pPr>
-      <w:keepNext/>
-      <w:keepLines/>
-      <w:spacing w:after="0"/>
+      <w:numPr>
+        <w:ilvl w:val="8"/>
+        <w:numId w:val="8"/>
+      </w:numPr>
+      <w:spacing w:after="60" w:before="240"/>
       <w:outlineLvl w:val="8"/>
     </w:pPr>
     <w:rPr>
-      <w:rFonts w:cstheme="majorBidi" w:eastAsiaTheme="majorEastAsia"/>
-      <w:color w:themeColor="text1" w:themeTint="D8" w:val="272727"/>
+      <w:rFonts w:ascii="Calibri Light" w:hAnsi="Calibri Light"/>
+      <w:szCs w:val="22"/>
     </w:rPr>
   </w:style>
-  <w:style w:customStyle="1" w:styleId="Heading1Char" w:type="character">
-    <w:name w:val="Heading 1 Char"/>
-    <w:basedOn w:val="DefaultParagraphFont"/>
-    <w:link w:val="Heading1"/>
-    <w:uiPriority w:val="9"/>
-    <w:rsid w:val="00A10FD9"/>
-    <w:rPr>
-      <w:rFonts w:asciiTheme="majorHAnsi" w:cstheme="majorBidi" w:eastAsiaTheme="majorEastAsia" w:hAnsiTheme="majorHAnsi"/>
-      <w:color w:themeColor="accent1" w:themeShade="BF" w:val="0F4761"/>
-      <w:sz w:val="40"/>
-      <w:szCs w:val="40"/>
-    </w:rPr>
-  </w:style>
-  <w:style w:customStyle="1" w:styleId="Heading2Char" w:type="character">
-    <w:name w:val="Heading 2 Char"/>
-    <w:basedOn w:val="DefaultParagraphFont"/>
-    <w:link w:val="Heading2"/>
-    <w:uiPriority w:val="9"/>
-    <w:semiHidden/>
-    <w:rsid w:val="00A10FD9"/>
-    <w:rPr>
-      <w:rFonts w:asciiTheme="majorHAnsi" w:cstheme="majorBidi" w:eastAsiaTheme="majorEastAsia" w:hAnsiTheme="majorHAnsi"/>
-      <w:color w:themeColor="accent1" w:themeShade="BF" w:val="0F4761"/>
-      <w:sz w:val="32"/>
-      <w:szCs w:val="32"/>
-    </w:rPr>
-  </w:style>
-  <w:style w:customStyle="1" w:styleId="Heading3Char" w:type="character">
-    <w:name w:val="Heading 3 Char"/>
-    <w:basedOn w:val="DefaultParagraphFont"/>
-    <w:link w:val="Heading3"/>
-    <w:uiPriority w:val="9"/>
-    <w:semiHidden/>
-    <w:rsid w:val="00A10FD9"/>
-    <w:rPr>
-      <w:rFonts w:cstheme="majorBidi" w:eastAsiaTheme="majorEastAsia"/>
-      <w:color w:themeColor="accent1" w:themeShade="BF" w:val="0F4761"/>
-      <w:sz w:val="28"/>
-      <w:szCs w:val="28"/>
-    </w:rPr>
-  </w:style>
-  <w:style w:customStyle="1" w:styleId="Heading4Char" w:type="character">
-    <w:name w:val="Heading 4 Char"/>
-    <w:basedOn w:val="DefaultParagraphFont"/>
-    <w:link w:val="Heading4"/>
-    <w:uiPriority w:val="9"/>
-    <w:semiHidden/>
-    <w:rsid w:val="00A10FD9"/>
-    <w:rPr>
-      <w:rFonts w:cstheme="majorBidi" w:eastAsiaTheme="majorEastAsia"/>
-      <w:i/>
-      <w:iCs/>
-      <w:color w:themeColor="accent1" w:themeShade="BF" w:val="0F4761"/>
-    </w:rPr>
-  </w:style>
-  <w:style w:customStyle="1" w:styleId="Heading5Char" w:type="character">
-    <w:name w:val="Heading 5 Char"/>
-    <w:basedOn w:val="DefaultParagraphFont"/>
-    <w:link w:val="Heading5"/>
-    <w:uiPriority w:val="9"/>
-    <w:semiHidden/>
-    <w:rsid w:val="00A10FD9"/>
-    <w:rPr>
-      <w:rFonts w:cstheme="majorBidi" w:eastAsiaTheme="majorEastAsia"/>
-      <w:color w:themeColor="accent1" w:themeShade="BF" w:val="0F4761"/>
-    </w:rPr>
-  </w:style>
-  <w:style w:customStyle="1" w:styleId="Heading6Char" w:type="character">
-    <w:name w:val="Heading 6 Char"/>
-    <w:basedOn w:val="DefaultParagraphFont"/>
-    <w:link w:val="Heading6"/>
-    <w:uiPriority w:val="9"/>
-    <w:semiHidden/>
-    <w:rsid w:val="00A10FD9"/>
-    <w:rPr>
-      <w:rFonts w:cstheme="majorBidi" w:eastAsiaTheme="majorEastAsia"/>
-      <w:i/>
-      <w:iCs/>
-      <w:color w:themeColor="text1" w:themeTint="A6" w:val="595959"/>
-    </w:rPr>
-  </w:style>
-  <w:style w:customStyle="1" w:styleId="Heading7Char" w:type="character">
-    <w:name w:val="Heading 7 Char"/>
-    <w:basedOn w:val="DefaultParagraphFont"/>
-    <w:link w:val="Heading7"/>
-    <w:uiPriority w:val="9"/>
-    <w:semiHidden/>
-    <w:rsid w:val="00A10FD9"/>
-    <w:rPr>
-      <w:rFonts w:cstheme="majorBidi" w:eastAsiaTheme="majorEastAsia"/>
-      <w:color w:themeColor="text1" w:themeTint="A6" w:val="595959"/>
-    </w:rPr>
-  </w:style>
-  <w:style w:customStyle="1" w:styleId="Heading8Char" w:type="character">
-    <w:name w:val="Heading 8 Char"/>
-    <w:basedOn w:val="DefaultParagraphFont"/>
-    <w:link w:val="Heading8"/>
-    <w:uiPriority w:val="9"/>
-    <w:semiHidden/>
-    <w:rsid w:val="00A10FD9"/>
-    <w:rPr>
-      <w:rFonts w:cstheme="majorBidi" w:eastAsiaTheme="majorEastAsia"/>
-      <w:i/>
-      <w:iCs/>
-      <w:color w:themeColor="text1" w:themeTint="D8" w:val="272727"/>
-    </w:rPr>
-  </w:style>
-  <w:style w:customStyle="1" w:styleId="Heading9Char" w:type="character">
-    <w:name w:val="Heading 9 Char"/>
-    <w:basedOn w:val="DefaultParagraphFont"/>
-    <w:link w:val="Heading9"/>
-    <w:uiPriority w:val="9"/>
-    <w:semiHidden/>
-    <w:rsid w:val="00A10FD9"/>
-    <w:rPr>
-      <w:rFonts w:cstheme="majorBidi" w:eastAsiaTheme="majorEastAsia"/>
-      <w:color w:themeColor="text1" w:themeTint="D8" w:val="272727"/>
-    </w:rPr>
-  </w:style>
-  <w:style w:styleId="BlockText" w:type="paragraph">
-    <w:name w:val="Block Text"/>
-    <w:basedOn w:val="BodyText"/>
-    <w:next w:val="BodyText"/>
-    <w:uiPriority w:val="9"/>
-    <w:unhideWhenUsed/>
-    <w:qFormat/>
-    <w:pPr>
-      <w:spacing w:after="100" w:before="100"/>
-      <w:ind w:firstLine="0" w:left="480" w:right="480"/>
-    </w:pPr>
-  </w:style>
-  <w:style w:styleId="FootnoteText" w:type="paragraph">
-    <w:name w:val="Footnote Text"/>
-    <w:basedOn w:val="Normal"/>
-    <w:next w:val="FootnoteText"/>
-    <w:uiPriority w:val="9"/>
-    <w:unhideWhenUsed/>
-    <w:qFormat/>
-  </w:style>
-  <w:style w:styleId="FootnoteBlockText" w:type="paragraph">
-    <w:name w:val="Footnote Block Text"/>
-    <w:basedOn w:val="FootnoteText"/>
-    <w:next w:val="FootnoteText"/>
-    <w:uiPriority w:val="9"/>
-    <w:unhideWhenUsed/>
-    <w:qFormat/>
-    <w:pPr>
-      <w:spacing w:after="100" w:before="100"/>
-      <w:ind w:firstLine="0" w:left="480" w:right="480"/>
-    </w:pPr>
-  </w:style>
-  <w:style w:default="1" w:styleId="DefaultParagraphFont" w:type="character">
+  <w:style w:default="1" w:styleId="Fuentedeprrafopredeter" w:type="character">
     <w:name w:val="Default Paragraph Font"/>
+    <w:uiPriority w:val="1"/>
     <w:semiHidden/>
     <w:unhideWhenUsed/>
   </w:style>
-  <w:style w:default="1" w:styleId="Table" w:type="table">
-    <w:name w:val="Table"/>
-    <w:basedOn w:val="TableNormal"/>
+  <w:style w:default="1" w:styleId="Tablanormal" w:type="table">
+    <w:name w:val="Normal Table"/>
+    <w:uiPriority w:val="99"/>
     <w:semiHidden/>
     <w:unhideWhenUsed/>
-    <w:qFormat/>
     <w:tblPr>
       <w:tblInd w:type="dxa" w:w="0"/>
       <w:tblCellMar>
@@ -15388,112 +21415,838 @@
         <w:right w:type="dxa" w:w="108"/>
       </w:tblCellMar>
     </w:tblPr>
-    <w:tblStylePr w:type="firstRow">
-      <w:tcPr>
-        <w:tcBorders>
-          <w:bottom w:val="single"/>
-        </w:tcBorders>
-        <w:vAlign w:val="bottom"/>
-      </w:tcPr>
-    </w:tblStylePr>
   </w:style>
-  <w:style w:customStyle="1" w:styleId="DefinitionTerm" w:type="paragraph">
-    <w:name w:val="Definition Term"/>
+  <w:style w:default="1" w:styleId="Sinlista" w:type="numbering">
+    <w:name w:val="No List"/>
+    <w:uiPriority w:val="99"/>
+    <w:semiHidden/>
+    <w:unhideWhenUsed/>
+  </w:style>
+  <w:style w:styleId="Sinespaciado" w:type="paragraph">
+    <w:name w:val="No Spacing"/>
+    <w:link w:val="SinespaciadoCar"/>
+    <w:uiPriority w:val="1"/>
+    <w:rsid w:val="00507BAD"/>
+    <w:rPr>
+      <w:rFonts w:eastAsia="Times New Roman"/>
+      <w:sz w:val="22"/>
+      <w:szCs w:val="22"/>
+      <w:lang w:eastAsia="en-US"/>
+    </w:rPr>
+  </w:style>
+  <w:style w:customStyle="1" w:styleId="SinespaciadoCar" w:type="character">
+    <w:name w:val="Sin espaciado Car"/>
+    <w:link w:val="Sinespaciado"/>
+    <w:uiPriority w:val="1"/>
+    <w:rsid w:val="00507BAD"/>
+    <w:rPr>
+      <w:rFonts w:eastAsia="Times New Roman"/>
+      <w:sz w:val="22"/>
+      <w:szCs w:val="22"/>
+      <w:lang w:bidi="ar-SA" w:eastAsia="en-US" w:val="es-ES"/>
+    </w:rPr>
+  </w:style>
+  <w:style w:styleId="Textodeglobo" w:type="paragraph">
+    <w:name w:val="Balloon Text"/>
     <w:basedOn w:val="Normal"/>
-    <w:next w:val="Definition"/>
+    <w:link w:val="TextodegloboCar"/>
+    <w:uiPriority w:val="99"/>
+    <w:semiHidden/>
+    <w:unhideWhenUsed/>
+    <w:rsid w:val="00507BAD"/>
+    <w:rPr>
+      <w:rFonts w:ascii="Tahoma" w:hAnsi="Tahoma"/>
+      <w:sz w:val="16"/>
+      <w:szCs w:val="16"/>
+      <w:lang w:val="x-none"/>
+    </w:rPr>
+  </w:style>
+  <w:style w:customStyle="1" w:styleId="TextodegloboCar" w:type="character">
+    <w:name w:val="Texto de globo Car"/>
+    <w:link w:val="Textodeglobo"/>
+    <w:uiPriority w:val="99"/>
+    <w:semiHidden/>
+    <w:rsid w:val="00507BAD"/>
+    <w:rPr>
+      <w:rFonts w:ascii="Tahoma" w:cs="Tahoma" w:eastAsia="Times New Roman" w:hAnsi="Tahoma"/>
+      <w:sz w:val="16"/>
+      <w:szCs w:val="16"/>
+      <w:lang w:eastAsia="es-ES"/>
+    </w:rPr>
+  </w:style>
+  <w:style w:styleId="Encabezado" w:type="paragraph">
+    <w:name w:val="header"/>
+    <w:basedOn w:val="Normal"/>
+    <w:link w:val="EncabezadoCar"/>
+    <w:uiPriority w:val="99"/>
+    <w:unhideWhenUsed/>
+    <w:rsid w:val="006A56B3"/>
     <w:pPr>
-      <w:keepNext/>
-      <w:keepLines/>
-      <w:spacing w:after="0"/>
+      <w:tabs>
+        <w:tab w:pos="4252" w:val="center"/>
+        <w:tab w:pos="8504" w:val="right"/>
+      </w:tabs>
+    </w:pPr>
+  </w:style>
+  <w:style w:customStyle="1" w:styleId="EncabezadoCar" w:type="character">
+    <w:name w:val="Encabezado Car"/>
+    <w:link w:val="Encabezado"/>
+    <w:uiPriority w:val="99"/>
+    <w:rsid w:val="006A56B3"/>
+    <w:rPr>
+      <w:rFonts w:ascii="Times New Roman" w:eastAsia="Times New Roman" w:hAnsi="Times New Roman"/>
+      <w:sz w:val="24"/>
+      <w:szCs w:val="24"/>
+    </w:rPr>
+  </w:style>
+  <w:style w:styleId="Piedepgina" w:type="paragraph">
+    <w:name w:val="footer"/>
+    <w:basedOn w:val="Normal"/>
+    <w:link w:val="PiedepginaCar"/>
+    <w:uiPriority w:val="99"/>
+    <w:unhideWhenUsed/>
+    <w:rsid w:val="006A56B3"/>
+    <w:pPr>
+      <w:tabs>
+        <w:tab w:pos="4252" w:val="center"/>
+        <w:tab w:pos="8504" w:val="right"/>
+      </w:tabs>
+    </w:pPr>
+  </w:style>
+  <w:style w:customStyle="1" w:styleId="PiedepginaCar" w:type="character">
+    <w:name w:val="Pie de página Car"/>
+    <w:link w:val="Piedepgina"/>
+    <w:uiPriority w:val="99"/>
+    <w:rsid w:val="006A56B3"/>
+    <w:rPr>
+      <w:rFonts w:ascii="Times New Roman" w:eastAsia="Times New Roman" w:hAnsi="Times New Roman"/>
+      <w:sz w:val="24"/>
+      <w:szCs w:val="24"/>
+    </w:rPr>
+  </w:style>
+  <w:style w:customStyle="1" w:styleId="Ttulo1Car" w:type="character">
+    <w:name w:val="Título 1 Car"/>
+    <w:link w:val="Ttulo1"/>
+    <w:uiPriority w:val="9"/>
+    <w:rsid w:val="000D09A0"/>
+    <w:rPr>
+      <w:rFonts w:asciiTheme="majorHAnsi" w:eastAsia="Times New Roman" w:hAnsiTheme="majorHAnsi"/>
+      <w:bCs/>
+      <w:caps/>
+      <w:color w:val="0098CD"/>
+      <w:kern w:val="32"/>
+      <w:sz w:val="36"/>
+      <w:szCs w:val="32"/>
+    </w:rPr>
+  </w:style>
+  <w:style w:customStyle="1" w:styleId="Ttulo2Car" w:type="character">
+    <w:name w:val="Título 2 Car"/>
+    <w:link w:val="Ttulo2"/>
+    <w:uiPriority w:val="9"/>
+    <w:rsid w:val="000D09A0"/>
+    <w:rPr>
+      <w:rFonts w:asciiTheme="majorHAnsi" w:cs="Arial" w:eastAsia="Times New Roman" w:hAnsiTheme="majorHAnsi"/>
+      <w:bCs/>
+      <w:iCs/>
+      <w:caps/>
+      <w:color w:val="0098CD"/>
+      <w:sz w:val="28"/>
+      <w:szCs w:val="28"/>
+    </w:rPr>
+  </w:style>
+  <w:style w:customStyle="1" w:styleId="Ttulo3Car" w:type="character">
+    <w:name w:val="Título 3 Car"/>
+    <w:link w:val="Ttulo3"/>
+    <w:uiPriority w:val="9"/>
+    <w:rsid w:val="000D09A0"/>
+    <w:rPr>
+      <w:rFonts w:asciiTheme="majorHAnsi" w:eastAsia="Times New Roman" w:hAnsiTheme="majorHAnsi"/>
+      <w:b/>
+      <w:bCs/>
+      <w:sz w:val="24"/>
+      <w:szCs w:val="26"/>
+    </w:rPr>
+  </w:style>
+  <w:style w:styleId="Ttulo" w:type="paragraph">
+    <w:name w:val="Title"/>
+    <w:aliases w:val="Subtitulos 3er nivel"/>
+    <w:basedOn w:val="Normal"/>
+    <w:next w:val="Normal"/>
+    <w:link w:val="TtuloCar"/>
+    <w:uiPriority w:val="10"/>
+    <w:rsid w:val="00D971A1"/>
+    <w:pPr>
+      <w:outlineLvl w:val="2"/>
+    </w:pPr>
+    <w:rPr>
+      <w:bCs/>
+      <w:i/>
+      <w:kern w:val="28"/>
+      <w:szCs w:val="32"/>
+    </w:rPr>
+  </w:style>
+  <w:style w:customStyle="1" w:styleId="TtuloCar" w:type="character">
+    <w:name w:val="Título Car"/>
+    <w:aliases w:val="Subtitulos 3er nivel Car"/>
+    <w:link w:val="Ttulo"/>
+    <w:uiPriority w:val="10"/>
+    <w:rsid w:val="00D971A1"/>
+    <w:rPr>
+      <w:rFonts w:ascii="Arial" w:cs="Times New Roman" w:eastAsia="Times New Roman" w:hAnsi="Arial"/>
+      <w:bCs/>
+      <w:i/>
+      <w:kern w:val="28"/>
+      <w:sz w:val="24"/>
+      <w:szCs w:val="32"/>
+    </w:rPr>
+  </w:style>
+  <w:style w:customStyle="1" w:styleId="Ttulo4Car" w:type="character">
+    <w:name w:val="Título 4 Car"/>
+    <w:link w:val="Ttulo4"/>
+    <w:uiPriority w:val="9"/>
+    <w:rsid w:val="000D09A0"/>
+    <w:rPr>
+      <w:rFonts w:asciiTheme="minorHAnsi" w:eastAsia="Times New Roman" w:hAnsiTheme="minorHAnsi"/>
+      <w:sz w:val="24"/>
+      <w:szCs w:val="24"/>
+    </w:rPr>
+  </w:style>
+  <w:style w:styleId="Cita" w:type="paragraph">
+    <w:name w:val="Quote"/>
+    <w:basedOn w:val="Normal"/>
+    <w:next w:val="Normal"/>
+    <w:link w:val="CitaCar"/>
+    <w:uiPriority w:val="29"/>
+    <w:qFormat/>
+    <w:rsid w:val="00514164"/>
+    <w:pPr>
+      <w:spacing w:line="240" w:lineRule="auto"/>
+    </w:pPr>
+    <w:rPr>
+      <w:iCs/>
+      <w:color w:val="404040"/>
+    </w:rPr>
+  </w:style>
+  <w:style w:customStyle="1" w:styleId="CitaCar" w:type="character">
+    <w:name w:val="Cita Car"/>
+    <w:link w:val="Cita"/>
+    <w:uiPriority w:val="29"/>
+    <w:rsid w:val="00514164"/>
+    <w:rPr>
+      <w:rFonts w:ascii="Arial" w:eastAsia="Times New Roman" w:hAnsi="Arial"/>
+      <w:iCs/>
+      <w:color w:val="404040"/>
+      <w:sz w:val="22"/>
+      <w:szCs w:val="24"/>
+    </w:rPr>
+  </w:style>
+  <w:style w:styleId="TtuloTDC" w:type="paragraph">
+    <w:name w:val="TOC Heading"/>
+    <w:aliases w:val="Tablas"/>
+    <w:basedOn w:val="Tabladeilustraciones"/>
+    <w:next w:val="Normal"/>
+    <w:uiPriority w:val="39"/>
+    <w:unhideWhenUsed/>
+    <w:qFormat/>
+    <w:rsid w:val="008C16EB"/>
+    <w:pPr>
+      <w:tabs>
+        <w:tab w:leader="dot" w:pos="9060" w:val="right"/>
+      </w:tabs>
+    </w:pPr>
+    <w:rPr>
+      <w:rFonts w:cs="Arial"/>
+      <w:b/>
+      <w:noProof/>
+    </w:rPr>
+  </w:style>
+  <w:style w:styleId="TDC1" w:type="paragraph">
+    <w:name w:val="toc 1"/>
+    <w:basedOn w:val="Normal"/>
+    <w:next w:val="Normal"/>
+    <w:autoRedefine/>
+    <w:uiPriority w:val="39"/>
+    <w:unhideWhenUsed/>
+    <w:rsid w:val="00423E85"/>
+  </w:style>
+  <w:style w:styleId="Hipervnculo" w:type="character">
+    <w:name w:val="Hyperlink"/>
+    <w:uiPriority w:val="99"/>
+    <w:unhideWhenUsed/>
+    <w:rsid w:val="00877054"/>
+    <w:rPr>
+      <w:color w:val="0563C1"/>
+      <w:u w:val="single"/>
+    </w:rPr>
+  </w:style>
+  <w:style w:customStyle="1" w:styleId="Ttulo5Car" w:type="character">
+    <w:name w:val="Título 5 Car"/>
+    <w:link w:val="Ttulo5"/>
+    <w:uiPriority w:val="9"/>
+    <w:semiHidden/>
+    <w:rsid w:val="00C84740"/>
+    <w:rPr>
+      <w:rFonts w:ascii="Calibri" w:cs="Times New Roman" w:eastAsia="Times New Roman" w:hAnsi="Calibri"/>
+      <w:b/>
+      <w:bCs/>
+      <w:i/>
+      <w:iCs/>
+      <w:sz w:val="26"/>
+      <w:szCs w:val="26"/>
+    </w:rPr>
+  </w:style>
+  <w:style w:customStyle="1" w:styleId="Ttulo6Car" w:type="character">
+    <w:name w:val="Título 6 Car"/>
+    <w:link w:val="Ttulo6"/>
+    <w:uiPriority w:val="9"/>
+    <w:semiHidden/>
+    <w:rsid w:val="00C84740"/>
+    <w:rPr>
+      <w:rFonts w:ascii="Calibri" w:cs="Times New Roman" w:eastAsia="Times New Roman" w:hAnsi="Calibri"/>
+      <w:b/>
+      <w:bCs/>
+      <w:sz w:val="22"/>
+      <w:szCs w:val="22"/>
+    </w:rPr>
+  </w:style>
+  <w:style w:customStyle="1" w:styleId="Ttulo7Car" w:type="character">
+    <w:name w:val="Título 7 Car"/>
+    <w:link w:val="Ttulo7"/>
+    <w:uiPriority w:val="9"/>
+    <w:semiHidden/>
+    <w:rsid w:val="00C84740"/>
+    <w:rPr>
+      <w:rFonts w:ascii="Calibri" w:cs="Times New Roman" w:eastAsia="Times New Roman" w:hAnsi="Calibri"/>
+      <w:sz w:val="24"/>
+      <w:szCs w:val="24"/>
+    </w:rPr>
+  </w:style>
+  <w:style w:customStyle="1" w:styleId="Ttulo8Car" w:type="character">
+    <w:name w:val="Título 8 Car"/>
+    <w:link w:val="Ttulo8"/>
+    <w:uiPriority w:val="9"/>
+    <w:semiHidden/>
+    <w:rsid w:val="00C84740"/>
+    <w:rPr>
+      <w:rFonts w:ascii="Calibri" w:cs="Times New Roman" w:eastAsia="Times New Roman" w:hAnsi="Calibri"/>
+      <w:i/>
+      <w:iCs/>
+      <w:sz w:val="24"/>
+      <w:szCs w:val="24"/>
+    </w:rPr>
+  </w:style>
+  <w:style w:customStyle="1" w:styleId="Ttulo9Car" w:type="character">
+    <w:name w:val="Título 9 Car"/>
+    <w:link w:val="Ttulo9"/>
+    <w:uiPriority w:val="9"/>
+    <w:semiHidden/>
+    <w:rsid w:val="00C84740"/>
+    <w:rPr>
+      <w:rFonts w:ascii="Calibri Light" w:cs="Times New Roman" w:eastAsia="Times New Roman" w:hAnsi="Calibri Light"/>
+      <w:sz w:val="22"/>
+      <w:szCs w:val="22"/>
+    </w:rPr>
+  </w:style>
+  <w:style w:styleId="TDC2" w:type="paragraph">
+    <w:name w:val="toc 2"/>
+    <w:basedOn w:val="Normal"/>
+    <w:next w:val="Normal"/>
+    <w:autoRedefine/>
+    <w:uiPriority w:val="39"/>
+    <w:unhideWhenUsed/>
+    <w:rsid w:val="00783DCC"/>
+    <w:pPr>
+      <w:ind w:left="221"/>
+    </w:pPr>
+  </w:style>
+  <w:style w:styleId="TDC3" w:type="paragraph">
+    <w:name w:val="toc 3"/>
+    <w:basedOn w:val="Normal"/>
+    <w:next w:val="Normal"/>
+    <w:autoRedefine/>
+    <w:uiPriority w:val="39"/>
+    <w:unhideWhenUsed/>
+    <w:rsid w:val="001526D9"/>
+    <w:pPr>
+      <w:ind w:left="440"/>
+    </w:pPr>
+  </w:style>
+  <w:style w:styleId="Refdecomentario" w:type="character">
+    <w:name w:val="annotation reference"/>
+    <w:uiPriority w:val="99"/>
+    <w:semiHidden/>
+    <w:unhideWhenUsed/>
+    <w:rsid w:val="00793FDB"/>
+    <w:rPr>
+      <w:sz w:val="16"/>
+      <w:szCs w:val="16"/>
+    </w:rPr>
+  </w:style>
+  <w:style w:styleId="TDC4" w:type="paragraph">
+    <w:name w:val="toc 4"/>
+    <w:basedOn w:val="Normal"/>
+    <w:next w:val="Normal"/>
+    <w:autoRedefine/>
+    <w:uiPriority w:val="39"/>
+    <w:unhideWhenUsed/>
+    <w:rsid w:val="0066672A"/>
+    <w:pPr>
+      <w:ind w:left="660"/>
+    </w:pPr>
+  </w:style>
+  <w:style w:styleId="Textocomentario" w:type="paragraph">
+    <w:name w:val="annotation text"/>
+    <w:basedOn w:val="Normal"/>
+    <w:link w:val="TextocomentarioCar"/>
+    <w:uiPriority w:val="99"/>
+    <w:semiHidden/>
+    <w:unhideWhenUsed/>
+    <w:rsid w:val="00793FDB"/>
+    <w:rPr>
+      <w:sz w:val="20"/>
+      <w:szCs w:val="20"/>
+    </w:rPr>
+  </w:style>
+  <w:style w:customStyle="1" w:styleId="TextocomentarioCar" w:type="character">
+    <w:name w:val="Texto comentario Car"/>
+    <w:link w:val="Textocomentario"/>
+    <w:uiPriority w:val="99"/>
+    <w:semiHidden/>
+    <w:rsid w:val="00793FDB"/>
+    <w:rPr>
+      <w:rFonts w:ascii="Arial" w:eastAsia="Times New Roman" w:hAnsi="Arial"/>
+    </w:rPr>
+  </w:style>
+  <w:style w:styleId="Asuntodelcomentario" w:type="paragraph">
+    <w:name w:val="annotation subject"/>
+    <w:basedOn w:val="Textocomentario"/>
+    <w:next w:val="Textocomentario"/>
+    <w:link w:val="AsuntodelcomentarioCar"/>
+    <w:uiPriority w:val="99"/>
+    <w:semiHidden/>
+    <w:unhideWhenUsed/>
+    <w:rsid w:val="00793FDB"/>
+    <w:rPr>
+      <w:b/>
+      <w:bCs/>
+    </w:rPr>
+  </w:style>
+  <w:style w:customStyle="1" w:styleId="AsuntodelcomentarioCar" w:type="character">
+    <w:name w:val="Asunto del comentario Car"/>
+    <w:link w:val="Asuntodelcomentario"/>
+    <w:uiPriority w:val="99"/>
+    <w:semiHidden/>
+    <w:rsid w:val="00793FDB"/>
+    <w:rPr>
+      <w:rFonts w:ascii="Arial" w:eastAsia="Times New Roman" w:hAnsi="Arial"/>
+      <w:b/>
+      <w:bCs/>
+    </w:rPr>
+  </w:style>
+  <w:style w:styleId="Descripcin" w:type="paragraph">
+    <w:name w:val="caption"/>
+    <w:basedOn w:val="Normal"/>
+    <w:next w:val="Normal"/>
+    <w:uiPriority w:val="35"/>
+    <w:unhideWhenUsed/>
+    <w:qFormat/>
+    <w:rsid w:val="00793FDB"/>
+    <w:rPr>
+      <w:b/>
+      <w:bCs/>
+      <w:sz w:val="20"/>
+      <w:szCs w:val="20"/>
+    </w:rPr>
+  </w:style>
+  <w:style w:styleId="Tablaconcuadrcula" w:type="table">
+    <w:name w:val="Table Grid"/>
+    <w:basedOn w:val="Tablanormal"/>
+    <w:uiPriority w:val="59"/>
+    <w:rsid w:val="00BD4B50"/>
+    <w:tblPr>
+      <w:tblBorders>
+        <w:top w:color="auto" w:space="0" w:sz="4" w:val="single"/>
+        <w:left w:color="auto" w:space="0" w:sz="4" w:val="single"/>
+        <w:bottom w:color="auto" w:space="0" w:sz="4" w:val="single"/>
+        <w:right w:color="auto" w:space="0" w:sz="4" w:val="single"/>
+        <w:insideH w:color="auto" w:space="0" w:sz="4" w:val="single"/>
+        <w:insideV w:color="auto" w:space="0" w:sz="4" w:val="single"/>
+      </w:tblBorders>
+    </w:tblPr>
+  </w:style>
+  <w:style w:customStyle="1" w:styleId="Figuras" w:type="paragraph">
+    <w:name w:val="Figuras"/>
+    <w:basedOn w:val="Normal"/>
+    <w:link w:val="FigurasCar"/>
+    <w:autoRedefine/>
+    <w:qFormat/>
+    <w:rsid w:val="00E11B5A"/>
+    <w:pPr>
+      <w:jc w:val="center"/>
+    </w:pPr>
+    <w:rPr>
+      <w:rFonts w:cs="Arial"/>
+      <w:i/>
+    </w:rPr>
+  </w:style>
+  <w:style w:styleId="Tabladeilustraciones" w:type="paragraph">
+    <w:name w:val="table of figures"/>
+    <w:basedOn w:val="Normal"/>
+    <w:next w:val="Normal"/>
+    <w:uiPriority w:val="99"/>
+    <w:unhideWhenUsed/>
+    <w:rsid w:val="001C2AB4"/>
+  </w:style>
+  <w:style w:styleId="ndice1" w:type="paragraph">
+    <w:name w:val="index 1"/>
+    <w:basedOn w:val="Normal"/>
+    <w:next w:val="Normal"/>
+    <w:autoRedefine/>
+    <w:uiPriority w:val="99"/>
+    <w:semiHidden/>
+    <w:unhideWhenUsed/>
+    <w:qFormat/>
+    <w:rsid w:val="00977178"/>
+    <w:pPr>
+      <w:numPr>
+        <w:numId w:val="9"/>
+      </w:numPr>
     </w:pPr>
     <w:rPr>
       <w:b/>
+      <w:caps/>
+      <w:sz w:val="28"/>
     </w:rPr>
   </w:style>
-  <w:style w:customStyle="1" w:styleId="Definition" w:type="paragraph">
-    <w:name w:val="Definition"/>
+  <w:style w:styleId="ndice2" w:type="paragraph">
+    <w:name w:val="index 2"/>
     <w:basedOn w:val="Normal"/>
+    <w:next w:val="Normal"/>
+    <w:autoRedefine/>
+    <w:uiPriority w:val="99"/>
+    <w:semiHidden/>
+    <w:unhideWhenUsed/>
+    <w:qFormat/>
+    <w:rsid w:val="00977178"/>
+    <w:pPr>
+      <w:ind w:hanging="709" w:left="709"/>
+    </w:pPr>
+    <w:rPr>
+      <w:b/>
+      <w:caps/>
+    </w:rPr>
   </w:style>
-  <w:style w:styleId="Caption" w:type="paragraph">
-    <w:name w:val="Caption"/>
+  <w:style w:styleId="ndice3" w:type="paragraph">
+    <w:name w:val="index 3"/>
     <w:basedOn w:val="Normal"/>
-    <w:link w:val="BodyTextChar"/>
+    <w:next w:val="Normal"/>
+    <w:autoRedefine/>
+    <w:uiPriority w:val="99"/>
+    <w:semiHidden/>
+    <w:unhideWhenUsed/>
+    <w:qFormat/>
+    <w:rsid w:val="00977178"/>
     <w:pPr>
-      <w:spacing w:after="120" w:before="0"/>
+      <w:ind w:hanging="221" w:left="221"/>
+    </w:pPr>
+  </w:style>
+  <w:style w:styleId="ndice4" w:type="paragraph">
+    <w:name w:val="index 4"/>
+    <w:basedOn w:val="Normal"/>
+    <w:next w:val="Normal"/>
+    <w:autoRedefine/>
+    <w:uiPriority w:val="99"/>
+    <w:semiHidden/>
+    <w:unhideWhenUsed/>
+    <w:qFormat/>
+    <w:rsid w:val="00977178"/>
+    <w:pPr>
+      <w:ind w:hanging="221" w:left="221"/>
     </w:pPr>
     <w:rPr>
       <w:i/>
     </w:rPr>
   </w:style>
-  <w:style w:customStyle="1" w:styleId="TableCaption" w:type="paragraph">
-    <w:name w:val="Table Caption"/>
-    <w:basedOn w:val="Caption"/>
+  <w:style w:customStyle="1" w:styleId="FigurasCar" w:type="character">
+    <w:name w:val="Figuras Car"/>
+    <w:link w:val="Figuras"/>
+    <w:rsid w:val="00E11B5A"/>
+    <w:rPr>
+      <w:rFonts w:asciiTheme="minorHAnsi" w:cs="Arial" w:eastAsia="Times New Roman" w:hAnsiTheme="minorHAnsi"/>
+      <w:i/>
+      <w:sz w:val="22"/>
+      <w:szCs w:val="24"/>
+    </w:rPr>
+  </w:style>
+  <w:style w:styleId="TDC8" w:type="paragraph">
+    <w:name w:val="toc 8"/>
+    <w:basedOn w:val="Normal"/>
+    <w:next w:val="Normal"/>
+    <w:autoRedefine/>
+    <w:uiPriority w:val="39"/>
+    <w:semiHidden/>
+    <w:unhideWhenUsed/>
+    <w:rsid w:val="001C2AB4"/>
     <w:pPr>
-      <w:keepNext/>
+      <w:ind w:left="1540"/>
     </w:pPr>
   </w:style>
-  <w:style w:customStyle="1" w:styleId="ImageCaption" w:type="paragraph">
-    <w:name w:val="Image Caption"/>
-    <w:basedOn w:val="Caption"/>
-  </w:style>
-  <w:style w:customStyle="1" w:styleId="Figure" w:type="paragraph">
-    <w:name w:val="Figure"/>
+  <w:style w:styleId="TDC9" w:type="paragraph">
+    <w:name w:val="toc 9"/>
     <w:basedOn w:val="Normal"/>
-  </w:style>
-  <w:style w:customStyle="1" w:styleId="CaptionedFigure" w:type="paragraph">
-    <w:name w:val="Captioned Figure"/>
-    <w:basedOn w:val="Figure"/>
+    <w:next w:val="Normal"/>
+    <w:autoRedefine/>
+    <w:uiPriority w:val="39"/>
+    <w:semiHidden/>
+    <w:unhideWhenUsed/>
+    <w:rsid w:val="00C10A65"/>
     <w:pPr>
-      <w:keepNext/>
+      <w:ind w:left="1760"/>
     </w:pPr>
   </w:style>
-  <w:style w:customStyle="1" w:styleId="BodyTextChar" w:type="character">
-    <w:name w:val="Body Text Char"/>
-    <w:basedOn w:val="DefaultParagraphFont"/>
-    <w:link w:val="BodyText"/>
-  </w:style>
-  <w:style w:customStyle="1" w:styleId="VerbatimChar" w:type="character">
-    <w:name w:val="Verbatim Char"/>
-    <w:basedOn w:val="BodyTextChar"/>
+  <w:style w:customStyle="1" w:styleId="PiedepginaSecciones" w:type="paragraph">
+    <w:name w:val="Pie de página_Secciones"/>
+    <w:basedOn w:val="Normal"/>
+    <w:uiPriority w:val="19"/>
+    <w:qFormat/>
+    <w:rsid w:val="00CA0785"/>
+    <w:pPr>
+      <w:tabs>
+        <w:tab w:pos="8220" w:val="right"/>
+      </w:tabs>
+      <w:spacing w:after="100" w:line="240" w:lineRule="auto"/>
+      <w:jc w:val="right"/>
+    </w:pPr>
     <w:rPr>
-      <w:rFonts w:ascii="Consolas" w:hAnsi="Consolas"/>
-      <w:sz w:val="22"/>
+      <w:rFonts w:ascii="Calibri" w:cs="UnitOT-Light" w:hAnsi="Calibri"/>
+      <w:bCs/>
+      <w:noProof/>
+      <w:color w:val="0098CD"/>
+      <w:sz w:val="20"/>
+      <w:szCs w:val="20"/>
     </w:rPr>
   </w:style>
-  <w:style w:customStyle="1" w:styleId="SectionNumber" w:type="character">
-    <w:name w:val="Section Number"/>
-    <w:basedOn w:val="BodyTextChar"/>
+  <w:style w:customStyle="1" w:styleId="Ttulondices" w:type="paragraph">
+    <w:name w:val="Título Índices"/>
+    <w:basedOn w:val="Normal"/>
+    <w:link w:val="TtulondicesCar"/>
+    <w:qFormat/>
+    <w:rsid w:val="008C16EB"/>
+    <w:rPr>
+      <w:rFonts w:asciiTheme="majorHAnsi" w:cs="Arial" w:hAnsiTheme="majorHAnsi"/>
+      <w:color w:val="0098CD"/>
+      <w:sz w:val="36"/>
+      <w:szCs w:val="36"/>
+      <w:lang w:eastAsia="en-US"/>
+    </w:rPr>
   </w:style>
-  <w:style w:styleId="FootnoteReference" w:type="character">
-    <w:name w:val="Footnote Reference"/>
-    <w:basedOn w:val="BodyTextChar"/>
+  <w:style w:customStyle="1" w:styleId="Pgina" w:type="paragraph">
+    <w:name w:val="Página"/>
+    <w:basedOn w:val="Piedepgina"/>
+    <w:link w:val="PginaCar"/>
+    <w:qFormat/>
+    <w:rsid w:val="00EC771B"/>
+    <w:pPr>
+      <w:jc w:val="right"/>
+    </w:pPr>
+    <w:rPr>
+      <w:rFonts w:cs="Arial"/>
+      <w:szCs w:val="22"/>
+    </w:rPr>
+  </w:style>
+  <w:style w:customStyle="1" w:styleId="TtulondicesCar" w:type="character">
+    <w:name w:val="Título Índices Car"/>
+    <w:basedOn w:val="Fuentedeprrafopredeter"/>
+    <w:link w:val="Ttulondices"/>
+    <w:rsid w:val="008C16EB"/>
+    <w:rPr>
+      <w:rFonts w:asciiTheme="majorHAnsi" w:cs="Arial" w:eastAsia="Times New Roman" w:hAnsiTheme="majorHAnsi"/>
+      <w:color w:val="0098CD"/>
+      <w:sz w:val="36"/>
+      <w:szCs w:val="36"/>
+      <w:lang w:eastAsia="en-US"/>
+    </w:rPr>
+  </w:style>
+  <w:style w:customStyle="1" w:styleId="PginaCar" w:type="character">
+    <w:name w:val="Página Car"/>
+    <w:basedOn w:val="PiedepginaCar"/>
+    <w:link w:val="Pgina"/>
+    <w:rsid w:val="00EC771B"/>
+    <w:rPr>
+      <w:rFonts w:asciiTheme="minorHAnsi" w:cs="Arial" w:eastAsia="Times New Roman" w:hAnsiTheme="minorHAnsi"/>
+      <w:sz w:val="22"/>
+      <w:szCs w:val="22"/>
+    </w:rPr>
+  </w:style>
+  <w:style w:styleId="Prrafodelista" w:type="paragraph">
+    <w:name w:val="List Paragraph"/>
+    <w:basedOn w:val="Normal"/>
+    <w:uiPriority w:val="34"/>
+    <w:qFormat/>
+    <w:rsid w:val="00DA0FCE"/>
+    <w:pPr>
+      <w:ind w:left="720"/>
+      <w:contextualSpacing/>
+    </w:pPr>
+  </w:style>
+  <w:style w:styleId="Textonotapie" w:type="paragraph">
+    <w:name w:val="footnote text"/>
+    <w:basedOn w:val="Normal"/>
+    <w:link w:val="TextonotapieCar"/>
+    <w:uiPriority w:val="99"/>
+    <w:unhideWhenUsed/>
+    <w:rsid w:val="00FA0670"/>
+    <w:pPr>
+      <w:spacing w:after="0" w:before="0" w:line="240" w:lineRule="auto"/>
+    </w:pPr>
+    <w:rPr>
+      <w:sz w:val="20"/>
+      <w:szCs w:val="20"/>
+    </w:rPr>
+  </w:style>
+  <w:style w:customStyle="1" w:styleId="TextonotapieCar" w:type="character">
+    <w:name w:val="Texto nota pie Car"/>
+    <w:basedOn w:val="Fuentedeprrafopredeter"/>
+    <w:link w:val="Textonotapie"/>
+    <w:uiPriority w:val="99"/>
+    <w:rsid w:val="00FA0670"/>
+    <w:rPr>
+      <w:rFonts w:asciiTheme="minorHAnsi" w:eastAsia="Times New Roman" w:hAnsiTheme="minorHAnsi"/>
+    </w:rPr>
+  </w:style>
+  <w:style w:styleId="Refdenotaalpie" w:type="character">
+    <w:name w:val="footnote reference"/>
+    <w:basedOn w:val="Fuentedeprrafopredeter"/>
+    <w:uiPriority w:val="99"/>
+    <w:semiHidden/>
+    <w:unhideWhenUsed/>
+    <w:rsid w:val="00FA0670"/>
     <w:rPr>
       <w:vertAlign w:val="superscript"/>
     </w:rPr>
   </w:style>
-  <w:style w:styleId="Hyperlink" w:type="character">
-    <w:name w:val="Hyperlink"/>
-    <w:basedOn w:val="BodyTextChar"/>
+  <w:style w:customStyle="1" w:styleId="Ttulo1sinnumerar" w:type="paragraph">
+    <w:name w:val="Título 1 sin numerar"/>
+    <w:basedOn w:val="Ttulo1"/>
+    <w:qFormat/>
+    <w:rsid w:val="00A75783"/>
+    <w:pPr>
+      <w:numPr>
+        <w:numId w:val="0"/>
+      </w:numPr>
+    </w:pPr>
     <w:rPr>
-      <w:color w:themeColor="accent1" w:val="4F81BD"/>
+      <w:caps w:val="0"/>
     </w:rPr>
   </w:style>
-  <w:style w:styleId="TOCHeading" w:type="paragraph">
-    <w:name w:val="TOC Heading"/>
-    <w:basedOn w:val="Heading1"/>
-    <w:next w:val="BodyText"/>
-    <w:uiPriority w:val="39"/>
-    <w:unhideWhenUsed/>
+  <w:style w:customStyle="1" w:styleId="Referenciasbibliogrficas" w:type="paragraph">
+    <w:name w:val="Referencias bibliográficas"/>
+    <w:basedOn w:val="Normal"/>
     <w:qFormat/>
+    <w:rsid w:val="00A75783"/>
     <w:pPr>
-      <w:spacing w:before="240" w:line="259" w:lineRule="auto"/>
-      <w:outlineLvl w:val="9"/>
+      <w:ind w:hanging="284" w:left="284"/>
     </w:pPr>
     <w:rPr>
-      <w:rFonts w:asciiTheme="majorHAnsi" w:cstheme="majorBidi" w:eastAsiaTheme="majorEastAsia" w:hAnsiTheme="majorHAnsi"/>
-      <w:b w:val="0"/>
-      <w:bCs w:val="0"/>
-      <w:color w:themeColor="accent1" w:themeShade="BF" w:val="365F91"/>
+      <w:lang w:val="en-US"/>
+    </w:rPr>
+  </w:style>
+  <w:style w:customStyle="1" w:styleId="Anexo" w:type="paragraph">
+    <w:name w:val="Anexo"/>
+    <w:basedOn w:val="Ttulo1sinnumerar"/>
+    <w:qFormat/>
+    <w:rsid w:val="00D34BAD"/>
+    <w:pPr>
+      <w:numPr>
+        <w:numId w:val="23"/>
+      </w:numPr>
+      <w:ind w:left="360"/>
+    </w:pPr>
+  </w:style>
+  <w:style w:customStyle="1" w:styleId="Piedefoto-tabla" w:type="paragraph">
+    <w:name w:val="Pie de foto-tabla"/>
+    <w:basedOn w:val="Normal"/>
+    <w:next w:val="Normal"/>
+    <w:uiPriority w:val="16"/>
+    <w:qFormat/>
+    <w:rsid w:val="00B34B42"/>
+    <w:pPr>
+      <w:spacing w:after="0" w:line="276" w:lineRule="auto"/>
+      <w:ind w:left="-113" w:right="-215"/>
+      <w:jc w:val="center"/>
+    </w:pPr>
+    <w:rPr>
+      <w:rFonts w:ascii="Calibri" w:cs="UnitOT-Light" w:hAnsi="Calibri"/>
+      <w:iCs/>
+      <w:color w:themeColor="text1" w:themeTint="A6" w:val="595959"/>
+      <w:sz w:val="19"/>
+      <w:szCs w:val="18"/>
+      <w:lang w:val="en-US"/>
+    </w:rPr>
+  </w:style>
+  <w:style w:styleId="Mencinsinresolver" w:type="character">
+    <w:name w:val="Unresolved Mention"/>
+    <w:basedOn w:val="Fuentedeprrafopredeter"/>
+    <w:uiPriority w:val="99"/>
+    <w:semiHidden/>
+    <w:unhideWhenUsed/>
+    <w:rsid w:val="00522350"/>
+    <w:rPr>
+      <w:color w:val="605E5C"/>
+      <w:shd w:color="auto" w:fill="E1DFDD" w:val="clear"/>
+    </w:rPr>
+  </w:style>
+  <w:style w:styleId="NormalWeb" w:type="paragraph">
+    <w:name w:val="Normal (Web)"/>
+    <w:basedOn w:val="Normal"/>
+    <w:uiPriority w:val="99"/>
+    <w:semiHidden/>
+    <w:unhideWhenUsed/>
+    <w:rsid w:val="007543AD"/>
+    <w:pPr>
+      <w:spacing w:after="100" w:afterAutospacing="1" w:before="100" w:beforeAutospacing="1" w:line="240" w:lineRule="auto"/>
+      <w:jc w:val="left"/>
+    </w:pPr>
+    <w:rPr>
+      <w:rFonts w:ascii="Times New Roman" w:hAnsi="Times New Roman"/>
+    </w:rPr>
+  </w:style>
+  <w:style w:styleId="Textoennegrita" w:type="character">
+    <w:name w:val="Strong"/>
+    <w:basedOn w:val="Fuentedeprrafopredeter"/>
+    <w:uiPriority w:val="22"/>
+    <w:qFormat/>
+    <w:rsid w:val="00E637B5"/>
+    <w:rPr>
+      <w:b/>
+      <w:bCs/>
+    </w:rPr>
+  </w:style>
+  <w:style w:customStyle="1" w:styleId="Default" w:type="paragraph">
+    <w:name w:val="Default"/>
+    <w:rsid w:val="005B0CA1"/>
+    <w:pPr>
+      <w:autoSpaceDE w:val="0"/>
+      <w:autoSpaceDN w:val="0"/>
+      <w:adjustRightInd w:val="0"/>
+    </w:pPr>
+    <w:rPr>
+      <w:rFonts w:cs="Calibri"/>
+      <w:color w:val="000000"/>
+      <w:sz w:val="24"/>
+      <w:szCs w:val="24"/>
+    </w:rPr>
+  </w:style>
+  <w:style w:styleId="Hipervnculovisitado" w:type="character">
+    <w:name w:val="FollowedHyperlink"/>
+    <w:basedOn w:val="Fuentedeprrafopredeter"/>
+    <w:uiPriority w:val="99"/>
+    <w:semiHidden/>
+    <w:unhideWhenUsed/>
+    <w:rsid w:val="00957CC9"/>
+    <w:rPr>
+      <w:color w:themeColor="followedHyperlink" w:val="954F72"/>
+      <w:u w:val="single"/>
     </w:rPr>
   </w:style>
   <w:style w:type="paragraph" w:customStyle="1" w:styleId="SourceCode">
@@ -15734,7 +22487,7 @@
 </file>
 
 <file path=word/theme/theme1.xml><?xml version="1.0" encoding="utf-8"?>
-<a:theme xmlns:a="http://schemas.openxmlformats.org/drawingml/2006/main" name="Office Theme">
+<a:theme xmlns:a="http://schemas.openxmlformats.org/drawingml/2006/main" xmlns:thm15="http://schemas.microsoft.com/office/thememl/2012/main" name="Tema de Office">
   <a:themeElements>
     <a:clrScheme name="Office">
       <a:dk1>
@@ -15744,44 +22497,44 @@
         <a:sysClr val="window" lastClr="FFFFFF"/>
       </a:lt1>
       <a:dk2>
-        <a:srgbClr val="0E2841"/>
+        <a:srgbClr val="44546A"/>
       </a:dk2>
       <a:lt2>
-        <a:srgbClr val="E8E8E8"/>
+        <a:srgbClr val="E7E6E6"/>
       </a:lt2>
       <a:accent1>
-        <a:srgbClr val="156082"/>
+        <a:srgbClr val="5B9BD5"/>
       </a:accent1>
       <a:accent2>
-        <a:srgbClr val="E97132"/>
+        <a:srgbClr val="ED7D31"/>
       </a:accent2>
       <a:accent3>
-        <a:srgbClr val="196B24"/>
+        <a:srgbClr val="A5A5A5"/>
       </a:accent3>
       <a:accent4>
-        <a:srgbClr val="0F9ED5"/>
+        <a:srgbClr val="FFC000"/>
       </a:accent4>
       <a:accent5>
-        <a:srgbClr val="A02B93"/>
+        <a:srgbClr val="4472C4"/>
       </a:accent5>
       <a:accent6>
-        <a:srgbClr val="4EA72E"/>
+        <a:srgbClr val="70AD47"/>
       </a:accent6>
       <a:hlink>
-        <a:srgbClr val="467886"/>
+        <a:srgbClr val="0563C1"/>
       </a:hlink>
       <a:folHlink>
-        <a:srgbClr val="96607D"/>
+        <a:srgbClr val="954F72"/>
       </a:folHlink>
     </a:clrScheme>
     <a:fontScheme name="Office">
       <a:majorFont>
-        <a:latin typeface="Aptos Display" panose="02110004020202020204"/>
+        <a:latin typeface="Calibri Light" panose="020F0302020204030204"/>
         <a:ea typeface=""/>
         <a:cs typeface=""/>
-        <a:font script="Jpan" typeface="游ゴシック Light"/>
+        <a:font script="Jpan" typeface="ＭＳ ゴシック"/>
         <a:font script="Hang" typeface="맑은 고딕"/>
-        <a:font script="Hans" typeface="等线 Light"/>
+        <a:font script="Hans" typeface="宋体"/>
         <a:font script="Hant" typeface="新細明體"/>
         <a:font script="Arab" typeface="Times New Roman"/>
         <a:font script="Hebr" typeface="Times New Roman"/>
@@ -15809,31 +22562,14 @@
         <a:font script="Viet" typeface="Times New Roman"/>
         <a:font script="Uigh" typeface="Microsoft Uighur"/>
         <a:font script="Geor" typeface="Sylfaen"/>
-        <a:font script="Armn" typeface="Arial"/>
-        <a:font script="Bugi" typeface="Leelawadee UI"/>
-        <a:font script="Bopo" typeface="Microsoft JhengHei"/>
-        <a:font script="Java" typeface="Javanese Text"/>
-        <a:font script="Lisu" typeface="Segoe UI"/>
-        <a:font script="Mymr" typeface="Myanmar Text"/>
-        <a:font script="Nkoo" typeface="Ebrima"/>
-        <a:font script="Olck" typeface="Nirmala UI"/>
-        <a:font script="Osma" typeface="Ebrima"/>
-        <a:font script="Phag" typeface="Phagspa"/>
-        <a:font script="Syrn" typeface="Estrangelo Edessa"/>
-        <a:font script="Syrj" typeface="Estrangelo Edessa"/>
-        <a:font script="Syre" typeface="Estrangelo Edessa"/>
-        <a:font script="Sora" typeface="Nirmala UI"/>
-        <a:font script="Tale" typeface="Microsoft Tai Le"/>
-        <a:font script="Talu" typeface="Microsoft New Tai Lue"/>
-        <a:font script="Tfng" typeface="Ebrima"/>
       </a:majorFont>
       <a:minorFont>
-        <a:latin typeface="Aptos" panose="02110004020202020204"/>
+        <a:latin typeface="Calibri" panose="020F0502020204030204"/>
         <a:ea typeface=""/>
         <a:cs typeface=""/>
-        <a:font script="Jpan" typeface="游明朝"/>
+        <a:font script="Jpan" typeface="ＭＳ 明朝"/>
         <a:font script="Hang" typeface="맑은 고딕"/>
-        <a:font script="Hans" typeface="等线"/>
+        <a:font script="Hans" typeface="宋体"/>
         <a:font script="Hant" typeface="新細明體"/>
         <a:font script="Arab" typeface="Arial"/>
         <a:font script="Hebr" typeface="Arial"/>
@@ -15861,23 +22597,6 @@
         <a:font script="Viet" typeface="Arial"/>
         <a:font script="Uigh" typeface="Microsoft Uighur"/>
         <a:font script="Geor" typeface="Sylfaen"/>
-        <a:font script="Armn" typeface="Arial"/>
-        <a:font script="Bugi" typeface="Leelawadee UI"/>
-        <a:font script="Bopo" typeface="Microsoft JhengHei"/>
-        <a:font script="Java" typeface="Javanese Text"/>
-        <a:font script="Lisu" typeface="Segoe UI"/>
-        <a:font script="Mymr" typeface="Myanmar Text"/>
-        <a:font script="Nkoo" typeface="Ebrima"/>
-        <a:font script="Olck" typeface="Nirmala UI"/>
-        <a:font script="Osma" typeface="Ebrima"/>
-        <a:font script="Phag" typeface="Phagspa"/>
-        <a:font script="Syrn" typeface="Estrangelo Edessa"/>
-        <a:font script="Syrj" typeface="Estrangelo Edessa"/>
-        <a:font script="Syre" typeface="Estrangelo Edessa"/>
-        <a:font script="Sora" typeface="Nirmala UI"/>
-        <a:font script="Tale" typeface="Microsoft Tai Le"/>
-        <a:font script="Talu" typeface="Microsoft New Tai Lue"/>
-        <a:font script="Tfng" typeface="Ebrima"/>
       </a:minorFont>
     </a:fontScheme>
     <a:fmtScheme name="Office">
@@ -16022,7 +22741,7 @@
   <a:extraClrSchemeLst/>
   <a:extLst>
     <a:ext uri="{05A4C25C-085E-4340-85A3-A5531E510DB2}">
-      <thm15:themeFamily xmlns:thm15="http://schemas.microsoft.com/office/thememl/2012/main" name="Office Theme" id="{2E142A2C-CD16-42D6-873A-C26D2A0506FA}" vid="{1BDDFF52-6CD6-40A5-AB3C-68EB2F1E4D0A}"/>
+      <thm15:themeFamily xmlns:thm15="http://schemas.microsoft.com/office/thememl/2012/main" name="Office Theme" id="{62F939B6-93AF-4DB8-9C6B-D6C7DFDC589F}" vid="{4A3C46E8-61CC-4603-A589-7422A47A8E4A}"/>
     </a:ext>
   </a:extLst>
 </a:theme>
